--- a/dossier-deets-apprentissage/word/05_Notice_recherche_employeur_et_rupture.docx
+++ b/dossier-deets-apprentissage/word/05_Notice_recherche_employeur_et_rupture.docx
@@ -8,27 +8,38 @@
       </w:pPr>
       <w:r>
         <w:rPr>
-          <w:rFonts w:ascii="Arial" w:cs="Arial" w:eastAsia="Arial" w:hAnsi="Arial"/>
+          <w:rFonts w:ascii="Montserrat" w:cs="Montserrat" w:eastAsia="Montserrat" w:hAnsi="Montserrat"/>
           <w:b/>
           <w:bCs/>
-          <w:color w:val="1F3A5F"/>
-          <w:sz w:val="36"/>
-          <w:szCs w:val="36"/>
-        </w:rPr>
-        <w:t xml:space="preserve">YEBA FORMATIONS</w:t>
+          <w:color w:val="1B3A6B"/>
+          <w:sz w:val="40"/>
+          <w:szCs w:val="40"/>
+        </w:rPr>
+        <w:t xml:space="preserve">YEBA</w:t>
+      </w:r>
+      <w:r>
+        <w:rPr>
+          <w:rFonts w:ascii="Montserrat" w:cs="Montserrat" w:eastAsia="Montserrat" w:hAnsi="Montserrat"/>
+          <w:b/>
+          <w:bCs/>
+          <w:color w:val="C9AB4C"/>
+          <w:sz w:val="40"/>
+          <w:szCs w:val="40"/>
+        </w:rPr>
+        <w:t xml:space="preserve">  FORMATIONS</w:t>
       </w:r>
     </w:p>
     <w:p>
       <w:pPr>
         <w:pBdr>
-          <w:bottom w:val="single" w:color="C8691C" w:sz="12" w:space="6"/>
+          <w:bottom w:val="single" w:color="C9AB4C" w:sz="12" w:space="6"/>
         </w:pBdr>
         <w:spacing w:after="240"/>
       </w:pPr>
       <w:r>
         <w:rPr>
-          <w:rFonts w:ascii="Arial" w:cs="Arial" w:eastAsia="Arial" w:hAnsi="Arial"/>
-          <w:color w:val="595959"/>
+          <w:rFonts w:ascii="Inter" w:cs="Inter" w:eastAsia="Inter" w:hAnsi="Inter"/>
+          <w:color w:val="4D4D4D"/>
           <w:sz w:val="20"/>
           <w:szCs w:val="20"/>
         </w:rPr>
@@ -41,10 +52,10 @@
       </w:pPr>
       <w:r>
         <w:rPr>
-          <w:rFonts w:ascii="Arial" w:cs="Arial" w:eastAsia="Arial" w:hAnsi="Arial"/>
+          <w:rFonts w:ascii="Montserrat" w:cs="Montserrat" w:eastAsia="Montserrat" w:hAnsi="Montserrat"/>
           <w:b/>
           <w:bCs/>
-          <w:color w:val="C8691C"/>
+          <w:color w:val="4D4D4D"/>
           <w:sz w:val="24"/>
           <w:szCs w:val="24"/>
         </w:rPr>
@@ -57,10 +68,10 @@
       </w:pPr>
       <w:r>
         <w:rPr>
-          <w:rFonts w:ascii="Arial" w:cs="Arial" w:eastAsia="Arial" w:hAnsi="Arial"/>
+          <w:rFonts w:ascii="Montserrat" w:cs="Montserrat" w:eastAsia="Montserrat" w:hAnsi="Montserrat"/>
           <w:b/>
           <w:bCs/>
-          <w:color w:val="1F3A5F"/>
+          <w:color w:val="1B3A6B"/>
           <w:sz w:val="32"/>
           <w:szCs w:val="32"/>
         </w:rPr>
@@ -91,21 +102,21 @@
         <w:tc>
           <w:tcPr>
             <w:tcW w:type="dxa" w:w="2600"/>
-            <w:shd w:fill="1F3A5F" w:color="auto" w:val="clear"/>
-            <w:tcMar>
-              <w:top w:type="dxa" w:w="60"/>
-              <w:left w:type="dxa" w:w="90"/>
-              <w:bottom w:type="dxa" w:w="60"/>
-              <w:right w:type="dxa" w:w="90"/>
-            </w:tcMar>
-          </w:tcPr>
-          <w:p>
-            <w:pPr>
-              <w:spacing w:after="40"/>
-            </w:pPr>
-            <w:r>
-              <w:rPr>
-                <w:rFonts w:ascii="Arial" w:cs="Arial" w:eastAsia="Arial" w:hAnsi="Arial"/>
+            <w:shd w:fill="1B3A6B" w:color="auto" w:val="clear"/>
+            <w:tcMar>
+              <w:top w:type="dxa" w:w="60"/>
+              <w:left w:type="dxa" w:w="90"/>
+              <w:bottom w:type="dxa" w:w="60"/>
+              <w:right w:type="dxa" w:w="90"/>
+            </w:tcMar>
+          </w:tcPr>
+          <w:p>
+            <w:pPr>
+              <w:spacing w:after="40"/>
+            </w:pPr>
+            <w:r>
+              <w:rPr>
+                <w:rFonts w:ascii="Inter" w:cs="Inter" w:eastAsia="Inter" w:hAnsi="Inter"/>
                 <w:b/>
                 <w:bCs/>
                 <w:color w:val="FFFFFF"/>
@@ -117,21 +128,21 @@
         <w:tc>
           <w:tcPr>
             <w:tcW w:type="dxa" w:w="7038"/>
-            <w:shd w:fill="1F3A5F" w:color="auto" w:val="clear"/>
-            <w:tcMar>
-              <w:top w:type="dxa" w:w="60"/>
-              <w:left w:type="dxa" w:w="90"/>
-              <w:bottom w:type="dxa" w:w="60"/>
-              <w:right w:type="dxa" w:w="90"/>
-            </w:tcMar>
-          </w:tcPr>
-          <w:p>
-            <w:pPr>
-              <w:spacing w:after="40"/>
-            </w:pPr>
-            <w:r>
-              <w:rPr>
-                <w:rFonts w:ascii="Arial" w:cs="Arial" w:eastAsia="Arial" w:hAnsi="Arial"/>
+            <w:shd w:fill="1B3A6B" w:color="auto" w:val="clear"/>
+            <w:tcMar>
+              <w:top w:type="dxa" w:w="60"/>
+              <w:left w:type="dxa" w:w="90"/>
+              <w:bottom w:type="dxa" w:w="60"/>
+              <w:right w:type="dxa" w:w="90"/>
+            </w:tcMar>
+          </w:tcPr>
+          <w:p>
+            <w:pPr>
+              <w:spacing w:after="40"/>
+            </w:pPr>
+            <w:r>
+              <w:rPr>
+                <w:rFonts w:ascii="Inter" w:cs="Inter" w:eastAsia="Inter" w:hAnsi="Inter"/>
                 <w:b/>
                 <w:bCs/>
                 <w:color w:val="FFFFFF"/>
@@ -161,7 +172,7 @@
             </w:pPr>
             <w:r>
               <w:rPr>
-                <w:rFonts w:ascii="Arial" w:cs="Arial" w:eastAsia="Arial" w:hAnsi="Arial"/>
+                <w:rFonts w:ascii="Inter" w:cs="Inter" w:eastAsia="Inter" w:hAnsi="Inter"/>
               </w:rPr>
               <w:t xml:space="preserve">Destinataire</w:t>
             </w:r>
@@ -183,7 +194,7 @@
             </w:pPr>
             <w:r>
               <w:rPr>
-                <w:rFonts w:ascii="Arial" w:cs="Arial" w:eastAsia="Arial" w:hAnsi="Arial"/>
+                <w:rFonts w:ascii="Inter" w:cs="Inter" w:eastAsia="Inter" w:hAnsi="Inter"/>
               </w:rPr>
               <w:t xml:space="preserve">DEETS La Réunion — Service de contrôle de la formation professionnelle</w:t>
             </w:r>
@@ -197,21 +208,21 @@
         <w:tc>
           <w:tcPr>
             <w:tcW w:type="dxa" w:w="2600"/>
-            <w:shd w:fill="EAF0F6" w:color="auto" w:val="clear"/>
-            <w:tcMar>
-              <w:top w:type="dxa" w:w="60"/>
-              <w:left w:type="dxa" w:w="90"/>
-              <w:bottom w:type="dxa" w:w="60"/>
-              <w:right w:type="dxa" w:w="90"/>
-            </w:tcMar>
-          </w:tcPr>
-          <w:p>
-            <w:pPr>
-              <w:spacing w:after="40"/>
-            </w:pPr>
-            <w:r>
-              <w:rPr>
-                <w:rFonts w:ascii="Arial" w:cs="Arial" w:eastAsia="Arial" w:hAnsi="Arial"/>
+            <w:shd w:fill="EEF1F6" w:color="auto" w:val="clear"/>
+            <w:tcMar>
+              <w:top w:type="dxa" w:w="60"/>
+              <w:left w:type="dxa" w:w="90"/>
+              <w:bottom w:type="dxa" w:w="60"/>
+              <w:right w:type="dxa" w:w="90"/>
+            </w:tcMar>
+          </w:tcPr>
+          <w:p>
+            <w:pPr>
+              <w:spacing w:after="40"/>
+            </w:pPr>
+            <w:r>
+              <w:rPr>
+                <w:rFonts w:ascii="Inter" w:cs="Inter" w:eastAsia="Inter" w:hAnsi="Inter"/>
               </w:rPr>
               <w:t xml:space="preserve">Référence</w:t>
             </w:r>
@@ -220,21 +231,21 @@
         <w:tc>
           <w:tcPr>
             <w:tcW w:type="dxa" w:w="7038"/>
-            <w:shd w:fill="EAF0F6" w:color="auto" w:val="clear"/>
-            <w:tcMar>
-              <w:top w:type="dxa" w:w="60"/>
-              <w:left w:type="dxa" w:w="90"/>
-              <w:bottom w:type="dxa" w:w="60"/>
-              <w:right w:type="dxa" w:w="90"/>
-            </w:tcMar>
-          </w:tcPr>
-          <w:p>
-            <w:pPr>
-              <w:spacing w:after="40"/>
-            </w:pPr>
-            <w:r>
-              <w:rPr>
-                <w:rFonts w:ascii="Arial" w:cs="Arial" w:eastAsia="Arial" w:hAnsi="Arial"/>
+            <w:shd w:fill="EEF1F6" w:color="auto" w:val="clear"/>
+            <w:tcMar>
+              <w:top w:type="dxa" w:w="60"/>
+              <w:left w:type="dxa" w:w="90"/>
+              <w:bottom w:type="dxa" w:w="60"/>
+              <w:right w:type="dxa" w:w="90"/>
+            </w:tcMar>
+          </w:tcPr>
+          <w:p>
+            <w:pPr>
+              <w:spacing w:after="40"/>
+            </w:pPr>
+            <w:r>
+              <w:rPr>
+                <w:rFonts w:ascii="Inter" w:cs="Inter" w:eastAsia="Inter" w:hAnsi="Inter"/>
               </w:rPr>
               <w:t xml:space="preserve">Courriel de la DEETS du 20 octobre 2026 — instruction au titre de l’article L.6351-5 du Code du travail</w:t>
             </w:r>
@@ -261,7 +272,7 @@
             </w:pPr>
             <w:r>
               <w:rPr>
-                <w:rFonts w:ascii="Arial" w:cs="Arial" w:eastAsia="Arial" w:hAnsi="Arial"/>
+                <w:rFonts w:ascii="Inter" w:cs="Inter" w:eastAsia="Inter" w:hAnsi="Inter"/>
               </w:rPr>
               <w:t xml:space="preserve">Objet de la pièce</w:t>
             </w:r>
@@ -283,7 +294,7 @@
             </w:pPr>
             <w:r>
               <w:rPr>
-                <w:rFonts w:ascii="Arial" w:cs="Arial" w:eastAsia="Arial" w:hAnsi="Arial"/>
+                <w:rFonts w:ascii="Inter" w:cs="Inter" w:eastAsia="Inter" w:hAnsi="Inter"/>
               </w:rPr>
               <w:t xml:space="preserve">Dispositifs mis en œuvre pour accompagner les postulants dans leur recherche d’employeur (moyens humains, sous-traitance, cahier des charges) et pour informer et accompagner les apprentis en cas de rupture du contrat d’apprentissage.</w:t>
             </w:r>
@@ -297,21 +308,21 @@
         <w:tc>
           <w:tcPr>
             <w:tcW w:type="dxa" w:w="2600"/>
-            <w:shd w:fill="EAF0F6" w:color="auto" w:val="clear"/>
-            <w:tcMar>
-              <w:top w:type="dxa" w:w="60"/>
-              <w:left w:type="dxa" w:w="90"/>
-              <w:bottom w:type="dxa" w:w="60"/>
-              <w:right w:type="dxa" w:w="90"/>
-            </w:tcMar>
-          </w:tcPr>
-          <w:p>
-            <w:pPr>
-              <w:spacing w:after="40"/>
-            </w:pPr>
-            <w:r>
-              <w:rPr>
-                <w:rFonts w:ascii="Arial" w:cs="Arial" w:eastAsia="Arial" w:hAnsi="Arial"/>
+            <w:shd w:fill="EEF1F6" w:color="auto" w:val="clear"/>
+            <w:tcMar>
+              <w:top w:type="dxa" w:w="60"/>
+              <w:left w:type="dxa" w:w="90"/>
+              <w:bottom w:type="dxa" w:w="60"/>
+              <w:right w:type="dxa" w:w="90"/>
+            </w:tcMar>
+          </w:tcPr>
+          <w:p>
+            <w:pPr>
+              <w:spacing w:after="40"/>
+            </w:pPr>
+            <w:r>
+              <w:rPr>
+                <w:rFonts w:ascii="Inter" w:cs="Inter" w:eastAsia="Inter" w:hAnsi="Inter"/>
               </w:rPr>
               <w:t xml:space="preserve">Organisme</w:t>
             </w:r>
@@ -320,23 +331,23 @@
         <w:tc>
           <w:tcPr>
             <w:tcW w:type="dxa" w:w="7038"/>
-            <w:shd w:fill="EAF0F6" w:color="auto" w:val="clear"/>
-            <w:tcMar>
-              <w:top w:type="dxa" w:w="60"/>
-              <w:left w:type="dxa" w:w="90"/>
-              <w:bottom w:type="dxa" w:w="60"/>
-              <w:right w:type="dxa" w:w="90"/>
-            </w:tcMar>
-          </w:tcPr>
-          <w:p>
-            <w:pPr>
-              <w:spacing w:after="40"/>
-            </w:pPr>
-            <w:r>
-              <w:rPr>
-                <w:rFonts w:ascii="Arial" w:cs="Arial" w:eastAsia="Arial" w:hAnsi="Arial"/>
-              </w:rPr>
-              <w:t xml:space="preserve">YEBA FORMATIONS — SIRET 814 622 262 00032 — NDA 04973676397</w:t>
+            <w:shd w:fill="EEF1F6" w:color="auto" w:val="clear"/>
+            <w:tcMar>
+              <w:top w:type="dxa" w:w="60"/>
+              <w:left w:type="dxa" w:w="90"/>
+              <w:bottom w:type="dxa" w:w="60"/>
+              <w:right w:type="dxa" w:w="90"/>
+            </w:tcMar>
+          </w:tcPr>
+          <w:p>
+            <w:pPr>
+              <w:spacing w:after="40"/>
+            </w:pPr>
+            <w:r>
+              <w:rPr>
+                <w:rFonts w:ascii="Inter" w:cs="Inter" w:eastAsia="Inter" w:hAnsi="Inter"/>
+              </w:rPr>
+              <w:t xml:space="preserve">YEBA FORMATIONS — SIRET 814 622 262 00032 — NDA 04973676397 — UAI 9742022E</w:t>
             </w:r>
           </w:p>
         </w:tc>
@@ -361,9 +372,9 @@
             </w:pPr>
             <w:r>
               <w:rPr>
-                <w:rFonts w:ascii="Arial" w:cs="Arial" w:eastAsia="Arial" w:hAnsi="Arial"/>
-              </w:rPr>
-              <w:t xml:space="preserve">Certification Qualiopi</w:t>
+                <w:rFonts w:ascii="Inter" w:cs="Inter" w:eastAsia="Inter" w:hAnsi="Inter"/>
+              </w:rPr>
+              <w:t xml:space="preserve">Lieu de formation</w:t>
             </w:r>
           </w:p>
         </w:tc>
@@ -383,19 +394,9 @@
             </w:pPr>
             <w:r>
               <w:rPr>
-                <w:rFonts w:ascii="Arial" w:cs="Arial" w:eastAsia="Arial" w:hAnsi="Arial"/>
-              </w:rPr>
-              <w:t xml:space="preserve">n° 25FOR02027.1 — </w:t>
-            </w:r>
-            <w:r>
-              <w:rPr>
-                <w:rFonts w:ascii="Arial" w:cs="Arial" w:eastAsia="Arial" w:hAnsi="Arial"/>
-                <w:b/>
-                <w:bCs/>
-                <w:highlight w:val="yellow"/>
-                <w:highlightCs w:val="yellow"/>
-              </w:rPr>
-              <w:t xml:space="preserve">[préciser si la catégorie « actions de formation par apprentissage » est déjà couverte ou en cours d’extension]</w:t>
+                <w:rFonts w:ascii="Inter" w:cs="Inter" w:eastAsia="Inter" w:hAnsi="Inter"/>
+              </w:rPr>
+              <w:t xml:space="preserve">7 rue Henri Cornu, Immeuble Rodrigue 2, Technopole Réunion / Technor, 97490 Sainte-Clotilde (Saint-Denis)</w:t>
             </w:r>
           </w:p>
         </w:tc>
@@ -407,46 +408,46 @@
         <w:tc>
           <w:tcPr>
             <w:tcW w:type="dxa" w:w="2600"/>
-            <w:shd w:fill="EAF0F6" w:color="auto" w:val="clear"/>
-            <w:tcMar>
-              <w:top w:type="dxa" w:w="60"/>
-              <w:left w:type="dxa" w:w="90"/>
-              <w:bottom w:type="dxa" w:w="60"/>
-              <w:right w:type="dxa" w:w="90"/>
-            </w:tcMar>
-          </w:tcPr>
-          <w:p>
-            <w:pPr>
-              <w:spacing w:after="40"/>
-            </w:pPr>
-            <w:r>
-              <w:rPr>
-                <w:rFonts w:ascii="Arial" w:cs="Arial" w:eastAsia="Arial" w:hAnsi="Arial"/>
-              </w:rPr>
-              <w:t xml:space="preserve">Responsable</w:t>
+            <w:shd w:fill="EEF1F6" w:color="auto" w:val="clear"/>
+            <w:tcMar>
+              <w:top w:type="dxa" w:w="60"/>
+              <w:left w:type="dxa" w:w="90"/>
+              <w:bottom w:type="dxa" w:w="60"/>
+              <w:right w:type="dxa" w:w="90"/>
+            </w:tcMar>
+          </w:tcPr>
+          <w:p>
+            <w:pPr>
+              <w:spacing w:after="40"/>
+            </w:pPr>
+            <w:r>
+              <w:rPr>
+                <w:rFonts w:ascii="Inter" w:cs="Inter" w:eastAsia="Inter" w:hAnsi="Inter"/>
+              </w:rPr>
+              <w:t xml:space="preserve">Certification Qualiopi</w:t>
             </w:r>
           </w:p>
         </w:tc>
         <w:tc>
           <w:tcPr>
             <w:tcW w:type="dxa" w:w="7038"/>
-            <w:shd w:fill="EAF0F6" w:color="auto" w:val="clear"/>
-            <w:tcMar>
-              <w:top w:type="dxa" w:w="60"/>
-              <w:left w:type="dxa" w:w="90"/>
-              <w:bottom w:type="dxa" w:w="60"/>
-              <w:right w:type="dxa" w:w="90"/>
-            </w:tcMar>
-          </w:tcPr>
-          <w:p>
-            <w:pPr>
-              <w:spacing w:after="40"/>
-            </w:pPr>
-            <w:r>
-              <w:rPr>
-                <w:rFonts w:ascii="Arial" w:cs="Arial" w:eastAsia="Arial" w:hAnsi="Arial"/>
-              </w:rPr>
-              <w:t xml:space="preserve">Aurélien LUMEKA, Directeur</w:t>
+            <w:shd w:fill="EEF1F6" w:color="auto" w:val="clear"/>
+            <w:tcMar>
+              <w:top w:type="dxa" w:w="60"/>
+              <w:left w:type="dxa" w:w="90"/>
+              <w:bottom w:type="dxa" w:w="60"/>
+              <w:right w:type="dxa" w:w="90"/>
+            </w:tcMar>
+          </w:tcPr>
+          <w:p>
+            <w:pPr>
+              <w:spacing w:after="40"/>
+            </w:pPr>
+            <w:r>
+              <w:rPr>
+                <w:rFonts w:ascii="Inter" w:cs="Inter" w:eastAsia="Inter" w:hAnsi="Inter"/>
+              </w:rPr>
+              <w:t xml:space="preserve">n° 25FOR02027.1 (actions de formation). Extension à la catégorie « actions de formation par apprentissage » engagée : l’audit d’extension sera réalisé dès l’entrée en formation du premier apprenti (courriel de l’organisme certificateur du 14/10/2026).</w:t>
             </w:r>
           </w:p>
         </w:tc>
@@ -471,7 +472,57 @@
             </w:pPr>
             <w:r>
               <w:rPr>
-                <w:rFonts w:ascii="Arial" w:cs="Arial" w:eastAsia="Arial" w:hAnsi="Arial"/>
+                <w:rFonts w:ascii="Inter" w:cs="Inter" w:eastAsia="Inter" w:hAnsi="Inter"/>
+              </w:rPr>
+              <w:t xml:space="preserve">Responsable</w:t>
+            </w:r>
+          </w:p>
+        </w:tc>
+        <w:tc>
+          <w:tcPr>
+            <w:tcW w:type="dxa" w:w="7038"/>
+            <w:tcMar>
+              <w:top w:type="dxa" w:w="60"/>
+              <w:left w:type="dxa" w:w="90"/>
+              <w:bottom w:type="dxa" w:w="60"/>
+              <w:right w:type="dxa" w:w="90"/>
+            </w:tcMar>
+          </w:tcPr>
+          <w:p>
+            <w:pPr>
+              <w:spacing w:after="40"/>
+            </w:pPr>
+            <w:r>
+              <w:rPr>
+                <w:rFonts w:ascii="Inter" w:cs="Inter" w:eastAsia="Inter" w:hAnsi="Inter"/>
+              </w:rPr>
+              <w:t xml:space="preserve">Aurélien LUMEKA, Directeur</w:t>
+            </w:r>
+          </w:p>
+        </w:tc>
+      </w:tr>
+      <w:tr>
+        <w:trPr>
+          <w:cantSplit/>
+        </w:trPr>
+        <w:tc>
+          <w:tcPr>
+            <w:tcW w:type="dxa" w:w="2600"/>
+            <w:shd w:fill="EEF1F6" w:color="auto" w:val="clear"/>
+            <w:tcMar>
+              <w:top w:type="dxa" w:w="60"/>
+              <w:left w:type="dxa" w:w="90"/>
+              <w:bottom w:type="dxa" w:w="60"/>
+              <w:right w:type="dxa" w:w="90"/>
+            </w:tcMar>
+          </w:tcPr>
+          <w:p>
+            <w:pPr>
+              <w:spacing w:after="40"/>
+            </w:pPr>
+            <w:r>
+              <w:rPr>
+                <w:rFonts w:ascii="Inter" w:cs="Inter" w:eastAsia="Inter" w:hAnsi="Inter"/>
               </w:rPr>
               <w:t xml:space="preserve">Version</w:t>
             </w:r>
@@ -480,22 +531,23 @@
         <w:tc>
           <w:tcPr>
             <w:tcW w:type="dxa" w:w="7038"/>
-            <w:tcMar>
-              <w:top w:type="dxa" w:w="60"/>
-              <w:left w:type="dxa" w:w="90"/>
-              <w:bottom w:type="dxa" w:w="60"/>
-              <w:right w:type="dxa" w:w="90"/>
-            </w:tcMar>
-          </w:tcPr>
-          <w:p>
-            <w:pPr>
-              <w:spacing w:after="40"/>
-            </w:pPr>
-            <w:r>
-              <w:rPr>
-                <w:rFonts w:ascii="Arial" w:cs="Arial" w:eastAsia="Arial" w:hAnsi="Arial"/>
-              </w:rPr>
-              <w:t xml:space="preserve">Version 1 du 28/10/2026</w:t>
+            <w:shd w:fill="EEF1F6" w:color="auto" w:val="clear"/>
+            <w:tcMar>
+              <w:top w:type="dxa" w:w="60"/>
+              <w:left w:type="dxa" w:w="90"/>
+              <w:bottom w:type="dxa" w:w="60"/>
+              <w:right w:type="dxa" w:w="90"/>
+            </w:tcMar>
+          </w:tcPr>
+          <w:p>
+            <w:pPr>
+              <w:spacing w:after="40"/>
+            </w:pPr>
+            <w:r>
+              <w:rPr>
+                <w:rFonts w:ascii="Inter" w:cs="Inter" w:eastAsia="Inter" w:hAnsi="Inter"/>
+              </w:rPr>
+              <w:t xml:space="preserve">Version 2 du 28/10/2026</w:t>
             </w:r>
           </w:p>
         </w:tc>
@@ -514,7 +566,7 @@
       </w:pPr>
       <w:r>
         <w:rPr>
-          <w:rFonts w:ascii="Arial" w:cs="Arial" w:eastAsia="Arial" w:hAnsi="Arial"/>
+          <w:rFonts w:ascii="Montserrat" w:cs="Montserrat" w:eastAsia="Montserrat" w:hAnsi="Montserrat"/>
         </w:rPr>
         <w:t xml:space="preserve">1. Synthèse</w:t>
       </w:r>
@@ -526,13 +578,13 @@
       </w:pPr>
       <w:r>
         <w:rPr>
-          <w:rFonts w:ascii="Arial" w:cs="Arial" w:eastAsia="Arial" w:hAnsi="Arial"/>
+          <w:rFonts w:ascii="Inter" w:cs="Inter" w:eastAsia="Inter" w:hAnsi="Inter"/>
         </w:rPr>
         <w:t xml:space="preserve">YEBA FORMATIONS, organisme de formation implanté à La Réunion depuis avril 2021, déclaré sous le n° 04973676397 et certifié Qualiopi, étend son activité à la formation par apprentissage. La présente notice décrit l’organisation retenue pour remplir deux missions confiées aux centres de formation d’apprentis par l’</w:t>
       </w:r>
       <w:r>
         <w:rPr>
-          <w:rFonts w:ascii="Arial" w:cs="Arial" w:eastAsia="Arial" w:hAnsi="Arial"/>
+          <w:rFonts w:ascii="Inter" w:cs="Inter" w:eastAsia="Inter" w:hAnsi="Inter"/>
           <w:b/>
           <w:bCs/>
         </w:rPr>
@@ -540,7 +592,7 @@
       </w:r>
       <w:r>
         <w:rPr>
-          <w:rFonts w:ascii="Arial" w:cs="Arial" w:eastAsia="Arial" w:hAnsi="Arial"/>
+          <w:rFonts w:ascii="Inter" w:cs="Inter" w:eastAsia="Inter" w:hAnsi="Inter"/>
         </w:rPr>
         <w:t xml:space="preserve"> : appuyer les postulants dans leur recherche d’un employeur, et informer puis accompagner les apprentis lorsque leur contrat est rompu.</w:t>
       </w:r>
@@ -552,7 +604,7 @@
       </w:pPr>
       <w:r>
         <w:rPr>
-          <w:rFonts w:ascii="Arial" w:cs="Arial" w:eastAsia="Arial" w:hAnsi="Arial"/>
+          <w:rFonts w:ascii="Inter" w:cs="Inter" w:eastAsia="Inter" w:hAnsi="Inter"/>
         </w:rPr>
         <w:t xml:space="preserve">Notre dispositif repose sur trois principes :</w:t>
       </w:r>
@@ -568,7 +620,7 @@
       </w:pPr>
       <w:r>
         <w:rPr>
-          <w:rFonts w:ascii="Arial" w:cs="Arial" w:eastAsia="Arial" w:hAnsi="Arial"/>
+          <w:rFonts w:ascii="Inter" w:cs="Inter" w:eastAsia="Inter" w:hAnsi="Inter"/>
           <w:b/>
           <w:bCs/>
         </w:rPr>
@@ -576,7 +628,7 @@
       </w:r>
       <w:r>
         <w:rPr>
-          <w:rFonts w:ascii="Arial" w:cs="Arial" w:eastAsia="Arial" w:hAnsi="Arial"/>
+          <w:rFonts w:ascii="Inter" w:cs="Inter" w:eastAsia="Inter" w:hAnsi="Inter"/>
         </w:rPr>
         <w:t xml:space="preserve"> pour chaque jeune et chaque entreprise, du premier contact jusqu’à la fin du contrat.</w:t>
       </w:r>
@@ -592,7 +644,7 @@
       </w:pPr>
       <w:r>
         <w:rPr>
-          <w:rFonts w:ascii="Arial" w:cs="Arial" w:eastAsia="Arial" w:hAnsi="Arial"/>
+          <w:rFonts w:ascii="Inter" w:cs="Inter" w:eastAsia="Inter" w:hAnsi="Inter"/>
           <w:b/>
           <w:bCs/>
         </w:rPr>
@@ -600,7 +652,7 @@
       </w:r>
       <w:r>
         <w:rPr>
-          <w:rFonts w:ascii="Arial" w:cs="Arial" w:eastAsia="Arial" w:hAnsi="Arial"/>
+          <w:rFonts w:ascii="Inter" w:cs="Inter" w:eastAsia="Inter" w:hAnsi="Inter"/>
         </w:rPr>
         <w:t xml:space="preserve"> : le dirigeant, formateur en vente, négociation et management depuis 2021, outille les jeunes pour « se présenter, convaincre et conclure » face à un recruteur.</w:t>
       </w:r>
@@ -616,7 +668,7 @@
       </w:pPr>
       <w:r>
         <w:rPr>
-          <w:rFonts w:ascii="Arial" w:cs="Arial" w:eastAsia="Arial" w:hAnsi="Arial"/>
+          <w:rFonts w:ascii="Inter" w:cs="Inter" w:eastAsia="Inter" w:hAnsi="Inter"/>
           <w:b/>
           <w:bCs/>
         </w:rPr>
@@ -624,7 +676,7 @@
       </w:r>
       <w:r>
         <w:rPr>
-          <w:rFonts w:ascii="Arial" w:cs="Arial" w:eastAsia="Arial" w:hAnsi="Arial"/>
+          <w:rFonts w:ascii="Inter" w:cs="Inter" w:eastAsia="Inter" w:hAnsi="Inter"/>
         </w:rPr>
         <w:t xml:space="preserve">, qui constitue l’essentiel des employeurs potentiels de l’île et le cœur de clientèle de YEBA FORMATIONS (formation intra/inter-entreprises, conseil).</w:t>
       </w:r>
@@ -653,21 +705,21 @@
         <w:tc>
           <w:tcPr>
             <w:tcW w:type="dxa" w:w="3000"/>
-            <w:shd w:fill="1F3A5F" w:color="auto" w:val="clear"/>
-            <w:tcMar>
-              <w:top w:type="dxa" w:w="60"/>
-              <w:left w:type="dxa" w:w="90"/>
-              <w:bottom w:type="dxa" w:w="60"/>
-              <w:right w:type="dxa" w:w="90"/>
-            </w:tcMar>
-          </w:tcPr>
-          <w:p>
-            <w:pPr>
-              <w:spacing w:after="40"/>
-            </w:pPr>
-            <w:r>
-              <w:rPr>
-                <w:rFonts w:ascii="Arial" w:cs="Arial" w:eastAsia="Arial" w:hAnsi="Arial"/>
+            <w:shd w:fill="1B3A6B" w:color="auto" w:val="clear"/>
+            <w:tcMar>
+              <w:top w:type="dxa" w:w="60"/>
+              <w:left w:type="dxa" w:w="90"/>
+              <w:bottom w:type="dxa" w:w="60"/>
+              <w:right w:type="dxa" w:w="90"/>
+            </w:tcMar>
+          </w:tcPr>
+          <w:p>
+            <w:pPr>
+              <w:spacing w:after="40"/>
+            </w:pPr>
+            <w:r>
+              <w:rPr>
+                <w:rFonts w:ascii="Inter" w:cs="Inter" w:eastAsia="Inter" w:hAnsi="Inter"/>
                 <w:b/>
                 <w:bCs/>
                 <w:color w:val="FFFFFF"/>
@@ -679,21 +731,21 @@
         <w:tc>
           <w:tcPr>
             <w:tcW w:type="dxa" w:w="6638"/>
-            <w:shd w:fill="1F3A5F" w:color="auto" w:val="clear"/>
-            <w:tcMar>
-              <w:top w:type="dxa" w:w="60"/>
-              <w:left w:type="dxa" w:w="90"/>
-              <w:bottom w:type="dxa" w:w="60"/>
-              <w:right w:type="dxa" w:w="90"/>
-            </w:tcMar>
-          </w:tcPr>
-          <w:p>
-            <w:pPr>
-              <w:spacing w:after="40"/>
-            </w:pPr>
-            <w:r>
-              <w:rPr>
-                <w:rFonts w:ascii="Arial" w:cs="Arial" w:eastAsia="Arial" w:hAnsi="Arial"/>
+            <w:shd w:fill="1B3A6B" w:color="auto" w:val="clear"/>
+            <w:tcMar>
+              <w:top w:type="dxa" w:w="60"/>
+              <w:left w:type="dxa" w:w="90"/>
+              <w:bottom w:type="dxa" w:w="60"/>
+              <w:right w:type="dxa" w:w="90"/>
+            </w:tcMar>
+          </w:tcPr>
+          <w:p>
+            <w:pPr>
+              <w:spacing w:after="40"/>
+            </w:pPr>
+            <w:r>
+              <w:rPr>
+                <w:rFonts w:ascii="Inter" w:cs="Inter" w:eastAsia="Inter" w:hAnsi="Inter"/>
                 <w:b/>
                 <w:bCs/>
                 <w:color w:val="FFFFFF"/>
@@ -723,7 +775,7 @@
             </w:pPr>
             <w:r>
               <w:rPr>
-                <w:rFonts w:ascii="Arial" w:cs="Arial" w:eastAsia="Arial" w:hAnsi="Arial"/>
+                <w:rFonts w:ascii="Inter" w:cs="Inter" w:eastAsia="Inter" w:hAnsi="Inter"/>
               </w:rPr>
               <w:t xml:space="preserve">Délai de premier rendez-vous</w:t>
             </w:r>
@@ -745,13 +797,13 @@
             </w:pPr>
             <w:r>
               <w:rPr>
-                <w:rFonts w:ascii="Arial" w:cs="Arial" w:eastAsia="Arial" w:hAnsi="Arial"/>
+                <w:rFonts w:ascii="Inter" w:cs="Inter" w:eastAsia="Inter" w:hAnsi="Inter"/>
               </w:rPr>
               <w:t xml:space="preserve">Entretien individuel proposé dans les </w:t>
             </w:r>
             <w:r>
               <w:rPr>
-                <w:rFonts w:ascii="Arial" w:cs="Arial" w:eastAsia="Arial" w:hAnsi="Arial"/>
+                <w:rFonts w:ascii="Inter" w:cs="Inter" w:eastAsia="Inter" w:hAnsi="Inter"/>
                 <w:b/>
                 <w:bCs/>
               </w:rPr>
@@ -759,7 +811,7 @@
             </w:r>
             <w:r>
               <w:rPr>
-                <w:rFonts w:ascii="Arial" w:cs="Arial" w:eastAsia="Arial" w:hAnsi="Arial"/>
+                <w:rFonts w:ascii="Inter" w:cs="Inter" w:eastAsia="Inter" w:hAnsi="Inter"/>
               </w:rPr>
               <w:t xml:space="preserve"> suivant la candidature</w:t>
             </w:r>
@@ -773,21 +825,21 @@
         <w:tc>
           <w:tcPr>
             <w:tcW w:type="dxa" w:w="3000"/>
-            <w:shd w:fill="EAF0F6" w:color="auto" w:val="clear"/>
-            <w:tcMar>
-              <w:top w:type="dxa" w:w="60"/>
-              <w:left w:type="dxa" w:w="90"/>
-              <w:bottom w:type="dxa" w:w="60"/>
-              <w:right w:type="dxa" w:w="90"/>
-            </w:tcMar>
-          </w:tcPr>
-          <w:p>
-            <w:pPr>
-              <w:spacing w:after="40"/>
-            </w:pPr>
-            <w:r>
-              <w:rPr>
-                <w:rFonts w:ascii="Arial" w:cs="Arial" w:eastAsia="Arial" w:hAnsi="Arial"/>
+            <w:shd w:fill="EEF1F6" w:color="auto" w:val="clear"/>
+            <w:tcMar>
+              <w:top w:type="dxa" w:w="60"/>
+              <w:left w:type="dxa" w:w="90"/>
+              <w:bottom w:type="dxa" w:w="60"/>
+              <w:right w:type="dxa" w:w="90"/>
+            </w:tcMar>
+          </w:tcPr>
+          <w:p>
+            <w:pPr>
+              <w:spacing w:after="40"/>
+            </w:pPr>
+            <w:r>
+              <w:rPr>
+                <w:rFonts w:ascii="Inter" w:cs="Inter" w:eastAsia="Inter" w:hAnsi="Inter"/>
               </w:rPr>
               <w:t xml:space="preserve">Jeune sans employeur à l’entrée</w:t>
             </w:r>
@@ -796,27 +848,27 @@
         <w:tc>
           <w:tcPr>
             <w:tcW w:type="dxa" w:w="6638"/>
-            <w:shd w:fill="EAF0F6" w:color="auto" w:val="clear"/>
-            <w:tcMar>
-              <w:top w:type="dxa" w:w="60"/>
-              <w:left w:type="dxa" w:w="90"/>
-              <w:bottom w:type="dxa" w:w="60"/>
-              <w:right w:type="dxa" w:w="90"/>
-            </w:tcMar>
-          </w:tcPr>
-          <w:p>
-            <w:pPr>
-              <w:spacing w:after="40"/>
-            </w:pPr>
-            <w:r>
-              <w:rPr>
-                <w:rFonts w:ascii="Arial" w:cs="Arial" w:eastAsia="Arial" w:hAnsi="Arial"/>
+            <w:shd w:fill="EEF1F6" w:color="auto" w:val="clear"/>
+            <w:tcMar>
+              <w:top w:type="dxa" w:w="60"/>
+              <w:left w:type="dxa" w:w="90"/>
+              <w:bottom w:type="dxa" w:w="60"/>
+              <w:right w:type="dxa" w:w="90"/>
+            </w:tcMar>
+          </w:tcPr>
+          <w:p>
+            <w:pPr>
+              <w:spacing w:after="40"/>
+            </w:pPr>
+            <w:r>
+              <w:rPr>
+                <w:rFonts w:ascii="Inter" w:cs="Inter" w:eastAsia="Inter" w:hAnsi="Inter"/>
               </w:rPr>
               <w:t xml:space="preserve">Démarrage possible du cycle de formation pendant </w:t>
             </w:r>
             <w:r>
               <w:rPr>
-                <w:rFonts w:ascii="Arial" w:cs="Arial" w:eastAsia="Arial" w:hAnsi="Arial"/>
+                <w:rFonts w:ascii="Inter" w:cs="Inter" w:eastAsia="Inter" w:hAnsi="Inter"/>
                 <w:b/>
                 <w:bCs/>
               </w:rPr>
@@ -824,7 +876,7 @@
             </w:r>
             <w:r>
               <w:rPr>
-                <w:rFonts w:ascii="Arial" w:cs="Arial" w:eastAsia="Arial" w:hAnsi="Arial"/>
+                <w:rFonts w:ascii="Inter" w:cs="Inter" w:eastAsia="Inter" w:hAnsi="Inter"/>
               </w:rPr>
               <w:t xml:space="preserve"> sous statut de stagiaire de la formation professionnelle (art. L.6222-12-1), avec accompagnement renforcé à la recherche d’employeur</w:t>
             </w:r>
@@ -851,7 +903,7 @@
             </w:pPr>
             <w:r>
               <w:rPr>
-                <w:rFonts w:ascii="Arial" w:cs="Arial" w:eastAsia="Arial" w:hAnsi="Arial"/>
+                <w:rFonts w:ascii="Inter" w:cs="Inter" w:eastAsia="Inter" w:hAnsi="Inter"/>
               </w:rPr>
               <w:t xml:space="preserve">Rupture du contrat</w:t>
             </w:r>
@@ -873,13 +925,13 @@
             </w:pPr>
             <w:r>
               <w:rPr>
-                <w:rFonts w:ascii="Arial" w:cs="Arial" w:eastAsia="Arial" w:hAnsi="Arial"/>
+                <w:rFonts w:ascii="Inter" w:cs="Inter" w:eastAsia="Inter" w:hAnsi="Inter"/>
               </w:rPr>
               <w:t xml:space="preserve">Contact de l’apprenti sous </w:t>
             </w:r>
             <w:r>
               <w:rPr>
-                <w:rFonts w:ascii="Arial" w:cs="Arial" w:eastAsia="Arial" w:hAnsi="Arial"/>
+                <w:rFonts w:ascii="Inter" w:cs="Inter" w:eastAsia="Inter" w:hAnsi="Inter"/>
                 <w:b/>
                 <w:bCs/>
               </w:rPr>
@@ -887,13 +939,13 @@
             </w:r>
             <w:r>
               <w:rPr>
-                <w:rFonts w:ascii="Arial" w:cs="Arial" w:eastAsia="Arial" w:hAnsi="Arial"/>
+                <w:rFonts w:ascii="Inter" w:cs="Inter" w:eastAsia="Inter" w:hAnsi="Inter"/>
               </w:rPr>
               <w:t xml:space="preserve">, maintien en formation jusqu’à </w:t>
             </w:r>
             <w:r>
               <w:rPr>
-                <w:rFonts w:ascii="Arial" w:cs="Arial" w:eastAsia="Arial" w:hAnsi="Arial"/>
+                <w:rFonts w:ascii="Inter" w:cs="Inter" w:eastAsia="Inter" w:hAnsi="Inter"/>
                 <w:b/>
                 <w:bCs/>
               </w:rPr>
@@ -901,7 +953,7 @@
             </w:r>
             <w:r>
               <w:rPr>
-                <w:rFonts w:ascii="Arial" w:cs="Arial" w:eastAsia="Arial" w:hAnsi="Arial"/>
+                <w:rFonts w:ascii="Inter" w:cs="Inter" w:eastAsia="Inter" w:hAnsi="Inter"/>
               </w:rPr>
               <w:t xml:space="preserve"> (art. L.6222-18-2) et recherche active d’un nouvel employeur</w:t>
             </w:r>
@@ -915,21 +967,21 @@
         <w:tc>
           <w:tcPr>
             <w:tcW w:type="dxa" w:w="3000"/>
-            <w:shd w:fill="EAF0F6" w:color="auto" w:val="clear"/>
-            <w:tcMar>
-              <w:top w:type="dxa" w:w="60"/>
-              <w:left w:type="dxa" w:w="90"/>
-              <w:bottom w:type="dxa" w:w="60"/>
-              <w:right w:type="dxa" w:w="90"/>
-            </w:tcMar>
-          </w:tcPr>
-          <w:p>
-            <w:pPr>
-              <w:spacing w:after="40"/>
-            </w:pPr>
-            <w:r>
-              <w:rPr>
-                <w:rFonts w:ascii="Arial" w:cs="Arial" w:eastAsia="Arial" w:hAnsi="Arial"/>
+            <w:shd w:fill="EEF1F6" w:color="auto" w:val="clear"/>
+            <w:tcMar>
+              <w:top w:type="dxa" w:w="60"/>
+              <w:left w:type="dxa" w:w="90"/>
+              <w:bottom w:type="dxa" w:w="60"/>
+              <w:right w:type="dxa" w:w="90"/>
+            </w:tcMar>
+          </w:tcPr>
+          <w:p>
+            <w:pPr>
+              <w:spacing w:after="40"/>
+            </w:pPr>
+            <w:r>
+              <w:rPr>
+                <w:rFonts w:ascii="Inter" w:cs="Inter" w:eastAsia="Inter" w:hAnsi="Inter"/>
               </w:rPr>
               <w:t xml:space="preserve">Traçabilité</w:t>
             </w:r>
@@ -938,21 +990,21 @@
         <w:tc>
           <w:tcPr>
             <w:tcW w:type="dxa" w:w="6638"/>
-            <w:shd w:fill="EAF0F6" w:color="auto" w:val="clear"/>
-            <w:tcMar>
-              <w:top w:type="dxa" w:w="60"/>
-              <w:left w:type="dxa" w:w="90"/>
-              <w:bottom w:type="dxa" w:w="60"/>
-              <w:right w:type="dxa" w:w="90"/>
-            </w:tcMar>
-          </w:tcPr>
-          <w:p>
-            <w:pPr>
-              <w:spacing w:after="40"/>
-            </w:pPr>
-            <w:r>
-              <w:rPr>
-                <w:rFonts w:ascii="Arial" w:cs="Arial" w:eastAsia="Arial" w:hAnsi="Arial"/>
+            <w:shd w:fill="EEF1F6" w:color="auto" w:val="clear"/>
+            <w:tcMar>
+              <w:top w:type="dxa" w:w="60"/>
+              <w:left w:type="dxa" w:w="90"/>
+              <w:bottom w:type="dxa" w:w="60"/>
+              <w:right w:type="dxa" w:w="90"/>
+            </w:tcMar>
+          </w:tcPr>
+          <w:p>
+            <w:pPr>
+              <w:spacing w:after="40"/>
+            </w:pPr>
+            <w:r>
+              <w:rPr>
+                <w:rFonts w:ascii="Inter" w:cs="Inter" w:eastAsia="Inter" w:hAnsi="Inter"/>
               </w:rPr>
               <w:t xml:space="preserve">Chaque action est consignée dans le dossier numérique de l’apprenti (outil hébergé dans l’Union européenne)</w:t>
             </w:r>
@@ -973,7 +1025,7 @@
       </w:pPr>
       <w:r>
         <w:rPr>
-          <w:rFonts w:ascii="Arial" w:cs="Arial" w:eastAsia="Arial" w:hAnsi="Arial"/>
+          <w:rFonts w:ascii="Montserrat" w:cs="Montserrat" w:eastAsia="Montserrat" w:hAnsi="Montserrat"/>
         </w:rPr>
         <w:t xml:space="preserve">2. Cadre réglementaire de référence</w:t>
       </w:r>
@@ -1003,21 +1055,21 @@
         <w:tc>
           <w:tcPr>
             <w:tcW w:type="dxa" w:w="2100"/>
-            <w:shd w:fill="1F3A5F" w:color="auto" w:val="clear"/>
-            <w:tcMar>
-              <w:top w:type="dxa" w:w="60"/>
-              <w:left w:type="dxa" w:w="90"/>
-              <w:bottom w:type="dxa" w:w="60"/>
-              <w:right w:type="dxa" w:w="90"/>
-            </w:tcMar>
-          </w:tcPr>
-          <w:p>
-            <w:pPr>
-              <w:spacing w:after="40"/>
-            </w:pPr>
-            <w:r>
-              <w:rPr>
-                <w:rFonts w:ascii="Arial" w:cs="Arial" w:eastAsia="Arial" w:hAnsi="Arial"/>
+            <w:shd w:fill="1B3A6B" w:color="auto" w:val="clear"/>
+            <w:tcMar>
+              <w:top w:type="dxa" w:w="60"/>
+              <w:left w:type="dxa" w:w="90"/>
+              <w:bottom w:type="dxa" w:w="60"/>
+              <w:right w:type="dxa" w:w="90"/>
+            </w:tcMar>
+          </w:tcPr>
+          <w:p>
+            <w:pPr>
+              <w:spacing w:after="40"/>
+            </w:pPr>
+            <w:r>
+              <w:rPr>
+                <w:rFonts w:ascii="Inter" w:cs="Inter" w:eastAsia="Inter" w:hAnsi="Inter"/>
                 <w:b/>
                 <w:bCs/>
                 <w:color w:val="FFFFFF"/>
@@ -1029,21 +1081,21 @@
         <w:tc>
           <w:tcPr>
             <w:tcW w:type="dxa" w:w="3900"/>
-            <w:shd w:fill="1F3A5F" w:color="auto" w:val="clear"/>
-            <w:tcMar>
-              <w:top w:type="dxa" w:w="60"/>
-              <w:left w:type="dxa" w:w="90"/>
-              <w:bottom w:type="dxa" w:w="60"/>
-              <w:right w:type="dxa" w:w="90"/>
-            </w:tcMar>
-          </w:tcPr>
-          <w:p>
-            <w:pPr>
-              <w:spacing w:after="40"/>
-            </w:pPr>
-            <w:r>
-              <w:rPr>
-                <w:rFonts w:ascii="Arial" w:cs="Arial" w:eastAsia="Arial" w:hAnsi="Arial"/>
+            <w:shd w:fill="1B3A6B" w:color="auto" w:val="clear"/>
+            <w:tcMar>
+              <w:top w:type="dxa" w:w="60"/>
+              <w:left w:type="dxa" w:w="90"/>
+              <w:bottom w:type="dxa" w:w="60"/>
+              <w:right w:type="dxa" w:w="90"/>
+            </w:tcMar>
+          </w:tcPr>
+          <w:p>
+            <w:pPr>
+              <w:spacing w:after="40"/>
+            </w:pPr>
+            <w:r>
+              <w:rPr>
+                <w:rFonts w:ascii="Inter" w:cs="Inter" w:eastAsia="Inter" w:hAnsi="Inter"/>
                 <w:b/>
                 <w:bCs/>
                 <w:color w:val="FFFFFF"/>
@@ -1055,21 +1107,21 @@
         <w:tc>
           <w:tcPr>
             <w:tcW w:type="dxa" w:w="3638"/>
-            <w:shd w:fill="1F3A5F" w:color="auto" w:val="clear"/>
-            <w:tcMar>
-              <w:top w:type="dxa" w:w="60"/>
-              <w:left w:type="dxa" w:w="90"/>
-              <w:bottom w:type="dxa" w:w="60"/>
-              <w:right w:type="dxa" w:w="90"/>
-            </w:tcMar>
-          </w:tcPr>
-          <w:p>
-            <w:pPr>
-              <w:spacing w:after="40"/>
-            </w:pPr>
-            <w:r>
-              <w:rPr>
-                <w:rFonts w:ascii="Arial" w:cs="Arial" w:eastAsia="Arial" w:hAnsi="Arial"/>
+            <w:shd w:fill="1B3A6B" w:color="auto" w:val="clear"/>
+            <w:tcMar>
+              <w:top w:type="dxa" w:w="60"/>
+              <w:left w:type="dxa" w:w="90"/>
+              <w:bottom w:type="dxa" w:w="60"/>
+              <w:right w:type="dxa" w:w="90"/>
+            </w:tcMar>
+          </w:tcPr>
+          <w:p>
+            <w:pPr>
+              <w:spacing w:after="40"/>
+            </w:pPr>
+            <w:r>
+              <w:rPr>
+                <w:rFonts w:ascii="Inter" w:cs="Inter" w:eastAsia="Inter" w:hAnsi="Inter"/>
                 <w:b/>
                 <w:bCs/>
                 <w:color w:val="FFFFFF"/>
@@ -1099,7 +1151,7 @@
             </w:pPr>
             <w:r>
               <w:rPr>
-                <w:rFonts w:ascii="Arial" w:cs="Arial" w:eastAsia="Arial" w:hAnsi="Arial"/>
+                <w:rFonts w:ascii="Inter" w:cs="Inter" w:eastAsia="Inter" w:hAnsi="Inter"/>
               </w:rPr>
               <w:t xml:space="preserve">Art. L.6231-2 C. trav.</w:t>
             </w:r>
@@ -1121,7 +1173,7 @@
             </w:pPr>
             <w:r>
               <w:rPr>
-                <w:rFonts w:ascii="Arial" w:cs="Arial" w:eastAsia="Arial" w:hAnsi="Arial"/>
+                <w:rFonts w:ascii="Inter" w:cs="Inter" w:eastAsia="Inter" w:hAnsi="Inter"/>
               </w:rPr>
               <w:t xml:space="preserve">Missions des CFA, dont l’appui aux postulants dans la recherche d’un employeur et l’accompagnement pour prévenir ou résoudre les difficultés pouvant mettre en péril le contrat</w:t>
             </w:r>
@@ -1143,7 +1195,7 @@
             </w:pPr>
             <w:r>
               <w:rPr>
-                <w:rFonts w:ascii="Arial" w:cs="Arial" w:eastAsia="Arial" w:hAnsi="Arial"/>
+                <w:rFonts w:ascii="Inter" w:cs="Inter" w:eastAsia="Inter" w:hAnsi="Inter"/>
               </w:rPr>
               <w:t xml:space="preserve">Parcours « Trouver mon employeur » (§ 4) et procédure de prévention / rupture (§ 6 et 7)</w:t>
             </w:r>
@@ -1157,21 +1209,21 @@
         <w:tc>
           <w:tcPr>
             <w:tcW w:type="dxa" w:w="2100"/>
-            <w:shd w:fill="EAF0F6" w:color="auto" w:val="clear"/>
-            <w:tcMar>
-              <w:top w:type="dxa" w:w="60"/>
-              <w:left w:type="dxa" w:w="90"/>
-              <w:bottom w:type="dxa" w:w="60"/>
-              <w:right w:type="dxa" w:w="90"/>
-            </w:tcMar>
-          </w:tcPr>
-          <w:p>
-            <w:pPr>
-              <w:spacing w:after="40"/>
-            </w:pPr>
-            <w:r>
-              <w:rPr>
-                <w:rFonts w:ascii="Arial" w:cs="Arial" w:eastAsia="Arial" w:hAnsi="Arial"/>
+            <w:shd w:fill="EEF1F6" w:color="auto" w:val="clear"/>
+            <w:tcMar>
+              <w:top w:type="dxa" w:w="60"/>
+              <w:left w:type="dxa" w:w="90"/>
+              <w:bottom w:type="dxa" w:w="60"/>
+              <w:right w:type="dxa" w:w="90"/>
+            </w:tcMar>
+          </w:tcPr>
+          <w:p>
+            <w:pPr>
+              <w:spacing w:after="40"/>
+            </w:pPr>
+            <w:r>
+              <w:rPr>
+                <w:rFonts w:ascii="Inter" w:cs="Inter" w:eastAsia="Inter" w:hAnsi="Inter"/>
               </w:rPr>
               <w:t xml:space="preserve">Art. L.6222-12-1 C. trav.</w:t>
             </w:r>
@@ -1180,21 +1232,21 @@
         <w:tc>
           <w:tcPr>
             <w:tcW w:type="dxa" w:w="3900"/>
-            <w:shd w:fill="EAF0F6" w:color="auto" w:val="clear"/>
-            <w:tcMar>
-              <w:top w:type="dxa" w:w="60"/>
-              <w:left w:type="dxa" w:w="90"/>
-              <w:bottom w:type="dxa" w:w="60"/>
-              <w:right w:type="dxa" w:w="90"/>
-            </w:tcMar>
-          </w:tcPr>
-          <w:p>
-            <w:pPr>
-              <w:spacing w:after="40"/>
-            </w:pPr>
-            <w:r>
-              <w:rPr>
-                <w:rFonts w:ascii="Arial" w:cs="Arial" w:eastAsia="Arial" w:hAnsi="Arial"/>
+            <w:shd w:fill="EEF1F6" w:color="auto" w:val="clear"/>
+            <w:tcMar>
+              <w:top w:type="dxa" w:w="60"/>
+              <w:left w:type="dxa" w:w="90"/>
+              <w:bottom w:type="dxa" w:w="60"/>
+              <w:right w:type="dxa" w:w="90"/>
+            </w:tcMar>
+          </w:tcPr>
+          <w:p>
+            <w:pPr>
+              <w:spacing w:after="40"/>
+            </w:pPr>
+            <w:r>
+              <w:rPr>
+                <w:rFonts w:ascii="Inter" w:cs="Inter" w:eastAsia="Inter" w:hAnsi="Inter"/>
               </w:rPr>
               <w:t xml:space="preserve">Possibilité de débuter un cycle de formation en CFA sans contrat, dans la limite de 3 mois, sous statut de stagiaire de la formation professionnelle</w:t>
             </w:r>
@@ -1203,21 +1255,21 @@
         <w:tc>
           <w:tcPr>
             <w:tcW w:type="dxa" w:w="3638"/>
-            <w:shd w:fill="EAF0F6" w:color="auto" w:val="clear"/>
-            <w:tcMar>
-              <w:top w:type="dxa" w:w="60"/>
-              <w:left w:type="dxa" w:w="90"/>
-              <w:bottom w:type="dxa" w:w="60"/>
-              <w:right w:type="dxa" w:w="90"/>
-            </w:tcMar>
-          </w:tcPr>
-          <w:p>
-            <w:pPr>
-              <w:spacing w:after="40"/>
-            </w:pPr>
-            <w:r>
-              <w:rPr>
-                <w:rFonts w:ascii="Arial" w:cs="Arial" w:eastAsia="Arial" w:hAnsi="Arial"/>
+            <w:shd w:fill="EEF1F6" w:color="auto" w:val="clear"/>
+            <w:tcMar>
+              <w:top w:type="dxa" w:w="60"/>
+              <w:left w:type="dxa" w:w="90"/>
+              <w:bottom w:type="dxa" w:w="60"/>
+              <w:right w:type="dxa" w:w="90"/>
+            </w:tcMar>
+          </w:tcPr>
+          <w:p>
+            <w:pPr>
+              <w:spacing w:after="40"/>
+            </w:pPr>
+            <w:r>
+              <w:rPr>
+                <w:rFonts w:ascii="Inter" w:cs="Inter" w:eastAsia="Inter" w:hAnsi="Inter"/>
               </w:rPr>
               <w:t xml:space="preserve">Accueil en « sas » de 3 mois avec plan de recherche d’employeur hebdomadaire</w:t>
             </w:r>
@@ -1244,7 +1296,7 @@
             </w:pPr>
             <w:r>
               <w:rPr>
-                <w:rFonts w:ascii="Arial" w:cs="Arial" w:eastAsia="Arial" w:hAnsi="Arial"/>
+                <w:rFonts w:ascii="Inter" w:cs="Inter" w:eastAsia="Inter" w:hAnsi="Inter"/>
               </w:rPr>
               <w:t xml:space="preserve">Art. L.6222-18 C. trav.</w:t>
             </w:r>
@@ -1266,7 +1318,7 @@
             </w:pPr>
             <w:r>
               <w:rPr>
-                <w:rFonts w:ascii="Arial" w:cs="Arial" w:eastAsia="Arial" w:hAnsi="Arial"/>
+                <w:rFonts w:ascii="Inter" w:cs="Inter" w:eastAsia="Inter" w:hAnsi="Inter"/>
               </w:rPr>
               <w:t xml:space="preserve">Conditions de rupture du contrat d’apprentissage (45 premiers jours, accord commun, démission après saisine du médiateur, licenciement)</w:t>
             </w:r>
@@ -1288,7 +1340,7 @@
             </w:pPr>
             <w:r>
               <w:rPr>
-                <w:rFonts w:ascii="Arial" w:cs="Arial" w:eastAsia="Arial" w:hAnsi="Arial"/>
+                <w:rFonts w:ascii="Inter" w:cs="Inter" w:eastAsia="Inter" w:hAnsi="Inter"/>
               </w:rPr>
               <w:t xml:space="preserve">Information des apprentis et des employeurs dès l’intégration ; fiche « Rupture : vos droits » (annexe D)</w:t>
             </w:r>
@@ -1302,21 +1354,21 @@
         <w:tc>
           <w:tcPr>
             <w:tcW w:type="dxa" w:w="2100"/>
-            <w:shd w:fill="EAF0F6" w:color="auto" w:val="clear"/>
-            <w:tcMar>
-              <w:top w:type="dxa" w:w="60"/>
-              <w:left w:type="dxa" w:w="90"/>
-              <w:bottom w:type="dxa" w:w="60"/>
-              <w:right w:type="dxa" w:w="90"/>
-            </w:tcMar>
-          </w:tcPr>
-          <w:p>
-            <w:pPr>
-              <w:spacing w:after="40"/>
-            </w:pPr>
-            <w:r>
-              <w:rPr>
-                <w:rFonts w:ascii="Arial" w:cs="Arial" w:eastAsia="Arial" w:hAnsi="Arial"/>
+            <w:shd w:fill="EEF1F6" w:color="auto" w:val="clear"/>
+            <w:tcMar>
+              <w:top w:type="dxa" w:w="60"/>
+              <w:left w:type="dxa" w:w="90"/>
+              <w:bottom w:type="dxa" w:w="60"/>
+              <w:right w:type="dxa" w:w="90"/>
+            </w:tcMar>
+          </w:tcPr>
+          <w:p>
+            <w:pPr>
+              <w:spacing w:after="40"/>
+            </w:pPr>
+            <w:r>
+              <w:rPr>
+                <w:rFonts w:ascii="Inter" w:cs="Inter" w:eastAsia="Inter" w:hAnsi="Inter"/>
               </w:rPr>
               <w:t xml:space="preserve">Art. L.6222-18-2 C. trav.</w:t>
             </w:r>
@@ -1325,21 +1377,21 @@
         <w:tc>
           <w:tcPr>
             <w:tcW w:type="dxa" w:w="3900"/>
-            <w:shd w:fill="EAF0F6" w:color="auto" w:val="clear"/>
-            <w:tcMar>
-              <w:top w:type="dxa" w:w="60"/>
-              <w:left w:type="dxa" w:w="90"/>
-              <w:bottom w:type="dxa" w:w="60"/>
-              <w:right w:type="dxa" w:w="90"/>
-            </w:tcMar>
-          </w:tcPr>
-          <w:p>
-            <w:pPr>
-              <w:spacing w:after="40"/>
-            </w:pPr>
-            <w:r>
-              <w:rPr>
-                <w:rFonts w:ascii="Arial" w:cs="Arial" w:eastAsia="Arial" w:hAnsi="Arial"/>
+            <w:shd w:fill="EEF1F6" w:color="auto" w:val="clear"/>
+            <w:tcMar>
+              <w:top w:type="dxa" w:w="60"/>
+              <w:left w:type="dxa" w:w="90"/>
+              <w:bottom w:type="dxa" w:w="60"/>
+              <w:right w:type="dxa" w:w="90"/>
+            </w:tcMar>
+          </w:tcPr>
+          <w:p>
+            <w:pPr>
+              <w:spacing w:after="40"/>
+            </w:pPr>
+            <w:r>
+              <w:rPr>
+                <w:rFonts w:ascii="Inter" w:cs="Inter" w:eastAsia="Inter" w:hAnsi="Inter"/>
               </w:rPr>
               <w:t xml:space="preserve">En cas de rupture, le CFA permet à l’apprenti de poursuivre sa formation pendant 6 mois et contribue à lui trouver un nouvel employeur</w:t>
             </w:r>
@@ -1348,21 +1400,21 @@
         <w:tc>
           <w:tcPr>
             <w:tcW w:type="dxa" w:w="3638"/>
-            <w:shd w:fill="EAF0F6" w:color="auto" w:val="clear"/>
-            <w:tcMar>
-              <w:top w:type="dxa" w:w="60"/>
-              <w:left w:type="dxa" w:w="90"/>
-              <w:bottom w:type="dxa" w:w="60"/>
-              <w:right w:type="dxa" w:w="90"/>
-            </w:tcMar>
-          </w:tcPr>
-          <w:p>
-            <w:pPr>
-              <w:spacing w:after="40"/>
-            </w:pPr>
-            <w:r>
-              <w:rPr>
-                <w:rFonts w:ascii="Arial" w:cs="Arial" w:eastAsia="Arial" w:hAnsi="Arial"/>
+            <w:shd w:fill="EEF1F6" w:color="auto" w:val="clear"/>
+            <w:tcMar>
+              <w:top w:type="dxa" w:w="60"/>
+              <w:left w:type="dxa" w:w="90"/>
+              <w:bottom w:type="dxa" w:w="60"/>
+              <w:right w:type="dxa" w:w="90"/>
+            </w:tcMar>
+          </w:tcPr>
+          <w:p>
+            <w:pPr>
+              <w:spacing w:after="40"/>
+            </w:pPr>
+            <w:r>
+              <w:rPr>
+                <w:rFonts w:ascii="Inter" w:cs="Inter" w:eastAsia="Inter" w:hAnsi="Inter"/>
               </w:rPr>
               <w:t xml:space="preserve">Procédure « Rupture » en 6 étapes (§ 7)</w:t>
             </w:r>
@@ -1389,7 +1441,7 @@
             </w:pPr>
             <w:r>
               <w:rPr>
-                <w:rFonts w:ascii="Arial" w:cs="Arial" w:eastAsia="Arial" w:hAnsi="Arial"/>
+                <w:rFonts w:ascii="Inter" w:cs="Inter" w:eastAsia="Inter" w:hAnsi="Inter"/>
               </w:rPr>
               <w:t xml:space="preserve">Art. L.6222-39 C. trav.</w:t>
             </w:r>
@@ -1411,7 +1463,7 @@
             </w:pPr>
             <w:r>
               <w:rPr>
-                <w:rFonts w:ascii="Arial" w:cs="Arial" w:eastAsia="Arial" w:hAnsi="Arial"/>
+                <w:rFonts w:ascii="Inter" w:cs="Inter" w:eastAsia="Inter" w:hAnsi="Inter"/>
               </w:rPr>
               <w:t xml:space="preserve">Médiation par le médiateur consulaire (CCI, CMA, Chambre d’agriculture)</w:t>
             </w:r>
@@ -1433,7 +1485,7 @@
             </w:pPr>
             <w:r>
               <w:rPr>
-                <w:rFonts w:ascii="Arial" w:cs="Arial" w:eastAsia="Arial" w:hAnsi="Arial"/>
+                <w:rFonts w:ascii="Inter" w:cs="Inter" w:eastAsia="Inter" w:hAnsi="Inter"/>
               </w:rPr>
               <w:t xml:space="preserve">Orientation systématique vers le médiateur compétent en cas de différend</w:t>
             </w:r>
@@ -1451,7 +1503,7 @@
         <w:tblW w:type="dxa" w:w="9638"/>
         <w:tblBorders>
           <w:top w:val="none" w:color="FFFFFF" w:sz="0"/>
-          <w:left w:val="single" w:color="C8691C" w:sz="12"/>
+          <w:left w:val="single" w:color="C9AB4C" w:sz="12"/>
           <w:bottom w:val="none" w:color="FFFFFF" w:sz="0"/>
           <w:right w:val="none" w:color="FFFFFF" w:sz="0"/>
           <w:insideH w:val="none" w:color="FFFFFF" w:sz="0"/>
@@ -1465,7 +1517,7 @@
         <w:tc>
           <w:tcPr>
             <w:tcW w:type="dxa" w:w="9638"/>
-            <w:shd w:fill="FFF4E5" w:color="auto" w:val="clear"/>
+            <w:shd w:fill="F7F1DF" w:color="auto" w:val="clear"/>
             <w:tcMar>
               <w:top w:type="dxa" w:w="100"/>
               <w:left w:type="dxa" w:w="160"/>
@@ -1479,10 +1531,10 @@
             </w:pPr>
             <w:r>
               <w:rPr>
-                <w:rFonts w:ascii="Arial" w:cs="Arial" w:eastAsia="Arial" w:hAnsi="Arial"/>
+                <w:rFonts w:ascii="Montserrat" w:cs="Montserrat" w:eastAsia="Montserrat" w:hAnsi="Montserrat"/>
                 <w:b/>
                 <w:bCs/>
-                <w:color w:val="C8691C"/>
+                <w:color w:val="1B3A6B"/>
               </w:rPr>
               <w:t xml:space="preserve">Point de vigilance</w:t>
             </w:r>
@@ -1493,13 +1545,13 @@
             </w:pPr>
             <w:r>
               <w:rPr>
-                <w:rFonts w:ascii="Arial" w:cs="Arial" w:eastAsia="Arial" w:hAnsi="Arial"/>
+                <w:rFonts w:ascii="Inter" w:cs="Inter" w:eastAsia="Inter" w:hAnsi="Inter"/>
               </w:rPr>
               <w:t xml:space="preserve">Les références ci-dessus sont citées dans leur rédaction connue à la date du document. Elles seront </w:t>
             </w:r>
             <w:r>
               <w:rPr>
-                <w:rFonts w:ascii="Arial" w:cs="Arial" w:eastAsia="Arial" w:hAnsi="Arial"/>
+                <w:rFonts w:ascii="Inter" w:cs="Inter" w:eastAsia="Inter" w:hAnsi="Inter"/>
                 <w:b/>
                 <w:bCs/>
                 <w:highlight w:val="yellow"/>
@@ -1509,7 +1561,7 @@
             </w:r>
             <w:r>
               <w:rPr>
-                <w:rFonts w:ascii="Arial" w:cs="Arial" w:eastAsia="Arial" w:hAnsi="Arial"/>
+                <w:rFonts w:ascii="Inter" w:cs="Inter" w:eastAsia="Inter" w:hAnsi="Inter"/>
               </w:rPr>
               <w:t xml:space="preserve">, le Code du travail ayant été modifié à plusieurs reprises depuis la loi du 5 septembre 2018.</w:t>
             </w:r>
@@ -1530,7 +1582,7 @@
       </w:pPr>
       <w:r>
         <w:rPr>
-          <w:rFonts w:ascii="Arial" w:cs="Arial" w:eastAsia="Arial" w:hAnsi="Arial"/>
+          <w:rFonts w:ascii="Montserrat" w:cs="Montserrat" w:eastAsia="Montserrat" w:hAnsi="Montserrat"/>
         </w:rPr>
         <w:t xml:space="preserve">3. Moyens humains dédiés</w:t>
       </w:r>
@@ -1542,13 +1594,13 @@
       </w:pPr>
       <w:r>
         <w:rPr>
-          <w:rFonts w:ascii="Arial" w:cs="Arial" w:eastAsia="Arial" w:hAnsi="Arial"/>
+          <w:rFonts w:ascii="Inter" w:cs="Inter" w:eastAsia="Inter" w:hAnsi="Inter"/>
         </w:rPr>
         <w:t xml:space="preserve">La DEETS demande la justification des salariés dédiés (CV et contrat de travail) ou, à défaut, du contrat de sous-traitance et de son cahier des charges. YEBA FORMATIONS retient une organisation </w:t>
       </w:r>
       <w:r>
         <w:rPr>
-          <w:rFonts w:ascii="Arial" w:cs="Arial" w:eastAsia="Arial" w:hAnsi="Arial"/>
+          <w:rFonts w:ascii="Inter" w:cs="Inter" w:eastAsia="Inter" w:hAnsi="Inter"/>
           <w:b/>
           <w:bCs/>
         </w:rPr>
@@ -1556,25 +1608,23 @@
       </w:r>
       <w:r>
         <w:rPr>
-          <w:rFonts w:ascii="Arial" w:cs="Arial" w:eastAsia="Arial" w:hAnsi="Arial"/>
-        </w:rPr>
-        <w:t xml:space="preserve">, proportionnée à la taille de la première promotion (</w:t>
-      </w:r>
-      <w:r>
-        <w:rPr>
-          <w:rFonts w:ascii="Arial" w:cs="Arial" w:eastAsia="Arial" w:hAnsi="Arial"/>
+          <w:rFonts w:ascii="Inter" w:cs="Inter" w:eastAsia="Inter" w:hAnsi="Inter"/>
+        </w:rPr>
+        <w:t xml:space="preserve">, proportionnée à la taille de la première promotion : </w:t>
+      </w:r>
+      <w:r>
+        <w:rPr>
+          <w:rFonts w:ascii="Inter" w:cs="Inter" w:eastAsia="Inter" w:hAnsi="Inter"/>
           <w:b/>
           <w:bCs/>
-          <w:highlight w:val="yellow"/>
-          <w:highlightCs w:val="yellow"/>
-        </w:rPr>
-        <w:t xml:space="preserve">[effectif prévisionnel : nombre d’apprentis]</w:t>
-      </w:r>
-      <w:r>
-        <w:rPr>
-          <w:rFonts w:ascii="Arial" w:cs="Arial" w:eastAsia="Arial" w:hAnsi="Arial"/>
-        </w:rPr>
-        <w:t xml:space="preserve">).</w:t>
+        </w:rPr>
+        <w:t xml:space="preserve">trois groupes de 8 à 10 apprentis</w:t>
+      </w:r>
+      <w:r>
+        <w:rPr>
+          <w:rFonts w:ascii="Inter" w:cs="Inter" w:eastAsia="Inter" w:hAnsi="Inter"/>
+        </w:rPr>
+        <w:t xml:space="preserve"> à partir de mars 2027 (pièce n° 18).</w:t>
       </w:r>
     </w:p>
     <w:p>
@@ -1585,7 +1635,7 @@
       </w:pPr>
       <w:r>
         <w:rPr>
-          <w:rFonts w:ascii="Arial" w:cs="Arial" w:eastAsia="Arial" w:hAnsi="Arial"/>
+          <w:rFonts w:ascii="Montserrat" w:cs="Montserrat" w:eastAsia="Montserrat" w:hAnsi="Montserrat"/>
         </w:rPr>
         <w:t xml:space="preserve">3.1 Niveau 1 — Référent « Relations entreprises et accompagnement des apprentis »</w:t>
       </w:r>
@@ -1614,21 +1664,21 @@
         <w:tc>
           <w:tcPr>
             <w:tcW w:type="dxa" w:w="2600"/>
-            <w:shd w:fill="1F3A5F" w:color="auto" w:val="clear"/>
-            <w:tcMar>
-              <w:top w:type="dxa" w:w="60"/>
-              <w:left w:type="dxa" w:w="90"/>
-              <w:bottom w:type="dxa" w:w="60"/>
-              <w:right w:type="dxa" w:w="90"/>
-            </w:tcMar>
-          </w:tcPr>
-          <w:p>
-            <w:pPr>
-              <w:spacing w:after="40"/>
-            </w:pPr>
-            <w:r>
-              <w:rPr>
-                <w:rFonts w:ascii="Arial" w:cs="Arial" w:eastAsia="Arial" w:hAnsi="Arial"/>
+            <w:shd w:fill="1B3A6B" w:color="auto" w:val="clear"/>
+            <w:tcMar>
+              <w:top w:type="dxa" w:w="60"/>
+              <w:left w:type="dxa" w:w="90"/>
+              <w:bottom w:type="dxa" w:w="60"/>
+              <w:right w:type="dxa" w:w="90"/>
+            </w:tcMar>
+          </w:tcPr>
+          <w:p>
+            <w:pPr>
+              <w:spacing w:after="40"/>
+            </w:pPr>
+            <w:r>
+              <w:rPr>
+                <w:rFonts w:ascii="Inter" w:cs="Inter" w:eastAsia="Inter" w:hAnsi="Inter"/>
                 <w:b/>
                 <w:bCs/>
                 <w:color w:val="FFFFFF"/>
@@ -1640,21 +1690,21 @@
         <w:tc>
           <w:tcPr>
             <w:tcW w:type="dxa" w:w="7038"/>
-            <w:shd w:fill="1F3A5F" w:color="auto" w:val="clear"/>
-            <w:tcMar>
-              <w:top w:type="dxa" w:w="60"/>
-              <w:left w:type="dxa" w:w="90"/>
-              <w:bottom w:type="dxa" w:w="60"/>
-              <w:right w:type="dxa" w:w="90"/>
-            </w:tcMar>
-          </w:tcPr>
-          <w:p>
-            <w:pPr>
-              <w:spacing w:after="40"/>
-            </w:pPr>
-            <w:r>
-              <w:rPr>
-                <w:rFonts w:ascii="Arial" w:cs="Arial" w:eastAsia="Arial" w:hAnsi="Arial"/>
+            <w:shd w:fill="1B3A6B" w:color="auto" w:val="clear"/>
+            <w:tcMar>
+              <w:top w:type="dxa" w:w="60"/>
+              <w:left w:type="dxa" w:w="90"/>
+              <w:bottom w:type="dxa" w:w="60"/>
+              <w:right w:type="dxa" w:w="90"/>
+            </w:tcMar>
+          </w:tcPr>
+          <w:p>
+            <w:pPr>
+              <w:spacing w:after="40"/>
+            </w:pPr>
+            <w:r>
+              <w:rPr>
+                <w:rFonts w:ascii="Inter" w:cs="Inter" w:eastAsia="Inter" w:hAnsi="Inter"/>
                 <w:b/>
                 <w:bCs/>
                 <w:color w:val="FFFFFF"/>
@@ -1684,7 +1734,7 @@
             </w:pPr>
             <w:r>
               <w:rPr>
-                <w:rFonts w:ascii="Arial" w:cs="Arial" w:eastAsia="Arial" w:hAnsi="Arial"/>
+                <w:rFonts w:ascii="Inter" w:cs="Inter" w:eastAsia="Inter" w:hAnsi="Inter"/>
               </w:rPr>
               <w:t xml:space="preserve">Titulaire</w:t>
             </w:r>
@@ -1706,19 +1756,9 @@
             </w:pPr>
             <w:r>
               <w:rPr>
-                <w:rFonts w:ascii="Arial" w:cs="Arial" w:eastAsia="Arial" w:hAnsi="Arial"/>
-              </w:rPr>
-              <w:t xml:space="preserve">Aurélien LUMEKA, Directeur — </w:t>
-            </w:r>
-            <w:r>
-              <w:rPr>
-                <w:rFonts w:ascii="Arial" w:cs="Arial" w:eastAsia="Arial" w:hAnsi="Arial"/>
-                <w:b/>
-                <w:bCs/>
-                <w:highlight w:val="yellow"/>
-                <w:highlightCs w:val="yellow"/>
-              </w:rPr>
-              <w:t xml:space="preserve">[statut juridique du dirigeant : gérant / président / entrepreneur individuel]</w:t>
+                <w:rFonts w:ascii="Inter" w:cs="Inter" w:eastAsia="Inter" w:hAnsi="Inter"/>
+              </w:rPr>
+              <w:t xml:space="preserve">Aurélien LUMEKA, dirigeant et formateur de YEBA FORMATIONS</w:t>
             </w:r>
           </w:p>
         </w:tc>
@@ -1730,21 +1770,21 @@
         <w:tc>
           <w:tcPr>
             <w:tcW w:type="dxa" w:w="2600"/>
-            <w:shd w:fill="EAF0F6" w:color="auto" w:val="clear"/>
-            <w:tcMar>
-              <w:top w:type="dxa" w:w="60"/>
-              <w:left w:type="dxa" w:w="90"/>
-              <w:bottom w:type="dxa" w:w="60"/>
-              <w:right w:type="dxa" w:w="90"/>
-            </w:tcMar>
-          </w:tcPr>
-          <w:p>
-            <w:pPr>
-              <w:spacing w:after="40"/>
-            </w:pPr>
-            <w:r>
-              <w:rPr>
-                <w:rFonts w:ascii="Arial" w:cs="Arial" w:eastAsia="Arial" w:hAnsi="Arial"/>
+            <w:shd w:fill="EEF1F6" w:color="auto" w:val="clear"/>
+            <w:tcMar>
+              <w:top w:type="dxa" w:w="60"/>
+              <w:left w:type="dxa" w:w="90"/>
+              <w:bottom w:type="dxa" w:w="60"/>
+              <w:right w:type="dxa" w:w="90"/>
+            </w:tcMar>
+          </w:tcPr>
+          <w:p>
+            <w:pPr>
+              <w:spacing w:after="40"/>
+            </w:pPr>
+            <w:r>
+              <w:rPr>
+                <w:rFonts w:ascii="Inter" w:cs="Inter" w:eastAsia="Inter" w:hAnsi="Inter"/>
               </w:rPr>
               <w:t xml:space="preserve">Compétences mobilisées</w:t>
             </w:r>
@@ -1753,21 +1793,21 @@
         <w:tc>
           <w:tcPr>
             <w:tcW w:type="dxa" w:w="7038"/>
-            <w:shd w:fill="EAF0F6" w:color="auto" w:val="clear"/>
-            <w:tcMar>
-              <w:top w:type="dxa" w:w="60"/>
-              <w:left w:type="dxa" w:w="90"/>
-              <w:bottom w:type="dxa" w:w="60"/>
-              <w:right w:type="dxa" w:w="90"/>
-            </w:tcMar>
-          </w:tcPr>
-          <w:p>
-            <w:pPr>
-              <w:spacing w:after="40"/>
-            </w:pPr>
-            <w:r>
-              <w:rPr>
-                <w:rFonts w:ascii="Arial" w:cs="Arial" w:eastAsia="Arial" w:hAnsi="Arial"/>
+            <w:shd w:fill="EEF1F6" w:color="auto" w:val="clear"/>
+            <w:tcMar>
+              <w:top w:type="dxa" w:w="60"/>
+              <w:left w:type="dxa" w:w="90"/>
+              <w:bottom w:type="dxa" w:w="60"/>
+              <w:right w:type="dxa" w:w="90"/>
+            </w:tcMar>
+          </w:tcPr>
+          <w:p>
+            <w:pPr>
+              <w:spacing w:after="40"/>
+            </w:pPr>
+            <w:r>
+              <w:rPr>
+                <w:rFonts w:ascii="Inter" w:cs="Inter" w:eastAsia="Inter" w:hAnsi="Inter"/>
               </w:rPr>
               <w:t xml:space="preserve">Formateur en vente, négociation et management depuis 2021 ; expérience dans plusieurs centres de formation de La Réunion ; Référent handicap en organisme de formation ; certification Qualiopi de l’organisme</w:t>
             </w:r>
@@ -1794,7 +1834,7 @@
             </w:pPr>
             <w:r>
               <w:rPr>
-                <w:rFonts w:ascii="Arial" w:cs="Arial" w:eastAsia="Arial" w:hAnsi="Arial"/>
+                <w:rFonts w:ascii="Inter" w:cs="Inter" w:eastAsia="Inter" w:hAnsi="Inter"/>
               </w:rPr>
               <w:t xml:space="preserve">Temps consacré</w:t>
             </w:r>
@@ -1816,51 +1856,9 @@
             </w:pPr>
             <w:r>
               <w:rPr>
-                <w:rFonts w:ascii="Arial" w:cs="Arial" w:eastAsia="Arial" w:hAnsi="Arial"/>
-                <w:b/>
-                <w:bCs/>
-                <w:highlight w:val="yellow"/>
-                <w:highlightCs w:val="yellow"/>
-              </w:rPr>
-              <w:t xml:space="preserve">[x]</w:t>
-            </w:r>
-            <w:r>
-              <w:rPr>
-                <w:rFonts w:ascii="Arial" w:cs="Arial" w:eastAsia="Arial" w:hAnsi="Arial"/>
-              </w:rPr>
-              <w:t xml:space="preserve"> % du temps de travail, soit </w:t>
-            </w:r>
-            <w:r>
-              <w:rPr>
-                <w:rFonts w:ascii="Arial" w:cs="Arial" w:eastAsia="Arial" w:hAnsi="Arial"/>
-                <w:b/>
-                <w:bCs/>
-                <w:highlight w:val="yellow"/>
-                <w:highlightCs w:val="yellow"/>
-              </w:rPr>
-              <w:t xml:space="preserve">[x]</w:t>
-            </w:r>
-            <w:r>
-              <w:rPr>
-                <w:rFonts w:ascii="Arial" w:cs="Arial" w:eastAsia="Arial" w:hAnsi="Arial"/>
-              </w:rPr>
-              <w:t xml:space="preserve"> heures par semaine pendant les périodes de recrutement (avril à octobre), </w:t>
-            </w:r>
-            <w:r>
-              <w:rPr>
-                <w:rFonts w:ascii="Arial" w:cs="Arial" w:eastAsia="Arial" w:hAnsi="Arial"/>
-                <w:b/>
-                <w:bCs/>
-                <w:highlight w:val="yellow"/>
-                <w:highlightCs w:val="yellow"/>
-              </w:rPr>
-              <w:t xml:space="preserve">[x]</w:t>
-            </w:r>
-            <w:r>
-              <w:rPr>
-                <w:rFonts w:ascii="Arial" w:cs="Arial" w:eastAsia="Arial" w:hAnsi="Arial"/>
-              </w:rPr>
-              <w:t xml:space="preserve"> heures par semaine le reste de l’année</w:t>
+                <w:rFonts w:ascii="Inter" w:cs="Inter" w:eastAsia="Inter" w:hAnsi="Inter"/>
+              </w:rPr>
+              <w:t xml:space="preserve">Avant l’ouverture (novembre 2026 – février 2027) : l’essentiel de son temps, consacré à la prospection des entreprises et au recrutement des candidats. Pendant la formation : une semaine par mois, hors semaines au CFA (pièce n° 18), consacrée aux visites en entreprise, au suivi et à la recherche d’employeurs.</w:t>
             </w:r>
           </w:p>
         </w:tc>
@@ -1872,21 +1870,21 @@
         <w:tc>
           <w:tcPr>
             <w:tcW w:type="dxa" w:w="2600"/>
-            <w:shd w:fill="EAF0F6" w:color="auto" w:val="clear"/>
-            <w:tcMar>
-              <w:top w:type="dxa" w:w="60"/>
-              <w:left w:type="dxa" w:w="90"/>
-              <w:bottom w:type="dxa" w:w="60"/>
-              <w:right w:type="dxa" w:w="90"/>
-            </w:tcMar>
-          </w:tcPr>
-          <w:p>
-            <w:pPr>
-              <w:spacing w:after="40"/>
-            </w:pPr>
-            <w:r>
-              <w:rPr>
-                <w:rFonts w:ascii="Arial" w:cs="Arial" w:eastAsia="Arial" w:hAnsi="Arial"/>
+            <w:shd w:fill="EEF1F6" w:color="auto" w:val="clear"/>
+            <w:tcMar>
+              <w:top w:type="dxa" w:w="60"/>
+              <w:left w:type="dxa" w:w="90"/>
+              <w:bottom w:type="dxa" w:w="60"/>
+              <w:right w:type="dxa" w:w="90"/>
+            </w:tcMar>
+          </w:tcPr>
+          <w:p>
+            <w:pPr>
+              <w:spacing w:after="40"/>
+            </w:pPr>
+            <w:r>
+              <w:rPr>
+                <w:rFonts w:ascii="Inter" w:cs="Inter" w:eastAsia="Inter" w:hAnsi="Inter"/>
               </w:rPr>
               <w:t xml:space="preserve">Missions</w:t>
             </w:r>
@@ -1895,21 +1893,21 @@
         <w:tc>
           <w:tcPr>
             <w:tcW w:type="dxa" w:w="7038"/>
-            <w:shd w:fill="EAF0F6" w:color="auto" w:val="clear"/>
-            <w:tcMar>
-              <w:top w:type="dxa" w:w="60"/>
-              <w:left w:type="dxa" w:w="90"/>
-              <w:bottom w:type="dxa" w:w="60"/>
-              <w:right w:type="dxa" w:w="90"/>
-            </w:tcMar>
-          </w:tcPr>
-          <w:p>
-            <w:pPr>
-              <w:spacing w:after="40"/>
-            </w:pPr>
-            <w:r>
-              <w:rPr>
-                <w:rFonts w:ascii="Arial" w:cs="Arial" w:eastAsia="Arial" w:hAnsi="Arial"/>
+            <w:shd w:fill="EEF1F6" w:color="auto" w:val="clear"/>
+            <w:tcMar>
+              <w:top w:type="dxa" w:w="60"/>
+              <w:left w:type="dxa" w:w="90"/>
+              <w:bottom w:type="dxa" w:w="60"/>
+              <w:right w:type="dxa" w:w="90"/>
+            </w:tcMar>
+          </w:tcPr>
+          <w:p>
+            <w:pPr>
+              <w:spacing w:after="40"/>
+            </w:pPr>
+            <w:r>
+              <w:rPr>
+                <w:rFonts w:ascii="Inter" w:cs="Inter" w:eastAsia="Inter" w:hAnsi="Inter"/>
               </w:rPr>
               <w:t xml:space="preserve">Prospection des employeurs, qualification des offres, préparation des candidats, mise en relation, appui à la signature du contrat, suivi des ruptures</w:t>
             </w:r>
@@ -1936,7 +1934,7 @@
             </w:pPr>
             <w:r>
               <w:rPr>
-                <w:rFonts w:ascii="Arial" w:cs="Arial" w:eastAsia="Arial" w:hAnsi="Arial"/>
+                <w:rFonts w:ascii="Inter" w:cs="Inter" w:eastAsia="Inter" w:hAnsi="Inter"/>
               </w:rPr>
               <w:t xml:space="preserve">Justificatifs joints</w:t>
             </w:r>
@@ -1958,19 +1956,9 @@
             </w:pPr>
             <w:r>
               <w:rPr>
-                <w:rFonts w:ascii="Arial" w:cs="Arial" w:eastAsia="Arial" w:hAnsi="Arial"/>
-              </w:rPr>
-              <w:t xml:space="preserve">CV (annexe 05-1) ; </w:t>
-            </w:r>
-            <w:r>
-              <w:rPr>
-                <w:rFonts w:ascii="Arial" w:cs="Arial" w:eastAsia="Arial" w:hAnsi="Arial"/>
-                <w:b/>
-                <w:bCs/>
-                <w:highlight w:val="yellow"/>
-                <w:highlightCs w:val="yellow"/>
-              </w:rPr>
-              <w:t xml:space="preserve">[extrait Kbis ou statuts justifiant la fonction de direction — pièce n° 1]</w:t>
+                <w:rFonts w:ascii="Inter" w:cs="Inter" w:eastAsia="Inter" w:hAnsi="Inter"/>
+              </w:rPr>
+              <w:t xml:space="preserve">CV (annexe 05-1) ; statuts (pièce n° 1)</w:t>
             </w:r>
           </w:p>
         </w:tc>
@@ -1989,9 +1977,9 @@
       </w:pPr>
       <w:r>
         <w:rPr>
-          <w:rFonts w:ascii="Arial" w:cs="Arial" w:eastAsia="Arial" w:hAnsi="Arial"/>
-        </w:rPr>
-        <w:t xml:space="preserve">3.2 Niveau 2 — Renfort dédié (au choix, selon le volume)</w:t>
+          <w:rFonts w:ascii="Montserrat" w:cs="Montserrat" w:eastAsia="Montserrat" w:hAnsi="Montserrat"/>
+        </w:rPr>
+        <w:t xml:space="preserve">3.2 Niveau 2 — Renfort par sous-traitance</w:t>
       </w:r>
     </w:p>
     <w:p>
@@ -2001,421 +1989,142 @@
       </w:pPr>
       <w:r>
         <w:rPr>
-          <w:rFonts w:ascii="Arial" w:cs="Arial" w:eastAsia="Arial" w:hAnsi="Arial"/>
-        </w:rPr>
-        <w:t xml:space="preserve">Dès que l’effectif dépasse </w:t>
-      </w:r>
-      <w:r>
-        <w:rPr>
-          <w:rFonts w:ascii="Arial" w:cs="Arial" w:eastAsia="Arial" w:hAnsi="Arial"/>
+          <w:rFonts w:ascii="Inter" w:cs="Inter" w:eastAsia="Inter" w:hAnsi="Inter"/>
+        </w:rPr>
+        <w:t xml:space="preserve">YEBA FORMATIONS ne compte pas de salarié à ce jour. Pour ne pas faire reposer l’accompagnement sur une seule personne, un </w:t>
+      </w:r>
+      <w:r>
+        <w:rPr>
+          <w:rFonts w:ascii="Inter" w:cs="Inter" w:eastAsia="Inter" w:hAnsi="Inter"/>
+          <w:b/>
+          <w:bCs/>
+        </w:rPr>
+        <w:t xml:space="preserve">prestataire spécialisé dans l’insertion et le placement en alternance</w:t>
+      </w:r>
+      <w:r>
+        <w:rPr>
+          <w:rFonts w:ascii="Inter" w:cs="Inter" w:eastAsia="Inter" w:hAnsi="Inter"/>
+        </w:rPr>
+        <w:t xml:space="preserve"> sera mobilisé par contrat de sous-traitance, sur la base du cahier des charges joint (annexe B). Le contrat sera signé dans l’un des cas suivants :</w:t>
+      </w:r>
+    </w:p>
+    <w:p>
+      <w:pPr>
+        <w:pStyle w:val="ListParagraph"/>
+        <w:numPr>
+          <w:ilvl w:val="0"/>
+          <w:numId w:val="2"/>
+        </w:numPr>
+        <w:spacing w:after="60" w:line="276"/>
+      </w:pPr>
+      <w:r>
+        <w:rPr>
+          <w:rFonts w:ascii="Inter" w:cs="Inter" w:eastAsia="Inter" w:hAnsi="Inter"/>
+        </w:rPr>
+        <w:t xml:space="preserve">plus de </w:t>
+      </w:r>
+      <w:r>
+        <w:rPr>
+          <w:rFonts w:ascii="Inter" w:cs="Inter" w:eastAsia="Inter" w:hAnsi="Inter"/>
+          <w:b/>
+          <w:bCs/>
+        </w:rPr>
+        <w:t xml:space="preserve">10 postulants admis sans employeur</w:t>
+      </w:r>
+      <w:r>
+        <w:rPr>
+          <w:rFonts w:ascii="Inter" w:cs="Inter" w:eastAsia="Inter" w:hAnsi="Inter"/>
+        </w:rPr>
+        <w:t xml:space="preserve"> au même moment ;</w:t>
+      </w:r>
+    </w:p>
+    <w:p>
+      <w:pPr>
+        <w:pStyle w:val="ListParagraph"/>
+        <w:numPr>
+          <w:ilvl w:val="0"/>
+          <w:numId w:val="2"/>
+        </w:numPr>
+        <w:spacing w:after="60" w:line="276"/>
+      </w:pPr>
+      <w:r>
+        <w:rPr>
+          <w:rFonts w:ascii="Inter" w:cs="Inter" w:eastAsia="Inter" w:hAnsi="Inter"/>
+        </w:rPr>
+        <w:t xml:space="preserve">au plus tard à l’ouverture du </w:t>
+      </w:r>
+      <w:r>
+        <w:rPr>
+          <w:rFonts w:ascii="Inter" w:cs="Inter" w:eastAsia="Inter" w:hAnsi="Inter"/>
+          <w:b/>
+          <w:bCs/>
+        </w:rPr>
+        <w:t xml:space="preserve">deuxième groupe</w:t>
+      </w:r>
+      <w:r>
+        <w:rPr>
+          <w:rFonts w:ascii="Inter" w:cs="Inter" w:eastAsia="Inter" w:hAnsi="Inter"/>
+        </w:rPr>
+        <w:t xml:space="preserve"> de formation, soit avant le </w:t>
+      </w:r>
+      <w:r>
+        <w:rPr>
+          <w:rFonts w:ascii="Inter" w:cs="Inter" w:eastAsia="Inter" w:hAnsi="Inter"/>
+          <w:b/>
+          <w:bCs/>
+        </w:rPr>
+        <w:t xml:space="preserve">1er mars 2027</w:t>
+      </w:r>
+      <w:r>
+        <w:rPr>
+          <w:rFonts w:ascii="Inter" w:cs="Inter" w:eastAsia="Inter" w:hAnsi="Inter"/>
+        </w:rPr>
+        <w:t xml:space="preserve"> si les trois groupes ouvrent simultanément ;</w:t>
+      </w:r>
+    </w:p>
+    <w:p>
+      <w:pPr>
+        <w:pStyle w:val="ListParagraph"/>
+        <w:numPr>
+          <w:ilvl w:val="0"/>
+          <w:numId w:val="2"/>
+        </w:numPr>
+        <w:spacing w:after="60" w:line="276"/>
+      </w:pPr>
+      <w:r>
+        <w:rPr>
+          <w:rFonts w:ascii="Inter" w:cs="Inter" w:eastAsia="Inter" w:hAnsi="Inter"/>
+        </w:rPr>
+        <w:t xml:space="preserve">absence prolongée du dirigeant (maladie, congé), pour assurer la continuité du service.</w:t>
+      </w:r>
+    </w:p>
+    <w:p>
+      <w:pPr>
+        <w:spacing w:after="120" w:line="288"/>
+        <w:jc w:val="both"/>
+      </w:pPr>
+      <w:r>
+        <w:rPr>
+          <w:rFonts w:ascii="Inter" w:cs="Inter" w:eastAsia="Inter" w:hAnsi="Inter"/>
+        </w:rPr>
+        <w:t xml:space="preserve">Le contrat de sous-traitance signé et le CV des intervenants seront transmis à la DEETS dès leur signature </w:t>
+      </w:r>
+      <w:r>
+        <w:rPr>
+          <w:rFonts w:ascii="Inter" w:cs="Inter" w:eastAsia="Inter" w:hAnsi="Inter"/>
           <w:b/>
           <w:bCs/>
           <w:highlight w:val="yellow"/>
           <w:highlightCs w:val="yellow"/>
         </w:rPr>
-        <w:t xml:space="preserve">[seuil, par exemple 12 apprentis]</w:t>
-      </w:r>
-      <w:r>
-        <w:rPr>
-          <w:rFonts w:ascii="Arial" w:cs="Arial" w:eastAsia="Arial" w:hAnsi="Arial"/>
-        </w:rPr>
-        <w:t xml:space="preserve"> ou que le nombre de postulants sans employeur dépasse </w:t>
-      </w:r>
-      <w:r>
-        <w:rPr>
-          <w:rFonts w:ascii="Arial" w:cs="Arial" w:eastAsia="Arial" w:hAnsi="Arial"/>
-          <w:b/>
-          <w:bCs/>
-          <w:highlight w:val="yellow"/>
-          <w:highlightCs w:val="yellow"/>
-        </w:rPr>
-        <w:t xml:space="preserve">[seuil]</w:t>
-      </w:r>
-      <w:r>
-        <w:rPr>
-          <w:rFonts w:ascii="Arial" w:cs="Arial" w:eastAsia="Arial" w:hAnsi="Arial"/>
-        </w:rPr>
-        <w:t xml:space="preserve">, un renfort dédié est mobilisé selon l’une des deux modalités suivantes :</w:t>
-      </w:r>
-    </w:p>
-    <w:tbl>
-      <w:tblPr>
-        <w:tblW w:type="dxa" w:w="9638"/>
-        <w:tblBorders>
-          <w:top w:val="single" w:color="A6A6A6" w:sz="4"/>
-          <w:left w:val="single" w:color="A6A6A6" w:sz="4"/>
-          <w:bottom w:val="single" w:color="A6A6A6" w:sz="4"/>
-          <w:right w:val="single" w:color="A6A6A6" w:sz="4"/>
-          <w:insideH w:val="single" w:color="A6A6A6" w:sz="4"/>
-          <w:insideV w:val="single" w:color="A6A6A6" w:sz="4"/>
-        </w:tblBorders>
-        <w:tblLayout w:type="fixed"/>
-      </w:tblPr>
-      <w:tblGrid>
-        <w:gridCol w:w="2500"/>
-        <w:gridCol w:w="4500"/>
-        <w:gridCol w:w="2638"/>
-      </w:tblGrid>
-      <w:tr>
-        <w:trPr>
-          <w:tblHeader/>
-        </w:trPr>
-        <w:tc>
-          <w:tcPr>
-            <w:tcW w:type="dxa" w:w="2500"/>
-            <w:shd w:fill="1F3A5F" w:color="auto" w:val="clear"/>
-            <w:tcMar>
-              <w:top w:type="dxa" w:w="60"/>
-              <w:left w:type="dxa" w:w="90"/>
-              <w:bottom w:type="dxa" w:w="60"/>
-              <w:right w:type="dxa" w:w="90"/>
-            </w:tcMar>
-          </w:tcPr>
-          <w:p>
-            <w:pPr>
-              <w:spacing w:after="40"/>
-            </w:pPr>
-            <w:r>
-              <w:rPr>
-                <w:rFonts w:ascii="Arial" w:cs="Arial" w:eastAsia="Arial" w:hAnsi="Arial"/>
-                <w:b/>
-                <w:bCs/>
-                <w:color w:val="FFFFFF"/>
-              </w:rPr>
-              <w:t xml:space="preserve">Modalité</w:t>
-            </w:r>
-          </w:p>
-        </w:tc>
-        <w:tc>
-          <w:tcPr>
-            <w:tcW w:type="dxa" w:w="4500"/>
-            <w:shd w:fill="1F3A5F" w:color="auto" w:val="clear"/>
-            <w:tcMar>
-              <w:top w:type="dxa" w:w="60"/>
-              <w:left w:type="dxa" w:w="90"/>
-              <w:bottom w:type="dxa" w:w="60"/>
-              <w:right w:type="dxa" w:w="90"/>
-            </w:tcMar>
-          </w:tcPr>
-          <w:p>
-            <w:pPr>
-              <w:spacing w:after="40"/>
-            </w:pPr>
-            <w:r>
-              <w:rPr>
-                <w:rFonts w:ascii="Arial" w:cs="Arial" w:eastAsia="Arial" w:hAnsi="Arial"/>
-                <w:b/>
-                <w:bCs/>
-                <w:color w:val="FFFFFF"/>
-              </w:rPr>
-              <w:t xml:space="preserve">Description</w:t>
-            </w:r>
-          </w:p>
-        </w:tc>
-        <w:tc>
-          <w:tcPr>
-            <w:tcW w:type="dxa" w:w="2638"/>
-            <w:shd w:fill="1F3A5F" w:color="auto" w:val="clear"/>
-            <w:tcMar>
-              <w:top w:type="dxa" w:w="60"/>
-              <w:left w:type="dxa" w:w="90"/>
-              <w:bottom w:type="dxa" w:w="60"/>
-              <w:right w:type="dxa" w:w="90"/>
-            </w:tcMar>
-          </w:tcPr>
-          <w:p>
-            <w:pPr>
-              <w:spacing w:after="40"/>
-            </w:pPr>
-            <w:r>
-              <w:rPr>
-                <w:rFonts w:ascii="Arial" w:cs="Arial" w:eastAsia="Arial" w:hAnsi="Arial"/>
-                <w:b/>
-                <w:bCs/>
-                <w:color w:val="FFFFFF"/>
-              </w:rPr>
-              <w:t xml:space="preserve">Pièce justificative</w:t>
-            </w:r>
-          </w:p>
-        </w:tc>
-      </w:tr>
-      <w:tr>
-        <w:trPr>
-          <w:cantSplit/>
-        </w:trPr>
-        <w:tc>
-          <w:tcPr>
-            <w:tcW w:type="dxa" w:w="2500"/>
-            <w:tcMar>
-              <w:top w:type="dxa" w:w="60"/>
-              <w:left w:type="dxa" w:w="90"/>
-              <w:bottom w:type="dxa" w:w="60"/>
-              <w:right w:type="dxa" w:w="90"/>
-            </w:tcMar>
-          </w:tcPr>
-          <w:p>
-            <w:pPr>
-              <w:spacing w:after="40"/>
-            </w:pPr>
-            <w:r>
-              <w:rPr>
-                <w:rFonts w:ascii="Arial" w:cs="Arial" w:eastAsia="Arial" w:hAnsi="Arial"/>
-              </w:rPr>
-              <w:t xml:space="preserve">A — Recrutement d’un(e) salarié(e)</w:t>
-            </w:r>
-          </w:p>
-        </w:tc>
-        <w:tc>
-          <w:tcPr>
-            <w:tcW w:type="dxa" w:w="4500"/>
-            <w:tcMar>
-              <w:top w:type="dxa" w:w="60"/>
-              <w:left w:type="dxa" w:w="90"/>
-              <w:bottom w:type="dxa" w:w="60"/>
-              <w:right w:type="dxa" w:w="90"/>
-            </w:tcMar>
-          </w:tcPr>
-          <w:p>
-            <w:pPr>
-              <w:spacing w:after="40"/>
-            </w:pPr>
-            <w:r>
-              <w:rPr>
-                <w:rFonts w:ascii="Arial" w:cs="Arial" w:eastAsia="Arial" w:hAnsi="Arial"/>
-              </w:rPr>
-              <w:t xml:space="preserve">Chargé(e) de relations entreprises et d’accompagnement des apprentis — </w:t>
-            </w:r>
-            <w:r>
-              <w:rPr>
-                <w:rFonts w:ascii="Arial" w:cs="Arial" w:eastAsia="Arial" w:hAnsi="Arial"/>
-                <w:b/>
-                <w:bCs/>
-                <w:highlight w:val="yellow"/>
-                <w:highlightCs w:val="yellow"/>
-              </w:rPr>
-              <w:t xml:space="preserve">[CDI / CDD, temps plein ou partiel, date d’embauche prévue]</w:t>
-            </w:r>
-          </w:p>
-        </w:tc>
-        <w:tc>
-          <w:tcPr>
-            <w:tcW w:type="dxa" w:w="2638"/>
-            <w:tcMar>
-              <w:top w:type="dxa" w:w="60"/>
-              <w:left w:type="dxa" w:w="90"/>
-              <w:bottom w:type="dxa" w:w="60"/>
-              <w:right w:type="dxa" w:w="90"/>
-            </w:tcMar>
-          </w:tcPr>
-          <w:p>
-            <w:pPr>
-              <w:spacing w:after="40"/>
-            </w:pPr>
-            <w:r>
-              <w:rPr>
-                <w:rFonts w:ascii="Arial" w:cs="Arial" w:eastAsia="Arial" w:hAnsi="Arial"/>
-              </w:rPr>
-              <w:t xml:space="preserve">Fiche de poste (annexe A) ; </w:t>
-            </w:r>
-            <w:r>
-              <w:rPr>
-                <w:rFonts w:ascii="Arial" w:cs="Arial" w:eastAsia="Arial" w:hAnsi="Arial"/>
-                <w:b/>
-                <w:bCs/>
-                <w:highlight w:val="yellow"/>
-                <w:highlightCs w:val="yellow"/>
-              </w:rPr>
-              <w:t xml:space="preserve">[contrat de travail et CV à joindre dès signature]</w:t>
-            </w:r>
-          </w:p>
-        </w:tc>
-      </w:tr>
-      <w:tr>
-        <w:trPr>
-          <w:cantSplit/>
-        </w:trPr>
-        <w:tc>
-          <w:tcPr>
-            <w:tcW w:type="dxa" w:w="2500"/>
-            <w:shd w:fill="EAF0F6" w:color="auto" w:val="clear"/>
-            <w:tcMar>
-              <w:top w:type="dxa" w:w="60"/>
-              <w:left w:type="dxa" w:w="90"/>
-              <w:bottom w:type="dxa" w:w="60"/>
-              <w:right w:type="dxa" w:w="90"/>
-            </w:tcMar>
-          </w:tcPr>
-          <w:p>
-            <w:pPr>
-              <w:spacing w:after="40"/>
-            </w:pPr>
-            <w:r>
-              <w:rPr>
-                <w:rFonts w:ascii="Arial" w:cs="Arial" w:eastAsia="Arial" w:hAnsi="Arial"/>
-              </w:rPr>
-              <w:t xml:space="preserve">B — Sous-traitance</w:t>
-            </w:r>
-          </w:p>
-        </w:tc>
-        <w:tc>
-          <w:tcPr>
-            <w:tcW w:type="dxa" w:w="4500"/>
-            <w:shd w:fill="EAF0F6" w:color="auto" w:val="clear"/>
-            <w:tcMar>
-              <w:top w:type="dxa" w:w="60"/>
-              <w:left w:type="dxa" w:w="90"/>
-              <w:bottom w:type="dxa" w:w="60"/>
-              <w:right w:type="dxa" w:w="90"/>
-            </w:tcMar>
-          </w:tcPr>
-          <w:p>
-            <w:pPr>
-              <w:spacing w:after="40"/>
-            </w:pPr>
-            <w:r>
-              <w:rPr>
-                <w:rFonts w:ascii="Arial" w:cs="Arial" w:eastAsia="Arial" w:hAnsi="Arial"/>
-              </w:rPr>
-              <w:t xml:space="preserve">Prestataire spécialisé dans l’insertion et le placement en alternance — </w:t>
-            </w:r>
-            <w:r>
-              <w:rPr>
-                <w:rFonts w:ascii="Arial" w:cs="Arial" w:eastAsia="Arial" w:hAnsi="Arial"/>
-                <w:b/>
-                <w:bCs/>
-                <w:highlight w:val="yellow"/>
-                <w:highlightCs w:val="yellow"/>
-              </w:rPr>
-              <w:t xml:space="preserve">[nom du prestataire si identifié]</w:t>
-            </w:r>
-          </w:p>
-        </w:tc>
-        <w:tc>
-          <w:tcPr>
-            <w:tcW w:type="dxa" w:w="2638"/>
-            <w:shd w:fill="EAF0F6" w:color="auto" w:val="clear"/>
-            <w:tcMar>
-              <w:top w:type="dxa" w:w="60"/>
-              <w:left w:type="dxa" w:w="90"/>
-              <w:bottom w:type="dxa" w:w="60"/>
-              <w:right w:type="dxa" w:w="90"/>
-            </w:tcMar>
-          </w:tcPr>
-          <w:p>
-            <w:pPr>
-              <w:spacing w:after="40"/>
-            </w:pPr>
-            <w:r>
-              <w:rPr>
-                <w:rFonts w:ascii="Arial" w:cs="Arial" w:eastAsia="Arial" w:hAnsi="Arial"/>
-              </w:rPr>
-              <w:t xml:space="preserve">Cahier des charges (annexe B) ; </w:t>
-            </w:r>
-            <w:r>
-              <w:rPr>
-                <w:rFonts w:ascii="Arial" w:cs="Arial" w:eastAsia="Arial" w:hAnsi="Arial"/>
-                <w:b/>
-                <w:bCs/>
-                <w:highlight w:val="yellow"/>
-                <w:highlightCs w:val="yellow"/>
-              </w:rPr>
-              <w:t xml:space="preserve">[contrat de sous-traitance signé à joindre]</w:t>
-            </w:r>
-          </w:p>
-        </w:tc>
-      </w:tr>
-    </w:tbl>
-    <w:p>
-      <w:pPr>
-        <w:spacing w:after="80"/>
-      </w:pPr>
-    </w:p>
-    <w:tbl>
-      <w:tblPr>
-        <w:tblW w:type="dxa" w:w="9638"/>
-        <w:tblBorders>
-          <w:top w:val="none" w:color="FFFFFF" w:sz="0"/>
-          <w:left w:val="single" w:color="C8691C" w:sz="12"/>
-          <w:bottom w:val="none" w:color="FFFFFF" w:sz="0"/>
-          <w:right w:val="none" w:color="FFFFFF" w:sz="0"/>
-          <w:insideH w:val="none" w:color="FFFFFF" w:sz="0"/>
-          <w:insideV w:val="none" w:color="FFFFFF" w:sz="0"/>
-        </w:tblBorders>
-      </w:tblPr>
-      <w:tblGrid>
-        <w:gridCol w:w="9638"/>
-      </w:tblGrid>
-      <w:tr>
-        <w:tc>
-          <w:tcPr>
-            <w:tcW w:type="dxa" w:w="9638"/>
-            <w:shd w:fill="FFF4E5" w:color="auto" w:val="clear"/>
-            <w:tcMar>
-              <w:top w:type="dxa" w:w="100"/>
-              <w:left w:type="dxa" w:w="160"/>
-              <w:bottom w:type="dxa" w:w="100"/>
-              <w:right w:type="dxa" w:w="120"/>
-            </w:tcMar>
-          </w:tcPr>
-          <w:p>
-            <w:pPr>
-              <w:spacing w:after="60"/>
-            </w:pPr>
-            <w:r>
-              <w:rPr>
-                <w:rFonts w:ascii="Arial" w:cs="Arial" w:eastAsia="Arial" w:hAnsi="Arial"/>
-                <w:b/>
-                <w:bCs/>
-                <w:color w:val="C8691C"/>
-              </w:rPr>
-              <w:t xml:space="preserve">À trancher avant l’envoi</w:t>
-            </w:r>
-          </w:p>
-          <w:p>
-            <w:pPr>
-              <w:spacing w:after="50"/>
-            </w:pPr>
-            <w:r>
-              <w:rPr>
-                <w:rFonts w:ascii="Arial" w:cs="Arial" w:eastAsia="Arial" w:hAnsi="Arial"/>
-              </w:rPr>
-              <w:t xml:space="preserve">Indiquer la modalité retenue pour la première promotion (A, B ou Niveau 1 seul).</w:t>
-            </w:r>
-          </w:p>
-          <w:p>
-            <w:pPr>
-              <w:spacing w:after="50"/>
-            </w:pPr>
-            <w:r>
-              <w:rPr>
-                <w:rFonts w:ascii="Arial" w:cs="Arial" w:eastAsia="Arial" w:hAnsi="Arial"/>
-              </w:rPr>
-              <w:t xml:space="preserve">Si aucune personne n’est encore recrutée ni aucun contrat signé, l’écrire franchement : « la modalité B sera contractualisée avant l’ouverture de la première session, prévue le </w:t>
-            </w:r>
-            <w:r>
-              <w:rPr>
-                <w:rFonts w:ascii="Arial" w:cs="Arial" w:eastAsia="Arial" w:hAnsi="Arial"/>
-                <w:b/>
-                <w:bCs/>
-                <w:highlight w:val="yellow"/>
-                <w:highlightCs w:val="yellow"/>
-              </w:rPr>
-              <w:t xml:space="preserve">[date]</w:t>
-            </w:r>
-            <w:r>
-              <w:rPr>
-                <w:rFonts w:ascii="Arial" w:cs="Arial" w:eastAsia="Arial" w:hAnsi="Arial"/>
-              </w:rPr>
-              <w:t xml:space="preserve"> ». La DEETS apprécie davantage un calendrier réaliste qu’un engagement non justifié.</w:t>
-            </w:r>
-          </w:p>
-        </w:tc>
-      </w:tr>
-    </w:tbl>
-    <w:p>
-      <w:pPr>
-        <w:spacing w:after="80"/>
-      </w:pPr>
+        <w:t xml:space="preserve">[date prévisionnelle]</w:t>
+      </w:r>
+      <w:r>
+        <w:rPr>
+          <w:rFonts w:ascii="Inter" w:cs="Inter" w:eastAsia="Inter" w:hAnsi="Inter"/>
+        </w:rPr>
+        <w:t xml:space="preserve">.</w:t>
+      </w:r>
     </w:p>
     <w:p>
       <w:pPr>
@@ -2425,7 +2134,7 @@
       </w:pPr>
       <w:r>
         <w:rPr>
-          <w:rFonts w:ascii="Arial" w:cs="Arial" w:eastAsia="Arial" w:hAnsi="Arial"/>
+          <w:rFonts w:ascii="Montserrat" w:cs="Montserrat" w:eastAsia="Montserrat" w:hAnsi="Montserrat"/>
         </w:rPr>
         <w:t xml:space="preserve">4. Parcours « Trouver mon employeur »</w:t>
       </w:r>
@@ -2437,7 +2146,7 @@
       </w:pPr>
       <w:r>
         <w:rPr>
-          <w:rFonts w:ascii="Arial" w:cs="Arial" w:eastAsia="Arial" w:hAnsi="Arial"/>
+          <w:rFonts w:ascii="Inter" w:cs="Inter" w:eastAsia="Inter" w:hAnsi="Inter"/>
         </w:rPr>
         <w:t xml:space="preserve">Le parcours s’adresse à tout postulant admis dans une formation de YEBA FORMATIONS qui n’a pas encore signé de contrat d’apprentissage. Il est organisé en cinq étapes, chacune donnant lieu à une trace écrite dans le dossier du jeune.</w:t>
       </w:r>
@@ -2468,21 +2177,21 @@
         <w:tc>
           <w:tcPr>
             <w:tcW w:type="dxa" w:w="2000"/>
-            <w:shd w:fill="1F3A5F" w:color="auto" w:val="clear"/>
-            <w:tcMar>
-              <w:top w:type="dxa" w:w="60"/>
-              <w:left w:type="dxa" w:w="90"/>
-              <w:bottom w:type="dxa" w:w="60"/>
-              <w:right w:type="dxa" w:w="90"/>
-            </w:tcMar>
-          </w:tcPr>
-          <w:p>
-            <w:pPr>
-              <w:spacing w:after="40"/>
-            </w:pPr>
-            <w:r>
-              <w:rPr>
-                <w:rFonts w:ascii="Arial" w:cs="Arial" w:eastAsia="Arial" w:hAnsi="Arial"/>
+            <w:shd w:fill="1B3A6B" w:color="auto" w:val="clear"/>
+            <w:tcMar>
+              <w:top w:type="dxa" w:w="60"/>
+              <w:left w:type="dxa" w:w="90"/>
+              <w:bottom w:type="dxa" w:w="60"/>
+              <w:right w:type="dxa" w:w="90"/>
+            </w:tcMar>
+          </w:tcPr>
+          <w:p>
+            <w:pPr>
+              <w:spacing w:after="40"/>
+            </w:pPr>
+            <w:r>
+              <w:rPr>
+                <w:rFonts w:ascii="Inter" w:cs="Inter" w:eastAsia="Inter" w:hAnsi="Inter"/>
                 <w:b/>
                 <w:bCs/>
                 <w:color w:val="FFFFFF"/>
@@ -2494,21 +2203,21 @@
         <w:tc>
           <w:tcPr>
             <w:tcW w:type="dxa" w:w="3600"/>
-            <w:shd w:fill="1F3A5F" w:color="auto" w:val="clear"/>
-            <w:tcMar>
-              <w:top w:type="dxa" w:w="60"/>
-              <w:left w:type="dxa" w:w="90"/>
-              <w:bottom w:type="dxa" w:w="60"/>
-              <w:right w:type="dxa" w:w="90"/>
-            </w:tcMar>
-          </w:tcPr>
-          <w:p>
-            <w:pPr>
-              <w:spacing w:after="40"/>
-            </w:pPr>
-            <w:r>
-              <w:rPr>
-                <w:rFonts w:ascii="Arial" w:cs="Arial" w:eastAsia="Arial" w:hAnsi="Arial"/>
+            <w:shd w:fill="1B3A6B" w:color="auto" w:val="clear"/>
+            <w:tcMar>
+              <w:top w:type="dxa" w:w="60"/>
+              <w:left w:type="dxa" w:w="90"/>
+              <w:bottom w:type="dxa" w:w="60"/>
+              <w:right w:type="dxa" w:w="90"/>
+            </w:tcMar>
+          </w:tcPr>
+          <w:p>
+            <w:pPr>
+              <w:spacing w:after="40"/>
+            </w:pPr>
+            <w:r>
+              <w:rPr>
+                <w:rFonts w:ascii="Inter" w:cs="Inter" w:eastAsia="Inter" w:hAnsi="Inter"/>
                 <w:b/>
                 <w:bCs/>
                 <w:color w:val="FFFFFF"/>
@@ -2520,21 +2229,21 @@
         <w:tc>
           <w:tcPr>
             <w:tcW w:type="dxa" w:w="2200"/>
-            <w:shd w:fill="1F3A5F" w:color="auto" w:val="clear"/>
-            <w:tcMar>
-              <w:top w:type="dxa" w:w="60"/>
-              <w:left w:type="dxa" w:w="90"/>
-              <w:bottom w:type="dxa" w:w="60"/>
-              <w:right w:type="dxa" w:w="90"/>
-            </w:tcMar>
-          </w:tcPr>
-          <w:p>
-            <w:pPr>
-              <w:spacing w:after="40"/>
-            </w:pPr>
-            <w:r>
-              <w:rPr>
-                <w:rFonts w:ascii="Arial" w:cs="Arial" w:eastAsia="Arial" w:hAnsi="Arial"/>
+            <w:shd w:fill="1B3A6B" w:color="auto" w:val="clear"/>
+            <w:tcMar>
+              <w:top w:type="dxa" w:w="60"/>
+              <w:left w:type="dxa" w:w="90"/>
+              <w:bottom w:type="dxa" w:w="60"/>
+              <w:right w:type="dxa" w:w="90"/>
+            </w:tcMar>
+          </w:tcPr>
+          <w:p>
+            <w:pPr>
+              <w:spacing w:after="40"/>
+            </w:pPr>
+            <w:r>
+              <w:rPr>
+                <w:rFonts w:ascii="Inter" w:cs="Inter" w:eastAsia="Inter" w:hAnsi="Inter"/>
                 <w:b/>
                 <w:bCs/>
                 <w:color w:val="FFFFFF"/>
@@ -2546,21 +2255,21 @@
         <w:tc>
           <w:tcPr>
             <w:tcW w:type="dxa" w:w="1838"/>
-            <w:shd w:fill="1F3A5F" w:color="auto" w:val="clear"/>
-            <w:tcMar>
-              <w:top w:type="dxa" w:w="60"/>
-              <w:left w:type="dxa" w:w="90"/>
-              <w:bottom w:type="dxa" w:w="60"/>
-              <w:right w:type="dxa" w:w="90"/>
-            </w:tcMar>
-          </w:tcPr>
-          <w:p>
-            <w:pPr>
-              <w:spacing w:after="40"/>
-            </w:pPr>
-            <w:r>
-              <w:rPr>
-                <w:rFonts w:ascii="Arial" w:cs="Arial" w:eastAsia="Arial" w:hAnsi="Arial"/>
+            <w:shd w:fill="1B3A6B" w:color="auto" w:val="clear"/>
+            <w:tcMar>
+              <w:top w:type="dxa" w:w="60"/>
+              <w:left w:type="dxa" w:w="90"/>
+              <w:bottom w:type="dxa" w:w="60"/>
+              <w:right w:type="dxa" w:w="90"/>
+            </w:tcMar>
+          </w:tcPr>
+          <w:p>
+            <w:pPr>
+              <w:spacing w:after="40"/>
+            </w:pPr>
+            <w:r>
+              <w:rPr>
+                <w:rFonts w:ascii="Inter" w:cs="Inter" w:eastAsia="Inter" w:hAnsi="Inter"/>
                 <w:b/>
                 <w:bCs/>
                 <w:color w:val="FFFFFF"/>
@@ -2590,7 +2299,7 @@
             </w:pPr>
             <w:r>
               <w:rPr>
-                <w:rFonts w:ascii="Arial" w:cs="Arial" w:eastAsia="Arial" w:hAnsi="Arial"/>
+                <w:rFonts w:ascii="Inter" w:cs="Inter" w:eastAsia="Inter" w:hAnsi="Inter"/>
               </w:rPr>
               <w:t xml:space="preserve">1. Accueil et information</w:t>
             </w:r>
@@ -2612,7 +2321,7 @@
             </w:pPr>
             <w:r>
               <w:rPr>
-                <w:rFonts w:ascii="Arial" w:cs="Arial" w:eastAsia="Arial" w:hAnsi="Arial"/>
+                <w:rFonts w:ascii="Inter" w:cs="Inter" w:eastAsia="Inter" w:hAnsi="Inter"/>
               </w:rPr>
               <w:t xml:space="preserve">Réunion d’information collective (alternance, statut d’apprenti, rémunération, aides) ; remise du livret « Bienvenue en apprentissage »</w:t>
             </w:r>
@@ -2634,7 +2343,7 @@
             </w:pPr>
             <w:r>
               <w:rPr>
-                <w:rFonts w:ascii="Arial" w:cs="Arial" w:eastAsia="Arial" w:hAnsi="Arial"/>
+                <w:rFonts w:ascii="Inter" w:cs="Inter" w:eastAsia="Inter" w:hAnsi="Inter"/>
               </w:rPr>
               <w:t xml:space="preserve">Réunions mensuelles d’avril à octobre ; à la demande hors période</w:t>
             </w:r>
@@ -2656,7 +2365,7 @@
             </w:pPr>
             <w:r>
               <w:rPr>
-                <w:rFonts w:ascii="Arial" w:cs="Arial" w:eastAsia="Arial" w:hAnsi="Arial"/>
+                <w:rFonts w:ascii="Inter" w:cs="Inter" w:eastAsia="Inter" w:hAnsi="Inter"/>
               </w:rPr>
               <w:t xml:space="preserve">Feuille d’émargement ; livret remis</w:t>
             </w:r>
@@ -2670,21 +2379,21 @@
         <w:tc>
           <w:tcPr>
             <w:tcW w:type="dxa" w:w="2000"/>
-            <w:shd w:fill="EAF0F6" w:color="auto" w:val="clear"/>
-            <w:tcMar>
-              <w:top w:type="dxa" w:w="60"/>
-              <w:left w:type="dxa" w:w="90"/>
-              <w:bottom w:type="dxa" w:w="60"/>
-              <w:right w:type="dxa" w:w="90"/>
-            </w:tcMar>
-          </w:tcPr>
-          <w:p>
-            <w:pPr>
-              <w:spacing w:after="40"/>
-            </w:pPr>
-            <w:r>
-              <w:rPr>
-                <w:rFonts w:ascii="Arial" w:cs="Arial" w:eastAsia="Arial" w:hAnsi="Arial"/>
+            <w:shd w:fill="EEF1F6" w:color="auto" w:val="clear"/>
+            <w:tcMar>
+              <w:top w:type="dxa" w:w="60"/>
+              <w:left w:type="dxa" w:w="90"/>
+              <w:bottom w:type="dxa" w:w="60"/>
+              <w:right w:type="dxa" w:w="90"/>
+            </w:tcMar>
+          </w:tcPr>
+          <w:p>
+            <w:pPr>
+              <w:spacing w:after="40"/>
+            </w:pPr>
+            <w:r>
+              <w:rPr>
+                <w:rFonts w:ascii="Inter" w:cs="Inter" w:eastAsia="Inter" w:hAnsi="Inter"/>
               </w:rPr>
               <w:t xml:space="preserve">2. Diagnostic individuel</w:t>
             </w:r>
@@ -2693,21 +2402,21 @@
         <w:tc>
           <w:tcPr>
             <w:tcW w:type="dxa" w:w="3600"/>
-            <w:shd w:fill="EAF0F6" w:color="auto" w:val="clear"/>
-            <w:tcMar>
-              <w:top w:type="dxa" w:w="60"/>
-              <w:left w:type="dxa" w:w="90"/>
-              <w:bottom w:type="dxa" w:w="60"/>
-              <w:right w:type="dxa" w:w="90"/>
-            </w:tcMar>
-          </w:tcPr>
-          <w:p>
-            <w:pPr>
-              <w:spacing w:after="40"/>
-            </w:pPr>
-            <w:r>
-              <w:rPr>
-                <w:rFonts w:ascii="Arial" w:cs="Arial" w:eastAsia="Arial" w:hAnsi="Arial"/>
+            <w:shd w:fill="EEF1F6" w:color="auto" w:val="clear"/>
+            <w:tcMar>
+              <w:top w:type="dxa" w:w="60"/>
+              <w:left w:type="dxa" w:w="90"/>
+              <w:bottom w:type="dxa" w:w="60"/>
+              <w:right w:type="dxa" w:w="90"/>
+            </w:tcMar>
+          </w:tcPr>
+          <w:p>
+            <w:pPr>
+              <w:spacing w:after="40"/>
+            </w:pPr>
+            <w:r>
+              <w:rPr>
+                <w:rFonts w:ascii="Inter" w:cs="Inter" w:eastAsia="Inter" w:hAnsi="Inter"/>
               </w:rPr>
               <w:t xml:space="preserve">Entretien de positionnement : projet professionnel, mobilité géographique (micro-régions Nord, Sud, Est, Ouest), permis, contraintes, besoins d’adaptation</w:t>
             </w:r>
@@ -2716,21 +2425,21 @@
         <w:tc>
           <w:tcPr>
             <w:tcW w:type="dxa" w:w="2200"/>
-            <w:shd w:fill="EAF0F6" w:color="auto" w:val="clear"/>
-            <w:tcMar>
-              <w:top w:type="dxa" w:w="60"/>
-              <w:left w:type="dxa" w:w="90"/>
-              <w:bottom w:type="dxa" w:w="60"/>
-              <w:right w:type="dxa" w:w="90"/>
-            </w:tcMar>
-          </w:tcPr>
-          <w:p>
-            <w:pPr>
-              <w:spacing w:after="40"/>
-            </w:pPr>
-            <w:r>
-              <w:rPr>
-                <w:rFonts w:ascii="Arial" w:cs="Arial" w:eastAsia="Arial" w:hAnsi="Arial"/>
+            <w:shd w:fill="EEF1F6" w:color="auto" w:val="clear"/>
+            <w:tcMar>
+              <w:top w:type="dxa" w:w="60"/>
+              <w:left w:type="dxa" w:w="90"/>
+              <w:bottom w:type="dxa" w:w="60"/>
+              <w:right w:type="dxa" w:w="90"/>
+            </w:tcMar>
+          </w:tcPr>
+          <w:p>
+            <w:pPr>
+              <w:spacing w:after="40"/>
+            </w:pPr>
+            <w:r>
+              <w:rPr>
+                <w:rFonts w:ascii="Inter" w:cs="Inter" w:eastAsia="Inter" w:hAnsi="Inter"/>
               </w:rPr>
               <w:t xml:space="preserve">Sous 5 jours ouvrés après la candidature</w:t>
             </w:r>
@@ -2739,21 +2448,21 @@
         <w:tc>
           <w:tcPr>
             <w:tcW w:type="dxa" w:w="1838"/>
-            <w:shd w:fill="EAF0F6" w:color="auto" w:val="clear"/>
-            <w:tcMar>
-              <w:top w:type="dxa" w:w="60"/>
-              <w:left w:type="dxa" w:w="90"/>
-              <w:bottom w:type="dxa" w:w="60"/>
-              <w:right w:type="dxa" w:w="90"/>
-            </w:tcMar>
-          </w:tcPr>
-          <w:p>
-            <w:pPr>
-              <w:spacing w:after="40"/>
-            </w:pPr>
-            <w:r>
-              <w:rPr>
-                <w:rFonts w:ascii="Arial" w:cs="Arial" w:eastAsia="Arial" w:hAnsi="Arial"/>
+            <w:shd w:fill="EEF1F6" w:color="auto" w:val="clear"/>
+            <w:tcMar>
+              <w:top w:type="dxa" w:w="60"/>
+              <w:left w:type="dxa" w:w="90"/>
+              <w:bottom w:type="dxa" w:w="60"/>
+              <w:right w:type="dxa" w:w="90"/>
+            </w:tcMar>
+          </w:tcPr>
+          <w:p>
+            <w:pPr>
+              <w:spacing w:after="40"/>
+            </w:pPr>
+            <w:r>
+              <w:rPr>
+                <w:rFonts w:ascii="Inter" w:cs="Inter" w:eastAsia="Inter" w:hAnsi="Inter"/>
               </w:rPr>
               <w:t xml:space="preserve">Fiche diagnostic et plan d’action individuel</w:t>
             </w:r>
@@ -2780,7 +2489,7 @@
             </w:pPr>
             <w:r>
               <w:rPr>
-                <w:rFonts w:ascii="Arial" w:cs="Arial" w:eastAsia="Arial" w:hAnsi="Arial"/>
+                <w:rFonts w:ascii="Inter" w:cs="Inter" w:eastAsia="Inter" w:hAnsi="Inter"/>
               </w:rPr>
               <w:t xml:space="preserve">3. Ateliers « Se vendre auprès d’un recruteur »</w:t>
             </w:r>
@@ -2802,7 +2511,7 @@
             </w:pPr>
             <w:r>
               <w:rPr>
-                <w:rFonts w:ascii="Arial" w:cs="Arial" w:eastAsia="Arial" w:hAnsi="Arial"/>
+                <w:rFonts w:ascii="Inter" w:cs="Inter" w:eastAsia="Inter" w:hAnsi="Inter"/>
               </w:rPr>
               <w:t xml:space="preserve">CV, lettre de motivation, pitch de 60 secondes, simulation d’entretien filmée avec débriefing, usage des réseaux professionnels</w:t>
             </w:r>
@@ -2824,7 +2533,7 @@
             </w:pPr>
             <w:r>
               <w:rPr>
-                <w:rFonts w:ascii="Arial" w:cs="Arial" w:eastAsia="Arial" w:hAnsi="Arial"/>
+                <w:rFonts w:ascii="Inter" w:cs="Inter" w:eastAsia="Inter" w:hAnsi="Inter"/>
               </w:rPr>
               <w:t xml:space="preserve">3 ateliers de 3 heures sur 3 semaines</w:t>
             </w:r>
@@ -2846,7 +2555,7 @@
             </w:pPr>
             <w:r>
               <w:rPr>
-                <w:rFonts w:ascii="Arial" w:cs="Arial" w:eastAsia="Arial" w:hAnsi="Arial"/>
+                <w:rFonts w:ascii="Inter" w:cs="Inter" w:eastAsia="Inter" w:hAnsi="Inter"/>
               </w:rPr>
               <w:t xml:space="preserve">CV et pitch validés ; grille d’évaluation de l’entretien simulé</w:t>
             </w:r>
@@ -2860,21 +2569,21 @@
         <w:tc>
           <w:tcPr>
             <w:tcW w:type="dxa" w:w="2000"/>
-            <w:shd w:fill="EAF0F6" w:color="auto" w:val="clear"/>
-            <w:tcMar>
-              <w:top w:type="dxa" w:w="60"/>
-              <w:left w:type="dxa" w:w="90"/>
-              <w:bottom w:type="dxa" w:w="60"/>
-              <w:right w:type="dxa" w:w="90"/>
-            </w:tcMar>
-          </w:tcPr>
-          <w:p>
-            <w:pPr>
-              <w:spacing w:after="40"/>
-            </w:pPr>
-            <w:r>
-              <w:rPr>
-                <w:rFonts w:ascii="Arial" w:cs="Arial" w:eastAsia="Arial" w:hAnsi="Arial"/>
+            <w:shd w:fill="EEF1F6" w:color="auto" w:val="clear"/>
+            <w:tcMar>
+              <w:top w:type="dxa" w:w="60"/>
+              <w:left w:type="dxa" w:w="90"/>
+              <w:bottom w:type="dxa" w:w="60"/>
+              <w:right w:type="dxa" w:w="90"/>
+            </w:tcMar>
+          </w:tcPr>
+          <w:p>
+            <w:pPr>
+              <w:spacing w:after="40"/>
+            </w:pPr>
+            <w:r>
+              <w:rPr>
+                <w:rFonts w:ascii="Inter" w:cs="Inter" w:eastAsia="Inter" w:hAnsi="Inter"/>
               </w:rPr>
               <w:t xml:space="preserve">4. Mise en relation</w:t>
             </w:r>
@@ -2883,21 +2592,21 @@
         <w:tc>
           <w:tcPr>
             <w:tcW w:type="dxa" w:w="3600"/>
-            <w:shd w:fill="EAF0F6" w:color="auto" w:val="clear"/>
-            <w:tcMar>
-              <w:top w:type="dxa" w:w="60"/>
-              <w:left w:type="dxa" w:w="90"/>
-              <w:bottom w:type="dxa" w:w="60"/>
-              <w:right w:type="dxa" w:w="90"/>
-            </w:tcMar>
-          </w:tcPr>
-          <w:p>
-            <w:pPr>
-              <w:spacing w:after="40"/>
-            </w:pPr>
-            <w:r>
-              <w:rPr>
-                <w:rFonts w:ascii="Arial" w:cs="Arial" w:eastAsia="Arial" w:hAnsi="Arial"/>
+            <w:shd w:fill="EEF1F6" w:color="auto" w:val="clear"/>
+            <w:tcMar>
+              <w:top w:type="dxa" w:w="60"/>
+              <w:left w:type="dxa" w:w="90"/>
+              <w:bottom w:type="dxa" w:w="60"/>
+              <w:right w:type="dxa" w:w="90"/>
+            </w:tcMar>
+          </w:tcPr>
+          <w:p>
+            <w:pPr>
+              <w:spacing w:after="40"/>
+            </w:pPr>
+            <w:r>
+              <w:rPr>
+                <w:rFonts w:ascii="Inter" w:cs="Inter" w:eastAsia="Inter" w:hAnsi="Inter"/>
               </w:rPr>
               <w:t xml:space="preserve">Diffusion des offres qualifiées ; envoi de profils ciblés aux entreprises du portefeuille ; job dating ; préparation de chaque entretien</w:t>
             </w:r>
@@ -2906,21 +2615,21 @@
         <w:tc>
           <w:tcPr>
             <w:tcW w:type="dxa" w:w="2200"/>
-            <w:shd w:fill="EAF0F6" w:color="auto" w:val="clear"/>
-            <w:tcMar>
-              <w:top w:type="dxa" w:w="60"/>
-              <w:left w:type="dxa" w:w="90"/>
-              <w:bottom w:type="dxa" w:w="60"/>
-              <w:right w:type="dxa" w:w="90"/>
-            </w:tcMar>
-          </w:tcPr>
-          <w:p>
-            <w:pPr>
-              <w:spacing w:after="40"/>
-            </w:pPr>
-            <w:r>
-              <w:rPr>
-                <w:rFonts w:ascii="Arial" w:cs="Arial" w:eastAsia="Arial" w:hAnsi="Arial"/>
+            <w:shd w:fill="EEF1F6" w:color="auto" w:val="clear"/>
+            <w:tcMar>
+              <w:top w:type="dxa" w:w="60"/>
+              <w:left w:type="dxa" w:w="90"/>
+              <w:bottom w:type="dxa" w:w="60"/>
+              <w:right w:type="dxa" w:w="90"/>
+            </w:tcMar>
+          </w:tcPr>
+          <w:p>
+            <w:pPr>
+              <w:spacing w:after="40"/>
+            </w:pPr>
+            <w:r>
+              <w:rPr>
+                <w:rFonts w:ascii="Inter" w:cs="Inter" w:eastAsia="Inter" w:hAnsi="Inter"/>
               </w:rPr>
               <w:t xml:space="preserve">Point hebdomadaire (présentiel ou visio) ; job dating trimestriel</w:t>
             </w:r>
@@ -2929,21 +2638,21 @@
         <w:tc>
           <w:tcPr>
             <w:tcW w:type="dxa" w:w="1838"/>
-            <w:shd w:fill="EAF0F6" w:color="auto" w:val="clear"/>
-            <w:tcMar>
-              <w:top w:type="dxa" w:w="60"/>
-              <w:left w:type="dxa" w:w="90"/>
-              <w:bottom w:type="dxa" w:w="60"/>
-              <w:right w:type="dxa" w:w="90"/>
-            </w:tcMar>
-          </w:tcPr>
-          <w:p>
-            <w:pPr>
-              <w:spacing w:after="40"/>
-            </w:pPr>
-            <w:r>
-              <w:rPr>
-                <w:rFonts w:ascii="Arial" w:cs="Arial" w:eastAsia="Arial" w:hAnsi="Arial"/>
+            <w:shd w:fill="EEF1F6" w:color="auto" w:val="clear"/>
+            <w:tcMar>
+              <w:top w:type="dxa" w:w="60"/>
+              <w:left w:type="dxa" w:w="90"/>
+              <w:bottom w:type="dxa" w:w="60"/>
+              <w:right w:type="dxa" w:w="90"/>
+            </w:tcMar>
+          </w:tcPr>
+          <w:p>
+            <w:pPr>
+              <w:spacing w:after="40"/>
+            </w:pPr>
+            <w:r>
+              <w:rPr>
+                <w:rFonts w:ascii="Inter" w:cs="Inter" w:eastAsia="Inter" w:hAnsi="Inter"/>
               </w:rPr>
               <w:t xml:space="preserve">Tableau de suivi des candidatures</w:t>
             </w:r>
@@ -2970,7 +2679,7 @@
             </w:pPr>
             <w:r>
               <w:rPr>
-                <w:rFonts w:ascii="Arial" w:cs="Arial" w:eastAsia="Arial" w:hAnsi="Arial"/>
+                <w:rFonts w:ascii="Inter" w:cs="Inter" w:eastAsia="Inter" w:hAnsi="Inter"/>
               </w:rPr>
               <w:t xml:space="preserve">5. Sécurisation de l’embauche</w:t>
             </w:r>
@@ -2992,7 +2701,7 @@
             </w:pPr>
             <w:r>
               <w:rPr>
-                <w:rFonts w:ascii="Arial" w:cs="Arial" w:eastAsia="Arial" w:hAnsi="Arial"/>
+                <w:rFonts w:ascii="Inter" w:cs="Inter" w:eastAsia="Inter" w:hAnsi="Inter"/>
               </w:rPr>
               <w:t xml:space="preserve">Aide à la rédaction du contrat (CERFA FA13), convention de formation, calendrier d’alternance, transmission à l’OPCO, désignation du maître d’apprentissage</w:t>
             </w:r>
@@ -3014,7 +2723,7 @@
             </w:pPr>
             <w:r>
               <w:rPr>
-                <w:rFonts w:ascii="Arial" w:cs="Arial" w:eastAsia="Arial" w:hAnsi="Arial"/>
+                <w:rFonts w:ascii="Inter" w:cs="Inter" w:eastAsia="Inter" w:hAnsi="Inter"/>
               </w:rPr>
               <w:t xml:space="preserve">Sous 5 jours ouvrés après l’accord de l’employeur</w:t>
             </w:r>
@@ -3036,7 +2745,7 @@
             </w:pPr>
             <w:r>
               <w:rPr>
-                <w:rFonts w:ascii="Arial" w:cs="Arial" w:eastAsia="Arial" w:hAnsi="Arial"/>
+                <w:rFonts w:ascii="Inter" w:cs="Inter" w:eastAsia="Inter" w:hAnsi="Inter"/>
               </w:rPr>
               <w:t xml:space="preserve">Contrat et convention signés ; accusé de dépôt de l’OPCO</w:t>
             </w:r>
@@ -3057,7 +2766,7 @@
       </w:pPr>
       <w:r>
         <w:rPr>
-          <w:rFonts w:ascii="Arial" w:cs="Arial" w:eastAsia="Arial" w:hAnsi="Arial"/>
+          <w:rFonts w:ascii="Montserrat" w:cs="Montserrat" w:eastAsia="Montserrat" w:hAnsi="Montserrat"/>
         </w:rPr>
         <w:t xml:space="preserve">4.1 Jeunes sans employeur à l’entrée en formation</w:t>
       </w:r>
@@ -3069,7 +2778,7 @@
       </w:pPr>
       <w:r>
         <w:rPr>
-          <w:rFonts w:ascii="Arial" w:cs="Arial" w:eastAsia="Arial" w:hAnsi="Arial"/>
+          <w:rFonts w:ascii="Inter" w:cs="Inter" w:eastAsia="Inter" w:hAnsi="Inter"/>
         </w:rPr>
         <w:t xml:space="preserve">Conformément à l’article L.6222-12-1, le jeune peut débuter sa formation sans employeur, dans la limite de trois mois. Pendant cette période, YEBA FORMATIONS :</w:t>
       </w:r>
@@ -3085,13 +2794,13 @@
       </w:pPr>
       <w:r>
         <w:rPr>
-          <w:rFonts w:ascii="Arial" w:cs="Arial" w:eastAsia="Arial" w:hAnsi="Arial"/>
+          <w:rFonts w:ascii="Inter" w:cs="Inter" w:eastAsia="Inter" w:hAnsi="Inter"/>
         </w:rPr>
         <w:t xml:space="preserve">fixe un </w:t>
       </w:r>
       <w:r>
         <w:rPr>
-          <w:rFonts w:ascii="Arial" w:cs="Arial" w:eastAsia="Arial" w:hAnsi="Arial"/>
+          <w:rFonts w:ascii="Inter" w:cs="Inter" w:eastAsia="Inter" w:hAnsi="Inter"/>
           <w:b/>
           <w:bCs/>
         </w:rPr>
@@ -3099,7 +2808,7 @@
       </w:r>
       <w:r>
         <w:rPr>
-          <w:rFonts w:ascii="Arial" w:cs="Arial" w:eastAsia="Arial" w:hAnsi="Arial"/>
+          <w:rFonts w:ascii="Inter" w:cs="Inter" w:eastAsia="Inter" w:hAnsi="Inter"/>
         </w:rPr>
         <w:t xml:space="preserve"> de démarches (candidatures, relances, entretiens), revu chaque semaine avec le référent ;</w:t>
       </w:r>
@@ -3115,13 +2824,13 @@
       </w:pPr>
       <w:r>
         <w:rPr>
-          <w:rFonts w:ascii="Arial" w:cs="Arial" w:eastAsia="Arial" w:hAnsi="Arial"/>
+          <w:rFonts w:ascii="Inter" w:cs="Inter" w:eastAsia="Inter" w:hAnsi="Inter"/>
         </w:rPr>
         <w:t xml:space="preserve">organise au moins </w:t>
       </w:r>
       <w:r>
         <w:rPr>
-          <w:rFonts w:ascii="Arial" w:cs="Arial" w:eastAsia="Arial" w:hAnsi="Arial"/>
+          <w:rFonts w:ascii="Inter" w:cs="Inter" w:eastAsia="Inter" w:hAnsi="Inter"/>
           <w:b/>
           <w:bCs/>
         </w:rPr>
@@ -3129,7 +2838,7 @@
       </w:r>
       <w:r>
         <w:rPr>
-          <w:rFonts w:ascii="Arial" w:cs="Arial" w:eastAsia="Arial" w:hAnsi="Arial"/>
+          <w:rFonts w:ascii="Inter" w:cs="Inter" w:eastAsia="Inter" w:hAnsi="Inter"/>
         </w:rPr>
         <w:t xml:space="preserve"> dès que le portefeuille le permet ;</w:t>
       </w:r>
@@ -3145,13 +2854,13 @@
       </w:pPr>
       <w:r>
         <w:rPr>
-          <w:rFonts w:ascii="Arial" w:cs="Arial" w:eastAsia="Arial" w:hAnsi="Arial"/>
+          <w:rFonts w:ascii="Inter" w:cs="Inter" w:eastAsia="Inter" w:hAnsi="Inter"/>
         </w:rPr>
         <w:t xml:space="preserve">prévoit, si possible, une </w:t>
       </w:r>
       <w:r>
         <w:rPr>
-          <w:rFonts w:ascii="Arial" w:cs="Arial" w:eastAsia="Arial" w:hAnsi="Arial"/>
+          <w:rFonts w:ascii="Inter" w:cs="Inter" w:eastAsia="Inter" w:hAnsi="Inter"/>
           <w:b/>
           <w:bCs/>
         </w:rPr>
@@ -3159,13 +2868,13 @@
       </w:r>
       <w:r>
         <w:rPr>
-          <w:rFonts w:ascii="Arial" w:cs="Arial" w:eastAsia="Arial" w:hAnsi="Arial"/>
+          <w:rFonts w:ascii="Inter" w:cs="Inter" w:eastAsia="Inter" w:hAnsi="Inter"/>
         </w:rPr>
         <w:t xml:space="preserve"> pour faire connaître le jeune à un employeur (selon les dispositifs mobilisables avec France Travail ou la Mission locale — </w:t>
       </w:r>
       <w:r>
         <w:rPr>
-          <w:rFonts w:ascii="Arial" w:cs="Arial" w:eastAsia="Arial" w:hAnsi="Arial"/>
+          <w:rFonts w:ascii="Inter" w:cs="Inter" w:eastAsia="Inter" w:hAnsi="Inter"/>
           <w:b/>
           <w:bCs/>
           <w:highlight w:val="yellow"/>
@@ -3175,7 +2884,7 @@
       </w:r>
       <w:r>
         <w:rPr>
-          <w:rFonts w:ascii="Arial" w:cs="Arial" w:eastAsia="Arial" w:hAnsi="Arial"/>
+          <w:rFonts w:ascii="Inter" w:cs="Inter" w:eastAsia="Inter" w:hAnsi="Inter"/>
         </w:rPr>
         <w:t xml:space="preserve">) ;</w:t>
       </w:r>
@@ -3191,13 +2900,13 @@
       </w:pPr>
       <w:r>
         <w:rPr>
-          <w:rFonts w:ascii="Arial" w:cs="Arial" w:eastAsia="Arial" w:hAnsi="Arial"/>
+          <w:rFonts w:ascii="Inter" w:cs="Inter" w:eastAsia="Inter" w:hAnsi="Inter"/>
         </w:rPr>
         <w:t xml:space="preserve">réalise un </w:t>
       </w:r>
       <w:r>
         <w:rPr>
-          <w:rFonts w:ascii="Arial" w:cs="Arial" w:eastAsia="Arial" w:hAnsi="Arial"/>
+          <w:rFonts w:ascii="Inter" w:cs="Inter" w:eastAsia="Inter" w:hAnsi="Inter"/>
           <w:b/>
           <w:bCs/>
         </w:rPr>
@@ -3205,7 +2914,7 @@
       </w:r>
       <w:r>
         <w:rPr>
-          <w:rFonts w:ascii="Arial" w:cs="Arial" w:eastAsia="Arial" w:hAnsi="Arial"/>
+          <w:rFonts w:ascii="Inter" w:cs="Inter" w:eastAsia="Inter" w:hAnsi="Inter"/>
         </w:rPr>
         <w:t xml:space="preserve"> puis à 10 semaines ; sans perspective de contrat, il étudie avec le jeune une réorientation ou une autre voie (contrat de professionnalisation, formation continue, autre filière), en lien avec la Mission locale ou France Travail.</w:t>
       </w:r>
@@ -3218,7 +2927,7 @@
       </w:pPr>
       <w:r>
         <w:rPr>
-          <w:rFonts w:ascii="Arial" w:cs="Arial" w:eastAsia="Arial" w:hAnsi="Arial"/>
+          <w:rFonts w:ascii="Montserrat" w:cs="Montserrat" w:eastAsia="Montserrat" w:hAnsi="Montserrat"/>
         </w:rPr>
         <w:t xml:space="preserve">5. Prospection et fidélisation des employeurs</w:t>
       </w:r>
@@ -3231,7 +2940,7 @@
       </w:pPr>
       <w:r>
         <w:rPr>
-          <w:rFonts w:ascii="Arial" w:cs="Arial" w:eastAsia="Arial" w:hAnsi="Arial"/>
+          <w:rFonts w:ascii="Montserrat" w:cs="Montserrat" w:eastAsia="Montserrat" w:hAnsi="Montserrat"/>
         </w:rPr>
         <w:t xml:space="preserve">5.1 Ciblage</w:t>
       </w:r>
@@ -3243,13 +2952,13 @@
       </w:pPr>
       <w:r>
         <w:rPr>
-          <w:rFonts w:ascii="Arial" w:cs="Arial" w:eastAsia="Arial" w:hAnsi="Arial"/>
+          <w:rFonts w:ascii="Inter" w:cs="Inter" w:eastAsia="Inter" w:hAnsi="Inter"/>
         </w:rPr>
         <w:t xml:space="preserve">Le tissu économique réunionnais est composé très majoritairement de TPE et de PME (</w:t>
       </w:r>
       <w:r>
         <w:rPr>
-          <w:rFonts w:ascii="Arial" w:cs="Arial" w:eastAsia="Arial" w:hAnsi="Arial"/>
+          <w:rFonts w:ascii="Inter" w:cs="Inter" w:eastAsia="Inter" w:hAnsi="Inter"/>
           <w:b/>
           <w:bCs/>
           <w:highlight w:val="yellow"/>
@@ -3259,25 +2968,51 @@
       </w:r>
       <w:r>
         <w:rPr>
-          <w:rFonts w:ascii="Arial" w:cs="Arial" w:eastAsia="Arial" w:hAnsi="Arial"/>
-        </w:rPr>
-        <w:t xml:space="preserve">). Ces entreprises connaissent souvent mal l’apprentissage et redoutent ses démarches administratives. Notre prospection les cible en priorité, dans les secteurs correspondant aux certifications préparées (</w:t>
-      </w:r>
-      <w:r>
-        <w:rPr>
-          <w:rFonts w:ascii="Arial" w:cs="Arial" w:eastAsia="Arial" w:hAnsi="Arial"/>
+          <w:rFonts w:ascii="Inter" w:cs="Inter" w:eastAsia="Inter" w:hAnsi="Inter"/>
+        </w:rPr>
+        <w:t xml:space="preserve">). Ces entreprises connaissent souvent mal l’apprentissage et redoutent ses démarches administratives. Notre prospection les cible en priorité, selon les certifications préparées : </w:t>
+      </w:r>
+      <w:r>
+        <w:rPr>
+          <w:rFonts w:ascii="Inter" w:cs="Inter" w:eastAsia="Inter" w:hAnsi="Inter"/>
           <w:b/>
           <w:bCs/>
-          <w:highlight w:val="yellow"/>
-          <w:highlightCs w:val="yellow"/>
-        </w:rPr>
-        <w:t xml:space="preserve">[secteurs : commerce de détail, négoce, services aux entreprises, hôtellerie-restauration…]</w:t>
-      </w:r>
-      <w:r>
-        <w:rPr>
-          <w:rFonts w:ascii="Arial" w:cs="Arial" w:eastAsia="Arial" w:hAnsi="Arial"/>
-        </w:rPr>
-        <w:t xml:space="preserve">).</w:t>
+        </w:rPr>
+        <w:t xml:space="preserve">commerce et distribution</w:t>
+      </w:r>
+      <w:r>
+        <w:rPr>
+          <w:rFonts w:ascii="Inter" w:cs="Inter" w:eastAsia="Inter" w:hAnsi="Inter"/>
+        </w:rPr>
+        <w:t xml:space="preserve"> (Manager d’établissement marchand), </w:t>
+      </w:r>
+      <w:r>
+        <w:rPr>
+          <w:rFonts w:ascii="Inter" w:cs="Inter" w:eastAsia="Inter" w:hAnsi="Inter"/>
+          <w:b/>
+          <w:bCs/>
+        </w:rPr>
+        <w:t xml:space="preserve">toute entreprise disposant d’une fonction ressources humaines</w:t>
+      </w:r>
+      <w:r>
+        <w:rPr>
+          <w:rFonts w:ascii="Inter" w:cs="Inter" w:eastAsia="Inter" w:hAnsi="Inter"/>
+        </w:rPr>
+        <w:t xml:space="preserve">, y compris les PME en croissance et les groupements d’employeurs (Responsable ressources humaines), </w:t>
+      </w:r>
+      <w:r>
+        <w:rPr>
+          <w:rFonts w:ascii="Inter" w:cs="Inter" w:eastAsia="Inter" w:hAnsi="Inter"/>
+          <w:b/>
+          <w:bCs/>
+        </w:rPr>
+        <w:t xml:space="preserve">entreprises de services, de conseil et du numérique, et PME engagées dans leur transformation numérique</w:t>
+      </w:r>
+      <w:r>
+        <w:rPr>
+          <w:rFonts w:ascii="Inter" w:cs="Inter" w:eastAsia="Inter" w:hAnsi="Inter"/>
+        </w:rPr>
+        <w:t xml:space="preserve"> (Product Builder No-Code).</w:t>
       </w:r>
     </w:p>
     <w:p>
@@ -3288,7 +3023,7 @@
       </w:pPr>
       <w:r>
         <w:rPr>
-          <w:rFonts w:ascii="Arial" w:cs="Arial" w:eastAsia="Arial" w:hAnsi="Arial"/>
+          <w:rFonts w:ascii="Montserrat" w:cs="Montserrat" w:eastAsia="Montserrat" w:hAnsi="Montserrat"/>
         </w:rPr>
         <w:t xml:space="preserve">5.2 Actions de prospection</w:t>
       </w:r>
@@ -3318,21 +3053,21 @@
         <w:tc>
           <w:tcPr>
             <w:tcW w:type="dxa" w:w="2400"/>
-            <w:shd w:fill="1F3A5F" w:color="auto" w:val="clear"/>
-            <w:tcMar>
-              <w:top w:type="dxa" w:w="60"/>
-              <w:left w:type="dxa" w:w="90"/>
-              <w:bottom w:type="dxa" w:w="60"/>
-              <w:right w:type="dxa" w:w="90"/>
-            </w:tcMar>
-          </w:tcPr>
-          <w:p>
-            <w:pPr>
-              <w:spacing w:after="40"/>
-            </w:pPr>
-            <w:r>
-              <w:rPr>
-                <w:rFonts w:ascii="Arial" w:cs="Arial" w:eastAsia="Arial" w:hAnsi="Arial"/>
+            <w:shd w:fill="1B3A6B" w:color="auto" w:val="clear"/>
+            <w:tcMar>
+              <w:top w:type="dxa" w:w="60"/>
+              <w:left w:type="dxa" w:w="90"/>
+              <w:bottom w:type="dxa" w:w="60"/>
+              <w:right w:type="dxa" w:w="90"/>
+            </w:tcMar>
+          </w:tcPr>
+          <w:p>
+            <w:pPr>
+              <w:spacing w:after="40"/>
+            </w:pPr>
+            <w:r>
+              <w:rPr>
+                <w:rFonts w:ascii="Inter" w:cs="Inter" w:eastAsia="Inter" w:hAnsi="Inter"/>
                 <w:b/>
                 <w:bCs/>
                 <w:color w:val="FFFFFF"/>
@@ -3344,21 +3079,21 @@
         <w:tc>
           <w:tcPr>
             <w:tcW w:type="dxa" w:w="4800"/>
-            <w:shd w:fill="1F3A5F" w:color="auto" w:val="clear"/>
-            <w:tcMar>
-              <w:top w:type="dxa" w:w="60"/>
-              <w:left w:type="dxa" w:w="90"/>
-              <w:bottom w:type="dxa" w:w="60"/>
-              <w:right w:type="dxa" w:w="90"/>
-            </w:tcMar>
-          </w:tcPr>
-          <w:p>
-            <w:pPr>
-              <w:spacing w:after="40"/>
-            </w:pPr>
-            <w:r>
-              <w:rPr>
-                <w:rFonts w:ascii="Arial" w:cs="Arial" w:eastAsia="Arial" w:hAnsi="Arial"/>
+            <w:shd w:fill="1B3A6B" w:color="auto" w:val="clear"/>
+            <w:tcMar>
+              <w:top w:type="dxa" w:w="60"/>
+              <w:left w:type="dxa" w:w="90"/>
+              <w:bottom w:type="dxa" w:w="60"/>
+              <w:right w:type="dxa" w:w="90"/>
+            </w:tcMar>
+          </w:tcPr>
+          <w:p>
+            <w:pPr>
+              <w:spacing w:after="40"/>
+            </w:pPr>
+            <w:r>
+              <w:rPr>
+                <w:rFonts w:ascii="Inter" w:cs="Inter" w:eastAsia="Inter" w:hAnsi="Inter"/>
                 <w:b/>
                 <w:bCs/>
                 <w:color w:val="FFFFFF"/>
@@ -3370,21 +3105,21 @@
         <w:tc>
           <w:tcPr>
             <w:tcW w:type="dxa" w:w="2438"/>
-            <w:shd w:fill="1F3A5F" w:color="auto" w:val="clear"/>
-            <w:tcMar>
-              <w:top w:type="dxa" w:w="60"/>
-              <w:left w:type="dxa" w:w="90"/>
-              <w:bottom w:type="dxa" w:w="60"/>
-              <w:right w:type="dxa" w:w="90"/>
-            </w:tcMar>
-          </w:tcPr>
-          <w:p>
-            <w:pPr>
-              <w:spacing w:after="40"/>
-            </w:pPr>
-            <w:r>
-              <w:rPr>
-                <w:rFonts w:ascii="Arial" w:cs="Arial" w:eastAsia="Arial" w:hAnsi="Arial"/>
+            <w:shd w:fill="1B3A6B" w:color="auto" w:val="clear"/>
+            <w:tcMar>
+              <w:top w:type="dxa" w:w="60"/>
+              <w:left w:type="dxa" w:w="90"/>
+              <w:bottom w:type="dxa" w:w="60"/>
+              <w:right w:type="dxa" w:w="90"/>
+            </w:tcMar>
+          </w:tcPr>
+          <w:p>
+            <w:pPr>
+              <w:spacing w:after="40"/>
+            </w:pPr>
+            <w:r>
+              <w:rPr>
+                <w:rFonts w:ascii="Inter" w:cs="Inter" w:eastAsia="Inter" w:hAnsi="Inter"/>
                 <w:b/>
                 <w:bCs/>
                 <w:color w:val="FFFFFF"/>
@@ -3414,7 +3149,7 @@
             </w:pPr>
             <w:r>
               <w:rPr>
-                <w:rFonts w:ascii="Arial" w:cs="Arial" w:eastAsia="Arial" w:hAnsi="Arial"/>
+                <w:rFonts w:ascii="Inter" w:cs="Inter" w:eastAsia="Inter" w:hAnsi="Inter"/>
               </w:rPr>
               <w:t xml:space="preserve">Prospection directe</w:t>
             </w:r>
@@ -3436,9 +3171,9 @@
             </w:pPr>
             <w:r>
               <w:rPr>
-                <w:rFonts w:ascii="Arial" w:cs="Arial" w:eastAsia="Arial" w:hAnsi="Arial"/>
-              </w:rPr>
-              <w:t xml:space="preserve">Appels, visites et rendez-vous auprès des TPE-PME, en s’appuyant sur le portefeuille clients de YEBA FORMATIONS (formation et conseil)</w:t>
+                <w:rFonts w:ascii="Inter" w:cs="Inter" w:eastAsia="Inter" w:hAnsi="Inter"/>
+              </w:rPr>
+              <w:t xml:space="preserve">Appels, visites et rendez-vous auprès des TPE-PME, en s’appuyant sur le portefeuille clients de YEBA FORMATIONS (formation et conseil) et sur la Technopole Réunion, où sont situés nos locaux</w:t>
             </w:r>
           </w:p>
         </w:tc>
@@ -3458,25 +3193,9 @@
             </w:pPr>
             <w:r>
               <w:rPr>
-                <w:rFonts w:ascii="Arial" w:cs="Arial" w:eastAsia="Arial" w:hAnsi="Arial"/>
-              </w:rPr>
-              <w:t xml:space="preserve">Hebdomadaire ; objectif : </w:t>
-            </w:r>
-            <w:r>
-              <w:rPr>
-                <w:rFonts w:ascii="Arial" w:cs="Arial" w:eastAsia="Arial" w:hAnsi="Arial"/>
-                <w:b/>
-                <w:bCs/>
-                <w:highlight w:val="yellow"/>
-                <w:highlightCs w:val="yellow"/>
-              </w:rPr>
-              <w:t xml:space="preserve">[x]</w:t>
-            </w:r>
-            <w:r>
-              <w:rPr>
-                <w:rFonts w:ascii="Arial" w:cs="Arial" w:eastAsia="Arial" w:hAnsi="Arial"/>
-              </w:rPr>
-              <w:t xml:space="preserve"> contacts par semaine</w:t>
+                <w:rFonts w:ascii="Inter" w:cs="Inter" w:eastAsia="Inter" w:hAnsi="Inter"/>
+              </w:rPr>
+              <w:t xml:space="preserve">Hebdomadaire ; objectif : 15 contacts qualifiés par semaine de novembre 2026 à février 2027</w:t>
             </w:r>
           </w:p>
         </w:tc>
@@ -3488,21 +3207,21 @@
         <w:tc>
           <w:tcPr>
             <w:tcW w:type="dxa" w:w="2400"/>
-            <w:shd w:fill="EAF0F6" w:color="auto" w:val="clear"/>
-            <w:tcMar>
-              <w:top w:type="dxa" w:w="60"/>
-              <w:left w:type="dxa" w:w="90"/>
-              <w:bottom w:type="dxa" w:w="60"/>
-              <w:right w:type="dxa" w:w="90"/>
-            </w:tcMar>
-          </w:tcPr>
-          <w:p>
-            <w:pPr>
-              <w:spacing w:after="40"/>
-            </w:pPr>
-            <w:r>
-              <w:rPr>
-                <w:rFonts w:ascii="Arial" w:cs="Arial" w:eastAsia="Arial" w:hAnsi="Arial"/>
+            <w:shd w:fill="EEF1F6" w:color="auto" w:val="clear"/>
+            <w:tcMar>
+              <w:top w:type="dxa" w:w="60"/>
+              <w:left w:type="dxa" w:w="90"/>
+              <w:bottom w:type="dxa" w:w="60"/>
+              <w:right w:type="dxa" w:w="90"/>
+            </w:tcMar>
+          </w:tcPr>
+          <w:p>
+            <w:pPr>
+              <w:spacing w:after="40"/>
+            </w:pPr>
+            <w:r>
+              <w:rPr>
+                <w:rFonts w:ascii="Inter" w:cs="Inter" w:eastAsia="Inter" w:hAnsi="Inter"/>
               </w:rPr>
               <w:t xml:space="preserve">Petits-déjeuners « Recruter un apprenti »</w:t>
             </w:r>
@@ -3511,21 +3230,21 @@
         <w:tc>
           <w:tcPr>
             <w:tcW w:type="dxa" w:w="4800"/>
-            <w:shd w:fill="EAF0F6" w:color="auto" w:val="clear"/>
-            <w:tcMar>
-              <w:top w:type="dxa" w:w="60"/>
-              <w:left w:type="dxa" w:w="90"/>
-              <w:bottom w:type="dxa" w:w="60"/>
-              <w:right w:type="dxa" w:w="90"/>
-            </w:tcMar>
-          </w:tcPr>
-          <w:p>
-            <w:pPr>
-              <w:spacing w:after="40"/>
-            </w:pPr>
-            <w:r>
-              <w:rPr>
-                <w:rFonts w:ascii="Arial" w:cs="Arial" w:eastAsia="Arial" w:hAnsi="Arial"/>
+            <w:shd w:fill="EEF1F6" w:color="auto" w:val="clear"/>
+            <w:tcMar>
+              <w:top w:type="dxa" w:w="60"/>
+              <w:left w:type="dxa" w:w="90"/>
+              <w:bottom w:type="dxa" w:w="60"/>
+              <w:right w:type="dxa" w:w="90"/>
+            </w:tcMar>
+          </w:tcPr>
+          <w:p>
+            <w:pPr>
+              <w:spacing w:after="40"/>
+            </w:pPr>
+            <w:r>
+              <w:rPr>
+                <w:rFonts w:ascii="Inter" w:cs="Inter" w:eastAsia="Inter" w:hAnsi="Inter"/>
               </w:rPr>
               <w:t xml:space="preserve">Réunion de 1 h 30 pour les dirigeants : coût réel, aides, rôle du maître d’apprentissage, démarches prises en charge par YEBA FORMATIONS</w:t>
             </w:r>
@@ -3534,21 +3253,21 @@
         <w:tc>
           <w:tcPr>
             <w:tcW w:type="dxa" w:w="2438"/>
-            <w:shd w:fill="EAF0F6" w:color="auto" w:val="clear"/>
-            <w:tcMar>
-              <w:top w:type="dxa" w:w="60"/>
-              <w:left w:type="dxa" w:w="90"/>
-              <w:bottom w:type="dxa" w:w="60"/>
-              <w:right w:type="dxa" w:w="90"/>
-            </w:tcMar>
-          </w:tcPr>
-          <w:p>
-            <w:pPr>
-              <w:spacing w:after="40"/>
-            </w:pPr>
-            <w:r>
-              <w:rPr>
-                <w:rFonts w:ascii="Arial" w:cs="Arial" w:eastAsia="Arial" w:hAnsi="Arial"/>
+            <w:shd w:fill="EEF1F6" w:color="auto" w:val="clear"/>
+            <w:tcMar>
+              <w:top w:type="dxa" w:w="60"/>
+              <w:left w:type="dxa" w:w="90"/>
+              <w:bottom w:type="dxa" w:w="60"/>
+              <w:right w:type="dxa" w:w="90"/>
+            </w:tcMar>
+          </w:tcPr>
+          <w:p>
+            <w:pPr>
+              <w:spacing w:after="40"/>
+            </w:pPr>
+            <w:r>
+              <w:rPr>
+                <w:rFonts w:ascii="Inter" w:cs="Inter" w:eastAsia="Inter" w:hAnsi="Inter"/>
               </w:rPr>
               <w:t xml:space="preserve">Trimestrielle, en alternant les micro-régions</w:t>
             </w:r>
@@ -3575,7 +3294,7 @@
             </w:pPr>
             <w:r>
               <w:rPr>
-                <w:rFonts w:ascii="Arial" w:cs="Arial" w:eastAsia="Arial" w:hAnsi="Arial"/>
+                <w:rFonts w:ascii="Inter" w:cs="Inter" w:eastAsia="Inter" w:hAnsi="Inter"/>
               </w:rPr>
               <w:t xml:space="preserve">Job dating</w:t>
             </w:r>
@@ -3597,7 +3316,7 @@
             </w:pPr>
             <w:r>
               <w:rPr>
-                <w:rFonts w:ascii="Arial" w:cs="Arial" w:eastAsia="Arial" w:hAnsi="Arial"/>
+                <w:rFonts w:ascii="Inter" w:cs="Inter" w:eastAsia="Inter" w:hAnsi="Inter"/>
               </w:rPr>
               <w:t xml:space="preserve">Rencontres courtes entre entreprises et candidats préparés</w:t>
             </w:r>
@@ -3619,7 +3338,7 @@
             </w:pPr>
             <w:r>
               <w:rPr>
-                <w:rFonts w:ascii="Arial" w:cs="Arial" w:eastAsia="Arial" w:hAnsi="Arial"/>
+                <w:rFonts w:ascii="Inter" w:cs="Inter" w:eastAsia="Inter" w:hAnsi="Inter"/>
               </w:rPr>
               <w:t xml:space="preserve">Trimestrielle, et chaque mois de mai à septembre</w:t>
             </w:r>
@@ -3633,21 +3352,21 @@
         <w:tc>
           <w:tcPr>
             <w:tcW w:type="dxa" w:w="2400"/>
-            <w:shd w:fill="EAF0F6" w:color="auto" w:val="clear"/>
-            <w:tcMar>
-              <w:top w:type="dxa" w:w="60"/>
-              <w:left w:type="dxa" w:w="90"/>
-              <w:bottom w:type="dxa" w:w="60"/>
-              <w:right w:type="dxa" w:w="90"/>
-            </w:tcMar>
-          </w:tcPr>
-          <w:p>
-            <w:pPr>
-              <w:spacing w:after="40"/>
-            </w:pPr>
-            <w:r>
-              <w:rPr>
-                <w:rFonts w:ascii="Arial" w:cs="Arial" w:eastAsia="Arial" w:hAnsi="Arial"/>
+            <w:shd w:fill="EEF1F6" w:color="auto" w:val="clear"/>
+            <w:tcMar>
+              <w:top w:type="dxa" w:w="60"/>
+              <w:left w:type="dxa" w:w="90"/>
+              <w:bottom w:type="dxa" w:w="60"/>
+              <w:right w:type="dxa" w:w="90"/>
+            </w:tcMar>
+          </w:tcPr>
+          <w:p>
+            <w:pPr>
+              <w:spacing w:after="40"/>
+            </w:pPr>
+            <w:r>
+              <w:rPr>
+                <w:rFonts w:ascii="Inter" w:cs="Inter" w:eastAsia="Inter" w:hAnsi="Inter"/>
               </w:rPr>
               <w:t xml:space="preserve">Partenariats institutionnels</w:t>
             </w:r>
@@ -3656,50 +3375,46 @@
         <w:tc>
           <w:tcPr>
             <w:tcW w:type="dxa" w:w="4800"/>
-            <w:shd w:fill="EAF0F6" w:color="auto" w:val="clear"/>
-            <w:tcMar>
-              <w:top w:type="dxa" w:w="60"/>
-              <w:left w:type="dxa" w:w="90"/>
-              <w:bottom w:type="dxa" w:w="60"/>
-              <w:right w:type="dxa" w:w="90"/>
-            </w:tcMar>
-          </w:tcPr>
-          <w:p>
-            <w:pPr>
-              <w:spacing w:after="40"/>
-            </w:pPr>
-            <w:r>
-              <w:rPr>
-                <w:rFonts w:ascii="Arial" w:cs="Arial" w:eastAsia="Arial" w:hAnsi="Arial"/>
-              </w:rPr>
-              <w:t xml:space="preserve">Rapprochement avec France Travail, les Missions locales, la CCI Réunion, la CMA Réunion et l’OPCO de branche pour la diffusion des offres</w:t>
+            <w:shd w:fill="EEF1F6" w:color="auto" w:val="clear"/>
+            <w:tcMar>
+              <w:top w:type="dxa" w:w="60"/>
+              <w:left w:type="dxa" w:w="90"/>
+              <w:bottom w:type="dxa" w:w="60"/>
+              <w:right w:type="dxa" w:w="90"/>
+            </w:tcMar>
+          </w:tcPr>
+          <w:p>
+            <w:pPr>
+              <w:spacing w:after="40"/>
+            </w:pPr>
+            <w:r>
+              <w:rPr>
+                <w:rFonts w:ascii="Inter" w:cs="Inter" w:eastAsia="Inter" w:hAnsi="Inter"/>
+              </w:rPr>
+              <w:t xml:space="preserve">Rapprochement avec France Travail, les Missions locales, la CCI Réunion, la CMA Réunion et les OPCO pour la diffusion des offres</w:t>
             </w:r>
           </w:p>
         </w:tc>
         <w:tc>
           <w:tcPr>
             <w:tcW w:type="dxa" w:w="2438"/>
-            <w:shd w:fill="EAF0F6" w:color="auto" w:val="clear"/>
-            <w:tcMar>
-              <w:top w:type="dxa" w:w="60"/>
-              <w:left w:type="dxa" w:w="90"/>
-              <w:bottom w:type="dxa" w:w="60"/>
-              <w:right w:type="dxa" w:w="90"/>
-            </w:tcMar>
-          </w:tcPr>
-          <w:p>
-            <w:pPr>
-              <w:spacing w:after="40"/>
-            </w:pPr>
-            <w:r>
-              <w:rPr>
-                <w:rFonts w:ascii="Arial" w:cs="Arial" w:eastAsia="Arial" w:hAnsi="Arial"/>
-                <w:b/>
-                <w:bCs/>
-                <w:highlight w:val="yellow"/>
-                <w:highlightCs w:val="yellow"/>
-              </w:rPr>
-              <w:t xml:space="preserve">[État d’avancement : contacts pris / conventions en cours / signées]</w:t>
+            <w:shd w:fill="EEF1F6" w:color="auto" w:val="clear"/>
+            <w:tcMar>
+              <w:top w:type="dxa" w:w="60"/>
+              <w:left w:type="dxa" w:w="90"/>
+              <w:bottom w:type="dxa" w:w="60"/>
+              <w:right w:type="dxa" w:w="90"/>
+            </w:tcMar>
+          </w:tcPr>
+          <w:p>
+            <w:pPr>
+              <w:spacing w:after="40"/>
+            </w:pPr>
+            <w:r>
+              <w:rPr>
+                <w:rFonts w:ascii="Inter" w:cs="Inter" w:eastAsia="Inter" w:hAnsi="Inter"/>
+              </w:rPr>
+              <w:t xml:space="preserve">Prises de contact à partir de novembre 2026 ; aucune convention signée à ce jour</w:t>
             </w:r>
           </w:p>
         </w:tc>
@@ -3724,7 +3439,7 @@
             </w:pPr>
             <w:r>
               <w:rPr>
-                <w:rFonts w:ascii="Arial" w:cs="Arial" w:eastAsia="Arial" w:hAnsi="Arial"/>
+                <w:rFonts w:ascii="Inter" w:cs="Inter" w:eastAsia="Inter" w:hAnsi="Inter"/>
               </w:rPr>
               <w:t xml:space="preserve">Présence sur les salons et forums</w:t>
             </w:r>
@@ -3746,7 +3461,7 @@
             </w:pPr>
             <w:r>
               <w:rPr>
-                <w:rFonts w:ascii="Arial" w:cs="Arial" w:eastAsia="Arial" w:hAnsi="Arial"/>
+                <w:rFonts w:ascii="Inter" w:cs="Inter" w:eastAsia="Inter" w:hAnsi="Inter"/>
               </w:rPr>
               <w:t xml:space="preserve">Forums orientation, emploi et alternance de l’île</w:t>
             </w:r>
@@ -3768,7 +3483,7 @@
             </w:pPr>
             <w:r>
               <w:rPr>
-                <w:rFonts w:ascii="Arial" w:cs="Arial" w:eastAsia="Arial" w:hAnsi="Arial"/>
+                <w:rFonts w:ascii="Inter" w:cs="Inter" w:eastAsia="Inter" w:hAnsi="Inter"/>
               </w:rPr>
               <w:t xml:space="preserve">Selon le calendrier annuel</w:t>
             </w:r>
@@ -3789,7 +3504,7 @@
       </w:pPr>
       <w:r>
         <w:rPr>
-          <w:rFonts w:ascii="Arial" w:cs="Arial" w:eastAsia="Arial" w:hAnsi="Arial"/>
+          <w:rFonts w:ascii="Montserrat" w:cs="Montserrat" w:eastAsia="Montserrat" w:hAnsi="Montserrat"/>
         </w:rPr>
         <w:t xml:space="preserve">5.3 Service rendu aux employeurs</w:t>
       </w:r>
@@ -3805,7 +3520,7 @@
       </w:pPr>
       <w:r>
         <w:rPr>
-          <w:rFonts w:ascii="Arial" w:cs="Arial" w:eastAsia="Arial" w:hAnsi="Arial"/>
+          <w:rFonts w:ascii="Inter" w:cs="Inter" w:eastAsia="Inter" w:hAnsi="Inter"/>
         </w:rPr>
         <w:t xml:space="preserve">Présélection de candidats préparés et motivés, présentés avec un court dossier (CV, pitch, disponibilités).</w:t>
       </w:r>
@@ -3821,7 +3536,7 @@
       </w:pPr>
       <w:r>
         <w:rPr>
-          <w:rFonts w:ascii="Arial" w:cs="Arial" w:eastAsia="Arial" w:hAnsi="Arial"/>
+          <w:rFonts w:ascii="Inter" w:cs="Inter" w:eastAsia="Inter" w:hAnsi="Inter"/>
         </w:rPr>
         <w:t xml:space="preserve">Prise en charge des formalités : CERFA, convention de formation, dépôt auprès de l’OPCO, information sur les aides à l’embauche en vigueur.</w:t>
       </w:r>
@@ -3837,7 +3552,7 @@
       </w:pPr>
       <w:r>
         <w:rPr>
-          <w:rFonts w:ascii="Arial" w:cs="Arial" w:eastAsia="Arial" w:hAnsi="Arial"/>
+          <w:rFonts w:ascii="Inter" w:cs="Inter" w:eastAsia="Inter" w:hAnsi="Inter"/>
         </w:rPr>
         <w:t xml:space="preserve">Formation gratuite du maître d’apprentissage à sa mission (voir pièce n° 17).</w:t>
       </w:r>
@@ -3853,7 +3568,7 @@
       </w:pPr>
       <w:r>
         <w:rPr>
-          <w:rFonts w:ascii="Arial" w:cs="Arial" w:eastAsia="Arial" w:hAnsi="Arial"/>
+          <w:rFonts w:ascii="Inter" w:cs="Inter" w:eastAsia="Inter" w:hAnsi="Inter"/>
         </w:rPr>
         <w:t xml:space="preserve">Interlocuteur joignable pour tout problème pendant le contrat.</w:t>
       </w:r>
@@ -3865,13 +3580,13 @@
       </w:pPr>
       <w:r>
         <w:rPr>
-          <w:rFonts w:ascii="Arial" w:cs="Arial" w:eastAsia="Arial" w:hAnsi="Arial"/>
+          <w:rFonts w:ascii="Inter" w:cs="Inter" w:eastAsia="Inter" w:hAnsi="Inter"/>
         </w:rPr>
         <w:t xml:space="preserve">Des </w:t>
       </w:r>
       <w:r>
         <w:rPr>
-          <w:rFonts w:ascii="Arial" w:cs="Arial" w:eastAsia="Arial" w:hAnsi="Arial"/>
+          <w:rFonts w:ascii="Inter" w:cs="Inter" w:eastAsia="Inter" w:hAnsi="Inter"/>
           <w:b/>
           <w:bCs/>
         </w:rPr>
@@ -3879,13 +3594,13 @@
       </w:r>
       <w:r>
         <w:rPr>
-          <w:rFonts w:ascii="Arial" w:cs="Arial" w:eastAsia="Arial" w:hAnsi="Arial"/>
+          <w:rFonts w:ascii="Inter" w:cs="Inter" w:eastAsia="Inter" w:hAnsi="Inter"/>
         </w:rPr>
         <w:t xml:space="preserve"> d’entreprises souhaitant accueillir un apprenti sont jointes en annexe (</w:t>
       </w:r>
       <w:r>
         <w:rPr>
-          <w:rFonts w:ascii="Arial" w:cs="Arial" w:eastAsia="Arial" w:hAnsi="Arial"/>
+          <w:rFonts w:ascii="Inter" w:cs="Inter" w:eastAsia="Inter" w:hAnsi="Inter"/>
           <w:b/>
           <w:bCs/>
           <w:highlight w:val="yellow"/>
@@ -3895,7 +3610,7 @@
       </w:r>
       <w:r>
         <w:rPr>
-          <w:rFonts w:ascii="Arial" w:cs="Arial" w:eastAsia="Arial" w:hAnsi="Arial"/>
+          <w:rFonts w:ascii="Inter" w:cs="Inter" w:eastAsia="Inter" w:hAnsi="Inter"/>
         </w:rPr>
         <w:t xml:space="preserve"> lettres — modèle en annexe C).</w:t>
       </w:r>
@@ -3908,7 +3623,7 @@
       </w:pPr>
       <w:r>
         <w:rPr>
-          <w:rFonts w:ascii="Arial" w:cs="Arial" w:eastAsia="Arial" w:hAnsi="Arial"/>
+          <w:rFonts w:ascii="Montserrat" w:cs="Montserrat" w:eastAsia="Montserrat" w:hAnsi="Montserrat"/>
         </w:rPr>
         <w:t xml:space="preserve">6. Prévenir les ruptures</w:t>
       </w:r>
@@ -3920,7 +3635,7 @@
       </w:pPr>
       <w:r>
         <w:rPr>
-          <w:rFonts w:ascii="Arial" w:cs="Arial" w:eastAsia="Arial" w:hAnsi="Arial"/>
+          <w:rFonts w:ascii="Inter" w:cs="Inter" w:eastAsia="Inter" w:hAnsi="Inter"/>
         </w:rPr>
         <w:t xml:space="preserve">La meilleure manière d’accompagner une rupture est de l’éviter quand elle peut l’être. Les mesures suivantes sont détaillées dans les pièces n° 07 (suivi en entreprise) et n° 11 (décrochage) :</w:t>
       </w:r>
@@ -3936,7 +3651,7 @@
       </w:pPr>
       <w:r>
         <w:rPr>
-          <w:rFonts w:ascii="Arial" w:cs="Arial" w:eastAsia="Arial" w:hAnsi="Arial"/>
+          <w:rFonts w:ascii="Inter" w:cs="Inter" w:eastAsia="Inter" w:hAnsi="Inter"/>
           <w:b/>
           <w:bCs/>
         </w:rPr>
@@ -3944,7 +3659,7 @@
       </w:r>
       <w:r>
         <w:rPr>
-          <w:rFonts w:ascii="Arial" w:cs="Arial" w:eastAsia="Arial" w:hAnsi="Arial"/>
+          <w:rFonts w:ascii="Inter" w:cs="Inter" w:eastAsia="Inter" w:hAnsi="Inter"/>
         </w:rPr>
         <w:t xml:space="preserve"> : droits et devoirs de l’apprenti salarié, règles de rupture, rôle du médiateur consulaire (livret d’accueil et fiche annexe D).</w:t>
       </w:r>
@@ -3960,7 +3675,7 @@
       </w:pPr>
       <w:r>
         <w:rPr>
-          <w:rFonts w:ascii="Arial" w:cs="Arial" w:eastAsia="Arial" w:hAnsi="Arial"/>
+          <w:rFonts w:ascii="Inter" w:cs="Inter" w:eastAsia="Inter" w:hAnsi="Inter"/>
           <w:b/>
           <w:bCs/>
         </w:rPr>
@@ -3968,7 +3683,7 @@
       </w:r>
       <w:r>
         <w:rPr>
-          <w:rFonts w:ascii="Arial" w:cs="Arial" w:eastAsia="Arial" w:hAnsi="Arial"/>
+          <w:rFonts w:ascii="Inter" w:cs="Inter" w:eastAsia="Inter" w:hAnsi="Inter"/>
         </w:rPr>
         <w:t xml:space="preserve"> avec l’apprenti et le maître d’apprentissage, pour détecter tôt les difficultés d’intégration.</w:t>
       </w:r>
@@ -3984,7 +3699,7 @@
       </w:pPr>
       <w:r>
         <w:rPr>
-          <w:rFonts w:ascii="Arial" w:cs="Arial" w:eastAsia="Arial" w:hAnsi="Arial"/>
+          <w:rFonts w:ascii="Inter" w:cs="Inter" w:eastAsia="Inter" w:hAnsi="Inter"/>
           <w:b/>
           <w:bCs/>
         </w:rPr>
@@ -3992,7 +3707,7 @@
       </w:r>
       <w:r>
         <w:rPr>
-          <w:rFonts w:ascii="Arial" w:cs="Arial" w:eastAsia="Arial" w:hAnsi="Arial"/>
+          <w:rFonts w:ascii="Inter" w:cs="Inter" w:eastAsia="Inter" w:hAnsi="Inter"/>
         </w:rPr>
         <w:t xml:space="preserve"> : absences, retards, baisse des résultats, conflit signalé déclenchent un entretien sous 5 jours ouvrés.</w:t>
       </w:r>
@@ -4008,7 +3723,7 @@
       </w:pPr>
       <w:r>
         <w:rPr>
-          <w:rFonts w:ascii="Arial" w:cs="Arial" w:eastAsia="Arial" w:hAnsi="Arial"/>
+          <w:rFonts w:ascii="Inter" w:cs="Inter" w:eastAsia="Inter" w:hAnsi="Inter"/>
           <w:b/>
           <w:bCs/>
         </w:rPr>
@@ -4016,13 +3731,13 @@
       </w:r>
       <w:r>
         <w:rPr>
-          <w:rFonts w:ascii="Arial" w:cs="Arial" w:eastAsia="Arial" w:hAnsi="Arial"/>
+          <w:rFonts w:ascii="Inter" w:cs="Inter" w:eastAsia="Inter" w:hAnsi="Inter"/>
         </w:rPr>
         <w:t xml:space="preserve"> (réunion tripartite apprenti / employeur / YEBA FORMATIONS) puis, si besoin, orientation vers le </w:t>
       </w:r>
       <w:r>
         <w:rPr>
-          <w:rFonts w:ascii="Arial" w:cs="Arial" w:eastAsia="Arial" w:hAnsi="Arial"/>
+          <w:rFonts w:ascii="Inter" w:cs="Inter" w:eastAsia="Inter" w:hAnsi="Inter"/>
           <w:b/>
           <w:bCs/>
         </w:rPr>
@@ -4030,7 +3745,7 @@
       </w:r>
       <w:r>
         <w:rPr>
-          <w:rFonts w:ascii="Arial" w:cs="Arial" w:eastAsia="Arial" w:hAnsi="Arial"/>
+          <w:rFonts w:ascii="Inter" w:cs="Inter" w:eastAsia="Inter" w:hAnsi="Inter"/>
         </w:rPr>
         <w:t xml:space="preserve"> compétent.</w:t>
       </w:r>
@@ -4046,7 +3761,7 @@
       </w:pPr>
       <w:r>
         <w:rPr>
-          <w:rFonts w:ascii="Arial" w:cs="Arial" w:eastAsia="Arial" w:hAnsi="Arial"/>
+          <w:rFonts w:ascii="Inter" w:cs="Inter" w:eastAsia="Inter" w:hAnsi="Inter"/>
           <w:b/>
           <w:bCs/>
         </w:rPr>
@@ -4054,7 +3769,7 @@
       </w:r>
       <w:r>
         <w:rPr>
-          <w:rFonts w:ascii="Arial" w:cs="Arial" w:eastAsia="Arial" w:hAnsi="Arial"/>
+          <w:rFonts w:ascii="Inter" w:cs="Inter" w:eastAsia="Inter" w:hAnsi="Inter"/>
         </w:rPr>
         <w:t xml:space="preserve"> en lien avec la Mission locale (logement, transport, santé, ressources).</w:t>
       </w:r>
@@ -4067,7 +3782,7 @@
       </w:pPr>
       <w:r>
         <w:rPr>
-          <w:rFonts w:ascii="Arial" w:cs="Arial" w:eastAsia="Arial" w:hAnsi="Arial"/>
+          <w:rFonts w:ascii="Montserrat" w:cs="Montserrat" w:eastAsia="Montserrat" w:hAnsi="Montserrat"/>
         </w:rPr>
         <w:t xml:space="preserve">7. Procédure en cas de rupture du contrat</w:t>
       </w:r>
@@ -4097,21 +3812,21 @@
         <w:tc>
           <w:tcPr>
             <w:tcW w:type="dxa" w:w="2300"/>
-            <w:shd w:fill="1F3A5F" w:color="auto" w:val="clear"/>
-            <w:tcMar>
-              <w:top w:type="dxa" w:w="60"/>
-              <w:left w:type="dxa" w:w="90"/>
-              <w:bottom w:type="dxa" w:w="60"/>
-              <w:right w:type="dxa" w:w="90"/>
-            </w:tcMar>
-          </w:tcPr>
-          <w:p>
-            <w:pPr>
-              <w:spacing w:after="40"/>
-            </w:pPr>
-            <w:r>
-              <w:rPr>
-                <w:rFonts w:ascii="Arial" w:cs="Arial" w:eastAsia="Arial" w:hAnsi="Arial"/>
+            <w:shd w:fill="1B3A6B" w:color="auto" w:val="clear"/>
+            <w:tcMar>
+              <w:top w:type="dxa" w:w="60"/>
+              <w:left w:type="dxa" w:w="90"/>
+              <w:bottom w:type="dxa" w:w="60"/>
+              <w:right w:type="dxa" w:w="90"/>
+            </w:tcMar>
+          </w:tcPr>
+          <w:p>
+            <w:pPr>
+              <w:spacing w:after="40"/>
+            </w:pPr>
+            <w:r>
+              <w:rPr>
+                <w:rFonts w:ascii="Inter" w:cs="Inter" w:eastAsia="Inter" w:hAnsi="Inter"/>
                 <w:b/>
                 <w:bCs/>
                 <w:color w:val="FFFFFF"/>
@@ -4123,21 +3838,21 @@
         <w:tc>
           <w:tcPr>
             <w:tcW w:type="dxa" w:w="5500"/>
-            <w:shd w:fill="1F3A5F" w:color="auto" w:val="clear"/>
-            <w:tcMar>
-              <w:top w:type="dxa" w:w="60"/>
-              <w:left w:type="dxa" w:w="90"/>
-              <w:bottom w:type="dxa" w:w="60"/>
-              <w:right w:type="dxa" w:w="90"/>
-            </w:tcMar>
-          </w:tcPr>
-          <w:p>
-            <w:pPr>
-              <w:spacing w:after="40"/>
-            </w:pPr>
-            <w:r>
-              <w:rPr>
-                <w:rFonts w:ascii="Arial" w:cs="Arial" w:eastAsia="Arial" w:hAnsi="Arial"/>
+            <w:shd w:fill="1B3A6B" w:color="auto" w:val="clear"/>
+            <w:tcMar>
+              <w:top w:type="dxa" w:w="60"/>
+              <w:left w:type="dxa" w:w="90"/>
+              <w:bottom w:type="dxa" w:w="60"/>
+              <w:right w:type="dxa" w:w="90"/>
+            </w:tcMar>
+          </w:tcPr>
+          <w:p>
+            <w:pPr>
+              <w:spacing w:after="40"/>
+            </w:pPr>
+            <w:r>
+              <w:rPr>
+                <w:rFonts w:ascii="Inter" w:cs="Inter" w:eastAsia="Inter" w:hAnsi="Inter"/>
                 <w:b/>
                 <w:bCs/>
                 <w:color w:val="FFFFFF"/>
@@ -4149,21 +3864,21 @@
         <w:tc>
           <w:tcPr>
             <w:tcW w:type="dxa" w:w="1838"/>
-            <w:shd w:fill="1F3A5F" w:color="auto" w:val="clear"/>
-            <w:tcMar>
-              <w:top w:type="dxa" w:w="60"/>
-              <w:left w:type="dxa" w:w="90"/>
-              <w:bottom w:type="dxa" w:w="60"/>
-              <w:right w:type="dxa" w:w="90"/>
-            </w:tcMar>
-          </w:tcPr>
-          <w:p>
-            <w:pPr>
-              <w:spacing w:after="40"/>
-            </w:pPr>
-            <w:r>
-              <w:rPr>
-                <w:rFonts w:ascii="Arial" w:cs="Arial" w:eastAsia="Arial" w:hAnsi="Arial"/>
+            <w:shd w:fill="1B3A6B" w:color="auto" w:val="clear"/>
+            <w:tcMar>
+              <w:top w:type="dxa" w:w="60"/>
+              <w:left w:type="dxa" w:w="90"/>
+              <w:bottom w:type="dxa" w:w="60"/>
+              <w:right w:type="dxa" w:w="90"/>
+            </w:tcMar>
+          </w:tcPr>
+          <w:p>
+            <w:pPr>
+              <w:spacing w:after="40"/>
+            </w:pPr>
+            <w:r>
+              <w:rPr>
+                <w:rFonts w:ascii="Inter" w:cs="Inter" w:eastAsia="Inter" w:hAnsi="Inter"/>
                 <w:b/>
                 <w:bCs/>
                 <w:color w:val="FFFFFF"/>
@@ -4193,7 +3908,7 @@
             </w:pPr>
             <w:r>
               <w:rPr>
-                <w:rFonts w:ascii="Arial" w:cs="Arial" w:eastAsia="Arial" w:hAnsi="Arial"/>
+                <w:rFonts w:ascii="Inter" w:cs="Inter" w:eastAsia="Inter" w:hAnsi="Inter"/>
               </w:rPr>
               <w:t xml:space="preserve">1. Information</w:t>
             </w:r>
@@ -4215,7 +3930,7 @@
             </w:pPr>
             <w:r>
               <w:rPr>
-                <w:rFonts w:ascii="Arial" w:cs="Arial" w:eastAsia="Arial" w:hAnsi="Arial"/>
+                <w:rFonts w:ascii="Inter" w:cs="Inter" w:eastAsia="Inter" w:hAnsi="Inter"/>
               </w:rPr>
               <w:t xml:space="preserve">Réception de l’information (employeur, apprenti ou OPCO) ; enregistrement de la date et du motif</w:t>
             </w:r>
@@ -4237,7 +3952,7 @@
             </w:pPr>
             <w:r>
               <w:rPr>
-                <w:rFonts w:ascii="Arial" w:cs="Arial" w:eastAsia="Arial" w:hAnsi="Arial"/>
+                <w:rFonts w:ascii="Inter" w:cs="Inter" w:eastAsia="Inter" w:hAnsi="Inter"/>
               </w:rPr>
               <w:t xml:space="preserve">Jour J</w:t>
             </w:r>
@@ -4251,21 +3966,21 @@
         <w:tc>
           <w:tcPr>
             <w:tcW w:type="dxa" w:w="2300"/>
-            <w:shd w:fill="EAF0F6" w:color="auto" w:val="clear"/>
-            <w:tcMar>
-              <w:top w:type="dxa" w:w="60"/>
-              <w:left w:type="dxa" w:w="90"/>
-              <w:bottom w:type="dxa" w:w="60"/>
-              <w:right w:type="dxa" w:w="90"/>
-            </w:tcMar>
-          </w:tcPr>
-          <w:p>
-            <w:pPr>
-              <w:spacing w:after="40"/>
-            </w:pPr>
-            <w:r>
-              <w:rPr>
-                <w:rFonts w:ascii="Arial" w:cs="Arial" w:eastAsia="Arial" w:hAnsi="Arial"/>
+            <w:shd w:fill="EEF1F6" w:color="auto" w:val="clear"/>
+            <w:tcMar>
+              <w:top w:type="dxa" w:w="60"/>
+              <w:left w:type="dxa" w:w="90"/>
+              <w:bottom w:type="dxa" w:w="60"/>
+              <w:right w:type="dxa" w:w="90"/>
+            </w:tcMar>
+          </w:tcPr>
+          <w:p>
+            <w:pPr>
+              <w:spacing w:after="40"/>
+            </w:pPr>
+            <w:r>
+              <w:rPr>
+                <w:rFonts w:ascii="Inter" w:cs="Inter" w:eastAsia="Inter" w:hAnsi="Inter"/>
               </w:rPr>
               <w:t xml:space="preserve">2. Contact</w:t>
             </w:r>
@@ -4274,21 +3989,21 @@
         <w:tc>
           <w:tcPr>
             <w:tcW w:type="dxa" w:w="5500"/>
-            <w:shd w:fill="EAF0F6" w:color="auto" w:val="clear"/>
-            <w:tcMar>
-              <w:top w:type="dxa" w:w="60"/>
-              <w:left w:type="dxa" w:w="90"/>
-              <w:bottom w:type="dxa" w:w="60"/>
-              <w:right w:type="dxa" w:w="90"/>
-            </w:tcMar>
-          </w:tcPr>
-          <w:p>
-            <w:pPr>
-              <w:spacing w:after="40"/>
-            </w:pPr>
-            <w:r>
-              <w:rPr>
-                <w:rFonts w:ascii="Arial" w:cs="Arial" w:eastAsia="Arial" w:hAnsi="Arial"/>
+            <w:shd w:fill="EEF1F6" w:color="auto" w:val="clear"/>
+            <w:tcMar>
+              <w:top w:type="dxa" w:w="60"/>
+              <w:left w:type="dxa" w:w="90"/>
+              <w:bottom w:type="dxa" w:w="60"/>
+              <w:right w:type="dxa" w:w="90"/>
+            </w:tcMar>
+          </w:tcPr>
+          <w:p>
+            <w:pPr>
+              <w:spacing w:after="40"/>
+            </w:pPr>
+            <w:r>
+              <w:rPr>
+                <w:rFonts w:ascii="Inter" w:cs="Inter" w:eastAsia="Inter" w:hAnsi="Inter"/>
               </w:rPr>
               <w:t xml:space="preserve">Appel puis entretien individuel avec l’apprenti : explication de ses droits, de la suite de son parcours et des démarches ; remise de la fiche « Rupture : vos droits »</w:t>
             </w:r>
@@ -4297,21 +4012,21 @@
         <w:tc>
           <w:tcPr>
             <w:tcW w:type="dxa" w:w="1838"/>
-            <w:shd w:fill="EAF0F6" w:color="auto" w:val="clear"/>
-            <w:tcMar>
-              <w:top w:type="dxa" w:w="60"/>
-              <w:left w:type="dxa" w:w="90"/>
-              <w:bottom w:type="dxa" w:w="60"/>
-              <w:right w:type="dxa" w:w="90"/>
-            </w:tcMar>
-          </w:tcPr>
-          <w:p>
-            <w:pPr>
-              <w:spacing w:after="40"/>
-            </w:pPr>
-            <w:r>
-              <w:rPr>
-                <w:rFonts w:ascii="Arial" w:cs="Arial" w:eastAsia="Arial" w:hAnsi="Arial"/>
+            <w:shd w:fill="EEF1F6" w:color="auto" w:val="clear"/>
+            <w:tcMar>
+              <w:top w:type="dxa" w:w="60"/>
+              <w:left w:type="dxa" w:w="90"/>
+              <w:bottom w:type="dxa" w:w="60"/>
+              <w:right w:type="dxa" w:w="90"/>
+            </w:tcMar>
+          </w:tcPr>
+          <w:p>
+            <w:pPr>
+              <w:spacing w:after="40"/>
+            </w:pPr>
+            <w:r>
+              <w:rPr>
+                <w:rFonts w:ascii="Inter" w:cs="Inter" w:eastAsia="Inter" w:hAnsi="Inter"/>
               </w:rPr>
               <w:t xml:space="preserve">Sous 48 heures ouvrées</w:t>
             </w:r>
@@ -4338,7 +4053,7 @@
             </w:pPr>
             <w:r>
               <w:rPr>
-                <w:rFonts w:ascii="Arial" w:cs="Arial" w:eastAsia="Arial" w:hAnsi="Arial"/>
+                <w:rFonts w:ascii="Inter" w:cs="Inter" w:eastAsia="Inter" w:hAnsi="Inter"/>
               </w:rPr>
               <w:t xml:space="preserve">3. Maintien en formation</w:t>
             </w:r>
@@ -4360,7 +4075,7 @@
             </w:pPr>
             <w:r>
               <w:rPr>
-                <w:rFonts w:ascii="Arial" w:cs="Arial" w:eastAsia="Arial" w:hAnsi="Arial"/>
+                <w:rFonts w:ascii="Inter" w:cs="Inter" w:eastAsia="Inter" w:hAnsi="Inter"/>
               </w:rPr>
               <w:t xml:space="preserve">Poursuite de la formation théorique jusqu’à 6 mois sous statut de stagiaire de la formation professionnelle (art. L.6222-18-2) ; adaptation du planning si nécessaire</w:t>
             </w:r>
@@ -4382,7 +4097,7 @@
             </w:pPr>
             <w:r>
               <w:rPr>
-                <w:rFonts w:ascii="Arial" w:cs="Arial" w:eastAsia="Arial" w:hAnsi="Arial"/>
+                <w:rFonts w:ascii="Inter" w:cs="Inter" w:eastAsia="Inter" w:hAnsi="Inter"/>
               </w:rPr>
               <w:t xml:space="preserve">Dès le lendemain de la rupture</w:t>
             </w:r>
@@ -4396,21 +4111,21 @@
         <w:tc>
           <w:tcPr>
             <w:tcW w:type="dxa" w:w="2300"/>
-            <w:shd w:fill="EAF0F6" w:color="auto" w:val="clear"/>
-            <w:tcMar>
-              <w:top w:type="dxa" w:w="60"/>
-              <w:left w:type="dxa" w:w="90"/>
-              <w:bottom w:type="dxa" w:w="60"/>
-              <w:right w:type="dxa" w:w="90"/>
-            </w:tcMar>
-          </w:tcPr>
-          <w:p>
-            <w:pPr>
-              <w:spacing w:after="40"/>
-            </w:pPr>
-            <w:r>
-              <w:rPr>
-                <w:rFonts w:ascii="Arial" w:cs="Arial" w:eastAsia="Arial" w:hAnsi="Arial"/>
+            <w:shd w:fill="EEF1F6" w:color="auto" w:val="clear"/>
+            <w:tcMar>
+              <w:top w:type="dxa" w:w="60"/>
+              <w:left w:type="dxa" w:w="90"/>
+              <w:bottom w:type="dxa" w:w="60"/>
+              <w:right w:type="dxa" w:w="90"/>
+            </w:tcMar>
+          </w:tcPr>
+          <w:p>
+            <w:pPr>
+              <w:spacing w:after="40"/>
+            </w:pPr>
+            <w:r>
+              <w:rPr>
+                <w:rFonts w:ascii="Inter" w:cs="Inter" w:eastAsia="Inter" w:hAnsi="Inter"/>
               </w:rPr>
               <w:t xml:space="preserve">4. Recherche d’un nouvel employeur</w:t>
             </w:r>
@@ -4419,21 +4134,21 @@
         <w:tc>
           <w:tcPr>
             <w:tcW w:type="dxa" w:w="5500"/>
-            <w:shd w:fill="EAF0F6" w:color="auto" w:val="clear"/>
-            <w:tcMar>
-              <w:top w:type="dxa" w:w="60"/>
-              <w:left w:type="dxa" w:w="90"/>
-              <w:bottom w:type="dxa" w:w="60"/>
-              <w:right w:type="dxa" w:w="90"/>
-            </w:tcMar>
-          </w:tcPr>
-          <w:p>
-            <w:pPr>
-              <w:spacing w:after="40"/>
-            </w:pPr>
-            <w:r>
-              <w:rPr>
-                <w:rFonts w:ascii="Arial" w:cs="Arial" w:eastAsia="Arial" w:hAnsi="Arial"/>
+            <w:shd w:fill="EEF1F6" w:color="auto" w:val="clear"/>
+            <w:tcMar>
+              <w:top w:type="dxa" w:w="60"/>
+              <w:left w:type="dxa" w:w="90"/>
+              <w:bottom w:type="dxa" w:w="60"/>
+              <w:right w:type="dxa" w:w="90"/>
+            </w:tcMar>
+          </w:tcPr>
+          <w:p>
+            <w:pPr>
+              <w:spacing w:after="40"/>
+            </w:pPr>
+            <w:r>
+              <w:rPr>
+                <w:rFonts w:ascii="Inter" w:cs="Inter" w:eastAsia="Inter" w:hAnsi="Inter"/>
               </w:rPr>
               <w:t xml:space="preserve">Réactivation du parcours « Trouver mon employeur » (§ 4, étapes 3 à 5) ; diffusion prioritaire du profil au portefeuille d’entreprises</w:t>
             </w:r>
@@ -4442,21 +4157,21 @@
         <w:tc>
           <w:tcPr>
             <w:tcW w:type="dxa" w:w="1838"/>
-            <w:shd w:fill="EAF0F6" w:color="auto" w:val="clear"/>
-            <w:tcMar>
-              <w:top w:type="dxa" w:w="60"/>
-              <w:left w:type="dxa" w:w="90"/>
-              <w:bottom w:type="dxa" w:w="60"/>
-              <w:right w:type="dxa" w:w="90"/>
-            </w:tcMar>
-          </w:tcPr>
-          <w:p>
-            <w:pPr>
-              <w:spacing w:after="40"/>
-            </w:pPr>
-            <w:r>
-              <w:rPr>
-                <w:rFonts w:ascii="Arial" w:cs="Arial" w:eastAsia="Arial" w:hAnsi="Arial"/>
+            <w:shd w:fill="EEF1F6" w:color="auto" w:val="clear"/>
+            <w:tcMar>
+              <w:top w:type="dxa" w:w="60"/>
+              <w:left w:type="dxa" w:w="90"/>
+              <w:bottom w:type="dxa" w:w="60"/>
+              <w:right w:type="dxa" w:w="90"/>
+            </w:tcMar>
+          </w:tcPr>
+          <w:p>
+            <w:pPr>
+              <w:spacing w:after="40"/>
+            </w:pPr>
+            <w:r>
+              <w:rPr>
+                <w:rFonts w:ascii="Inter" w:cs="Inter" w:eastAsia="Inter" w:hAnsi="Inter"/>
               </w:rPr>
               <w:t xml:space="preserve">Point hebdomadaire</w:t>
             </w:r>
@@ -4483,7 +4198,7 @@
             </w:pPr>
             <w:r>
               <w:rPr>
-                <w:rFonts w:ascii="Arial" w:cs="Arial" w:eastAsia="Arial" w:hAnsi="Arial"/>
+                <w:rFonts w:ascii="Inter" w:cs="Inter" w:eastAsia="Inter" w:hAnsi="Inter"/>
               </w:rPr>
               <w:t xml:space="preserve">5. Appui social et administratif</w:t>
             </w:r>
@@ -4505,7 +4220,7 @@
             </w:pPr>
             <w:r>
               <w:rPr>
-                <w:rFonts w:ascii="Arial" w:cs="Arial" w:eastAsia="Arial" w:hAnsi="Arial"/>
+                <w:rFonts w:ascii="Inter" w:cs="Inter" w:eastAsia="Inter" w:hAnsi="Inter"/>
               </w:rPr>
               <w:t xml:space="preserve">Orientation vers la Mission locale ou France Travail ; information sur les aides mobilisables ; vérification des documents de fin de contrat remis par l’employeur</w:t>
             </w:r>
@@ -4527,7 +4242,7 @@
             </w:pPr>
             <w:r>
               <w:rPr>
-                <w:rFonts w:ascii="Arial" w:cs="Arial" w:eastAsia="Arial" w:hAnsi="Arial"/>
+                <w:rFonts w:ascii="Inter" w:cs="Inter" w:eastAsia="Inter" w:hAnsi="Inter"/>
               </w:rPr>
               <w:t xml:space="preserve">Sous 15 jours</w:t>
             </w:r>
@@ -4541,21 +4256,21 @@
         <w:tc>
           <w:tcPr>
             <w:tcW w:type="dxa" w:w="2300"/>
-            <w:shd w:fill="EAF0F6" w:color="auto" w:val="clear"/>
-            <w:tcMar>
-              <w:top w:type="dxa" w:w="60"/>
-              <w:left w:type="dxa" w:w="90"/>
-              <w:bottom w:type="dxa" w:w="60"/>
-              <w:right w:type="dxa" w:w="90"/>
-            </w:tcMar>
-          </w:tcPr>
-          <w:p>
-            <w:pPr>
-              <w:spacing w:after="40"/>
-            </w:pPr>
-            <w:r>
-              <w:rPr>
-                <w:rFonts w:ascii="Arial" w:cs="Arial" w:eastAsia="Arial" w:hAnsi="Arial"/>
+            <w:shd w:fill="EEF1F6" w:color="auto" w:val="clear"/>
+            <w:tcMar>
+              <w:top w:type="dxa" w:w="60"/>
+              <w:left w:type="dxa" w:w="90"/>
+              <w:bottom w:type="dxa" w:w="60"/>
+              <w:right w:type="dxa" w:w="90"/>
+            </w:tcMar>
+          </w:tcPr>
+          <w:p>
+            <w:pPr>
+              <w:spacing w:after="40"/>
+            </w:pPr>
+            <w:r>
+              <w:rPr>
+                <w:rFonts w:ascii="Inter" w:cs="Inter" w:eastAsia="Inter" w:hAnsi="Inter"/>
               </w:rPr>
               <w:t xml:space="preserve">6. Bilan</w:t>
             </w:r>
@@ -4564,21 +4279,21 @@
         <w:tc>
           <w:tcPr>
             <w:tcW w:type="dxa" w:w="5500"/>
-            <w:shd w:fill="EAF0F6" w:color="auto" w:val="clear"/>
-            <w:tcMar>
-              <w:top w:type="dxa" w:w="60"/>
-              <w:left w:type="dxa" w:w="90"/>
-              <w:bottom w:type="dxa" w:w="60"/>
-              <w:right w:type="dxa" w:w="90"/>
-            </w:tcMar>
-          </w:tcPr>
-          <w:p>
-            <w:pPr>
-              <w:spacing w:after="40"/>
-            </w:pPr>
-            <w:r>
-              <w:rPr>
-                <w:rFonts w:ascii="Arial" w:cs="Arial" w:eastAsia="Arial" w:hAnsi="Arial"/>
+            <w:shd w:fill="EEF1F6" w:color="auto" w:val="clear"/>
+            <w:tcMar>
+              <w:top w:type="dxa" w:w="60"/>
+              <w:left w:type="dxa" w:w="90"/>
+              <w:bottom w:type="dxa" w:w="60"/>
+              <w:right w:type="dxa" w:w="90"/>
+            </w:tcMar>
+          </w:tcPr>
+          <w:p>
+            <w:pPr>
+              <w:spacing w:after="40"/>
+            </w:pPr>
+            <w:r>
+              <w:rPr>
+                <w:rFonts w:ascii="Inter" w:cs="Inter" w:eastAsia="Inter" w:hAnsi="Inter"/>
               </w:rPr>
               <w:t xml:space="preserve">Bilan à 3 mois et à 5 mois : nouveau contrat, réorientation, ou autre solution (contrat de professionnalisation, formation continue) ; information de l’OPCO selon les règles applicables</w:t>
             </w:r>
@@ -4587,21 +4302,21 @@
         <w:tc>
           <w:tcPr>
             <w:tcW w:type="dxa" w:w="1838"/>
-            <w:shd w:fill="EAF0F6" w:color="auto" w:val="clear"/>
-            <w:tcMar>
-              <w:top w:type="dxa" w:w="60"/>
-              <w:left w:type="dxa" w:w="90"/>
-              <w:bottom w:type="dxa" w:w="60"/>
-              <w:right w:type="dxa" w:w="90"/>
-            </w:tcMar>
-          </w:tcPr>
-          <w:p>
-            <w:pPr>
-              <w:spacing w:after="40"/>
-            </w:pPr>
-            <w:r>
-              <w:rPr>
-                <w:rFonts w:ascii="Arial" w:cs="Arial" w:eastAsia="Arial" w:hAnsi="Arial"/>
+            <w:shd w:fill="EEF1F6" w:color="auto" w:val="clear"/>
+            <w:tcMar>
+              <w:top w:type="dxa" w:w="60"/>
+              <w:left w:type="dxa" w:w="90"/>
+              <w:bottom w:type="dxa" w:w="60"/>
+              <w:right w:type="dxa" w:w="90"/>
+            </w:tcMar>
+          </w:tcPr>
+          <w:p>
+            <w:pPr>
+              <w:spacing w:after="40"/>
+            </w:pPr>
+            <w:r>
+              <w:rPr>
+                <w:rFonts w:ascii="Inter" w:cs="Inter" w:eastAsia="Inter" w:hAnsi="Inter"/>
               </w:rPr>
               <w:t xml:space="preserve">M+3 et M+5</w:t>
             </w:r>
@@ -4619,7 +4334,7 @@
         <w:tblW w:type="dxa" w:w="9638"/>
         <w:tblBorders>
           <w:top w:val="none" w:color="FFFFFF" w:sz="0"/>
-          <w:left w:val="single" w:color="C8691C" w:sz="12"/>
+          <w:left w:val="single" w:color="C9AB4C" w:sz="12"/>
           <w:bottom w:val="none" w:color="FFFFFF" w:sz="0"/>
           <w:right w:val="none" w:color="FFFFFF" w:sz="0"/>
           <w:insideH w:val="none" w:color="FFFFFF" w:sz="0"/>
@@ -4633,7 +4348,7 @@
         <w:tc>
           <w:tcPr>
             <w:tcW w:type="dxa" w:w="9638"/>
-            <w:shd w:fill="FFF4E5" w:color="auto" w:val="clear"/>
+            <w:shd w:fill="F7F1DF" w:color="auto" w:val="clear"/>
             <w:tcMar>
               <w:top w:type="dxa" w:w="100"/>
               <w:left w:type="dxa" w:w="160"/>
@@ -4647,10 +4362,10 @@
             </w:pPr>
             <w:r>
               <w:rPr>
-                <w:rFonts w:ascii="Arial" w:cs="Arial" w:eastAsia="Arial" w:hAnsi="Arial"/>
+                <w:rFonts w:ascii="Montserrat" w:cs="Montserrat" w:eastAsia="Montserrat" w:hAnsi="Montserrat"/>
                 <w:b/>
                 <w:bCs/>
-                <w:color w:val="C8691C"/>
+                <w:color w:val="1B3A6B"/>
               </w:rPr>
               <w:t xml:space="preserve">Rémunération et financement pendant la période post-rupture</w:t>
             </w:r>
@@ -4661,13 +4376,13 @@
             </w:pPr>
             <w:r>
               <w:rPr>
-                <w:rFonts w:ascii="Arial" w:cs="Arial" w:eastAsia="Arial" w:hAnsi="Arial"/>
+                <w:rFonts w:ascii="Inter" w:cs="Inter" w:eastAsia="Inter" w:hAnsi="Inter"/>
               </w:rPr>
               <w:t xml:space="preserve">Les conditions de rémunération du jeune et de prise en charge financière de la formation pendant les 6 mois relèvent des règles nationales et de l’OPCO compétent : </w:t>
             </w:r>
             <w:r>
               <w:rPr>
-                <w:rFonts w:ascii="Arial" w:cs="Arial" w:eastAsia="Arial" w:hAnsi="Arial"/>
+                <w:rFonts w:ascii="Inter" w:cs="Inter" w:eastAsia="Inter" w:hAnsi="Inter"/>
                 <w:b/>
                 <w:bCs/>
                 <w:highlight w:val="yellow"/>
@@ -4677,7 +4392,7 @@
             </w:r>
             <w:r>
               <w:rPr>
-                <w:rFonts w:ascii="Arial" w:cs="Arial" w:eastAsia="Arial" w:hAnsi="Arial"/>
+                <w:rFonts w:ascii="Inter" w:cs="Inter" w:eastAsia="Inter" w:hAnsi="Inter"/>
               </w:rPr>
               <w:t xml:space="preserve">. YEBA FORMATIONS s’engage à informer le jeune de ces conditions par écrit lors de l’entretien de l’étape 2.</w:t>
             </w:r>
@@ -4698,7 +4413,7 @@
       </w:pPr>
       <w:r>
         <w:rPr>
-          <w:rFonts w:ascii="Arial" w:cs="Arial" w:eastAsia="Arial" w:hAnsi="Arial"/>
+          <w:rFonts w:ascii="Montserrat" w:cs="Montserrat" w:eastAsia="Montserrat" w:hAnsi="Montserrat"/>
         </w:rPr>
         <w:t xml:space="preserve">8. Indicateurs de suivi</w:t>
       </w:r>
@@ -4710,7 +4425,7 @@
       </w:pPr>
       <w:r>
         <w:rPr>
-          <w:rFonts w:ascii="Arial" w:cs="Arial" w:eastAsia="Arial" w:hAnsi="Arial"/>
+          <w:rFonts w:ascii="Inter" w:cs="Inter" w:eastAsia="Inter" w:hAnsi="Inter"/>
         </w:rPr>
         <w:t xml:space="preserve">Ces indicateurs sont suivis chaque mois, présentés chaque année au comité de pilotage interne et publiés lorsque la réglementation l’impose. Les objectifs sont des engagements internes pour la première année.</w:t>
       </w:r>
@@ -4740,21 +4455,21 @@
         <w:tc>
           <w:tcPr>
             <w:tcW w:type="dxa" w:w="3000"/>
-            <w:shd w:fill="1F3A5F" w:color="auto" w:val="clear"/>
-            <w:tcMar>
-              <w:top w:type="dxa" w:w="60"/>
-              <w:left w:type="dxa" w:w="90"/>
-              <w:bottom w:type="dxa" w:w="60"/>
-              <w:right w:type="dxa" w:w="90"/>
-            </w:tcMar>
-          </w:tcPr>
-          <w:p>
-            <w:pPr>
-              <w:spacing w:after="40"/>
-            </w:pPr>
-            <w:r>
-              <w:rPr>
-                <w:rFonts w:ascii="Arial" w:cs="Arial" w:eastAsia="Arial" w:hAnsi="Arial"/>
+            <w:shd w:fill="1B3A6B" w:color="auto" w:val="clear"/>
+            <w:tcMar>
+              <w:top w:type="dxa" w:w="60"/>
+              <w:left w:type="dxa" w:w="90"/>
+              <w:bottom w:type="dxa" w:w="60"/>
+              <w:right w:type="dxa" w:w="90"/>
+            </w:tcMar>
+          </w:tcPr>
+          <w:p>
+            <w:pPr>
+              <w:spacing w:after="40"/>
+            </w:pPr>
+            <w:r>
+              <w:rPr>
+                <w:rFonts w:ascii="Inter" w:cs="Inter" w:eastAsia="Inter" w:hAnsi="Inter"/>
                 <w:b/>
                 <w:bCs/>
                 <w:color w:val="FFFFFF"/>
@@ -4766,21 +4481,21 @@
         <w:tc>
           <w:tcPr>
             <w:tcW w:type="dxa" w:w="4300"/>
-            <w:shd w:fill="1F3A5F" w:color="auto" w:val="clear"/>
-            <w:tcMar>
-              <w:top w:type="dxa" w:w="60"/>
-              <w:left w:type="dxa" w:w="90"/>
-              <w:bottom w:type="dxa" w:w="60"/>
-              <w:right w:type="dxa" w:w="90"/>
-            </w:tcMar>
-          </w:tcPr>
-          <w:p>
-            <w:pPr>
-              <w:spacing w:after="40"/>
-            </w:pPr>
-            <w:r>
-              <w:rPr>
-                <w:rFonts w:ascii="Arial" w:cs="Arial" w:eastAsia="Arial" w:hAnsi="Arial"/>
+            <w:shd w:fill="1B3A6B" w:color="auto" w:val="clear"/>
+            <w:tcMar>
+              <w:top w:type="dxa" w:w="60"/>
+              <w:left w:type="dxa" w:w="90"/>
+              <w:bottom w:type="dxa" w:w="60"/>
+              <w:right w:type="dxa" w:w="90"/>
+            </w:tcMar>
+          </w:tcPr>
+          <w:p>
+            <w:pPr>
+              <w:spacing w:after="40"/>
+            </w:pPr>
+            <w:r>
+              <w:rPr>
+                <w:rFonts w:ascii="Inter" w:cs="Inter" w:eastAsia="Inter" w:hAnsi="Inter"/>
                 <w:b/>
                 <w:bCs/>
                 <w:color w:val="FFFFFF"/>
@@ -4792,21 +4507,21 @@
         <w:tc>
           <w:tcPr>
             <w:tcW w:type="dxa" w:w="2338"/>
-            <w:shd w:fill="1F3A5F" w:color="auto" w:val="clear"/>
-            <w:tcMar>
-              <w:top w:type="dxa" w:w="60"/>
-              <w:left w:type="dxa" w:w="90"/>
-              <w:bottom w:type="dxa" w:w="60"/>
-              <w:right w:type="dxa" w:w="90"/>
-            </w:tcMar>
-          </w:tcPr>
-          <w:p>
-            <w:pPr>
-              <w:spacing w:after="40"/>
-            </w:pPr>
-            <w:r>
-              <w:rPr>
-                <w:rFonts w:ascii="Arial" w:cs="Arial" w:eastAsia="Arial" w:hAnsi="Arial"/>
+            <w:shd w:fill="1B3A6B" w:color="auto" w:val="clear"/>
+            <w:tcMar>
+              <w:top w:type="dxa" w:w="60"/>
+              <w:left w:type="dxa" w:w="90"/>
+              <w:bottom w:type="dxa" w:w="60"/>
+              <w:right w:type="dxa" w:w="90"/>
+            </w:tcMar>
+          </w:tcPr>
+          <w:p>
+            <w:pPr>
+              <w:spacing w:after="40"/>
+            </w:pPr>
+            <w:r>
+              <w:rPr>
+                <w:rFonts w:ascii="Inter" w:cs="Inter" w:eastAsia="Inter" w:hAnsi="Inter"/>
                 <w:b/>
                 <w:bCs/>
                 <w:color w:val="FFFFFF"/>
@@ -4836,7 +4551,7 @@
             </w:pPr>
             <w:r>
               <w:rPr>
-                <w:rFonts w:ascii="Arial" w:cs="Arial" w:eastAsia="Arial" w:hAnsi="Arial"/>
+                <w:rFonts w:ascii="Inter" w:cs="Inter" w:eastAsia="Inter" w:hAnsi="Inter"/>
               </w:rPr>
               <w:t xml:space="preserve">Délai moyen de premier entretien</w:t>
             </w:r>
@@ -4858,7 +4573,7 @@
             </w:pPr>
             <w:r>
               <w:rPr>
-                <w:rFonts w:ascii="Arial" w:cs="Arial" w:eastAsia="Arial" w:hAnsi="Arial"/>
+                <w:rFonts w:ascii="Inter" w:cs="Inter" w:eastAsia="Inter" w:hAnsi="Inter"/>
               </w:rPr>
               <w:t xml:space="preserve">Date de l’entretien – date de candidature</w:t>
             </w:r>
@@ -4880,7 +4595,7 @@
             </w:pPr>
             <w:r>
               <w:rPr>
-                <w:rFonts w:ascii="Arial" w:cs="Arial" w:eastAsia="Arial" w:hAnsi="Arial"/>
+                <w:rFonts w:ascii="Inter" w:cs="Inter" w:eastAsia="Inter" w:hAnsi="Inter"/>
               </w:rPr>
               <w:t xml:space="preserve">≤ 5 jours ouvrés</w:t>
             </w:r>
@@ -4894,21 +4609,21 @@
         <w:tc>
           <w:tcPr>
             <w:tcW w:type="dxa" w:w="3000"/>
-            <w:shd w:fill="EAF0F6" w:color="auto" w:val="clear"/>
-            <w:tcMar>
-              <w:top w:type="dxa" w:w="60"/>
-              <w:left w:type="dxa" w:w="90"/>
-              <w:bottom w:type="dxa" w:w="60"/>
-              <w:right w:type="dxa" w:w="90"/>
-            </w:tcMar>
-          </w:tcPr>
-          <w:p>
-            <w:pPr>
-              <w:spacing w:after="40"/>
-            </w:pPr>
-            <w:r>
-              <w:rPr>
-                <w:rFonts w:ascii="Arial" w:cs="Arial" w:eastAsia="Arial" w:hAnsi="Arial"/>
+            <w:shd w:fill="EEF1F6" w:color="auto" w:val="clear"/>
+            <w:tcMar>
+              <w:top w:type="dxa" w:w="60"/>
+              <w:left w:type="dxa" w:w="90"/>
+              <w:bottom w:type="dxa" w:w="60"/>
+              <w:right w:type="dxa" w:w="90"/>
+            </w:tcMar>
+          </w:tcPr>
+          <w:p>
+            <w:pPr>
+              <w:spacing w:after="40"/>
+            </w:pPr>
+            <w:r>
+              <w:rPr>
+                <w:rFonts w:ascii="Inter" w:cs="Inter" w:eastAsia="Inter" w:hAnsi="Inter"/>
               </w:rPr>
               <w:t xml:space="preserve">Taux de signature à 3 mois</w:t>
             </w:r>
@@ -4917,21 +4632,21 @@
         <w:tc>
           <w:tcPr>
             <w:tcW w:type="dxa" w:w="4300"/>
-            <w:shd w:fill="EAF0F6" w:color="auto" w:val="clear"/>
-            <w:tcMar>
-              <w:top w:type="dxa" w:w="60"/>
-              <w:left w:type="dxa" w:w="90"/>
-              <w:bottom w:type="dxa" w:w="60"/>
-              <w:right w:type="dxa" w:w="90"/>
-            </w:tcMar>
-          </w:tcPr>
-          <w:p>
-            <w:pPr>
-              <w:spacing w:after="40"/>
-            </w:pPr>
-            <w:r>
-              <w:rPr>
-                <w:rFonts w:ascii="Arial" w:cs="Arial" w:eastAsia="Arial" w:hAnsi="Arial"/>
+            <w:shd w:fill="EEF1F6" w:color="auto" w:val="clear"/>
+            <w:tcMar>
+              <w:top w:type="dxa" w:w="60"/>
+              <w:left w:type="dxa" w:w="90"/>
+              <w:bottom w:type="dxa" w:w="60"/>
+              <w:right w:type="dxa" w:w="90"/>
+            </w:tcMar>
+          </w:tcPr>
+          <w:p>
+            <w:pPr>
+              <w:spacing w:after="40"/>
+            </w:pPr>
+            <w:r>
+              <w:rPr>
+                <w:rFonts w:ascii="Inter" w:cs="Inter" w:eastAsia="Inter" w:hAnsi="Inter"/>
               </w:rPr>
               <w:t xml:space="preserve">Postulants admis ayant signé un contrat dans les 3 mois / postulants admis</w:t>
             </w:r>
@@ -4940,27 +4655,23 @@
         <w:tc>
           <w:tcPr>
             <w:tcW w:type="dxa" w:w="2338"/>
-            <w:shd w:fill="EAF0F6" w:color="auto" w:val="clear"/>
-            <w:tcMar>
-              <w:top w:type="dxa" w:w="60"/>
-              <w:left w:type="dxa" w:w="90"/>
-              <w:bottom w:type="dxa" w:w="60"/>
-              <w:right w:type="dxa" w:w="90"/>
-            </w:tcMar>
-          </w:tcPr>
-          <w:p>
-            <w:pPr>
-              <w:spacing w:after="40"/>
-            </w:pPr>
-            <w:r>
-              <w:rPr>
-                <w:rFonts w:ascii="Arial" w:cs="Arial" w:eastAsia="Arial" w:hAnsi="Arial"/>
-                <w:b/>
-                <w:bCs/>
-                <w:highlight w:val="yellow"/>
-                <w:highlightCs w:val="yellow"/>
-              </w:rPr>
-              <w:t xml:space="preserve">[objectif à valider, par exemple ≥ 75 %]</w:t>
+            <w:shd w:fill="EEF1F6" w:color="auto" w:val="clear"/>
+            <w:tcMar>
+              <w:top w:type="dxa" w:w="60"/>
+              <w:left w:type="dxa" w:w="90"/>
+              <w:bottom w:type="dxa" w:w="60"/>
+              <w:right w:type="dxa" w:w="90"/>
+            </w:tcMar>
+          </w:tcPr>
+          <w:p>
+            <w:pPr>
+              <w:spacing w:after="40"/>
+            </w:pPr>
+            <w:r>
+              <w:rPr>
+                <w:rFonts w:ascii="Inter" w:cs="Inter" w:eastAsia="Inter" w:hAnsi="Inter"/>
+              </w:rPr>
+              <w:t xml:space="preserve">≥ 75 %</w:t>
             </w:r>
           </w:p>
         </w:tc>
@@ -4985,7 +4696,7 @@
             </w:pPr>
             <w:r>
               <w:rPr>
-                <w:rFonts w:ascii="Arial" w:cs="Arial" w:eastAsia="Arial" w:hAnsi="Arial"/>
+                <w:rFonts w:ascii="Inter" w:cs="Inter" w:eastAsia="Inter" w:hAnsi="Inter"/>
               </w:rPr>
               <w:t xml:space="preserve">Portefeuille d’entreprises actives</w:t>
             </w:r>
@@ -5007,7 +4718,7 @@
             </w:pPr>
             <w:r>
               <w:rPr>
-                <w:rFonts w:ascii="Arial" w:cs="Arial" w:eastAsia="Arial" w:hAnsi="Arial"/>
+                <w:rFonts w:ascii="Inter" w:cs="Inter" w:eastAsia="Inter" w:hAnsi="Inter"/>
               </w:rPr>
               <w:t xml:space="preserve">Entreprises ayant proposé au moins une offre sur 12 mois</w:t>
             </w:r>
@@ -5029,13 +4740,9 @@
             </w:pPr>
             <w:r>
               <w:rPr>
-                <w:rFonts w:ascii="Arial" w:cs="Arial" w:eastAsia="Arial" w:hAnsi="Arial"/>
-                <w:b/>
-                <w:bCs/>
-                <w:highlight w:val="yellow"/>
-                <w:highlightCs w:val="yellow"/>
-              </w:rPr>
-              <w:t xml:space="preserve">[objectif à valider]</w:t>
+                <w:rFonts w:ascii="Inter" w:cs="Inter" w:eastAsia="Inter" w:hAnsi="Inter"/>
+              </w:rPr>
+              <w:t xml:space="preserve">≥ 40 entreprises</w:t>
             </w:r>
           </w:p>
         </w:tc>
@@ -5047,21 +4754,21 @@
         <w:tc>
           <w:tcPr>
             <w:tcW w:type="dxa" w:w="3000"/>
-            <w:shd w:fill="EAF0F6" w:color="auto" w:val="clear"/>
-            <w:tcMar>
-              <w:top w:type="dxa" w:w="60"/>
-              <w:left w:type="dxa" w:w="90"/>
-              <w:bottom w:type="dxa" w:w="60"/>
-              <w:right w:type="dxa" w:w="90"/>
-            </w:tcMar>
-          </w:tcPr>
-          <w:p>
-            <w:pPr>
-              <w:spacing w:after="40"/>
-            </w:pPr>
-            <w:r>
-              <w:rPr>
-                <w:rFonts w:ascii="Arial" w:cs="Arial" w:eastAsia="Arial" w:hAnsi="Arial"/>
+            <w:shd w:fill="EEF1F6" w:color="auto" w:val="clear"/>
+            <w:tcMar>
+              <w:top w:type="dxa" w:w="60"/>
+              <w:left w:type="dxa" w:w="90"/>
+              <w:bottom w:type="dxa" w:w="60"/>
+              <w:right w:type="dxa" w:w="90"/>
+            </w:tcMar>
+          </w:tcPr>
+          <w:p>
+            <w:pPr>
+              <w:spacing w:after="40"/>
+            </w:pPr>
+            <w:r>
+              <w:rPr>
+                <w:rFonts w:ascii="Inter" w:cs="Inter" w:eastAsia="Inter" w:hAnsi="Inter"/>
               </w:rPr>
               <w:t xml:space="preserve">Taux de rupture</w:t>
             </w:r>
@@ -5070,21 +4777,21 @@
         <w:tc>
           <w:tcPr>
             <w:tcW w:type="dxa" w:w="4300"/>
-            <w:shd w:fill="EAF0F6" w:color="auto" w:val="clear"/>
-            <w:tcMar>
-              <w:top w:type="dxa" w:w="60"/>
-              <w:left w:type="dxa" w:w="90"/>
-              <w:bottom w:type="dxa" w:w="60"/>
-              <w:right w:type="dxa" w:w="90"/>
-            </w:tcMar>
-          </w:tcPr>
-          <w:p>
-            <w:pPr>
-              <w:spacing w:after="40"/>
-            </w:pPr>
-            <w:r>
-              <w:rPr>
-                <w:rFonts w:ascii="Arial" w:cs="Arial" w:eastAsia="Arial" w:hAnsi="Arial"/>
+            <w:shd w:fill="EEF1F6" w:color="auto" w:val="clear"/>
+            <w:tcMar>
+              <w:top w:type="dxa" w:w="60"/>
+              <w:left w:type="dxa" w:w="90"/>
+              <w:bottom w:type="dxa" w:w="60"/>
+              <w:right w:type="dxa" w:w="90"/>
+            </w:tcMar>
+          </w:tcPr>
+          <w:p>
+            <w:pPr>
+              <w:spacing w:after="40"/>
+            </w:pPr>
+            <w:r>
+              <w:rPr>
+                <w:rFonts w:ascii="Inter" w:cs="Inter" w:eastAsia="Inter" w:hAnsi="Inter"/>
               </w:rPr>
               <w:t xml:space="preserve">Contrats rompus / contrats signés (avec distinction des ruptures dans les 45 jours)</w:t>
             </w:r>
@@ -5093,27 +4800,23 @@
         <w:tc>
           <w:tcPr>
             <w:tcW w:type="dxa" w:w="2338"/>
-            <w:shd w:fill="EAF0F6" w:color="auto" w:val="clear"/>
-            <w:tcMar>
-              <w:top w:type="dxa" w:w="60"/>
-              <w:left w:type="dxa" w:w="90"/>
-              <w:bottom w:type="dxa" w:w="60"/>
-              <w:right w:type="dxa" w:w="90"/>
-            </w:tcMar>
-          </w:tcPr>
-          <w:p>
-            <w:pPr>
-              <w:spacing w:after="40"/>
-            </w:pPr>
-            <w:r>
-              <w:rPr>
-                <w:rFonts w:ascii="Arial" w:cs="Arial" w:eastAsia="Arial" w:hAnsi="Arial"/>
-                <w:b/>
-                <w:bCs/>
-                <w:highlight w:val="yellow"/>
-                <w:highlightCs w:val="yellow"/>
-              </w:rPr>
-              <w:t xml:space="preserve">[objectif à valider, par exemple &lt; 20 %]</w:t>
+            <w:shd w:fill="EEF1F6" w:color="auto" w:val="clear"/>
+            <w:tcMar>
+              <w:top w:type="dxa" w:w="60"/>
+              <w:left w:type="dxa" w:w="90"/>
+              <w:bottom w:type="dxa" w:w="60"/>
+              <w:right w:type="dxa" w:w="90"/>
+            </w:tcMar>
+          </w:tcPr>
+          <w:p>
+            <w:pPr>
+              <w:spacing w:after="40"/>
+            </w:pPr>
+            <w:r>
+              <w:rPr>
+                <w:rFonts w:ascii="Inter" w:cs="Inter" w:eastAsia="Inter" w:hAnsi="Inter"/>
+              </w:rPr>
+              <w:t xml:space="preserve">&lt; 20 %</w:t>
             </w:r>
           </w:p>
         </w:tc>
@@ -5138,7 +4841,7 @@
             </w:pPr>
             <w:r>
               <w:rPr>
-                <w:rFonts w:ascii="Arial" w:cs="Arial" w:eastAsia="Arial" w:hAnsi="Arial"/>
+                <w:rFonts w:ascii="Inter" w:cs="Inter" w:eastAsia="Inter" w:hAnsi="Inter"/>
               </w:rPr>
               <w:t xml:space="preserve">Taux de rebond après rupture</w:t>
             </w:r>
@@ -5160,7 +4863,7 @@
             </w:pPr>
             <w:r>
               <w:rPr>
-                <w:rFonts w:ascii="Arial" w:cs="Arial" w:eastAsia="Arial" w:hAnsi="Arial"/>
+                <w:rFonts w:ascii="Inter" w:cs="Inter" w:eastAsia="Inter" w:hAnsi="Inter"/>
               </w:rPr>
               <w:t xml:space="preserve">Apprentis ayant retrouvé un employeur ou une solution dans les 6 mois / apprentis concernés par une rupture</w:t>
             </w:r>
@@ -5182,13 +4885,9 @@
             </w:pPr>
             <w:r>
               <w:rPr>
-                <w:rFonts w:ascii="Arial" w:cs="Arial" w:eastAsia="Arial" w:hAnsi="Arial"/>
-                <w:b/>
-                <w:bCs/>
-                <w:highlight w:val="yellow"/>
-                <w:highlightCs w:val="yellow"/>
-              </w:rPr>
-              <w:t xml:space="preserve">[objectif à valider, par exemple ≥ 70 %]</w:t>
+                <w:rFonts w:ascii="Inter" w:cs="Inter" w:eastAsia="Inter" w:hAnsi="Inter"/>
+              </w:rPr>
+              <w:t xml:space="preserve">≥ 70 %</w:t>
             </w:r>
           </w:p>
         </w:tc>
@@ -5207,7 +4906,7 @@
       </w:pPr>
       <w:r>
         <w:rPr>
-          <w:rFonts w:ascii="Arial" w:cs="Arial" w:eastAsia="Arial" w:hAnsi="Arial"/>
+          <w:rFonts w:ascii="Montserrat" w:cs="Montserrat" w:eastAsia="Montserrat" w:hAnsi="Montserrat"/>
         </w:rPr>
         <w:t xml:space="preserve">9. Outils et protection des données</w:t>
       </w:r>
@@ -5219,13 +4918,13 @@
       </w:pPr>
       <w:r>
         <w:rPr>
-          <w:rFonts w:ascii="Arial" w:cs="Arial" w:eastAsia="Arial" w:hAnsi="Arial"/>
+          <w:rFonts w:ascii="Inter" w:cs="Inter" w:eastAsia="Inter" w:hAnsi="Inter"/>
         </w:rPr>
         <w:t xml:space="preserve">Le suivi des postulants, des entreprises et des démarches est tenu dans une base de données </w:t>
       </w:r>
       <w:r>
         <w:rPr>
-          <w:rFonts w:ascii="Arial" w:cs="Arial" w:eastAsia="Arial" w:hAnsi="Arial"/>
+          <w:rFonts w:ascii="Inter" w:cs="Inter" w:eastAsia="Inter" w:hAnsi="Inter"/>
           <w:b/>
           <w:bCs/>
         </w:rPr>
@@ -5233,25 +4932,9 @@
       </w:r>
       <w:r>
         <w:rPr>
-          <w:rFonts w:ascii="Arial" w:cs="Arial" w:eastAsia="Arial" w:hAnsi="Arial"/>
-        </w:rPr>
-        <w:t xml:space="preserve">, hébergée dans l’Union européenne. Les échanges avec les jeunes utilisent le téléphone, le courriel et </w:t>
-      </w:r>
-      <w:r>
-        <w:rPr>
-          <w:rFonts w:ascii="Arial" w:cs="Arial" w:eastAsia="Arial" w:hAnsi="Arial"/>
-          <w:b/>
-          <w:bCs/>
-          <w:highlight w:val="yellow"/>
-          <w:highlightCs w:val="yellow"/>
-        </w:rPr>
-        <w:t xml:space="preserve">[messagerie retenue, par exemple Olvid, solution française]</w:t>
-      </w:r>
-      <w:r>
-        <w:rPr>
-          <w:rFonts w:ascii="Arial" w:cs="Arial" w:eastAsia="Arial" w:hAnsi="Arial"/>
-        </w:rPr>
-        <w:t xml:space="preserve">, à l’exclusion des messageries hébergées hors UE pour les données personnelles.</w:t>
+          <w:rFonts w:ascii="Inter" w:cs="Inter" w:eastAsia="Inter" w:hAnsi="Inter"/>
+        </w:rPr>
+        <w:t xml:space="preserve">, hébergée dans l’Union européenne. Les échanges avec les jeunes utilisent le téléphone, le courriel et la messagerie française Olvid, à l’exclusion des messageries hébergées hors UE pour les données personnelles.</w:t>
       </w:r>
     </w:p>
     <w:tbl>
@@ -5259,7 +4942,7 @@
         <w:tblW w:type="dxa" w:w="9638"/>
         <w:tblBorders>
           <w:top w:val="none" w:color="FFFFFF" w:sz="0"/>
-          <w:left w:val="single" w:color="1F3A5F" w:sz="12"/>
+          <w:left w:val="single" w:color="1B3A6B" w:sz="12"/>
           <w:bottom w:val="none" w:color="FFFFFF" w:sz="0"/>
           <w:right w:val="none" w:color="FFFFFF" w:sz="0"/>
           <w:insideH w:val="none" w:color="FFFFFF" w:sz="0"/>
@@ -5273,7 +4956,7 @@
         <w:tc>
           <w:tcPr>
             <w:tcW w:type="dxa" w:w="9638"/>
-            <w:shd w:fill="EAF0F6" w:color="auto" w:val="clear"/>
+            <w:shd w:fill="EEF1F6" w:color="auto" w:val="clear"/>
             <w:tcMar>
               <w:top w:type="dxa" w:w="100"/>
               <w:left w:type="dxa" w:w="160"/>
@@ -5287,10 +4970,10 @@
             </w:pPr>
             <w:r>
               <w:rPr>
-                <w:rFonts w:ascii="Arial" w:cs="Arial" w:eastAsia="Arial" w:hAnsi="Arial"/>
+                <w:rFonts w:ascii="Montserrat" w:cs="Montserrat" w:eastAsia="Montserrat" w:hAnsi="Montserrat"/>
                 <w:b/>
                 <w:bCs/>
-                <w:color w:val="1F3A5F"/>
+                <w:color w:val="1B3A6B"/>
               </w:rPr>
               <w:t xml:space="preserve">Conformité RGPD / IA Act</w:t>
             </w:r>
@@ -5301,7 +4984,7 @@
             </w:pPr>
             <w:r>
               <w:rPr>
-                <w:rFonts w:ascii="Arial" w:cs="Arial" w:eastAsia="Arial" w:hAnsi="Arial"/>
+                <w:rFonts w:ascii="Inter" w:cs="Inter" w:eastAsia="Inter" w:hAnsi="Inter"/>
                 <w:b/>
                 <w:bCs/>
               </w:rPr>
@@ -5309,7 +4992,7 @@
             </w:r>
             <w:r>
               <w:rPr>
-                <w:rFonts w:ascii="Arial" w:cs="Arial" w:eastAsia="Arial" w:hAnsi="Arial"/>
+                <w:rFonts w:ascii="Inter" w:cs="Inter" w:eastAsia="Inter" w:hAnsi="Inter"/>
               </w:rPr>
               <w:t xml:space="preserve"> — Traitement « Accompagnement des postulants et des apprentis » inscrit au registre des traitements ; finalité : recherche d’employeur et suivi du contrat ; base légale : mission prévue par le Code du travail et exécution du contrat de formation.</w:t>
             </w:r>
@@ -5320,7 +5003,7 @@
             </w:pPr>
             <w:r>
               <w:rPr>
-                <w:rFonts w:ascii="Arial" w:cs="Arial" w:eastAsia="Arial" w:hAnsi="Arial"/>
+                <w:rFonts w:ascii="Inter" w:cs="Inter" w:eastAsia="Inter" w:hAnsi="Inter"/>
                 <w:b/>
                 <w:bCs/>
               </w:rPr>
@@ -5328,7 +5011,7 @@
             </w:r>
             <w:r>
               <w:rPr>
-                <w:rFonts w:ascii="Arial" w:cs="Arial" w:eastAsia="Arial" w:hAnsi="Arial"/>
+                <w:rFonts w:ascii="Inter" w:cs="Inter" w:eastAsia="Inter" w:hAnsi="Inter"/>
               </w:rPr>
               <w:t xml:space="preserve"> : seules les données utiles au placement sont collectées (identité, coordonnées, CV, mobilité, projet). Aucune donnée de santé n’est collectée ici ; l’éventuel besoin d’adaptation lié au handicap est traité par le référent handicap (pièce n° 10).</w:t>
             </w:r>
@@ -5339,7 +5022,7 @@
             </w:pPr>
             <w:r>
               <w:rPr>
-                <w:rFonts w:ascii="Arial" w:cs="Arial" w:eastAsia="Arial" w:hAnsi="Arial"/>
+                <w:rFonts w:ascii="Inter" w:cs="Inter" w:eastAsia="Inter" w:hAnsi="Inter"/>
                 <w:b/>
                 <w:bCs/>
               </w:rPr>
@@ -5347,13 +5030,13 @@
             </w:r>
             <w:r>
               <w:rPr>
-                <w:rFonts w:ascii="Arial" w:cs="Arial" w:eastAsia="Arial" w:hAnsi="Arial"/>
+                <w:rFonts w:ascii="Inter" w:cs="Inter" w:eastAsia="Inter" w:hAnsi="Inter"/>
               </w:rPr>
               <w:t xml:space="preserve"> : le CV n’est transmis à une entreprise qu’avec l’</w:t>
             </w:r>
             <w:r>
               <w:rPr>
-                <w:rFonts w:ascii="Arial" w:cs="Arial" w:eastAsia="Arial" w:hAnsi="Arial"/>
+                <w:rFonts w:ascii="Inter" w:cs="Inter" w:eastAsia="Inter" w:hAnsi="Inter"/>
                 <w:b/>
                 <w:bCs/>
               </w:rPr>
@@ -5361,7 +5044,7 @@
             </w:r>
             <w:r>
               <w:rPr>
-                <w:rFonts w:ascii="Arial" w:cs="Arial" w:eastAsia="Arial" w:hAnsi="Arial"/>
+                <w:rFonts w:ascii="Inter" w:cs="Inter" w:eastAsia="Inter" w:hAnsi="Inter"/>
               </w:rPr>
               <w:t xml:space="preserve"> du jeune.</w:t>
             </w:r>
@@ -5372,7 +5055,7 @@
             </w:pPr>
             <w:r>
               <w:rPr>
-                <w:rFonts w:ascii="Arial" w:cs="Arial" w:eastAsia="Arial" w:hAnsi="Arial"/>
+                <w:rFonts w:ascii="Inter" w:cs="Inter" w:eastAsia="Inter" w:hAnsi="Inter"/>
                 <w:b/>
                 <w:bCs/>
               </w:rPr>
@@ -5380,7 +5063,7 @@
             </w:r>
             <w:r>
               <w:rPr>
-                <w:rFonts w:ascii="Arial" w:cs="Arial" w:eastAsia="Arial" w:hAnsi="Arial"/>
+                <w:rFonts w:ascii="Inter" w:cs="Inter" w:eastAsia="Inter" w:hAnsi="Inter"/>
               </w:rPr>
               <w:t xml:space="preserve"> : information adaptée à leur âge ; les représentants légaux sont informés.</w:t>
             </w:r>
@@ -5391,7 +5074,7 @@
             </w:pPr>
             <w:r>
               <w:rPr>
-                <w:rFonts w:ascii="Arial" w:cs="Arial" w:eastAsia="Arial" w:hAnsi="Arial"/>
+                <w:rFonts w:ascii="Inter" w:cs="Inter" w:eastAsia="Inter" w:hAnsi="Inter"/>
                 <w:b/>
                 <w:bCs/>
               </w:rPr>
@@ -5399,72 +5082,56 @@
             </w:r>
             <w:r>
               <w:rPr>
-                <w:rFonts w:ascii="Arial" w:cs="Arial" w:eastAsia="Arial" w:hAnsi="Arial"/>
-              </w:rPr>
-              <w:t xml:space="preserve"> : données des postulants non retenus supprimées </w:t>
-            </w:r>
-            <w:r>
-              <w:rPr>
-                <w:rFonts w:ascii="Arial" w:cs="Arial" w:eastAsia="Arial" w:hAnsi="Arial"/>
+                <w:rFonts w:ascii="Inter" w:cs="Inter" w:eastAsia="Inter" w:hAnsi="Inter"/>
+              </w:rPr>
+              <w:t xml:space="preserve"> : données des postulants non retenus supprimées 2 ans après le dernier contact ; dossiers des apprentis conservés selon la politique de conservation de l’organisme (</w:t>
+            </w:r>
+            <w:r>
+              <w:rPr>
+                <w:rFonts w:ascii="Inter" w:cs="Inter" w:eastAsia="Inter" w:hAnsi="Inter"/>
                 <w:b/>
                 <w:bCs/>
                 <w:highlight w:val="yellow"/>
                 <w:highlightCs w:val="yellow"/>
               </w:rPr>
-              <w:t xml:space="preserve">[2 ans]</w:t>
-            </w:r>
-            <w:r>
-              <w:rPr>
-                <w:rFonts w:ascii="Arial" w:cs="Arial" w:eastAsia="Arial" w:hAnsi="Arial"/>
-              </w:rPr>
-              <w:t xml:space="preserve"> après le dernier contact ; dossiers des apprentis conservés selon la politique de conservation de l’organisme (</w:t>
-            </w:r>
-            <w:r>
-              <w:rPr>
-                <w:rFonts w:ascii="Arial" w:cs="Arial" w:eastAsia="Arial" w:hAnsi="Arial"/>
+              <w:t xml:space="preserve">[durée à fixer]</w:t>
+            </w:r>
+            <w:r>
+              <w:rPr>
+                <w:rFonts w:ascii="Inter" w:cs="Inter" w:eastAsia="Inter" w:hAnsi="Inter"/>
+              </w:rPr>
+              <w:t xml:space="preserve">).</w:t>
+            </w:r>
+          </w:p>
+          <w:p>
+            <w:pPr>
+              <w:spacing w:after="50"/>
+            </w:pPr>
+            <w:r>
+              <w:rPr>
+                <w:rFonts w:ascii="Inter" w:cs="Inter" w:eastAsia="Inter" w:hAnsi="Inter"/>
                 <w:b/>
                 <w:bCs/>
-                <w:highlight w:val="yellow"/>
-                <w:highlightCs w:val="yellow"/>
-              </w:rPr>
-              <w:t xml:space="preserve">[durée à fixer]</w:t>
-            </w:r>
-            <w:r>
-              <w:rPr>
-                <w:rFonts w:ascii="Arial" w:cs="Arial" w:eastAsia="Arial" w:hAnsi="Arial"/>
-              </w:rPr>
-              <w:t xml:space="preserve">).</w:t>
-            </w:r>
-          </w:p>
-          <w:p>
-            <w:pPr>
-              <w:spacing w:after="50"/>
-            </w:pPr>
-            <w:r>
-              <w:rPr>
-                <w:rFonts w:ascii="Arial" w:cs="Arial" w:eastAsia="Arial" w:hAnsi="Arial"/>
+              </w:rPr>
+              <w:t xml:space="preserve">IA Act</w:t>
+            </w:r>
+            <w:r>
+              <w:rPr>
+                <w:rFonts w:ascii="Inter" w:cs="Inter" w:eastAsia="Inter" w:hAnsi="Inter"/>
+              </w:rPr>
+              <w:t xml:space="preserve"> — Aucun outil d’intelligence artificielle n’est utilisé pour trier ou classer les candidats. Un tel outil relèverait des systèmes d’IA à </w:t>
+            </w:r>
+            <w:r>
+              <w:rPr>
+                <w:rFonts w:ascii="Inter" w:cs="Inter" w:eastAsia="Inter" w:hAnsi="Inter"/>
                 <w:b/>
                 <w:bCs/>
               </w:rPr>
-              <w:t xml:space="preserve">IA Act</w:t>
-            </w:r>
-            <w:r>
-              <w:rPr>
-                <w:rFonts w:ascii="Arial" w:cs="Arial" w:eastAsia="Arial" w:hAnsi="Arial"/>
-              </w:rPr>
-              <w:t xml:space="preserve"> — Aucun outil d’intelligence artificielle n’est utilisé pour trier ou classer les candidats. Un tel outil relèverait des systèmes d’IA à </w:t>
-            </w:r>
-            <w:r>
-              <w:rPr>
-                <w:rFonts w:ascii="Arial" w:cs="Arial" w:eastAsia="Arial" w:hAnsi="Arial"/>
-                <w:b/>
-                <w:bCs/>
-              </w:rPr>
               <w:t xml:space="preserve">haut risque</w:t>
             </w:r>
             <w:r>
               <w:rPr>
-                <w:rFonts w:ascii="Arial" w:cs="Arial" w:eastAsia="Arial" w:hAnsi="Arial"/>
+                <w:rFonts w:ascii="Inter" w:cs="Inter" w:eastAsia="Inter" w:hAnsi="Inter"/>
               </w:rPr>
               <w:t xml:space="preserve"> (annexe III, domaine « emploi et recrutement ») et imposerait des obligations renforcées. Toute décision de présentation d’un candidat reste humaine.</w:t>
             </w:r>
@@ -5485,7 +5152,7 @@
       </w:pPr>
       <w:r>
         <w:rPr>
-          <w:rFonts w:ascii="Arial" w:cs="Arial" w:eastAsia="Arial" w:hAnsi="Arial"/>
+          <w:rFonts w:ascii="Montserrat" w:cs="Montserrat" w:eastAsia="Montserrat" w:hAnsi="Montserrat"/>
         </w:rPr>
         <w:t xml:space="preserve">10. Liste des annexes</w:t>
       </w:r>
@@ -5501,13 +5168,13 @@
       </w:pPr>
       <w:r>
         <w:rPr>
-          <w:rFonts w:ascii="Arial" w:cs="Arial" w:eastAsia="Arial" w:hAnsi="Arial"/>
+          <w:rFonts w:ascii="Inter" w:cs="Inter" w:eastAsia="Inter" w:hAnsi="Inter"/>
         </w:rPr>
         <w:t xml:space="preserve">Annexe 05-1 — CV d’Aurélien LUMEKA </w:t>
       </w:r>
       <w:r>
         <w:rPr>
-          <w:rFonts w:ascii="Arial" w:cs="Arial" w:eastAsia="Arial" w:hAnsi="Arial"/>
+          <w:rFonts w:ascii="Inter" w:cs="Inter" w:eastAsia="Inter" w:hAnsi="Inter"/>
           <w:b/>
           <w:bCs/>
           <w:highlight w:val="yellow"/>
@@ -5527,9 +5194,9 @@
       </w:pPr>
       <w:r>
         <w:rPr>
-          <w:rFonts w:ascii="Arial" w:cs="Arial" w:eastAsia="Arial" w:hAnsi="Arial"/>
-        </w:rPr>
-        <w:t xml:space="preserve">Annexe A — Fiche de poste « Chargé(e) de relations entreprises et d’accompagnement des apprentis »</w:t>
+          <w:rFonts w:ascii="Inter" w:cs="Inter" w:eastAsia="Inter" w:hAnsi="Inter"/>
+        </w:rPr>
+        <w:t xml:space="preserve">Annexe B — Cahier des charges de sous-traitance (modèle)</w:t>
       </w:r>
     </w:p>
     <w:p>
@@ -5543,9 +5210,25 @@
       </w:pPr>
       <w:r>
         <w:rPr>
-          <w:rFonts w:ascii="Arial" w:cs="Arial" w:eastAsia="Arial" w:hAnsi="Arial"/>
-        </w:rPr>
-        <w:t xml:space="preserve">Annexe B — Cahier des charges de sous-traitance (modèle)</w:t>
+          <w:rFonts w:ascii="Inter" w:cs="Inter" w:eastAsia="Inter" w:hAnsi="Inter"/>
+        </w:rPr>
+        <w:t xml:space="preserve">Annexe C — Modèle de lettre d’intention employeur et </w:t>
+      </w:r>
+      <w:r>
+        <w:rPr>
+          <w:rFonts w:ascii="Inter" w:cs="Inter" w:eastAsia="Inter" w:hAnsi="Inter"/>
+          <w:b/>
+          <w:bCs/>
+          <w:highlight w:val="yellow"/>
+          <w:highlightCs w:val="yellow"/>
+        </w:rPr>
+        <w:t xml:space="preserve">[x]</w:t>
+      </w:r>
+      <w:r>
+        <w:rPr>
+          <w:rFonts w:ascii="Inter" w:cs="Inter" w:eastAsia="Inter" w:hAnsi="Inter"/>
+        </w:rPr>
+        <w:t xml:space="preserve"> lettres signées</w:t>
       </w:r>
     </w:p>
     <w:p>
@@ -5559,25 +5242,9 @@
       </w:pPr>
       <w:r>
         <w:rPr>
-          <w:rFonts w:ascii="Arial" w:cs="Arial" w:eastAsia="Arial" w:hAnsi="Arial"/>
-        </w:rPr>
-        <w:t xml:space="preserve">Annexe C — Modèle de lettre d’intention employeur et </w:t>
-      </w:r>
-      <w:r>
-        <w:rPr>
-          <w:rFonts w:ascii="Arial" w:cs="Arial" w:eastAsia="Arial" w:hAnsi="Arial"/>
-          <w:b/>
-          <w:bCs/>
-          <w:highlight w:val="yellow"/>
-          <w:highlightCs w:val="yellow"/>
-        </w:rPr>
-        <w:t xml:space="preserve">[x]</w:t>
-      </w:r>
-      <w:r>
-        <w:rPr>
-          <w:rFonts w:ascii="Arial" w:cs="Arial" w:eastAsia="Arial" w:hAnsi="Arial"/>
-        </w:rPr>
-        <w:t xml:space="preserve"> lettres signées</w:t>
+          <w:rFonts w:ascii="Inter" w:cs="Inter" w:eastAsia="Inter" w:hAnsi="Inter"/>
+        </w:rPr>
+        <w:t xml:space="preserve">Annexe D — Fiche « Rupture de mon contrat d’apprentissage : mes droits »</w:t>
       </w:r>
     </w:p>
     <w:p>
@@ -5591,29 +5258,9 @@
       </w:pPr>
       <w:r>
         <w:rPr>
-          <w:rFonts w:ascii="Arial" w:cs="Arial" w:eastAsia="Arial" w:hAnsi="Arial"/>
-        </w:rPr>
-        <w:t xml:space="preserve">Annexe D — Fiche « Rupture de mon contrat d’apprentissage : mes droits »</w:t>
-      </w:r>
-    </w:p>
-    <w:p>
-      <w:pPr>
-        <w:pStyle w:val="ListParagraph"/>
-        <w:numPr>
-          <w:ilvl w:val="0"/>
-          <w:numId w:val="2"/>
-        </w:numPr>
-        <w:spacing w:after="60" w:line="276"/>
-      </w:pPr>
-      <w:r>
-        <w:rPr>
-          <w:rFonts w:ascii="Arial" w:cs="Arial" w:eastAsia="Arial" w:hAnsi="Arial"/>
-          <w:b/>
-          <w:bCs/>
-          <w:highlight w:val="yellow"/>
-          <w:highlightCs w:val="yellow"/>
-        </w:rPr>
-        <w:t xml:space="preserve">[Contrat de travail ou contrat de sous-traitance signé, si existant]</w:t>
+          <w:rFonts w:ascii="Inter" w:cs="Inter" w:eastAsia="Inter" w:hAnsi="Inter"/>
+        </w:rPr>
+        <w:t xml:space="preserve">Contrat de sous-traitance : transmis dès sa signature</w:t>
       </w:r>
     </w:p>
     <w:p>
@@ -5629,9 +5276,9 @@
       </w:pPr>
       <w:r>
         <w:rPr>
-          <w:rFonts w:ascii="Arial" w:cs="Arial" w:eastAsia="Arial" w:hAnsi="Arial"/>
-        </w:rPr>
-        <w:t xml:space="preserve">Annexe A — Fiche de poste</w:t>
+          <w:rFonts w:ascii="Montserrat" w:cs="Montserrat" w:eastAsia="Montserrat" w:hAnsi="Montserrat"/>
+        </w:rPr>
+        <w:t xml:space="preserve">Annexe B — Cahier des charges de sous-traitance (modèle)</w:t>
       </w:r>
     </w:p>
     <w:tbl>
@@ -5658,47 +5305,47 @@
         <w:tc>
           <w:tcPr>
             <w:tcW w:type="dxa" w:w="2600"/>
-            <w:shd w:fill="1F3A5F" w:color="auto" w:val="clear"/>
-            <w:tcMar>
-              <w:top w:type="dxa" w:w="60"/>
-              <w:left w:type="dxa" w:w="90"/>
-              <w:bottom w:type="dxa" w:w="60"/>
-              <w:right w:type="dxa" w:w="90"/>
-            </w:tcMar>
-          </w:tcPr>
-          <w:p>
-            <w:pPr>
-              <w:spacing w:after="40"/>
-            </w:pPr>
-            <w:r>
-              <w:rPr>
-                <w:rFonts w:ascii="Arial" w:cs="Arial" w:eastAsia="Arial" w:hAnsi="Arial"/>
+            <w:shd w:fill="1B3A6B" w:color="auto" w:val="clear"/>
+            <w:tcMar>
+              <w:top w:type="dxa" w:w="60"/>
+              <w:left w:type="dxa" w:w="90"/>
+              <w:bottom w:type="dxa" w:w="60"/>
+              <w:right w:type="dxa" w:w="90"/>
+            </w:tcMar>
+          </w:tcPr>
+          <w:p>
+            <w:pPr>
+              <w:spacing w:after="40"/>
+            </w:pPr>
+            <w:r>
+              <w:rPr>
+                <w:rFonts w:ascii="Inter" w:cs="Inter" w:eastAsia="Inter" w:hAnsi="Inter"/>
                 <w:b/>
                 <w:bCs/>
                 <w:color w:val="FFFFFF"/>
               </w:rPr>
-              <w:t xml:space="preserve">Rubrique</w:t>
+              <w:t xml:space="preserve">Article</w:t>
             </w:r>
           </w:p>
         </w:tc>
         <w:tc>
           <w:tcPr>
             <w:tcW w:type="dxa" w:w="7038"/>
-            <w:shd w:fill="1F3A5F" w:color="auto" w:val="clear"/>
-            <w:tcMar>
-              <w:top w:type="dxa" w:w="60"/>
-              <w:left w:type="dxa" w:w="90"/>
-              <w:bottom w:type="dxa" w:w="60"/>
-              <w:right w:type="dxa" w:w="90"/>
-            </w:tcMar>
-          </w:tcPr>
-          <w:p>
-            <w:pPr>
-              <w:spacing w:after="40"/>
-            </w:pPr>
-            <w:r>
-              <w:rPr>
-                <w:rFonts w:ascii="Arial" w:cs="Arial" w:eastAsia="Arial" w:hAnsi="Arial"/>
+            <w:shd w:fill="1B3A6B" w:color="auto" w:val="clear"/>
+            <w:tcMar>
+              <w:top w:type="dxa" w:w="60"/>
+              <w:left w:type="dxa" w:w="90"/>
+              <w:bottom w:type="dxa" w:w="60"/>
+              <w:right w:type="dxa" w:w="90"/>
+            </w:tcMar>
+          </w:tcPr>
+          <w:p>
+            <w:pPr>
+              <w:spacing w:after="40"/>
+            </w:pPr>
+            <w:r>
+              <w:rPr>
+                <w:rFonts w:ascii="Inter" w:cs="Inter" w:eastAsia="Inter" w:hAnsi="Inter"/>
                 <w:b/>
                 <w:bCs/>
                 <w:color w:val="FFFFFF"/>
@@ -5728,9 +5375,9 @@
             </w:pPr>
             <w:r>
               <w:rPr>
-                <w:rFonts w:ascii="Arial" w:cs="Arial" w:eastAsia="Arial" w:hAnsi="Arial"/>
-              </w:rPr>
-              <w:t xml:space="preserve">Intitulé</w:t>
+                <w:rFonts w:ascii="Inter" w:cs="Inter" w:eastAsia="Inter" w:hAnsi="Inter"/>
+              </w:rPr>
+              <w:t xml:space="preserve">1. Objet</w:t>
             </w:r>
           </w:p>
         </w:tc>
@@ -5750,9 +5397,9 @@
             </w:pPr>
             <w:r>
               <w:rPr>
-                <w:rFonts w:ascii="Arial" w:cs="Arial" w:eastAsia="Arial" w:hAnsi="Arial"/>
-              </w:rPr>
-              <w:t xml:space="preserve">Chargé(e) de relations entreprises et d’accompagnement des apprentis</w:t>
+                <w:rFonts w:ascii="Inter" w:cs="Inter" w:eastAsia="Inter" w:hAnsi="Inter"/>
+              </w:rPr>
+              <w:t xml:space="preserve">Appui à la recherche d’employeur des postulants à l’apprentissage de YEBA FORMATIONS et accompagnement des apprentis en cas de rupture de leur contrat.</w:t>
             </w:r>
           </w:p>
         </w:tc>
@@ -5764,46 +5411,79 @@
         <w:tc>
           <w:tcPr>
             <w:tcW w:type="dxa" w:w="2600"/>
-            <w:shd w:fill="EAF0F6" w:color="auto" w:val="clear"/>
-            <w:tcMar>
-              <w:top w:type="dxa" w:w="60"/>
-              <w:left w:type="dxa" w:w="90"/>
-              <w:bottom w:type="dxa" w:w="60"/>
-              <w:right w:type="dxa" w:w="90"/>
-            </w:tcMar>
-          </w:tcPr>
-          <w:p>
-            <w:pPr>
-              <w:spacing w:after="40"/>
-            </w:pPr>
-            <w:r>
-              <w:rPr>
-                <w:rFonts w:ascii="Arial" w:cs="Arial" w:eastAsia="Arial" w:hAnsi="Arial"/>
-              </w:rPr>
-              <w:t xml:space="preserve">Rattachement</w:t>
+            <w:shd w:fill="EEF1F6" w:color="auto" w:val="clear"/>
+            <w:tcMar>
+              <w:top w:type="dxa" w:w="60"/>
+              <w:left w:type="dxa" w:w="90"/>
+              <w:bottom w:type="dxa" w:w="60"/>
+              <w:right w:type="dxa" w:w="90"/>
+            </w:tcMar>
+          </w:tcPr>
+          <w:p>
+            <w:pPr>
+              <w:spacing w:after="40"/>
+            </w:pPr>
+            <w:r>
+              <w:rPr>
+                <w:rFonts w:ascii="Inter" w:cs="Inter" w:eastAsia="Inter" w:hAnsi="Inter"/>
+              </w:rPr>
+              <w:t xml:space="preserve">2. Prestations attendues</w:t>
             </w:r>
           </w:p>
         </w:tc>
         <w:tc>
           <w:tcPr>
             <w:tcW w:type="dxa" w:w="7038"/>
-            <w:shd w:fill="EAF0F6" w:color="auto" w:val="clear"/>
-            <w:tcMar>
-              <w:top w:type="dxa" w:w="60"/>
-              <w:left w:type="dxa" w:w="90"/>
-              <w:bottom w:type="dxa" w:w="60"/>
-              <w:right w:type="dxa" w:w="90"/>
-            </w:tcMar>
-          </w:tcPr>
-          <w:p>
-            <w:pPr>
-              <w:spacing w:after="40"/>
-            </w:pPr>
-            <w:r>
-              <w:rPr>
-                <w:rFonts w:ascii="Arial" w:cs="Arial" w:eastAsia="Arial" w:hAnsi="Arial"/>
-              </w:rPr>
-              <w:t xml:space="preserve">Directeur de YEBA FORMATIONS</w:t>
+            <w:shd w:fill="EEF1F6" w:color="auto" w:val="clear"/>
+            <w:tcMar>
+              <w:top w:type="dxa" w:w="60"/>
+              <w:left w:type="dxa" w:w="90"/>
+              <w:bottom w:type="dxa" w:w="60"/>
+              <w:right w:type="dxa" w:w="90"/>
+            </w:tcMar>
+          </w:tcPr>
+          <w:p>
+            <w:pPr>
+              <w:spacing w:after="40"/>
+            </w:pPr>
+            <w:r>
+              <w:rPr>
+                <w:rFonts w:ascii="Inter" w:cs="Inter" w:eastAsia="Inter" w:hAnsi="Inter"/>
+              </w:rPr>
+              <w:t xml:space="preserve">Prospection des employeurs selon le ciblage défini par YEBA FORMATIONS.</w:t>
+            </w:r>
+          </w:p>
+          <w:p>
+            <w:pPr>
+              <w:spacing w:after="40"/>
+            </w:pPr>
+            <w:r>
+              <w:rPr>
+                <w:rFonts w:ascii="Inter" w:cs="Inter" w:eastAsia="Inter" w:hAnsi="Inter"/>
+              </w:rPr>
+              <w:t xml:space="preserve">Animation d’ateliers de techniques de recherche d’emploi.</w:t>
+            </w:r>
+          </w:p>
+          <w:p>
+            <w:pPr>
+              <w:spacing w:after="40"/>
+            </w:pPr>
+            <w:r>
+              <w:rPr>
+                <w:rFonts w:ascii="Inter" w:cs="Inter" w:eastAsia="Inter" w:hAnsi="Inter"/>
+              </w:rPr>
+              <w:t xml:space="preserve">Mise en relation et préparation des entretiens.</w:t>
+            </w:r>
+          </w:p>
+          <w:p>
+            <w:pPr>
+              <w:spacing w:after="40"/>
+            </w:pPr>
+            <w:r>
+              <w:rPr>
+                <w:rFonts w:ascii="Inter" w:cs="Inter" w:eastAsia="Inter" w:hAnsi="Inter"/>
+              </w:rPr>
+              <w:t xml:space="preserve">Appui au maintien en formation et à la recherche d’un nouvel employeur après rupture.</w:t>
             </w:r>
           </w:p>
         </w:tc>
@@ -5828,9 +5508,9 @@
             </w:pPr>
             <w:r>
               <w:rPr>
-                <w:rFonts w:ascii="Arial" w:cs="Arial" w:eastAsia="Arial" w:hAnsi="Arial"/>
-              </w:rPr>
-              <w:t xml:space="preserve">Contrat</w:t>
+                <w:rFonts w:ascii="Inter" w:cs="Inter" w:eastAsia="Inter" w:hAnsi="Inter"/>
+              </w:rPr>
+              <w:t xml:space="preserve">3. Moyens</w:t>
             </w:r>
           </w:p>
         </w:tc>
@@ -5850,13 +5530,25 @@
             </w:pPr>
             <w:r>
               <w:rPr>
-                <w:rFonts w:ascii="Arial" w:cs="Arial" w:eastAsia="Arial" w:hAnsi="Arial"/>
+                <w:rFonts w:ascii="Inter" w:cs="Inter" w:eastAsia="Inter" w:hAnsi="Inter"/>
+              </w:rPr>
+              <w:t xml:space="preserve">Intervenant(s) nommément désigné(s), CV joints ; disponibilité minimale de </w:t>
+            </w:r>
+            <w:r>
+              <w:rPr>
+                <w:rFonts w:ascii="Inter" w:cs="Inter" w:eastAsia="Inter" w:hAnsi="Inter"/>
                 <w:b/>
                 <w:bCs/>
                 <w:highlight w:val="yellow"/>
                 <w:highlightCs w:val="yellow"/>
               </w:rPr>
-              <w:t xml:space="preserve">[CDI / CDD — temps plein / partiel — date prévue]</w:t>
+              <w:t xml:space="preserve">[x]</w:t>
+            </w:r>
+            <w:r>
+              <w:rPr>
+                <w:rFonts w:ascii="Inter" w:cs="Inter" w:eastAsia="Inter" w:hAnsi="Inter"/>
+              </w:rPr>
+              <w:t xml:space="preserve"> jours par mois ; présence sur l’ensemble des micro-régions de l’île.</w:t>
             </w:r>
           </w:p>
         </w:tc>
@@ -5868,90 +5560,46 @@
         <w:tc>
           <w:tcPr>
             <w:tcW w:type="dxa" w:w="2600"/>
-            <w:shd w:fill="EAF0F6" w:color="auto" w:val="clear"/>
-            <w:tcMar>
-              <w:top w:type="dxa" w:w="60"/>
-              <w:left w:type="dxa" w:w="90"/>
-              <w:bottom w:type="dxa" w:w="60"/>
-              <w:right w:type="dxa" w:w="90"/>
-            </w:tcMar>
-          </w:tcPr>
-          <w:p>
-            <w:pPr>
-              <w:spacing w:after="40"/>
-            </w:pPr>
-            <w:r>
-              <w:rPr>
-                <w:rFonts w:ascii="Arial" w:cs="Arial" w:eastAsia="Arial" w:hAnsi="Arial"/>
-              </w:rPr>
-              <w:t xml:space="preserve">Missions principales</w:t>
+            <w:shd w:fill="EEF1F6" w:color="auto" w:val="clear"/>
+            <w:tcMar>
+              <w:top w:type="dxa" w:w="60"/>
+              <w:left w:type="dxa" w:w="90"/>
+              <w:bottom w:type="dxa" w:w="60"/>
+              <w:right w:type="dxa" w:w="90"/>
+            </w:tcMar>
+          </w:tcPr>
+          <w:p>
+            <w:pPr>
+              <w:spacing w:after="40"/>
+            </w:pPr>
+            <w:r>
+              <w:rPr>
+                <w:rFonts w:ascii="Inter" w:cs="Inter" w:eastAsia="Inter" w:hAnsi="Inter"/>
+              </w:rPr>
+              <w:t xml:space="preserve">4. Délais et niveaux de service</w:t>
             </w:r>
           </w:p>
         </w:tc>
         <w:tc>
           <w:tcPr>
             <w:tcW w:type="dxa" w:w="7038"/>
-            <w:shd w:fill="EAF0F6" w:color="auto" w:val="clear"/>
-            <w:tcMar>
-              <w:top w:type="dxa" w:w="60"/>
-              <w:left w:type="dxa" w:w="90"/>
-              <w:bottom w:type="dxa" w:w="60"/>
-              <w:right w:type="dxa" w:w="90"/>
-            </w:tcMar>
-          </w:tcPr>
-          <w:p>
-            <w:pPr>
-              <w:spacing w:after="40"/>
-            </w:pPr>
-            <w:r>
-              <w:rPr>
-                <w:rFonts w:ascii="Arial" w:cs="Arial" w:eastAsia="Arial" w:hAnsi="Arial"/>
-              </w:rPr>
-              <w:t xml:space="preserve">Prospecter et fidéliser les entreprises d’accueil.</w:t>
-            </w:r>
-          </w:p>
-          <w:p>
-            <w:pPr>
-              <w:spacing w:after="40"/>
-            </w:pPr>
-            <w:r>
-              <w:rPr>
-                <w:rFonts w:ascii="Arial" w:cs="Arial" w:eastAsia="Arial" w:hAnsi="Arial"/>
-              </w:rPr>
-              <w:t xml:space="preserve">Animer le parcours « Trouver mon employeur ».</w:t>
-            </w:r>
-          </w:p>
-          <w:p>
-            <w:pPr>
-              <w:spacing w:after="40"/>
-            </w:pPr>
-            <w:r>
-              <w:rPr>
-                <w:rFonts w:ascii="Arial" w:cs="Arial" w:eastAsia="Arial" w:hAnsi="Arial"/>
-              </w:rPr>
-              <w:t xml:space="preserve">Assurer les visites et le suivi en entreprise (pièce n° 07).</w:t>
-            </w:r>
-          </w:p>
-          <w:p>
-            <w:pPr>
-              <w:spacing w:after="40"/>
-            </w:pPr>
-            <w:r>
-              <w:rPr>
-                <w:rFonts w:ascii="Arial" w:cs="Arial" w:eastAsia="Arial" w:hAnsi="Arial"/>
-              </w:rPr>
-              <w:t xml:space="preserve">Mettre en œuvre la procédure en cas de rupture.</w:t>
-            </w:r>
-          </w:p>
-          <w:p>
-            <w:pPr>
-              <w:spacing w:after="40"/>
-            </w:pPr>
-            <w:r>
-              <w:rPr>
-                <w:rFonts w:ascii="Arial" w:cs="Arial" w:eastAsia="Arial" w:hAnsi="Arial"/>
-              </w:rPr>
-              <w:t xml:space="preserve">Tenir à jour les indicateurs et les dossiers numériques.</w:t>
+            <w:shd w:fill="EEF1F6" w:color="auto" w:val="clear"/>
+            <w:tcMar>
+              <w:top w:type="dxa" w:w="60"/>
+              <w:left w:type="dxa" w:w="90"/>
+              <w:bottom w:type="dxa" w:w="60"/>
+              <w:right w:type="dxa" w:w="90"/>
+            </w:tcMar>
+          </w:tcPr>
+          <w:p>
+            <w:pPr>
+              <w:spacing w:after="40"/>
+            </w:pPr>
+            <w:r>
+              <w:rPr>
+                <w:rFonts w:ascii="Inter" w:cs="Inter" w:eastAsia="Inter" w:hAnsi="Inter"/>
+              </w:rPr>
+              <w:t xml:space="preserve">Premier contact du jeune sous 48 heures ouvrées après transmission ; compte rendu écrit de chaque action sous 5 jours ouvrés.</w:t>
             </w:r>
           </w:p>
         </w:tc>
@@ -5976,9 +5624,9 @@
             </w:pPr>
             <w:r>
               <w:rPr>
-                <w:rFonts w:ascii="Arial" w:cs="Arial" w:eastAsia="Arial" w:hAnsi="Arial"/>
-              </w:rPr>
-              <w:t xml:space="preserve">Compétences attendues</w:t>
+                <w:rFonts w:ascii="Inter" w:cs="Inter" w:eastAsia="Inter" w:hAnsi="Inter"/>
+              </w:rPr>
+              <w:t xml:space="preserve">5. Reporting</w:t>
             </w:r>
           </w:p>
         </w:tc>
@@ -5998,42 +5646,9 @@
             </w:pPr>
             <w:r>
               <w:rPr>
-                <w:rFonts w:ascii="Arial" w:cs="Arial" w:eastAsia="Arial" w:hAnsi="Arial"/>
-              </w:rPr>
-              <w:t xml:space="preserve">Connaissance du contrat d’apprentissage et des acteurs de l’emploi à La Réunion.</w:t>
-            </w:r>
-          </w:p>
-          <w:p>
-            <w:pPr>
-              <w:spacing w:after="40"/>
-            </w:pPr>
-            <w:r>
-              <w:rPr>
-                <w:rFonts w:ascii="Arial" w:cs="Arial" w:eastAsia="Arial" w:hAnsi="Arial"/>
-              </w:rPr>
-              <w:t xml:space="preserve">Aisance relationnelle et commerciale.</w:t>
-            </w:r>
-          </w:p>
-          <w:p>
-            <w:pPr>
-              <w:spacing w:after="40"/>
-            </w:pPr>
-            <w:r>
-              <w:rPr>
-                <w:rFonts w:ascii="Arial" w:cs="Arial" w:eastAsia="Arial" w:hAnsi="Arial"/>
-              </w:rPr>
-              <w:t xml:space="preserve">Rigueur administrative et traçabilité.</w:t>
-            </w:r>
-          </w:p>
-          <w:p>
-            <w:pPr>
-              <w:spacing w:after="40"/>
-            </w:pPr>
-            <w:r>
-              <w:rPr>
-                <w:rFonts w:ascii="Arial" w:cs="Arial" w:eastAsia="Arial" w:hAnsi="Arial"/>
-              </w:rPr>
-              <w:t xml:space="preserve">Sensibilisation au RGPD et à l’accueil des personnes en situation de handicap.</w:t>
+                <w:rFonts w:ascii="Inter" w:cs="Inter" w:eastAsia="Inter" w:hAnsi="Inter"/>
+              </w:rPr>
+              <w:t xml:space="preserve">Tableau de bord mensuel (indicateurs du § 8) ; réunion de pilotage trimestrielle.</w:t>
             </w:r>
           </w:p>
         </w:tc>
@@ -6045,139 +5660,46 @@
         <w:tc>
           <w:tcPr>
             <w:tcW w:type="dxa" w:w="2600"/>
-            <w:shd w:fill="EAF0F6" w:color="auto" w:val="clear"/>
-            <w:tcMar>
-              <w:top w:type="dxa" w:w="60"/>
-              <w:left w:type="dxa" w:w="90"/>
-              <w:bottom w:type="dxa" w:w="60"/>
-              <w:right w:type="dxa" w:w="90"/>
-            </w:tcMar>
-          </w:tcPr>
-          <w:p>
-            <w:pPr>
-              <w:spacing w:after="40"/>
-            </w:pPr>
-            <w:r>
-              <w:rPr>
-                <w:rFonts w:ascii="Arial" w:cs="Arial" w:eastAsia="Arial" w:hAnsi="Arial"/>
-              </w:rPr>
-              <w:t xml:space="preserve">Profil</w:t>
+            <w:shd w:fill="EEF1F6" w:color="auto" w:val="clear"/>
+            <w:tcMar>
+              <w:top w:type="dxa" w:w="60"/>
+              <w:left w:type="dxa" w:w="90"/>
+              <w:bottom w:type="dxa" w:w="60"/>
+              <w:right w:type="dxa" w:w="90"/>
+            </w:tcMar>
+          </w:tcPr>
+          <w:p>
+            <w:pPr>
+              <w:spacing w:after="40"/>
+            </w:pPr>
+            <w:r>
+              <w:rPr>
+                <w:rFonts w:ascii="Inter" w:cs="Inter" w:eastAsia="Inter" w:hAnsi="Inter"/>
+              </w:rPr>
+              <w:t xml:space="preserve">6. Qualité</w:t>
             </w:r>
           </w:p>
         </w:tc>
         <w:tc>
           <w:tcPr>
             <w:tcW w:type="dxa" w:w="7038"/>
-            <w:shd w:fill="EAF0F6" w:color="auto" w:val="clear"/>
-            <w:tcMar>
-              <w:top w:type="dxa" w:w="60"/>
-              <w:left w:type="dxa" w:w="90"/>
-              <w:bottom w:type="dxa" w:w="60"/>
-              <w:right w:type="dxa" w:w="90"/>
-            </w:tcMar>
-          </w:tcPr>
-          <w:p>
-            <w:pPr>
-              <w:spacing w:after="40"/>
-            </w:pPr>
-            <w:r>
-              <w:rPr>
-                <w:rFonts w:ascii="Arial" w:cs="Arial" w:eastAsia="Arial" w:hAnsi="Arial"/>
-              </w:rPr>
-              <w:t xml:space="preserve">Bac+2 minimum dans l’insertion, les ressources humaines ou le commerce ; expérience d’au moins 2 ans en relation entreprise ou insertion</w:t>
-            </w:r>
-          </w:p>
-        </w:tc>
-      </w:tr>
-    </w:tbl>
-    <w:p>
-      <w:pPr>
-        <w:spacing w:after="80"/>
-      </w:pPr>
-    </w:p>
-    <w:p>
-      <w:pPr>
-        <w:pStyle w:val="Heading1"/>
-        <w:keepNext/>
-        <w:spacing w:after="140" w:before="300"/>
-      </w:pPr>
-      <w:r>
-        <w:rPr>
-          <w:rFonts w:ascii="Arial" w:cs="Arial" w:eastAsia="Arial" w:hAnsi="Arial"/>
-        </w:rPr>
-        <w:t xml:space="preserve">Annexe B — Cahier des charges de sous-traitance (modèle)</w:t>
-      </w:r>
-    </w:p>
-    <w:tbl>
-      <w:tblPr>
-        <w:tblW w:type="dxa" w:w="9638"/>
-        <w:tblBorders>
-          <w:top w:val="single" w:color="A6A6A6" w:sz="4"/>
-          <w:left w:val="single" w:color="A6A6A6" w:sz="4"/>
-          <w:bottom w:val="single" w:color="A6A6A6" w:sz="4"/>
-          <w:right w:val="single" w:color="A6A6A6" w:sz="4"/>
-          <w:insideH w:val="single" w:color="A6A6A6" w:sz="4"/>
-          <w:insideV w:val="single" w:color="A6A6A6" w:sz="4"/>
-        </w:tblBorders>
-        <w:tblLayout w:type="fixed"/>
-      </w:tblPr>
-      <w:tblGrid>
-        <w:gridCol w:w="2600"/>
-        <w:gridCol w:w="7038"/>
-      </w:tblGrid>
-      <w:tr>
-        <w:trPr>
-          <w:tblHeader/>
-        </w:trPr>
-        <w:tc>
-          <w:tcPr>
-            <w:tcW w:type="dxa" w:w="2600"/>
-            <w:shd w:fill="1F3A5F" w:color="auto" w:val="clear"/>
-            <w:tcMar>
-              <w:top w:type="dxa" w:w="60"/>
-              <w:left w:type="dxa" w:w="90"/>
-              <w:bottom w:type="dxa" w:w="60"/>
-              <w:right w:type="dxa" w:w="90"/>
-            </w:tcMar>
-          </w:tcPr>
-          <w:p>
-            <w:pPr>
-              <w:spacing w:after="40"/>
-            </w:pPr>
-            <w:r>
-              <w:rPr>
-                <w:rFonts w:ascii="Arial" w:cs="Arial" w:eastAsia="Arial" w:hAnsi="Arial"/>
-                <w:b/>
-                <w:bCs/>
-                <w:color w:val="FFFFFF"/>
-              </w:rPr>
-              <w:t xml:space="preserve">Article</w:t>
-            </w:r>
-          </w:p>
-        </w:tc>
-        <w:tc>
-          <w:tcPr>
-            <w:tcW w:type="dxa" w:w="7038"/>
-            <w:shd w:fill="1F3A5F" w:color="auto" w:val="clear"/>
-            <w:tcMar>
-              <w:top w:type="dxa" w:w="60"/>
-              <w:left w:type="dxa" w:w="90"/>
-              <w:bottom w:type="dxa" w:w="60"/>
-              <w:right w:type="dxa" w:w="90"/>
-            </w:tcMar>
-          </w:tcPr>
-          <w:p>
-            <w:pPr>
-              <w:spacing w:after="40"/>
-            </w:pPr>
-            <w:r>
-              <w:rPr>
-                <w:rFonts w:ascii="Arial" w:cs="Arial" w:eastAsia="Arial" w:hAnsi="Arial"/>
-                <w:b/>
-                <w:bCs/>
-                <w:color w:val="FFFFFF"/>
-              </w:rPr>
-              <w:t xml:space="preserve">Contenu</w:t>
+            <w:shd w:fill="EEF1F6" w:color="auto" w:val="clear"/>
+            <w:tcMar>
+              <w:top w:type="dxa" w:w="60"/>
+              <w:left w:type="dxa" w:w="90"/>
+              <w:bottom w:type="dxa" w:w="60"/>
+              <w:right w:type="dxa" w:w="90"/>
+            </w:tcMar>
+          </w:tcPr>
+          <w:p>
+            <w:pPr>
+              <w:spacing w:after="40"/>
+            </w:pPr>
+            <w:r>
+              <w:rPr>
+                <w:rFonts w:ascii="Inter" w:cs="Inter" w:eastAsia="Inter" w:hAnsi="Inter"/>
+              </w:rPr>
+              <w:t xml:space="preserve">Respect des exigences du référentiel national qualité (Qualiopi) applicables aux actions sous-traitées ; YEBA FORMATIONS reste responsable de la prestation vis-à-vis des financeurs.</w:t>
             </w:r>
           </w:p>
         </w:tc>
@@ -6202,9 +5724,9 @@
             </w:pPr>
             <w:r>
               <w:rPr>
-                <w:rFonts w:ascii="Arial" w:cs="Arial" w:eastAsia="Arial" w:hAnsi="Arial"/>
-              </w:rPr>
-              <w:t xml:space="preserve">1. Objet</w:t>
+                <w:rFonts w:ascii="Inter" w:cs="Inter" w:eastAsia="Inter" w:hAnsi="Inter"/>
+              </w:rPr>
+              <w:t xml:space="preserve">7. Protection des données</w:t>
             </w:r>
           </w:p>
         </w:tc>
@@ -6224,9 +5746,23 @@
             </w:pPr>
             <w:r>
               <w:rPr>
-                <w:rFonts w:ascii="Arial" w:cs="Arial" w:eastAsia="Arial" w:hAnsi="Arial"/>
-              </w:rPr>
-              <w:t xml:space="preserve">Appui à la recherche d’employeur des postulants à l’apprentissage de YEBA FORMATIONS et accompagnement des apprentis en cas de rupture de leur contrat.</w:t>
+                <w:rFonts w:ascii="Inter" w:cs="Inter" w:eastAsia="Inter" w:hAnsi="Inter"/>
+              </w:rPr>
+              <w:t xml:space="preserve">Le prestataire agit en tant que </w:t>
+            </w:r>
+            <w:r>
+              <w:rPr>
+                <w:rFonts w:ascii="Inter" w:cs="Inter" w:eastAsia="Inter" w:hAnsi="Inter"/>
+                <w:b/>
+                <w:bCs/>
+              </w:rPr>
+              <w:t xml:space="preserve">sous-traitant au sens de l’article 28 du RGPD</w:t>
+            </w:r>
+            <w:r>
+              <w:rPr>
+                <w:rFonts w:ascii="Inter" w:cs="Inter" w:eastAsia="Inter" w:hAnsi="Inter"/>
+              </w:rPr>
+              <w:t xml:space="preserve"> : traitement sur instruction, confidentialité, sécurité, hébergement dans l’UE, absence de sous-traitance ultérieure sans accord, restitution puis suppression des données en fin de contrat, aide à l’exercice des droits.</w:t>
             </w:r>
           </w:p>
         </w:tc>
@@ -6238,79 +5774,46 @@
         <w:tc>
           <w:tcPr>
             <w:tcW w:type="dxa" w:w="2600"/>
-            <w:shd w:fill="EAF0F6" w:color="auto" w:val="clear"/>
-            <w:tcMar>
-              <w:top w:type="dxa" w:w="60"/>
-              <w:left w:type="dxa" w:w="90"/>
-              <w:bottom w:type="dxa" w:w="60"/>
-              <w:right w:type="dxa" w:w="90"/>
-            </w:tcMar>
-          </w:tcPr>
-          <w:p>
-            <w:pPr>
-              <w:spacing w:after="40"/>
-            </w:pPr>
-            <w:r>
-              <w:rPr>
-                <w:rFonts w:ascii="Arial" w:cs="Arial" w:eastAsia="Arial" w:hAnsi="Arial"/>
-              </w:rPr>
-              <w:t xml:space="preserve">2. Prestations attendues</w:t>
+            <w:shd w:fill="EEF1F6" w:color="auto" w:val="clear"/>
+            <w:tcMar>
+              <w:top w:type="dxa" w:w="60"/>
+              <w:left w:type="dxa" w:w="90"/>
+              <w:bottom w:type="dxa" w:w="60"/>
+              <w:right w:type="dxa" w:w="90"/>
+            </w:tcMar>
+          </w:tcPr>
+          <w:p>
+            <w:pPr>
+              <w:spacing w:after="40"/>
+            </w:pPr>
+            <w:r>
+              <w:rPr>
+                <w:rFonts w:ascii="Inter" w:cs="Inter" w:eastAsia="Inter" w:hAnsi="Inter"/>
+              </w:rPr>
+              <w:t xml:space="preserve">8. Usage de l’IA</w:t>
             </w:r>
           </w:p>
         </w:tc>
         <w:tc>
           <w:tcPr>
             <w:tcW w:type="dxa" w:w="7038"/>
-            <w:shd w:fill="EAF0F6" w:color="auto" w:val="clear"/>
-            <w:tcMar>
-              <w:top w:type="dxa" w:w="60"/>
-              <w:left w:type="dxa" w:w="90"/>
-              <w:bottom w:type="dxa" w:w="60"/>
-              <w:right w:type="dxa" w:w="90"/>
-            </w:tcMar>
-          </w:tcPr>
-          <w:p>
-            <w:pPr>
-              <w:spacing w:after="40"/>
-            </w:pPr>
-            <w:r>
-              <w:rPr>
-                <w:rFonts w:ascii="Arial" w:cs="Arial" w:eastAsia="Arial" w:hAnsi="Arial"/>
-              </w:rPr>
-              <w:t xml:space="preserve">Prospection des employeurs selon le ciblage défini par YEBA FORMATIONS.</w:t>
-            </w:r>
-          </w:p>
-          <w:p>
-            <w:pPr>
-              <w:spacing w:after="40"/>
-            </w:pPr>
-            <w:r>
-              <w:rPr>
-                <w:rFonts w:ascii="Arial" w:cs="Arial" w:eastAsia="Arial" w:hAnsi="Arial"/>
-              </w:rPr>
-              <w:t xml:space="preserve">Animation d’ateliers de techniques de recherche d’emploi.</w:t>
-            </w:r>
-          </w:p>
-          <w:p>
-            <w:pPr>
-              <w:spacing w:after="40"/>
-            </w:pPr>
-            <w:r>
-              <w:rPr>
-                <w:rFonts w:ascii="Arial" w:cs="Arial" w:eastAsia="Arial" w:hAnsi="Arial"/>
-              </w:rPr>
-              <w:t xml:space="preserve">Mise en relation et préparation des entretiens.</w:t>
-            </w:r>
-          </w:p>
-          <w:p>
-            <w:pPr>
-              <w:spacing w:after="40"/>
-            </w:pPr>
-            <w:r>
-              <w:rPr>
-                <w:rFonts w:ascii="Arial" w:cs="Arial" w:eastAsia="Arial" w:hAnsi="Arial"/>
-              </w:rPr>
-              <w:t xml:space="preserve">Appui au maintien en formation et à la recherche d’un nouvel employeur après rupture.</w:t>
+            <w:shd w:fill="EEF1F6" w:color="auto" w:val="clear"/>
+            <w:tcMar>
+              <w:top w:type="dxa" w:w="60"/>
+              <w:left w:type="dxa" w:w="90"/>
+              <w:bottom w:type="dxa" w:w="60"/>
+              <w:right w:type="dxa" w:w="90"/>
+            </w:tcMar>
+          </w:tcPr>
+          <w:p>
+            <w:pPr>
+              <w:spacing w:after="40"/>
+            </w:pPr>
+            <w:r>
+              <w:rPr>
+                <w:rFonts w:ascii="Inter" w:cs="Inter" w:eastAsia="Inter" w:hAnsi="Inter"/>
+              </w:rPr>
+              <w:t xml:space="preserve">Interdiction d’utiliser un système d’IA pour sélectionner ou classer les candidats sans accord écrit préalable et analyse de conformité au règlement européen sur l’IA.</w:t>
             </w:r>
           </w:p>
         </w:tc>
@@ -6335,9 +5838,9 @@
             </w:pPr>
             <w:r>
               <w:rPr>
-                <w:rFonts w:ascii="Arial" w:cs="Arial" w:eastAsia="Arial" w:hAnsi="Arial"/>
-              </w:rPr>
-              <w:t xml:space="preserve">3. Moyens</w:t>
+                <w:rFonts w:ascii="Inter" w:cs="Inter" w:eastAsia="Inter" w:hAnsi="Inter"/>
+              </w:rPr>
+              <w:t xml:space="preserve">9. Durée et prix</w:t>
             </w:r>
           </w:p>
         </w:tc>
@@ -6357,25 +5860,13 @@
             </w:pPr>
             <w:r>
               <w:rPr>
-                <w:rFonts w:ascii="Arial" w:cs="Arial" w:eastAsia="Arial" w:hAnsi="Arial"/>
-              </w:rPr>
-              <w:t xml:space="preserve">Intervenant(s) nommément désigné(s), CV joints ; disponibilité minimale de </w:t>
-            </w:r>
-            <w:r>
-              <w:rPr>
-                <w:rFonts w:ascii="Arial" w:cs="Arial" w:eastAsia="Arial" w:hAnsi="Arial"/>
+                <w:rFonts w:ascii="Inter" w:cs="Inter" w:eastAsia="Inter" w:hAnsi="Inter"/>
                 <w:b/>
                 <w:bCs/>
                 <w:highlight w:val="yellow"/>
                 <w:highlightCs w:val="yellow"/>
               </w:rPr>
-              <w:t xml:space="preserve">[x]</w:t>
-            </w:r>
-            <w:r>
-              <w:rPr>
-                <w:rFonts w:ascii="Arial" w:cs="Arial" w:eastAsia="Arial" w:hAnsi="Arial"/>
-              </w:rPr>
-              <w:t xml:space="preserve"> jours par mois ; présence sur l’ensemble des micro-régions de l’île.</w:t>
+              <w:t xml:space="preserve">[durée, prix, modalités de facturation]</w:t>
             </w:r>
           </w:p>
         </w:tc>
@@ -6387,362 +5878,44 @@
         <w:tc>
           <w:tcPr>
             <w:tcW w:type="dxa" w:w="2600"/>
-            <w:shd w:fill="EAF0F6" w:color="auto" w:val="clear"/>
-            <w:tcMar>
-              <w:top w:type="dxa" w:w="60"/>
-              <w:left w:type="dxa" w:w="90"/>
-              <w:bottom w:type="dxa" w:w="60"/>
-              <w:right w:type="dxa" w:w="90"/>
-            </w:tcMar>
-          </w:tcPr>
-          <w:p>
-            <w:pPr>
-              <w:spacing w:after="40"/>
-            </w:pPr>
-            <w:r>
-              <w:rPr>
-                <w:rFonts w:ascii="Arial" w:cs="Arial" w:eastAsia="Arial" w:hAnsi="Arial"/>
-              </w:rPr>
-              <w:t xml:space="preserve">4. Délais et niveaux de service</w:t>
+            <w:shd w:fill="EEF1F6" w:color="auto" w:val="clear"/>
+            <w:tcMar>
+              <w:top w:type="dxa" w:w="60"/>
+              <w:left w:type="dxa" w:w="90"/>
+              <w:bottom w:type="dxa" w:w="60"/>
+              <w:right w:type="dxa" w:w="90"/>
+            </w:tcMar>
+          </w:tcPr>
+          <w:p>
+            <w:pPr>
+              <w:spacing w:after="40"/>
+            </w:pPr>
+            <w:r>
+              <w:rPr>
+                <w:rFonts w:ascii="Inter" w:cs="Inter" w:eastAsia="Inter" w:hAnsi="Inter"/>
+              </w:rPr>
+              <w:t xml:space="preserve">10. Résiliation</w:t>
             </w:r>
           </w:p>
         </w:tc>
         <w:tc>
           <w:tcPr>
             <w:tcW w:type="dxa" w:w="7038"/>
-            <w:shd w:fill="EAF0F6" w:color="auto" w:val="clear"/>
-            <w:tcMar>
-              <w:top w:type="dxa" w:w="60"/>
-              <w:left w:type="dxa" w:w="90"/>
-              <w:bottom w:type="dxa" w:w="60"/>
-              <w:right w:type="dxa" w:w="90"/>
-            </w:tcMar>
-          </w:tcPr>
-          <w:p>
-            <w:pPr>
-              <w:spacing w:after="40"/>
-            </w:pPr>
-            <w:r>
-              <w:rPr>
-                <w:rFonts w:ascii="Arial" w:cs="Arial" w:eastAsia="Arial" w:hAnsi="Arial"/>
-              </w:rPr>
-              <w:t xml:space="preserve">Premier contact du jeune sous 48 heures ouvrées après transmission ; compte rendu écrit de chaque action sous 5 jours ouvrés.</w:t>
-            </w:r>
-          </w:p>
-        </w:tc>
-      </w:tr>
-      <w:tr>
-        <w:trPr>
-          <w:cantSplit/>
-        </w:trPr>
-        <w:tc>
-          <w:tcPr>
-            <w:tcW w:type="dxa" w:w="2600"/>
-            <w:tcMar>
-              <w:top w:type="dxa" w:w="60"/>
-              <w:left w:type="dxa" w:w="90"/>
-              <w:bottom w:type="dxa" w:w="60"/>
-              <w:right w:type="dxa" w:w="90"/>
-            </w:tcMar>
-          </w:tcPr>
-          <w:p>
-            <w:pPr>
-              <w:spacing w:after="40"/>
-            </w:pPr>
-            <w:r>
-              <w:rPr>
-                <w:rFonts w:ascii="Arial" w:cs="Arial" w:eastAsia="Arial" w:hAnsi="Arial"/>
-              </w:rPr>
-              <w:t xml:space="preserve">5. Reporting</w:t>
-            </w:r>
-          </w:p>
-        </w:tc>
-        <w:tc>
-          <w:tcPr>
-            <w:tcW w:type="dxa" w:w="7038"/>
-            <w:tcMar>
-              <w:top w:type="dxa" w:w="60"/>
-              <w:left w:type="dxa" w:w="90"/>
-              <w:bottom w:type="dxa" w:w="60"/>
-              <w:right w:type="dxa" w:w="90"/>
-            </w:tcMar>
-          </w:tcPr>
-          <w:p>
-            <w:pPr>
-              <w:spacing w:after="40"/>
-            </w:pPr>
-            <w:r>
-              <w:rPr>
-                <w:rFonts w:ascii="Arial" w:cs="Arial" w:eastAsia="Arial" w:hAnsi="Arial"/>
-              </w:rPr>
-              <w:t xml:space="preserve">Tableau de bord mensuel (indicateurs du § 8) ; réunion de pilotage trimestrielle.</w:t>
-            </w:r>
-          </w:p>
-        </w:tc>
-      </w:tr>
-      <w:tr>
-        <w:trPr>
-          <w:cantSplit/>
-        </w:trPr>
-        <w:tc>
-          <w:tcPr>
-            <w:tcW w:type="dxa" w:w="2600"/>
-            <w:shd w:fill="EAF0F6" w:color="auto" w:val="clear"/>
-            <w:tcMar>
-              <w:top w:type="dxa" w:w="60"/>
-              <w:left w:type="dxa" w:w="90"/>
-              <w:bottom w:type="dxa" w:w="60"/>
-              <w:right w:type="dxa" w:w="90"/>
-            </w:tcMar>
-          </w:tcPr>
-          <w:p>
-            <w:pPr>
-              <w:spacing w:after="40"/>
-            </w:pPr>
-            <w:r>
-              <w:rPr>
-                <w:rFonts w:ascii="Arial" w:cs="Arial" w:eastAsia="Arial" w:hAnsi="Arial"/>
-              </w:rPr>
-              <w:t xml:space="preserve">6. Qualité</w:t>
-            </w:r>
-          </w:p>
-        </w:tc>
-        <w:tc>
-          <w:tcPr>
-            <w:tcW w:type="dxa" w:w="7038"/>
-            <w:shd w:fill="EAF0F6" w:color="auto" w:val="clear"/>
-            <w:tcMar>
-              <w:top w:type="dxa" w:w="60"/>
-              <w:left w:type="dxa" w:w="90"/>
-              <w:bottom w:type="dxa" w:w="60"/>
-              <w:right w:type="dxa" w:w="90"/>
-            </w:tcMar>
-          </w:tcPr>
-          <w:p>
-            <w:pPr>
-              <w:spacing w:after="40"/>
-            </w:pPr>
-            <w:r>
-              <w:rPr>
-                <w:rFonts w:ascii="Arial" w:cs="Arial" w:eastAsia="Arial" w:hAnsi="Arial"/>
-              </w:rPr>
-              <w:t xml:space="preserve">Respect des exigences du référentiel national qualité (Qualiopi) applicables aux actions sous-traitées ; YEBA FORMATIONS reste responsable de la prestation vis-à-vis des financeurs.</w:t>
-            </w:r>
-          </w:p>
-        </w:tc>
-      </w:tr>
-      <w:tr>
-        <w:trPr>
-          <w:cantSplit/>
-        </w:trPr>
-        <w:tc>
-          <w:tcPr>
-            <w:tcW w:type="dxa" w:w="2600"/>
-            <w:tcMar>
-              <w:top w:type="dxa" w:w="60"/>
-              <w:left w:type="dxa" w:w="90"/>
-              <w:bottom w:type="dxa" w:w="60"/>
-              <w:right w:type="dxa" w:w="90"/>
-            </w:tcMar>
-          </w:tcPr>
-          <w:p>
-            <w:pPr>
-              <w:spacing w:after="40"/>
-            </w:pPr>
-            <w:r>
-              <w:rPr>
-                <w:rFonts w:ascii="Arial" w:cs="Arial" w:eastAsia="Arial" w:hAnsi="Arial"/>
-              </w:rPr>
-              <w:t xml:space="preserve">7. Protection des données</w:t>
-            </w:r>
-          </w:p>
-        </w:tc>
-        <w:tc>
-          <w:tcPr>
-            <w:tcW w:type="dxa" w:w="7038"/>
-            <w:tcMar>
-              <w:top w:type="dxa" w:w="60"/>
-              <w:left w:type="dxa" w:w="90"/>
-              <w:bottom w:type="dxa" w:w="60"/>
-              <w:right w:type="dxa" w:w="90"/>
-            </w:tcMar>
-          </w:tcPr>
-          <w:p>
-            <w:pPr>
-              <w:spacing w:after="40"/>
-            </w:pPr>
-            <w:r>
-              <w:rPr>
-                <w:rFonts w:ascii="Arial" w:cs="Arial" w:eastAsia="Arial" w:hAnsi="Arial"/>
-              </w:rPr>
-              <w:t xml:space="preserve">Le prestataire agit en tant que </w:t>
-            </w:r>
-            <w:r>
-              <w:rPr>
-                <w:rFonts w:ascii="Arial" w:cs="Arial" w:eastAsia="Arial" w:hAnsi="Arial"/>
-                <w:b/>
-                <w:bCs/>
-              </w:rPr>
-              <w:t xml:space="preserve">sous-traitant au sens de l’article 28 du RGPD</w:t>
-            </w:r>
-            <w:r>
-              <w:rPr>
-                <w:rFonts w:ascii="Arial" w:cs="Arial" w:eastAsia="Arial" w:hAnsi="Arial"/>
-              </w:rPr>
-              <w:t xml:space="preserve"> : traitement sur instruction, confidentialité, sécurité, hébergement dans l’UE, absence de sous-traitance ultérieure sans accord, restitution puis suppression des données en fin de contrat, aide à l’exercice des droits.</w:t>
-            </w:r>
-          </w:p>
-        </w:tc>
-      </w:tr>
-      <w:tr>
-        <w:trPr>
-          <w:cantSplit/>
-        </w:trPr>
-        <w:tc>
-          <w:tcPr>
-            <w:tcW w:type="dxa" w:w="2600"/>
-            <w:shd w:fill="EAF0F6" w:color="auto" w:val="clear"/>
-            <w:tcMar>
-              <w:top w:type="dxa" w:w="60"/>
-              <w:left w:type="dxa" w:w="90"/>
-              <w:bottom w:type="dxa" w:w="60"/>
-              <w:right w:type="dxa" w:w="90"/>
-            </w:tcMar>
-          </w:tcPr>
-          <w:p>
-            <w:pPr>
-              <w:spacing w:after="40"/>
-            </w:pPr>
-            <w:r>
-              <w:rPr>
-                <w:rFonts w:ascii="Arial" w:cs="Arial" w:eastAsia="Arial" w:hAnsi="Arial"/>
-              </w:rPr>
-              <w:t xml:space="preserve">8. Usage de l’IA</w:t>
-            </w:r>
-          </w:p>
-        </w:tc>
-        <w:tc>
-          <w:tcPr>
-            <w:tcW w:type="dxa" w:w="7038"/>
-            <w:shd w:fill="EAF0F6" w:color="auto" w:val="clear"/>
-            <w:tcMar>
-              <w:top w:type="dxa" w:w="60"/>
-              <w:left w:type="dxa" w:w="90"/>
-              <w:bottom w:type="dxa" w:w="60"/>
-              <w:right w:type="dxa" w:w="90"/>
-            </w:tcMar>
-          </w:tcPr>
-          <w:p>
-            <w:pPr>
-              <w:spacing w:after="40"/>
-            </w:pPr>
-            <w:r>
-              <w:rPr>
-                <w:rFonts w:ascii="Arial" w:cs="Arial" w:eastAsia="Arial" w:hAnsi="Arial"/>
-              </w:rPr>
-              <w:t xml:space="preserve">Interdiction d’utiliser un système d’IA pour sélectionner ou classer les candidats sans accord écrit préalable et analyse de conformité au règlement européen sur l’IA.</w:t>
-            </w:r>
-          </w:p>
-        </w:tc>
-      </w:tr>
-      <w:tr>
-        <w:trPr>
-          <w:cantSplit/>
-        </w:trPr>
-        <w:tc>
-          <w:tcPr>
-            <w:tcW w:type="dxa" w:w="2600"/>
-            <w:tcMar>
-              <w:top w:type="dxa" w:w="60"/>
-              <w:left w:type="dxa" w:w="90"/>
-              <w:bottom w:type="dxa" w:w="60"/>
-              <w:right w:type="dxa" w:w="90"/>
-            </w:tcMar>
-          </w:tcPr>
-          <w:p>
-            <w:pPr>
-              <w:spacing w:after="40"/>
-            </w:pPr>
-            <w:r>
-              <w:rPr>
-                <w:rFonts w:ascii="Arial" w:cs="Arial" w:eastAsia="Arial" w:hAnsi="Arial"/>
-              </w:rPr>
-              <w:t xml:space="preserve">9. Durée et prix</w:t>
-            </w:r>
-          </w:p>
-        </w:tc>
-        <w:tc>
-          <w:tcPr>
-            <w:tcW w:type="dxa" w:w="7038"/>
-            <w:tcMar>
-              <w:top w:type="dxa" w:w="60"/>
-              <w:left w:type="dxa" w:w="90"/>
-              <w:bottom w:type="dxa" w:w="60"/>
-              <w:right w:type="dxa" w:w="90"/>
-            </w:tcMar>
-          </w:tcPr>
-          <w:p>
-            <w:pPr>
-              <w:spacing w:after="40"/>
-            </w:pPr>
-            <w:r>
-              <w:rPr>
-                <w:rFonts w:ascii="Arial" w:cs="Arial" w:eastAsia="Arial" w:hAnsi="Arial"/>
-                <w:b/>
-                <w:bCs/>
-                <w:highlight w:val="yellow"/>
-                <w:highlightCs w:val="yellow"/>
-              </w:rPr>
-              <w:t xml:space="preserve">[durée, prix, modalités de facturation]</w:t>
-            </w:r>
-          </w:p>
-        </w:tc>
-      </w:tr>
-      <w:tr>
-        <w:trPr>
-          <w:cantSplit/>
-        </w:trPr>
-        <w:tc>
-          <w:tcPr>
-            <w:tcW w:type="dxa" w:w="2600"/>
-            <w:shd w:fill="EAF0F6" w:color="auto" w:val="clear"/>
-            <w:tcMar>
-              <w:top w:type="dxa" w:w="60"/>
-              <w:left w:type="dxa" w:w="90"/>
-              <w:bottom w:type="dxa" w:w="60"/>
-              <w:right w:type="dxa" w:w="90"/>
-            </w:tcMar>
-          </w:tcPr>
-          <w:p>
-            <w:pPr>
-              <w:spacing w:after="40"/>
-            </w:pPr>
-            <w:r>
-              <w:rPr>
-                <w:rFonts w:ascii="Arial" w:cs="Arial" w:eastAsia="Arial" w:hAnsi="Arial"/>
-              </w:rPr>
-              <w:t xml:space="preserve">10. Résiliation</w:t>
-            </w:r>
-          </w:p>
-        </w:tc>
-        <w:tc>
-          <w:tcPr>
-            <w:tcW w:type="dxa" w:w="7038"/>
-            <w:shd w:fill="EAF0F6" w:color="auto" w:val="clear"/>
-            <w:tcMar>
-              <w:top w:type="dxa" w:w="60"/>
-              <w:left w:type="dxa" w:w="90"/>
-              <w:bottom w:type="dxa" w:w="60"/>
-              <w:right w:type="dxa" w:w="90"/>
-            </w:tcMar>
-          </w:tcPr>
-          <w:p>
-            <w:pPr>
-              <w:spacing w:after="40"/>
-            </w:pPr>
-            <w:r>
-              <w:rPr>
-                <w:rFonts w:ascii="Arial" w:cs="Arial" w:eastAsia="Arial" w:hAnsi="Arial"/>
+            <w:shd w:fill="EEF1F6" w:color="auto" w:val="clear"/>
+            <w:tcMar>
+              <w:top w:type="dxa" w:w="60"/>
+              <w:left w:type="dxa" w:w="90"/>
+              <w:bottom w:type="dxa" w:w="60"/>
+              <w:right w:type="dxa" w:w="90"/>
+            </w:tcMar>
+          </w:tcPr>
+          <w:p>
+            <w:pPr>
+              <w:spacing w:after="40"/>
+            </w:pPr>
+            <w:r>
+              <w:rPr>
+                <w:rFonts w:ascii="Inter" w:cs="Inter" w:eastAsia="Inter" w:hAnsi="Inter"/>
               </w:rPr>
               <w:t xml:space="preserve">Résiliation possible en cas de manquement non corrigé dans les 15 jours suivant une mise en demeure.</w:t>
             </w:r>
@@ -6763,7 +5936,7 @@
       </w:pPr>
       <w:r>
         <w:rPr>
-          <w:rFonts w:ascii="Arial" w:cs="Arial" w:eastAsia="Arial" w:hAnsi="Arial"/>
+          <w:rFonts w:ascii="Montserrat" w:cs="Montserrat" w:eastAsia="Montserrat" w:hAnsi="Montserrat"/>
         </w:rPr>
         <w:t xml:space="preserve">Annexe C — Modèle de lettre d’intention employeur</w:t>
       </w:r>
@@ -6775,7 +5948,7 @@
       </w:pPr>
       <w:r>
         <w:rPr>
-          <w:rFonts w:ascii="Arial" w:cs="Arial" w:eastAsia="Arial" w:hAnsi="Arial"/>
+          <w:rFonts w:ascii="Inter" w:cs="Inter" w:eastAsia="Inter" w:hAnsi="Inter"/>
           <w:b/>
           <w:bCs/>
           <w:highlight w:val="yellow"/>
@@ -6791,13 +5964,13 @@
       </w:pPr>
       <w:r>
         <w:rPr>
-          <w:rFonts w:ascii="Arial" w:cs="Arial" w:eastAsia="Arial" w:hAnsi="Arial"/>
+          <w:rFonts w:ascii="Inter" w:cs="Inter" w:eastAsia="Inter" w:hAnsi="Inter"/>
         </w:rPr>
         <w:t xml:space="preserve">Je soussigné(e) </w:t>
       </w:r>
       <w:r>
         <w:rPr>
-          <w:rFonts w:ascii="Arial" w:cs="Arial" w:eastAsia="Arial" w:hAnsi="Arial"/>
+          <w:rFonts w:ascii="Inter" w:cs="Inter" w:eastAsia="Inter" w:hAnsi="Inter"/>
           <w:b/>
           <w:bCs/>
           <w:highlight w:val="yellow"/>
@@ -6807,13 +5980,13 @@
       </w:r>
       <w:r>
         <w:rPr>
-          <w:rFonts w:ascii="Arial" w:cs="Arial" w:eastAsia="Arial" w:hAnsi="Arial"/>
+          <w:rFonts w:ascii="Inter" w:cs="Inter" w:eastAsia="Inter" w:hAnsi="Inter"/>
         </w:rPr>
         <w:t xml:space="preserve">, déclare l’intention de mon entreprise d’accueillir </w:t>
       </w:r>
       <w:r>
         <w:rPr>
-          <w:rFonts w:ascii="Arial" w:cs="Arial" w:eastAsia="Arial" w:hAnsi="Arial"/>
+          <w:rFonts w:ascii="Inter" w:cs="Inter" w:eastAsia="Inter" w:hAnsi="Inter"/>
           <w:b/>
           <w:bCs/>
           <w:highlight w:val="yellow"/>
@@ -6823,13 +5996,13 @@
       </w:r>
       <w:r>
         <w:rPr>
-          <w:rFonts w:ascii="Arial" w:cs="Arial" w:eastAsia="Arial" w:hAnsi="Arial"/>
+          <w:rFonts w:ascii="Inter" w:cs="Inter" w:eastAsia="Inter" w:hAnsi="Inter"/>
         </w:rPr>
         <w:t xml:space="preserve"> apprenti(s) préparant </w:t>
       </w:r>
       <w:r>
         <w:rPr>
-          <w:rFonts w:ascii="Arial" w:cs="Arial" w:eastAsia="Arial" w:hAnsi="Arial"/>
+          <w:rFonts w:ascii="Inter" w:cs="Inter" w:eastAsia="Inter" w:hAnsi="Inter"/>
           <w:b/>
           <w:bCs/>
           <w:highlight w:val="yellow"/>
@@ -6839,13 +6012,13 @@
       </w:r>
       <w:r>
         <w:rPr>
-          <w:rFonts w:ascii="Arial" w:cs="Arial" w:eastAsia="Arial" w:hAnsi="Arial"/>
+          <w:rFonts w:ascii="Inter" w:cs="Inter" w:eastAsia="Inter" w:hAnsi="Inter"/>
         </w:rPr>
         <w:t xml:space="preserve"> avec YEBA FORMATIONS à compter de </w:t>
       </w:r>
       <w:r>
         <w:rPr>
-          <w:rFonts w:ascii="Arial" w:cs="Arial" w:eastAsia="Arial" w:hAnsi="Arial"/>
+          <w:rFonts w:ascii="Inter" w:cs="Inter" w:eastAsia="Inter" w:hAnsi="Inter"/>
           <w:b/>
           <w:bCs/>
           <w:highlight w:val="yellow"/>
@@ -6855,13 +6028,13 @@
       </w:r>
       <w:r>
         <w:rPr>
-          <w:rFonts w:ascii="Arial" w:cs="Arial" w:eastAsia="Arial" w:hAnsi="Arial"/>
+          <w:rFonts w:ascii="Inter" w:cs="Inter" w:eastAsia="Inter" w:hAnsi="Inter"/>
         </w:rPr>
         <w:t xml:space="preserve">. Un maître d’apprentissage remplissant les conditions réglementaires sera désigné : </w:t>
       </w:r>
       <w:r>
         <w:rPr>
-          <w:rFonts w:ascii="Arial" w:cs="Arial" w:eastAsia="Arial" w:hAnsi="Arial"/>
+          <w:rFonts w:ascii="Inter" w:cs="Inter" w:eastAsia="Inter" w:hAnsi="Inter"/>
           <w:b/>
           <w:bCs/>
           <w:highlight w:val="yellow"/>
@@ -6871,7 +6044,7 @@
       </w:r>
       <w:r>
         <w:rPr>
-          <w:rFonts w:ascii="Arial" w:cs="Arial" w:eastAsia="Arial" w:hAnsi="Arial"/>
+          <w:rFonts w:ascii="Inter" w:cs="Inter" w:eastAsia="Inter" w:hAnsi="Inter"/>
         </w:rPr>
         <w:t xml:space="preserve">.</w:t>
       </w:r>
@@ -6883,7 +6056,7 @@
       </w:pPr>
       <w:r>
         <w:rPr>
-          <w:rFonts w:ascii="Arial" w:cs="Arial" w:eastAsia="Arial" w:hAnsi="Arial"/>
+          <w:rFonts w:ascii="Inter" w:cs="Inter" w:eastAsia="Inter" w:hAnsi="Inter"/>
         </w:rPr>
         <w:t xml:space="preserve">Cette lettre n’emporte pas engagement contractuel d’embauche.</w:t>
       </w:r>
@@ -6895,13 +6068,13 @@
       </w:pPr>
       <w:r>
         <w:rPr>
-          <w:rFonts w:ascii="Arial" w:cs="Arial" w:eastAsia="Arial" w:hAnsi="Arial"/>
+          <w:rFonts w:ascii="Inter" w:cs="Inter" w:eastAsia="Inter" w:hAnsi="Inter"/>
         </w:rPr>
         <w:t xml:space="preserve">Fait à </w:t>
       </w:r>
       <w:r>
         <w:rPr>
-          <w:rFonts w:ascii="Arial" w:cs="Arial" w:eastAsia="Arial" w:hAnsi="Arial"/>
+          <w:rFonts w:ascii="Inter" w:cs="Inter" w:eastAsia="Inter" w:hAnsi="Inter"/>
           <w:b/>
           <w:bCs/>
           <w:highlight w:val="yellow"/>
@@ -6911,13 +6084,13 @@
       </w:r>
       <w:r>
         <w:rPr>
-          <w:rFonts w:ascii="Arial" w:cs="Arial" w:eastAsia="Arial" w:hAnsi="Arial"/>
+          <w:rFonts w:ascii="Inter" w:cs="Inter" w:eastAsia="Inter" w:hAnsi="Inter"/>
         </w:rPr>
         <w:t xml:space="preserve">, le </w:t>
       </w:r>
       <w:r>
         <w:rPr>
-          <w:rFonts w:ascii="Arial" w:cs="Arial" w:eastAsia="Arial" w:hAnsi="Arial"/>
+          <w:rFonts w:ascii="Inter" w:cs="Inter" w:eastAsia="Inter" w:hAnsi="Inter"/>
           <w:b/>
           <w:bCs/>
           <w:highlight w:val="yellow"/>
@@ -6927,7 +6100,7 @@
       </w:r>
       <w:r>
         <w:rPr>
-          <w:rFonts w:ascii="Arial" w:cs="Arial" w:eastAsia="Arial" w:hAnsi="Arial"/>
+          <w:rFonts w:ascii="Inter" w:cs="Inter" w:eastAsia="Inter" w:hAnsi="Inter"/>
         </w:rPr>
         <w:t xml:space="preserve">. Signature et cachet.</w:t>
       </w:r>
@@ -6940,7 +6113,7 @@
       </w:pPr>
       <w:r>
         <w:rPr>
-          <w:rFonts w:ascii="Arial" w:cs="Arial" w:eastAsia="Arial" w:hAnsi="Arial"/>
+          <w:rFonts w:ascii="Montserrat" w:cs="Montserrat" w:eastAsia="Montserrat" w:hAnsi="Montserrat"/>
         </w:rPr>
         <w:t xml:space="preserve">Annexe D — Fiche « Rupture de mon contrat d’apprentissage : mes droits »</w:t>
       </w:r>
@@ -6956,7 +6129,7 @@
       </w:pPr>
       <w:r>
         <w:rPr>
-          <w:rFonts w:ascii="Arial" w:cs="Arial" w:eastAsia="Arial" w:hAnsi="Arial"/>
+          <w:rFonts w:ascii="Inter" w:cs="Inter" w:eastAsia="Inter" w:hAnsi="Inter"/>
           <w:b/>
           <w:bCs/>
         </w:rPr>
@@ -6964,7 +6137,7 @@
       </w:r>
       <w:r>
         <w:rPr>
-          <w:rFonts w:ascii="Arial" w:cs="Arial" w:eastAsia="Arial" w:hAnsi="Arial"/>
+          <w:rFonts w:ascii="Inter" w:cs="Inter" w:eastAsia="Inter" w:hAnsi="Inter"/>
         </w:rPr>
         <w:t xml:space="preserve"> de formation pratique en entreprise (consécutifs ou non), l’employeur ou moi-même pouvons rompre le contrat librement, par écrit.</w:t>
       </w:r>
@@ -6980,7 +6153,7 @@
       </w:pPr>
       <w:r>
         <w:rPr>
-          <w:rFonts w:ascii="Arial" w:cs="Arial" w:eastAsia="Arial" w:hAnsi="Arial"/>
+          <w:rFonts w:ascii="Inter" w:cs="Inter" w:eastAsia="Inter" w:hAnsi="Inter"/>
           <w:b/>
           <w:bCs/>
         </w:rPr>
@@ -6988,7 +6161,7 @@
       </w:r>
       <w:r>
         <w:rPr>
-          <w:rFonts w:ascii="Arial" w:cs="Arial" w:eastAsia="Arial" w:hAnsi="Arial"/>
+          <w:rFonts w:ascii="Inter" w:cs="Inter" w:eastAsia="Inter" w:hAnsi="Inter"/>
         </w:rPr>
         <w:t xml:space="preserve">, la rupture est possible : d’un commun accord écrit ; à mon initiative (démission) après avoir saisi le médiateur et respecté les délais prévus ; par l’employeur en cas de faute grave, d’inaptitude, de force majeure ou d’exclusion définitive du CFA ; ou en cas d’obtention anticipée de mon diplôme.</w:t>
       </w:r>
@@ -7004,13 +6177,13 @@
       </w:pPr>
       <w:r>
         <w:rPr>
-          <w:rFonts w:ascii="Arial" w:cs="Arial" w:eastAsia="Arial" w:hAnsi="Arial"/>
+          <w:rFonts w:ascii="Inter" w:cs="Inter" w:eastAsia="Inter" w:hAnsi="Inter"/>
         </w:rPr>
         <w:t xml:space="preserve">Le </w:t>
       </w:r>
       <w:r>
         <w:rPr>
-          <w:rFonts w:ascii="Arial" w:cs="Arial" w:eastAsia="Arial" w:hAnsi="Arial"/>
+          <w:rFonts w:ascii="Inter" w:cs="Inter" w:eastAsia="Inter" w:hAnsi="Inter"/>
           <w:b/>
           <w:bCs/>
         </w:rPr>
@@ -7018,7 +6191,7 @@
       </w:r>
       <w:r>
         <w:rPr>
-          <w:rFonts w:ascii="Arial" w:cs="Arial" w:eastAsia="Arial" w:hAnsi="Arial"/>
+          <w:rFonts w:ascii="Inter" w:cs="Inter" w:eastAsia="Inter" w:hAnsi="Inter"/>
         </w:rPr>
         <w:t xml:space="preserve"> (CCI, Chambre de métiers ou Chambre d’agriculture) peut m’aider en cas de désaccord avec mon employeur.</w:t>
       </w:r>
@@ -7034,7 +6207,7 @@
       </w:pPr>
       <w:r>
         <w:rPr>
-          <w:rFonts w:ascii="Arial" w:cs="Arial" w:eastAsia="Arial" w:hAnsi="Arial"/>
+          <w:rFonts w:ascii="Inter" w:cs="Inter" w:eastAsia="Inter" w:hAnsi="Inter"/>
           <w:b/>
           <w:bCs/>
         </w:rPr>
@@ -7042,7 +6215,7 @@
       </w:r>
       <w:r>
         <w:rPr>
-          <w:rFonts w:ascii="Arial" w:cs="Arial" w:eastAsia="Arial" w:hAnsi="Arial"/>
+          <w:rFonts w:ascii="Inter" w:cs="Inter" w:eastAsia="Inter" w:hAnsi="Inter"/>
         </w:rPr>
         <w:t xml:space="preserve"> : YEBA FORMATIONS me contacte sous 48 heures ouvrées.</w:t>
       </w:r>
@@ -7058,7 +6231,7 @@
       </w:pPr>
       <w:r>
         <w:rPr>
-          <w:rFonts w:ascii="Arial" w:cs="Arial" w:eastAsia="Arial" w:hAnsi="Arial"/>
+          <w:rFonts w:ascii="Inter" w:cs="Inter" w:eastAsia="Inter" w:hAnsi="Inter"/>
           <w:b/>
           <w:bCs/>
         </w:rPr>
@@ -7066,7 +6239,7 @@
       </w:r>
       <w:r>
         <w:rPr>
-          <w:rFonts w:ascii="Arial" w:cs="Arial" w:eastAsia="Arial" w:hAnsi="Arial"/>
+          <w:rFonts w:ascii="Inter" w:cs="Inter" w:eastAsia="Inter" w:hAnsi="Inter"/>
         </w:rPr>
         <w:t xml:space="preserve"> pendant que je cherche un nouvel employeur, avec l’aide de YEBA FORMATIONS.</w:t>
       </w:r>
@@ -7082,13 +6255,13 @@
       </w:pPr>
       <w:r>
         <w:rPr>
-          <w:rFonts w:ascii="Arial" w:cs="Arial" w:eastAsia="Arial" w:hAnsi="Arial"/>
+          <w:rFonts w:ascii="Inter" w:cs="Inter" w:eastAsia="Inter" w:hAnsi="Inter"/>
         </w:rPr>
         <w:t xml:space="preserve">Je vérifie que mon employeur me remet mes </w:t>
       </w:r>
       <w:r>
         <w:rPr>
-          <w:rFonts w:ascii="Arial" w:cs="Arial" w:eastAsia="Arial" w:hAnsi="Arial"/>
+          <w:rFonts w:ascii="Inter" w:cs="Inter" w:eastAsia="Inter" w:hAnsi="Inter"/>
           <w:b/>
           <w:bCs/>
         </w:rPr>
@@ -7096,7 +6269,7 @@
       </w:r>
       <w:r>
         <w:rPr>
-          <w:rFonts w:ascii="Arial" w:cs="Arial" w:eastAsia="Arial" w:hAnsi="Arial"/>
+          <w:rFonts w:ascii="Inter" w:cs="Inter" w:eastAsia="Inter" w:hAnsi="Inter"/>
         </w:rPr>
         <w:t xml:space="preserve"> (certificat de travail, attestation France Travail, solde de tout compte).</w:t>
       </w:r>
@@ -7112,13 +6285,13 @@
       </w:pPr>
       <w:r>
         <w:rPr>
-          <w:rFonts w:ascii="Arial" w:cs="Arial" w:eastAsia="Arial" w:hAnsi="Arial"/>
+          <w:rFonts w:ascii="Inter" w:cs="Inter" w:eastAsia="Inter" w:hAnsi="Inter"/>
         </w:rPr>
         <w:t xml:space="preserve">Contact : </w:t>
       </w:r>
       <w:r>
         <w:rPr>
-          <w:rFonts w:ascii="Arial" w:cs="Arial" w:eastAsia="Arial" w:hAnsi="Arial"/>
+          <w:rFonts w:ascii="Inter" w:cs="Inter" w:eastAsia="Inter" w:hAnsi="Inter"/>
           <w:b/>
           <w:bCs/>
           <w:highlight w:val="yellow"/>
@@ -7132,7 +6305,7 @@
         <w:tblW w:type="dxa" w:w="9638"/>
         <w:tblBorders>
           <w:top w:val="none" w:color="FFFFFF" w:sz="0"/>
-          <w:left w:val="single" w:color="C8691C" w:sz="12"/>
+          <w:left w:val="single" w:color="C9AB4C" w:sz="12"/>
           <w:bottom w:val="none" w:color="FFFFFF" w:sz="0"/>
           <w:right w:val="none" w:color="FFFFFF" w:sz="0"/>
           <w:insideH w:val="none" w:color="FFFFFF" w:sz="0"/>
@@ -7146,7 +6319,7 @@
         <w:tc>
           <w:tcPr>
             <w:tcW w:type="dxa" w:w="9638"/>
-            <w:shd w:fill="FFF4E5" w:color="auto" w:val="clear"/>
+            <w:shd w:fill="F7F1DF" w:color="auto" w:val="clear"/>
             <w:tcMar>
               <w:top w:type="dxa" w:w="100"/>
               <w:left w:type="dxa" w:w="160"/>
@@ -7160,10 +6333,10 @@
             </w:pPr>
             <w:r>
               <w:rPr>
-                <w:rFonts w:ascii="Arial" w:cs="Arial" w:eastAsia="Arial" w:hAnsi="Arial"/>
+                <w:rFonts w:ascii="Montserrat" w:cs="Montserrat" w:eastAsia="Montserrat" w:hAnsi="Montserrat"/>
                 <w:b/>
                 <w:bCs/>
-                <w:color w:val="C8691C"/>
+                <w:color w:val="1B3A6B"/>
               </w:rPr>
               <w:t xml:space="preserve">Rédaction à faire valider</w:t>
             </w:r>
@@ -7174,13 +6347,13 @@
             </w:pPr>
             <w:r>
               <w:rPr>
-                <w:rFonts w:ascii="Arial" w:cs="Arial" w:eastAsia="Arial" w:hAnsi="Arial"/>
+                <w:rFonts w:ascii="Inter" w:cs="Inter" w:eastAsia="Inter" w:hAnsi="Inter"/>
               </w:rPr>
               <w:t xml:space="preserve">Les conditions de démission (saisine du médiateur, délais de préavis) seront </w:t>
             </w:r>
             <w:r>
               <w:rPr>
-                <w:rFonts w:ascii="Arial" w:cs="Arial" w:eastAsia="Arial" w:hAnsi="Arial"/>
+                <w:rFonts w:ascii="Inter" w:cs="Inter" w:eastAsia="Inter" w:hAnsi="Inter"/>
                 <w:b/>
                 <w:bCs/>
                 <w:highlight w:val="yellow"/>
@@ -7190,7 +6363,7 @@
             </w:r>
             <w:r>
               <w:rPr>
-                <w:rFonts w:ascii="Arial" w:cs="Arial" w:eastAsia="Arial" w:hAnsi="Arial"/>
+                <w:rFonts w:ascii="Inter" w:cs="Inter" w:eastAsia="Inter" w:hAnsi="Inter"/>
               </w:rPr>
               <w:t xml:space="preserve"> avant remise aux apprentis.</w:t>
             </w:r>
@@ -7215,41 +6388,39 @@
       </w:pPr>
       <w:r>
         <w:rPr>
-          <w:rFonts w:ascii="Arial" w:cs="Arial" w:eastAsia="Arial" w:hAnsi="Arial"/>
-        </w:rPr>
-        <w:t xml:space="preserve">Fait à </w:t>
-      </w:r>
-      <w:r>
-        <w:rPr>
-          <w:rFonts w:ascii="Arial" w:cs="Arial" w:eastAsia="Arial" w:hAnsi="Arial"/>
+          <w:rFonts w:ascii="Inter" w:cs="Inter" w:eastAsia="Inter" w:hAnsi="Inter"/>
+        </w:rPr>
+        <w:t xml:space="preserve">Fait à Saint-Denis, le </w:t>
+      </w:r>
+      <w:r>
+        <w:rPr>
+          <w:rFonts w:ascii="Inter" w:cs="Inter" w:eastAsia="Inter" w:hAnsi="Inter"/>
           <w:b/>
           <w:bCs/>
           <w:highlight w:val="yellow"/>
           <w:highlightCs w:val="yellow"/>
         </w:rPr>
-        <w:t xml:space="preserve">[commune]</w:t>
-      </w:r>
-      <w:r>
-        <w:rPr>
-          <w:rFonts w:ascii="Arial" w:cs="Arial" w:eastAsia="Arial" w:hAnsi="Arial"/>
-        </w:rPr>
-        <w:t xml:space="preserve">, le </w:t>
-      </w:r>
-      <w:r>
-        <w:rPr>
-          <w:rFonts w:ascii="Arial" w:cs="Arial" w:eastAsia="Arial" w:hAnsi="Arial"/>
+        <w:t xml:space="preserve">[date d’envoi]</w:t>
+      </w:r>
+      <w:r>
+        <w:rPr>
+          <w:rFonts w:ascii="Inter" w:cs="Inter" w:eastAsia="Inter" w:hAnsi="Inter"/>
+        </w:rPr>
+        <w:t xml:space="preserve">.</w:t>
+      </w:r>
+    </w:p>
+    <w:p>
+      <w:pPr>
+        <w:spacing w:after="120" w:line="288"/>
+        <w:jc w:val="left"/>
+      </w:pPr>
+      <w:r>
+        <w:rPr>
+          <w:rFonts w:ascii="Inter" w:cs="Inter" w:eastAsia="Inter" w:hAnsi="Inter"/>
           <w:b/>
           <w:bCs/>
-          <w:highlight w:val="yellow"/>
-          <w:highlightCs w:val="yellow"/>
-        </w:rPr>
-        <w:t xml:space="preserve">[date d’envoi]</w:t>
-      </w:r>
-      <w:r>
-        <w:rPr>
-          <w:rFonts w:ascii="Arial" w:cs="Arial" w:eastAsia="Arial" w:hAnsi="Arial"/>
-        </w:rPr>
-        <w:t xml:space="preserve">.</w:t>
+        </w:rPr>
+        <w:t xml:space="preserve">Aurélien LUMEKA, Directeur de YEBA FORMATIONS</w:t>
       </w:r>
     </w:p>
     <w:p>
@@ -7259,21 +6430,7 @@
       </w:pPr>
       <w:r>
         <w:rPr>
-          <w:rFonts w:ascii="Arial" w:cs="Arial" w:eastAsia="Arial" w:hAnsi="Arial"/>
-          <w:b/>
-          <w:bCs/>
-        </w:rPr>
-        <w:t xml:space="preserve">Aurélien LUMEKA, Directeur de YEBA FORMATIONS</w:t>
-      </w:r>
-    </w:p>
-    <w:p>
-      <w:pPr>
-        <w:spacing w:after="120" w:line="288"/>
-        <w:jc w:val="left"/>
-      </w:pPr>
-      <w:r>
-        <w:rPr>
-          <w:rFonts w:ascii="Arial" w:cs="Arial" w:eastAsia="Arial" w:hAnsi="Arial"/>
+          <w:rFonts w:ascii="Inter" w:cs="Inter" w:eastAsia="Inter" w:hAnsi="Inter"/>
         </w:rPr>
         <w:t xml:space="preserve">Signature et cachet :</w:t>
       </w:r>
@@ -7339,8 +6496,8 @@
     </w:pPr>
     <w:r>
       <w:rPr>
-        <w:rFonts w:ascii="Arial" w:cs="Arial" w:eastAsia="Arial" w:hAnsi="Arial"/>
-        <w:color w:val="595959"/>
+        <w:rFonts w:ascii="Inter" w:cs="Inter" w:eastAsia="Inter" w:hAnsi="Inter"/>
+        <w:color w:val="4D4D4D"/>
         <w:sz w:val="16"/>
         <w:szCs w:val="16"/>
       </w:rPr>
@@ -7348,8 +6505,8 @@
     </w:r>
     <w:r>
       <w:rPr>
-        <w:rFonts w:ascii="Arial" w:cs="Arial" w:eastAsia="Arial" w:hAnsi="Arial"/>
-        <w:color w:val="595959"/>
+        <w:rFonts w:ascii="Inter" w:cs="Inter" w:eastAsia="Inter" w:hAnsi="Inter"/>
+        <w:color w:val="4D4D4D"/>
         <w:sz w:val="16"/>
         <w:szCs w:val="16"/>
       </w:rPr>
@@ -7360,8 +6517,8 @@
     </w:r>
     <w:r>
       <w:rPr>
-        <w:rFonts w:ascii="Arial" w:cs="Arial" w:eastAsia="Arial" w:hAnsi="Arial"/>
-        <w:color w:val="595959"/>
+        <w:rFonts w:ascii="Inter" w:cs="Inter" w:eastAsia="Inter" w:hAnsi="Inter"/>
+        <w:color w:val="4D4D4D"/>
         <w:sz w:val="16"/>
         <w:szCs w:val="16"/>
       </w:rPr>
@@ -7369,8 +6526,8 @@
     </w:r>
     <w:r>
       <w:rPr>
-        <w:rFonts w:ascii="Arial" w:cs="Arial" w:eastAsia="Arial" w:hAnsi="Arial"/>
-        <w:color w:val="595959"/>
+        <w:rFonts w:ascii="Inter" w:cs="Inter" w:eastAsia="Inter" w:hAnsi="Inter"/>
+        <w:color w:val="4D4D4D"/>
         <w:sz w:val="16"/>
         <w:szCs w:val="16"/>
       </w:rPr>
@@ -7428,8 +6585,8 @@
     </w:pPr>
     <w:r>
       <w:rPr>
-        <w:rFonts w:ascii="Arial" w:cs="Arial" w:eastAsia="Arial" w:hAnsi="Arial"/>
-        <w:color w:val="595959"/>
+        <w:rFonts w:ascii="Inter" w:cs="Inter" w:eastAsia="Inter" w:hAnsi="Inter"/>
+        <w:color w:val="4D4D4D"/>
         <w:sz w:val="16"/>
         <w:szCs w:val="16"/>
       </w:rPr>
@@ -7566,7 +6723,8 @@
   <w:docDefaults>
     <w:rPrDefault>
       <w:rPr>
-        <w:rFonts w:ascii="Arial" w:cs="Arial" w:eastAsia="Arial" w:hAnsi="Arial"/>
+        <w:rFonts w:ascii="Inter" w:cs="Inter" w:eastAsia="Inter" w:hAnsi="Inter"/>
+        <w:color w:val="121212"/>
         <w:sz w:val="22"/>
         <w:szCs w:val="22"/>
       </w:rPr>
@@ -7750,13 +6908,16 @@
     <w:next w:val="Normal"/>
     <w:qFormat/>
     <w:pPr>
+      <w:pBdr>
+        <w:bottom w:val="single" w:color="C9AB4C" w:sz="8" w:space="4"/>
+      </w:pBdr>
       <w:outlineLvl w:val="0"/>
     </w:pPr>
     <w:rPr>
-      <w:rFonts w:ascii="Arial" w:cs="Arial" w:eastAsia="Arial" w:hAnsi="Arial"/>
+      <w:rFonts w:ascii="Montserrat" w:cs="Montserrat" w:eastAsia="Montserrat" w:hAnsi="Montserrat"/>
       <w:b/>
       <w:bCs/>
-      <w:color w:val="1F3A5F"/>
+      <w:color w:val="1B3A6B"/>
       <w:sz w:val="28"/>
       <w:szCs w:val="28"/>
     </w:rPr>
@@ -7770,10 +6931,10 @@
       <w:outlineLvl w:val="1"/>
     </w:pPr>
     <w:rPr>
-      <w:rFonts w:ascii="Arial" w:cs="Arial" w:eastAsia="Arial" w:hAnsi="Arial"/>
+      <w:rFonts w:ascii="Montserrat" w:cs="Montserrat" w:eastAsia="Montserrat" w:hAnsi="Montserrat"/>
       <w:b/>
       <w:bCs/>
-      <w:color w:val="C8691C"/>
+      <w:color w:val="1B3A6B"/>
       <w:sz w:val="24"/>
       <w:szCs w:val="24"/>
     </w:rPr>

--- a/dossier-deets-apprentissage/word/05_Notice_recherche_employeur_et_rupture.docx
+++ b/dossier-deets-apprentissage/word/05_Notice_recherche_employeur_et_rupture.docx
@@ -113,6 +113,7 @@
           <w:p>
             <w:pPr>
               <w:spacing w:after="40"/>
+              <w:jc w:val="left"/>
             </w:pPr>
             <w:r>
               <w:rPr>
@@ -139,6 +140,7 @@
           <w:p>
             <w:pPr>
               <w:spacing w:after="40"/>
+              <w:jc w:val="left"/>
             </w:pPr>
             <w:r>
               <w:rPr>
@@ -169,6 +171,7 @@
           <w:p>
             <w:pPr>
               <w:spacing w:after="40"/>
+              <w:jc w:val="left"/>
             </w:pPr>
             <w:r>
               <w:rPr>
@@ -191,6 +194,7 @@
           <w:p>
             <w:pPr>
               <w:spacing w:after="40"/>
+              <w:jc w:val="left"/>
             </w:pPr>
             <w:r>
               <w:rPr>
@@ -219,6 +223,7 @@
           <w:p>
             <w:pPr>
               <w:spacing w:after="40"/>
+              <w:jc w:val="left"/>
             </w:pPr>
             <w:r>
               <w:rPr>
@@ -242,6 +247,7 @@
           <w:p>
             <w:pPr>
               <w:spacing w:after="40"/>
+              <w:jc w:val="left"/>
             </w:pPr>
             <w:r>
               <w:rPr>
@@ -269,6 +275,7 @@
           <w:p>
             <w:pPr>
               <w:spacing w:after="40"/>
+              <w:jc w:val="left"/>
             </w:pPr>
             <w:r>
               <w:rPr>
@@ -291,6 +298,7 @@
           <w:p>
             <w:pPr>
               <w:spacing w:after="40"/>
+              <w:jc w:val="both"/>
             </w:pPr>
             <w:r>
               <w:rPr>
@@ -319,6 +327,7 @@
           <w:p>
             <w:pPr>
               <w:spacing w:after="40"/>
+              <w:jc w:val="left"/>
             </w:pPr>
             <w:r>
               <w:rPr>
@@ -342,6 +351,7 @@
           <w:p>
             <w:pPr>
               <w:spacing w:after="40"/>
+              <w:jc w:val="left"/>
             </w:pPr>
             <w:r>
               <w:rPr>
@@ -369,6 +379,7 @@
           <w:p>
             <w:pPr>
               <w:spacing w:after="40"/>
+              <w:jc w:val="left"/>
             </w:pPr>
             <w:r>
               <w:rPr>
@@ -391,6 +402,7 @@
           <w:p>
             <w:pPr>
               <w:spacing w:after="40"/>
+              <w:jc w:val="left"/>
             </w:pPr>
             <w:r>
               <w:rPr>
@@ -419,6 +431,7 @@
           <w:p>
             <w:pPr>
               <w:spacing w:after="40"/>
+              <w:jc w:val="left"/>
             </w:pPr>
             <w:r>
               <w:rPr>
@@ -442,6 +455,7 @@
           <w:p>
             <w:pPr>
               <w:spacing w:after="40"/>
+              <w:jc w:val="both"/>
             </w:pPr>
             <w:r>
               <w:rPr>
@@ -469,6 +483,7 @@
           <w:p>
             <w:pPr>
               <w:spacing w:after="40"/>
+              <w:jc w:val="left"/>
             </w:pPr>
             <w:r>
               <w:rPr>
@@ -491,6 +506,7 @@
           <w:p>
             <w:pPr>
               <w:spacing w:after="40"/>
+              <w:jc w:val="left"/>
             </w:pPr>
             <w:r>
               <w:rPr>
@@ -519,6 +535,7 @@
           <w:p>
             <w:pPr>
               <w:spacing w:after="40"/>
+              <w:jc w:val="left"/>
             </w:pPr>
             <w:r>
               <w:rPr>
@@ -542,6 +559,7 @@
           <w:p>
             <w:pPr>
               <w:spacing w:after="40"/>
+              <w:jc w:val="left"/>
             </w:pPr>
             <w:r>
               <w:rPr>
@@ -580,7 +598,7 @@
         <w:rPr>
           <w:rFonts w:ascii="Inter" w:cs="Inter" w:eastAsia="Inter" w:hAnsi="Inter"/>
         </w:rPr>
-        <w:t xml:space="preserve">YEBA FORMATIONS, organisme de formation implanté à La Réunion depuis avril 2021, déclaré sous le n° 04973676397 et certifié Qualiopi, étend son activité à la formation par apprentissage. La présente notice décrit l’organisation retenue pour remplir deux missions confiées aux centres de formation d’apprentis par l’</w:t>
+        <w:t xml:space="preserve">YEBA FORMATIONS, organisme de formation réunionnais dirigé par Aurélien LUMEKA depuis avril 2021, déclaré sous le n° 04973676397 et certifié Qualiopi, étend son activité à la formation par apprentissage. La présente notice décrit l’organisation retenue pour remplir deux missions confiées aux centres de formation d’apprentis par l’</w:t>
       </w:r>
       <w:r>
         <w:rPr>
@@ -617,6 +635,7 @@
           <w:numId w:val="2"/>
         </w:numPr>
         <w:spacing w:after="60" w:line="276"/>
+        <w:jc w:val="both"/>
       </w:pPr>
       <w:r>
         <w:rPr>
@@ -641,6 +660,7 @@
           <w:numId w:val="2"/>
         </w:numPr>
         <w:spacing w:after="60" w:line="276"/>
+        <w:jc w:val="both"/>
       </w:pPr>
       <w:r>
         <w:rPr>
@@ -665,6 +685,7 @@
           <w:numId w:val="2"/>
         </w:numPr>
         <w:spacing w:after="60" w:line="276"/>
+        <w:jc w:val="both"/>
       </w:pPr>
       <w:r>
         <w:rPr>
@@ -716,6 +737,7 @@
           <w:p>
             <w:pPr>
               <w:spacing w:after="40"/>
+              <w:jc w:val="left"/>
             </w:pPr>
             <w:r>
               <w:rPr>
@@ -742,6 +764,7 @@
           <w:p>
             <w:pPr>
               <w:spacing w:after="40"/>
+              <w:jc w:val="left"/>
             </w:pPr>
             <w:r>
               <w:rPr>
@@ -772,6 +795,7 @@
           <w:p>
             <w:pPr>
               <w:spacing w:after="40"/>
+              <w:jc w:val="left"/>
             </w:pPr>
             <w:r>
               <w:rPr>
@@ -794,6 +818,7 @@
           <w:p>
             <w:pPr>
               <w:spacing w:after="40"/>
+              <w:jc w:val="left"/>
             </w:pPr>
             <w:r>
               <w:rPr>
@@ -836,6 +861,7 @@
           <w:p>
             <w:pPr>
               <w:spacing w:after="40"/>
+              <w:jc w:val="left"/>
             </w:pPr>
             <w:r>
               <w:rPr>
@@ -859,6 +885,7 @@
           <w:p>
             <w:pPr>
               <w:spacing w:after="40"/>
+              <w:jc w:val="both"/>
             </w:pPr>
             <w:r>
               <w:rPr>
@@ -900,6 +927,7 @@
           <w:p>
             <w:pPr>
               <w:spacing w:after="40"/>
+              <w:jc w:val="left"/>
             </w:pPr>
             <w:r>
               <w:rPr>
@@ -922,6 +950,7 @@
           <w:p>
             <w:pPr>
               <w:spacing w:after="40"/>
+              <w:jc w:val="both"/>
             </w:pPr>
             <w:r>
               <w:rPr>
@@ -978,6 +1007,7 @@
           <w:p>
             <w:pPr>
               <w:spacing w:after="40"/>
+              <w:jc w:val="left"/>
             </w:pPr>
             <w:r>
               <w:rPr>
@@ -1001,6 +1031,7 @@
           <w:p>
             <w:pPr>
               <w:spacing w:after="40"/>
+              <w:jc w:val="left"/>
             </w:pPr>
             <w:r>
               <w:rPr>
@@ -1066,6 +1097,7 @@
           <w:p>
             <w:pPr>
               <w:spacing w:after="40"/>
+              <w:jc w:val="left"/>
             </w:pPr>
             <w:r>
               <w:rPr>
@@ -1092,6 +1124,7 @@
           <w:p>
             <w:pPr>
               <w:spacing w:after="40"/>
+              <w:jc w:val="left"/>
             </w:pPr>
             <w:r>
               <w:rPr>
@@ -1118,6 +1151,7 @@
           <w:p>
             <w:pPr>
               <w:spacing w:after="40"/>
+              <w:jc w:val="left"/>
             </w:pPr>
             <w:r>
               <w:rPr>
@@ -1148,6 +1182,7 @@
           <w:p>
             <w:pPr>
               <w:spacing w:after="40"/>
+              <w:jc w:val="left"/>
             </w:pPr>
             <w:r>
               <w:rPr>
@@ -1170,6 +1205,7 @@
           <w:p>
             <w:pPr>
               <w:spacing w:after="40"/>
+              <w:jc w:val="both"/>
             </w:pPr>
             <w:r>
               <w:rPr>
@@ -1192,6 +1228,7 @@
           <w:p>
             <w:pPr>
               <w:spacing w:after="40"/>
+              <w:jc w:val="left"/>
             </w:pPr>
             <w:r>
               <w:rPr>
@@ -1220,6 +1257,7 @@
           <w:p>
             <w:pPr>
               <w:spacing w:after="40"/>
+              <w:jc w:val="left"/>
             </w:pPr>
             <w:r>
               <w:rPr>
@@ -1243,6 +1281,7 @@
           <w:p>
             <w:pPr>
               <w:spacing w:after="40"/>
+              <w:jc w:val="both"/>
             </w:pPr>
             <w:r>
               <w:rPr>
@@ -1266,6 +1305,7 @@
           <w:p>
             <w:pPr>
               <w:spacing w:after="40"/>
+              <w:jc w:val="left"/>
             </w:pPr>
             <w:r>
               <w:rPr>
@@ -1293,6 +1333,7 @@
           <w:p>
             <w:pPr>
               <w:spacing w:after="40"/>
+              <w:jc w:val="left"/>
             </w:pPr>
             <w:r>
               <w:rPr>
@@ -1315,6 +1356,7 @@
           <w:p>
             <w:pPr>
               <w:spacing w:after="40"/>
+              <w:jc w:val="left"/>
             </w:pPr>
             <w:r>
               <w:rPr>
@@ -1337,6 +1379,7 @@
           <w:p>
             <w:pPr>
               <w:spacing w:after="40"/>
+              <w:jc w:val="left"/>
             </w:pPr>
             <w:r>
               <w:rPr>
@@ -1365,6 +1408,7 @@
           <w:p>
             <w:pPr>
               <w:spacing w:after="40"/>
+              <w:jc w:val="left"/>
             </w:pPr>
             <w:r>
               <w:rPr>
@@ -1388,6 +1432,7 @@
           <w:p>
             <w:pPr>
               <w:spacing w:after="40"/>
+              <w:jc w:val="left"/>
             </w:pPr>
             <w:r>
               <w:rPr>
@@ -1411,6 +1456,7 @@
           <w:p>
             <w:pPr>
               <w:spacing w:after="40"/>
+              <w:jc w:val="left"/>
             </w:pPr>
             <w:r>
               <w:rPr>
@@ -1438,6 +1484,7 @@
           <w:p>
             <w:pPr>
               <w:spacing w:after="40"/>
+              <w:jc w:val="left"/>
             </w:pPr>
             <w:r>
               <w:rPr>
@@ -1460,6 +1507,7 @@
           <w:p>
             <w:pPr>
               <w:spacing w:after="40"/>
+              <w:jc w:val="left"/>
             </w:pPr>
             <w:r>
               <w:rPr>
@@ -1482,88 +1530,13 @@
           <w:p>
             <w:pPr>
               <w:spacing w:after="40"/>
+              <w:jc w:val="left"/>
             </w:pPr>
             <w:r>
               <w:rPr>
                 <w:rFonts w:ascii="Inter" w:cs="Inter" w:eastAsia="Inter" w:hAnsi="Inter"/>
               </w:rPr>
               <w:t xml:space="preserve">Orientation systématique vers le médiateur compétent en cas de différend</w:t>
-            </w:r>
-          </w:p>
-        </w:tc>
-      </w:tr>
-    </w:tbl>
-    <w:p>
-      <w:pPr>
-        <w:spacing w:after="80"/>
-      </w:pPr>
-    </w:p>
-    <w:tbl>
-      <w:tblPr>
-        <w:tblW w:type="dxa" w:w="9638"/>
-        <w:tblBorders>
-          <w:top w:val="none" w:color="FFFFFF" w:sz="0"/>
-          <w:left w:val="single" w:color="C9AB4C" w:sz="12"/>
-          <w:bottom w:val="none" w:color="FFFFFF" w:sz="0"/>
-          <w:right w:val="none" w:color="FFFFFF" w:sz="0"/>
-          <w:insideH w:val="none" w:color="FFFFFF" w:sz="0"/>
-          <w:insideV w:val="none" w:color="FFFFFF" w:sz="0"/>
-        </w:tblBorders>
-      </w:tblPr>
-      <w:tblGrid>
-        <w:gridCol w:w="9638"/>
-      </w:tblGrid>
-      <w:tr>
-        <w:tc>
-          <w:tcPr>
-            <w:tcW w:type="dxa" w:w="9638"/>
-            <w:shd w:fill="F7F1DF" w:color="auto" w:val="clear"/>
-            <w:tcMar>
-              <w:top w:type="dxa" w:w="100"/>
-              <w:left w:type="dxa" w:w="160"/>
-              <w:bottom w:type="dxa" w:w="100"/>
-              <w:right w:type="dxa" w:w="120"/>
-            </w:tcMar>
-          </w:tcPr>
-          <w:p>
-            <w:pPr>
-              <w:spacing w:after="60"/>
-            </w:pPr>
-            <w:r>
-              <w:rPr>
-                <w:rFonts w:ascii="Montserrat" w:cs="Montserrat" w:eastAsia="Montserrat" w:hAnsi="Montserrat"/>
-                <w:b/>
-                <w:bCs/>
-                <w:color w:val="1B3A6B"/>
-              </w:rPr>
-              <w:t xml:space="preserve">Point de vigilance</w:t>
-            </w:r>
-          </w:p>
-          <w:p>
-            <w:pPr>
-              <w:spacing w:after="50"/>
-            </w:pPr>
-            <w:r>
-              <w:rPr>
-                <w:rFonts w:ascii="Inter" w:cs="Inter" w:eastAsia="Inter" w:hAnsi="Inter"/>
-              </w:rPr>
-              <w:t xml:space="preserve">Les références ci-dessus sont citées dans leur rédaction connue à la date du document. Elles seront </w:t>
-            </w:r>
-            <w:r>
-              <w:rPr>
-                <w:rFonts w:ascii="Inter" w:cs="Inter" w:eastAsia="Inter" w:hAnsi="Inter"/>
-                <w:b/>
-                <w:bCs/>
-                <w:highlight w:val="yellow"/>
-                <w:highlightCs w:val="yellow"/>
-              </w:rPr>
-              <w:t xml:space="preserve">[revérifiées sur Légifrance avant envoi]</w:t>
-            </w:r>
-            <w:r>
-              <w:rPr>
-                <w:rFonts w:ascii="Inter" w:cs="Inter" w:eastAsia="Inter" w:hAnsi="Inter"/>
-              </w:rPr>
-              <w:t xml:space="preserve">, le Code du travail ayant été modifié à plusieurs reprises depuis la loi du 5 septembre 2018.</w:t>
             </w:r>
           </w:p>
         </w:tc>
@@ -1610,7 +1583,7 @@
         <w:rPr>
           <w:rFonts w:ascii="Inter" w:cs="Inter" w:eastAsia="Inter" w:hAnsi="Inter"/>
         </w:rPr>
-        <w:t xml:space="preserve">, proportionnée à la taille de la première promotion : </w:t>
+        <w:t xml:space="preserve">, proportionnée à la première promotion : </w:t>
       </w:r>
       <w:r>
         <w:rPr>
@@ -1618,13 +1591,13 @@
           <w:b/>
           <w:bCs/>
         </w:rPr>
-        <w:t xml:space="preserve">trois groupes de 8 à 10 apprentis</w:t>
-      </w:r>
-      <w:r>
-        <w:rPr>
-          <w:rFonts w:ascii="Inter" w:cs="Inter" w:eastAsia="Inter" w:hAnsi="Inter"/>
-        </w:rPr>
-        <w:t xml:space="preserve"> à partir de mars 2027 (pièce n° 18).</w:t>
+        <w:t xml:space="preserve">un groupe de 8 à 10 apprentis</w:t>
+      </w:r>
+      <w:r>
+        <w:rPr>
+          <w:rFonts w:ascii="Inter" w:cs="Inter" w:eastAsia="Inter" w:hAnsi="Inter"/>
+        </w:rPr>
+        <w:t xml:space="preserve"> préparant le titre professionnel Manager d’établissement marchand (MEM) à partir du 1er mars 2027 (pièce n° 18).</w:t>
       </w:r>
     </w:p>
     <w:p>
@@ -1675,6 +1648,7 @@
           <w:p>
             <w:pPr>
               <w:spacing w:after="40"/>
+              <w:jc w:val="left"/>
             </w:pPr>
             <w:r>
               <w:rPr>
@@ -1701,6 +1675,7 @@
           <w:p>
             <w:pPr>
               <w:spacing w:after="40"/>
+              <w:jc w:val="left"/>
             </w:pPr>
             <w:r>
               <w:rPr>
@@ -1731,6 +1706,7 @@
           <w:p>
             <w:pPr>
               <w:spacing w:after="40"/>
+              <w:jc w:val="left"/>
             </w:pPr>
             <w:r>
               <w:rPr>
@@ -1753,6 +1729,7 @@
           <w:p>
             <w:pPr>
               <w:spacing w:after="40"/>
+              <w:jc w:val="left"/>
             </w:pPr>
             <w:r>
               <w:rPr>
@@ -1781,6 +1758,7 @@
           <w:p>
             <w:pPr>
               <w:spacing w:after="40"/>
+              <w:jc w:val="left"/>
             </w:pPr>
             <w:r>
               <w:rPr>
@@ -1804,6 +1782,7 @@
           <w:p>
             <w:pPr>
               <w:spacing w:after="40"/>
+              <w:jc w:val="both"/>
             </w:pPr>
             <w:r>
               <w:rPr>
@@ -1831,6 +1810,7 @@
           <w:p>
             <w:pPr>
               <w:spacing w:after="40"/>
+              <w:jc w:val="left"/>
             </w:pPr>
             <w:r>
               <w:rPr>
@@ -1853,6 +1833,7 @@
           <w:p>
             <w:pPr>
               <w:spacing w:after="40"/>
+              <w:jc w:val="both"/>
             </w:pPr>
             <w:r>
               <w:rPr>
@@ -1881,6 +1862,7 @@
           <w:p>
             <w:pPr>
               <w:spacing w:after="40"/>
+              <w:jc w:val="left"/>
             </w:pPr>
             <w:r>
               <w:rPr>
@@ -1904,6 +1886,7 @@
           <w:p>
             <w:pPr>
               <w:spacing w:after="40"/>
+              <w:jc w:val="both"/>
             </w:pPr>
             <w:r>
               <w:rPr>
@@ -1931,6 +1914,7 @@
           <w:p>
             <w:pPr>
               <w:spacing w:after="40"/>
+              <w:jc w:val="left"/>
             </w:pPr>
             <w:r>
               <w:rPr>
@@ -1953,12 +1937,13 @@
           <w:p>
             <w:pPr>
               <w:spacing w:after="40"/>
-            </w:pPr>
-            <w:r>
-              <w:rPr>
-                <w:rFonts w:ascii="Inter" w:cs="Inter" w:eastAsia="Inter" w:hAnsi="Inter"/>
-              </w:rPr>
-              <w:t xml:space="preserve">CV (annexe 05-1) ; statuts (pièce n° 1)</w:t>
+              <w:jc w:val="left"/>
+            </w:pPr>
+            <w:r>
+              <w:rPr>
+                <w:rFonts w:ascii="Inter" w:cs="Inter" w:eastAsia="Inter" w:hAnsi="Inter"/>
+              </w:rPr>
+              <w:t xml:space="preserve">CV (annexe 05-1) ; statuts (pièce n° 01)</w:t>
             </w:r>
           </w:p>
         </w:tc>
@@ -2016,6 +2001,7 @@
           <w:numId w:val="2"/>
         </w:numPr>
         <w:spacing w:after="60" w:line="276"/>
+        <w:jc w:val="both"/>
       </w:pPr>
       <w:r>
         <w:rPr>
@@ -2029,7 +2015,7 @@
           <w:b/>
           <w:bCs/>
         </w:rPr>
-        <w:t xml:space="preserve">10 postulants admis sans employeur</w:t>
+        <w:t xml:space="preserve">5 postulants admis sans employeur</w:t>
       </w:r>
       <w:r>
         <w:rPr>
@@ -2046,40 +2032,13 @@
           <w:numId w:val="2"/>
         </w:numPr>
         <w:spacing w:after="60" w:line="276"/>
-      </w:pPr>
-      <w:r>
-        <w:rPr>
-          <w:rFonts w:ascii="Inter" w:cs="Inter" w:eastAsia="Inter" w:hAnsi="Inter"/>
-        </w:rPr>
-        <w:t xml:space="preserve">au plus tard à l’ouverture du </w:t>
-      </w:r>
-      <w:r>
-        <w:rPr>
-          <w:rFonts w:ascii="Inter" w:cs="Inter" w:eastAsia="Inter" w:hAnsi="Inter"/>
-          <w:b/>
-          <w:bCs/>
-        </w:rPr>
-        <w:t xml:space="preserve">deuxième groupe</w:t>
-      </w:r>
-      <w:r>
-        <w:rPr>
-          <w:rFonts w:ascii="Inter" w:cs="Inter" w:eastAsia="Inter" w:hAnsi="Inter"/>
-        </w:rPr>
-        <w:t xml:space="preserve"> de formation, soit avant le </w:t>
-      </w:r>
-      <w:r>
-        <w:rPr>
-          <w:rFonts w:ascii="Inter" w:cs="Inter" w:eastAsia="Inter" w:hAnsi="Inter"/>
-          <w:b/>
-          <w:bCs/>
-        </w:rPr>
-        <w:t xml:space="preserve">1er mars 2027</w:t>
-      </w:r>
-      <w:r>
-        <w:rPr>
-          <w:rFonts w:ascii="Inter" w:cs="Inter" w:eastAsia="Inter" w:hAnsi="Inter"/>
-        </w:rPr>
-        <w:t xml:space="preserve"> si les trois groupes ouvrent simultanément ;</w:t>
+        <w:jc w:val="both"/>
+      </w:pPr>
+      <w:r>
+        <w:rPr>
+          <w:rFonts w:ascii="Inter" w:cs="Inter" w:eastAsia="Inter" w:hAnsi="Inter"/>
+        </w:rPr>
+        <w:t xml:space="preserve">ouverture d’une deuxième formation par apprentissage ou d’une deuxième promotion MEM ;</w:t>
       </w:r>
     </w:p>
     <w:p>
@@ -2090,6 +2049,7 @@
           <w:numId w:val="2"/>
         </w:numPr>
         <w:spacing w:after="60" w:line="276"/>
+        <w:jc w:val="both"/>
       </w:pPr>
       <w:r>
         <w:rPr>
@@ -2188,6 +2148,7 @@
           <w:p>
             <w:pPr>
               <w:spacing w:after="40"/>
+              <w:jc w:val="left"/>
             </w:pPr>
             <w:r>
               <w:rPr>
@@ -2214,6 +2175,7 @@
           <w:p>
             <w:pPr>
               <w:spacing w:after="40"/>
+              <w:jc w:val="left"/>
             </w:pPr>
             <w:r>
               <w:rPr>
@@ -2240,6 +2202,7 @@
           <w:p>
             <w:pPr>
               <w:spacing w:after="40"/>
+              <w:jc w:val="left"/>
             </w:pPr>
             <w:r>
               <w:rPr>
@@ -2266,6 +2229,7 @@
           <w:p>
             <w:pPr>
               <w:spacing w:after="40"/>
+              <w:jc w:val="left"/>
             </w:pPr>
             <w:r>
               <w:rPr>
@@ -2296,6 +2260,7 @@
           <w:p>
             <w:pPr>
               <w:spacing w:after="40"/>
+              <w:jc w:val="left"/>
             </w:pPr>
             <w:r>
               <w:rPr>
@@ -2318,6 +2283,7 @@
           <w:p>
             <w:pPr>
               <w:spacing w:after="40"/>
+              <w:jc w:val="left"/>
             </w:pPr>
             <w:r>
               <w:rPr>
@@ -2340,12 +2306,13 @@
           <w:p>
             <w:pPr>
               <w:spacing w:after="40"/>
-            </w:pPr>
-            <w:r>
-              <w:rPr>
-                <w:rFonts w:ascii="Inter" w:cs="Inter" w:eastAsia="Inter" w:hAnsi="Inter"/>
-              </w:rPr>
-              <w:t xml:space="preserve">Réunions mensuelles d’avril à octobre ; à la demande hors période</w:t>
+              <w:jc w:val="left"/>
+            </w:pPr>
+            <w:r>
+              <w:rPr>
+                <w:rFonts w:ascii="Inter" w:cs="Inter" w:eastAsia="Inter" w:hAnsi="Inter"/>
+              </w:rPr>
+              <w:t xml:space="preserve">Réunions toutes les deux semaines de novembre 2026 à février 2027, puis à partir de septembre 2027 pour la promotion suivante</w:t>
             </w:r>
           </w:p>
         </w:tc>
@@ -2362,6 +2329,7 @@
           <w:p>
             <w:pPr>
               <w:spacing w:after="40"/>
+              <w:jc w:val="left"/>
             </w:pPr>
             <w:r>
               <w:rPr>
@@ -2390,6 +2358,7 @@
           <w:p>
             <w:pPr>
               <w:spacing w:after="40"/>
+              <w:jc w:val="left"/>
             </w:pPr>
             <w:r>
               <w:rPr>
@@ -2413,6 +2382,7 @@
           <w:p>
             <w:pPr>
               <w:spacing w:after="40"/>
+              <w:jc w:val="both"/>
             </w:pPr>
             <w:r>
               <w:rPr>
@@ -2436,6 +2406,7 @@
           <w:p>
             <w:pPr>
               <w:spacing w:after="40"/>
+              <w:jc w:val="left"/>
             </w:pPr>
             <w:r>
               <w:rPr>
@@ -2459,6 +2430,7 @@
           <w:p>
             <w:pPr>
               <w:spacing w:after="40"/>
+              <w:jc w:val="left"/>
             </w:pPr>
             <w:r>
               <w:rPr>
@@ -2486,6 +2458,7 @@
           <w:p>
             <w:pPr>
               <w:spacing w:after="40"/>
+              <w:jc w:val="left"/>
             </w:pPr>
             <w:r>
               <w:rPr>
@@ -2508,6 +2481,7 @@
           <w:p>
             <w:pPr>
               <w:spacing w:after="40"/>
+              <w:jc w:val="left"/>
             </w:pPr>
             <w:r>
               <w:rPr>
@@ -2530,6 +2504,7 @@
           <w:p>
             <w:pPr>
               <w:spacing w:after="40"/>
+              <w:jc w:val="left"/>
             </w:pPr>
             <w:r>
               <w:rPr>
@@ -2552,6 +2527,7 @@
           <w:p>
             <w:pPr>
               <w:spacing w:after="40"/>
+              <w:jc w:val="left"/>
             </w:pPr>
             <w:r>
               <w:rPr>
@@ -2580,6 +2556,7 @@
           <w:p>
             <w:pPr>
               <w:spacing w:after="40"/>
+              <w:jc w:val="left"/>
             </w:pPr>
             <w:r>
               <w:rPr>
@@ -2603,6 +2580,7 @@
           <w:p>
             <w:pPr>
               <w:spacing w:after="40"/>
+              <w:jc w:val="left"/>
             </w:pPr>
             <w:r>
               <w:rPr>
@@ -2626,6 +2604,7 @@
           <w:p>
             <w:pPr>
               <w:spacing w:after="40"/>
+              <w:jc w:val="left"/>
             </w:pPr>
             <w:r>
               <w:rPr>
@@ -2649,6 +2628,7 @@
           <w:p>
             <w:pPr>
               <w:spacing w:after="40"/>
+              <w:jc w:val="left"/>
             </w:pPr>
             <w:r>
               <w:rPr>
@@ -2676,6 +2656,7 @@
           <w:p>
             <w:pPr>
               <w:spacing w:after="40"/>
+              <w:jc w:val="left"/>
             </w:pPr>
             <w:r>
               <w:rPr>
@@ -2698,6 +2679,7 @@
           <w:p>
             <w:pPr>
               <w:spacing w:after="40"/>
+              <w:jc w:val="both"/>
             </w:pPr>
             <w:r>
               <w:rPr>
@@ -2720,6 +2702,7 @@
           <w:p>
             <w:pPr>
               <w:spacing w:after="40"/>
+              <w:jc w:val="left"/>
             </w:pPr>
             <w:r>
               <w:rPr>
@@ -2742,6 +2725,7 @@
           <w:p>
             <w:pPr>
               <w:spacing w:after="40"/>
+              <w:jc w:val="left"/>
             </w:pPr>
             <w:r>
               <w:rPr>
@@ -2791,6 +2775,7 @@
           <w:numId w:val="2"/>
         </w:numPr>
         <w:spacing w:after="60" w:line="276"/>
+        <w:jc w:val="both"/>
       </w:pPr>
       <w:r>
         <w:rPr>
@@ -2821,6 +2806,7 @@
           <w:numId w:val="2"/>
         </w:numPr>
         <w:spacing w:after="60" w:line="276"/>
+        <w:jc w:val="both"/>
       </w:pPr>
       <w:r>
         <w:rPr>
@@ -2851,6 +2837,7 @@
           <w:numId w:val="2"/>
         </w:numPr>
         <w:spacing w:after="60" w:line="276"/>
+        <w:jc w:val="both"/>
       </w:pPr>
       <w:r>
         <w:rPr>
@@ -2897,6 +2884,7 @@
           <w:numId w:val="2"/>
         </w:numPr>
         <w:spacing w:after="60" w:line="276"/>
+        <w:jc w:val="both"/>
       </w:pPr>
       <w:r>
         <w:rPr>
@@ -2970,7 +2958,7 @@
         <w:rPr>
           <w:rFonts w:ascii="Inter" w:cs="Inter" w:eastAsia="Inter" w:hAnsi="Inter"/>
         </w:rPr>
-        <w:t xml:space="preserve">). Ces entreprises connaissent souvent mal l’apprentissage et redoutent ses démarches administratives. Notre prospection les cible en priorité, selon les certifications préparées : </w:t>
+        <w:t xml:space="preserve">). Ces entreprises connaissent souvent mal l’apprentissage et redoutent ses démarches administratives. Notre prospection les cible en priorité dans les secteurs où s’exerce le métier de manager d’établissement marchand : </w:t>
       </w:r>
       <w:r>
         <w:rPr>
@@ -2978,41 +2966,13 @@
           <w:b/>
           <w:bCs/>
         </w:rPr>
-        <w:t xml:space="preserve">commerce et distribution</w:t>
-      </w:r>
-      <w:r>
-        <w:rPr>
-          <w:rFonts w:ascii="Inter" w:cs="Inter" w:eastAsia="Inter" w:hAnsi="Inter"/>
-        </w:rPr>
-        <w:t xml:space="preserve"> (Manager d’établissement marchand), </w:t>
-      </w:r>
-      <w:r>
-        <w:rPr>
-          <w:rFonts w:ascii="Inter" w:cs="Inter" w:eastAsia="Inter" w:hAnsi="Inter"/>
-          <w:b/>
-          <w:bCs/>
-        </w:rPr>
-        <w:t xml:space="preserve">toute entreprise disposant d’une fonction ressources humaines</w:t>
-      </w:r>
-      <w:r>
-        <w:rPr>
-          <w:rFonts w:ascii="Inter" w:cs="Inter" w:eastAsia="Inter" w:hAnsi="Inter"/>
-        </w:rPr>
-        <w:t xml:space="preserve">, y compris les PME en croissance et les groupements d’employeurs (Responsable ressources humaines), </w:t>
-      </w:r>
-      <w:r>
-        <w:rPr>
-          <w:rFonts w:ascii="Inter" w:cs="Inter" w:eastAsia="Inter" w:hAnsi="Inter"/>
-          <w:b/>
-          <w:bCs/>
-        </w:rPr>
-        <w:t xml:space="preserve">entreprises de services, de conseil et du numérique, et PME engagées dans leur transformation numérique</w:t>
-      </w:r>
-      <w:r>
-        <w:rPr>
-          <w:rFonts w:ascii="Inter" w:cs="Inter" w:eastAsia="Inter" w:hAnsi="Inter"/>
-        </w:rPr>
-        <w:t xml:space="preserve"> (Product Builder No-Code).</w:t>
+        <w:t xml:space="preserve">commerce de détail alimentaire et non alimentaire, grandes et moyennes surfaces, magasins spécialisés, réseaux de franchise, enseignes de l’équipement de la personne et de la maison, jardineries, commerce de gros avec point de vente</w:t>
+      </w:r>
+      <w:r>
+        <w:rPr>
+          <w:rFonts w:ascii="Inter" w:cs="Inter" w:eastAsia="Inter" w:hAnsi="Inter"/>
+        </w:rPr>
+        <w:t xml:space="preserve">. Le titre vise des personnes appelées à encadrer une équipe ou un rayon : nous recherchons des entreprises capables de confier progressivement à l’apprenti la responsabilité d’un périmètre.</w:t>
       </w:r>
     </w:p>
     <w:p>
@@ -3064,6 +3024,7 @@
           <w:p>
             <w:pPr>
               <w:spacing w:after="40"/>
+              <w:jc w:val="left"/>
             </w:pPr>
             <w:r>
               <w:rPr>
@@ -3090,6 +3051,7 @@
           <w:p>
             <w:pPr>
               <w:spacing w:after="40"/>
+              <w:jc w:val="left"/>
             </w:pPr>
             <w:r>
               <w:rPr>
@@ -3116,6 +3078,7 @@
           <w:p>
             <w:pPr>
               <w:spacing w:after="40"/>
+              <w:jc w:val="left"/>
             </w:pPr>
             <w:r>
               <w:rPr>
@@ -3146,6 +3109,7 @@
           <w:p>
             <w:pPr>
               <w:spacing w:after="40"/>
+              <w:jc w:val="left"/>
             </w:pPr>
             <w:r>
               <w:rPr>
@@ -3168,6 +3132,7 @@
           <w:p>
             <w:pPr>
               <w:spacing w:after="40"/>
+              <w:jc w:val="both"/>
             </w:pPr>
             <w:r>
               <w:rPr>
@@ -3190,12 +3155,13 @@
           <w:p>
             <w:pPr>
               <w:spacing w:after="40"/>
-            </w:pPr>
-            <w:r>
-              <w:rPr>
-                <w:rFonts w:ascii="Inter" w:cs="Inter" w:eastAsia="Inter" w:hAnsi="Inter"/>
-              </w:rPr>
-              <w:t xml:space="preserve">Hebdomadaire ; objectif : 15 contacts qualifiés par semaine de novembre 2026 à février 2027</w:t>
+              <w:jc w:val="left"/>
+            </w:pPr>
+            <w:r>
+              <w:rPr>
+                <w:rFonts w:ascii="Inter" w:cs="Inter" w:eastAsia="Inter" w:hAnsi="Inter"/>
+              </w:rPr>
+              <w:t xml:space="preserve">Hebdomadaire ; objectif : 15 contacts qualifiés par semaine de novembre 2026 à février 2027, pour réunir au moins 20 entreprises intéressées</w:t>
             </w:r>
           </w:p>
         </w:tc>
@@ -3218,6 +3184,7 @@
           <w:p>
             <w:pPr>
               <w:spacing w:after="40"/>
+              <w:jc w:val="left"/>
             </w:pPr>
             <w:r>
               <w:rPr>
@@ -3241,6 +3208,7 @@
           <w:p>
             <w:pPr>
               <w:spacing w:after="40"/>
+              <w:jc w:val="left"/>
             </w:pPr>
             <w:r>
               <w:rPr>
@@ -3264,6 +3232,7 @@
           <w:p>
             <w:pPr>
               <w:spacing w:after="40"/>
+              <w:jc w:val="left"/>
             </w:pPr>
             <w:r>
               <w:rPr>
@@ -3291,6 +3260,7 @@
           <w:p>
             <w:pPr>
               <w:spacing w:after="40"/>
+              <w:jc w:val="left"/>
             </w:pPr>
             <w:r>
               <w:rPr>
@@ -3313,6 +3283,7 @@
           <w:p>
             <w:pPr>
               <w:spacing w:after="40"/>
+              <w:jc w:val="left"/>
             </w:pPr>
             <w:r>
               <w:rPr>
@@ -3335,12 +3306,13 @@
           <w:p>
             <w:pPr>
               <w:spacing w:after="40"/>
-            </w:pPr>
-            <w:r>
-              <w:rPr>
-                <w:rFonts w:ascii="Inter" w:cs="Inter" w:eastAsia="Inter" w:hAnsi="Inter"/>
-              </w:rPr>
-              <w:t xml:space="preserve">Trimestrielle, et chaque mois de mai à septembre</w:t>
+              <w:jc w:val="left"/>
+            </w:pPr>
+            <w:r>
+              <w:rPr>
+                <w:rFonts w:ascii="Inter" w:cs="Inter" w:eastAsia="Inter" w:hAnsi="Inter"/>
+              </w:rPr>
+              <w:t xml:space="preserve">Mensuelle de décembre 2026 à février 2027 ; en novembre 2027 pour l’insertion des apprentis en fin de contrat (pièce n° 19)</w:t>
             </w:r>
           </w:p>
         </w:tc>
@@ -3363,6 +3335,7 @@
           <w:p>
             <w:pPr>
               <w:spacing w:after="40"/>
+              <w:jc w:val="left"/>
             </w:pPr>
             <w:r>
               <w:rPr>
@@ -3386,6 +3359,7 @@
           <w:p>
             <w:pPr>
               <w:spacing w:after="40"/>
+              <w:jc w:val="left"/>
             </w:pPr>
             <w:r>
               <w:rPr>
@@ -3409,6 +3383,7 @@
           <w:p>
             <w:pPr>
               <w:spacing w:after="40"/>
+              <w:jc w:val="left"/>
             </w:pPr>
             <w:r>
               <w:rPr>
@@ -3436,6 +3411,7 @@
           <w:p>
             <w:pPr>
               <w:spacing w:after="40"/>
+              <w:jc w:val="left"/>
             </w:pPr>
             <w:r>
               <w:rPr>
@@ -3458,6 +3434,7 @@
           <w:p>
             <w:pPr>
               <w:spacing w:after="40"/>
+              <w:jc w:val="left"/>
             </w:pPr>
             <w:r>
               <w:rPr>
@@ -3480,6 +3457,7 @@
           <w:p>
             <w:pPr>
               <w:spacing w:after="40"/>
+              <w:jc w:val="left"/>
             </w:pPr>
             <w:r>
               <w:rPr>
@@ -3517,6 +3495,7 @@
           <w:numId w:val="2"/>
         </w:numPr>
         <w:spacing w:after="60" w:line="276"/>
+        <w:jc w:val="both"/>
       </w:pPr>
       <w:r>
         <w:rPr>
@@ -3533,6 +3512,7 @@
           <w:numId w:val="2"/>
         </w:numPr>
         <w:spacing w:after="60" w:line="276"/>
+        <w:jc w:val="both"/>
       </w:pPr>
       <w:r>
         <w:rPr>
@@ -3549,6 +3529,7 @@
           <w:numId w:val="2"/>
         </w:numPr>
         <w:spacing w:after="60" w:line="276"/>
+        <w:jc w:val="both"/>
       </w:pPr>
       <w:r>
         <w:rPr>
@@ -3565,6 +3546,7 @@
           <w:numId w:val="2"/>
         </w:numPr>
         <w:spacing w:after="60" w:line="276"/>
+        <w:jc w:val="both"/>
       </w:pPr>
       <w:r>
         <w:rPr>
@@ -3648,6 +3630,7 @@
           <w:numId w:val="2"/>
         </w:numPr>
         <w:spacing w:after="60" w:line="276"/>
+        <w:jc w:val="both"/>
       </w:pPr>
       <w:r>
         <w:rPr>
@@ -3672,6 +3655,7 @@
           <w:numId w:val="2"/>
         </w:numPr>
         <w:spacing w:after="60" w:line="276"/>
+        <w:jc w:val="both"/>
       </w:pPr>
       <w:r>
         <w:rPr>
@@ -3696,6 +3680,7 @@
           <w:numId w:val="2"/>
         </w:numPr>
         <w:spacing w:after="60" w:line="276"/>
+        <w:jc w:val="both"/>
       </w:pPr>
       <w:r>
         <w:rPr>
@@ -3720,6 +3705,7 @@
           <w:numId w:val="2"/>
         </w:numPr>
         <w:spacing w:after="60" w:line="276"/>
+        <w:jc w:val="both"/>
       </w:pPr>
       <w:r>
         <w:rPr>
@@ -3758,6 +3744,7 @@
           <w:numId w:val="2"/>
         </w:numPr>
         <w:spacing w:after="60" w:line="276"/>
+        <w:jc w:val="both"/>
       </w:pPr>
       <w:r>
         <w:rPr>
@@ -3823,6 +3810,7 @@
           <w:p>
             <w:pPr>
               <w:spacing w:after="40"/>
+              <w:jc w:val="left"/>
             </w:pPr>
             <w:r>
               <w:rPr>
@@ -3849,6 +3837,7 @@
           <w:p>
             <w:pPr>
               <w:spacing w:after="40"/>
+              <w:jc w:val="left"/>
             </w:pPr>
             <w:r>
               <w:rPr>
@@ -3875,6 +3864,7 @@
           <w:p>
             <w:pPr>
               <w:spacing w:after="40"/>
+              <w:jc w:val="left"/>
             </w:pPr>
             <w:r>
               <w:rPr>
@@ -3905,6 +3895,7 @@
           <w:p>
             <w:pPr>
               <w:spacing w:after="40"/>
+              <w:jc w:val="left"/>
             </w:pPr>
             <w:r>
               <w:rPr>
@@ -3927,6 +3918,7 @@
           <w:p>
             <w:pPr>
               <w:spacing w:after="40"/>
+              <w:jc w:val="left"/>
             </w:pPr>
             <w:r>
               <w:rPr>
@@ -3949,6 +3941,7 @@
           <w:p>
             <w:pPr>
               <w:spacing w:after="40"/>
+              <w:jc w:val="left"/>
             </w:pPr>
             <w:r>
               <w:rPr>
@@ -3977,6 +3970,7 @@
           <w:p>
             <w:pPr>
               <w:spacing w:after="40"/>
+              <w:jc w:val="left"/>
             </w:pPr>
             <w:r>
               <w:rPr>
@@ -4000,6 +3994,7 @@
           <w:p>
             <w:pPr>
               <w:spacing w:after="40"/>
+              <w:jc w:val="both"/>
             </w:pPr>
             <w:r>
               <w:rPr>
@@ -4023,6 +4018,7 @@
           <w:p>
             <w:pPr>
               <w:spacing w:after="40"/>
+              <w:jc w:val="left"/>
             </w:pPr>
             <w:r>
               <w:rPr>
@@ -4050,6 +4046,7 @@
           <w:p>
             <w:pPr>
               <w:spacing w:after="40"/>
+              <w:jc w:val="left"/>
             </w:pPr>
             <w:r>
               <w:rPr>
@@ -4072,6 +4069,7 @@
           <w:p>
             <w:pPr>
               <w:spacing w:after="40"/>
+              <w:jc w:val="both"/>
             </w:pPr>
             <w:r>
               <w:rPr>
@@ -4094,6 +4092,7 @@
           <w:p>
             <w:pPr>
               <w:spacing w:after="40"/>
+              <w:jc w:val="left"/>
             </w:pPr>
             <w:r>
               <w:rPr>
@@ -4122,6 +4121,7 @@
           <w:p>
             <w:pPr>
               <w:spacing w:after="40"/>
+              <w:jc w:val="left"/>
             </w:pPr>
             <w:r>
               <w:rPr>
@@ -4145,6 +4145,7 @@
           <w:p>
             <w:pPr>
               <w:spacing w:after="40"/>
+              <w:jc w:val="left"/>
             </w:pPr>
             <w:r>
               <w:rPr>
@@ -4168,6 +4169,7 @@
           <w:p>
             <w:pPr>
               <w:spacing w:after="40"/>
+              <w:jc w:val="left"/>
             </w:pPr>
             <w:r>
               <w:rPr>
@@ -4195,6 +4197,7 @@
           <w:p>
             <w:pPr>
               <w:spacing w:after="40"/>
+              <w:jc w:val="left"/>
             </w:pPr>
             <w:r>
               <w:rPr>
@@ -4217,6 +4220,7 @@
           <w:p>
             <w:pPr>
               <w:spacing w:after="40"/>
+              <w:jc w:val="both"/>
             </w:pPr>
             <w:r>
               <w:rPr>
@@ -4239,6 +4243,7 @@
           <w:p>
             <w:pPr>
               <w:spacing w:after="40"/>
+              <w:jc w:val="left"/>
             </w:pPr>
             <w:r>
               <w:rPr>
@@ -4267,6 +4272,7 @@
           <w:p>
             <w:pPr>
               <w:spacing w:after="40"/>
+              <w:jc w:val="left"/>
             </w:pPr>
             <w:r>
               <w:rPr>
@@ -4290,6 +4296,7 @@
           <w:p>
             <w:pPr>
               <w:spacing w:after="40"/>
+              <w:jc w:val="both"/>
             </w:pPr>
             <w:r>
               <w:rPr>
@@ -4313,6 +4320,7 @@
           <w:p>
             <w:pPr>
               <w:spacing w:after="40"/>
+              <w:jc w:val="left"/>
             </w:pPr>
             <w:r>
               <w:rPr>
@@ -4373,6 +4381,7 @@
           <w:p>
             <w:pPr>
               <w:spacing w:after="50"/>
+              <w:jc w:val="both"/>
             </w:pPr>
             <w:r>
               <w:rPr>
@@ -4466,6 +4475,7 @@
           <w:p>
             <w:pPr>
               <w:spacing w:after="40"/>
+              <w:jc w:val="left"/>
             </w:pPr>
             <w:r>
               <w:rPr>
@@ -4492,6 +4502,7 @@
           <w:p>
             <w:pPr>
               <w:spacing w:after="40"/>
+              <w:jc w:val="left"/>
             </w:pPr>
             <w:r>
               <w:rPr>
@@ -4518,6 +4529,7 @@
           <w:p>
             <w:pPr>
               <w:spacing w:after="40"/>
+              <w:jc w:val="left"/>
             </w:pPr>
             <w:r>
               <w:rPr>
@@ -4548,6 +4560,7 @@
           <w:p>
             <w:pPr>
               <w:spacing w:after="40"/>
+              <w:jc w:val="left"/>
             </w:pPr>
             <w:r>
               <w:rPr>
@@ -4570,6 +4583,7 @@
           <w:p>
             <w:pPr>
               <w:spacing w:after="40"/>
+              <w:jc w:val="left"/>
             </w:pPr>
             <w:r>
               <w:rPr>
@@ -4592,6 +4606,7 @@
           <w:p>
             <w:pPr>
               <w:spacing w:after="40"/>
+              <w:jc w:val="left"/>
             </w:pPr>
             <w:r>
               <w:rPr>
@@ -4620,6 +4635,7 @@
           <w:p>
             <w:pPr>
               <w:spacing w:after="40"/>
+              <w:jc w:val="left"/>
             </w:pPr>
             <w:r>
               <w:rPr>
@@ -4643,6 +4659,7 @@
           <w:p>
             <w:pPr>
               <w:spacing w:after="40"/>
+              <w:jc w:val="left"/>
             </w:pPr>
             <w:r>
               <w:rPr>
@@ -4666,6 +4683,7 @@
           <w:p>
             <w:pPr>
               <w:spacing w:after="40"/>
+              <w:jc w:val="left"/>
             </w:pPr>
             <w:r>
               <w:rPr>
@@ -4693,6 +4711,7 @@
           <w:p>
             <w:pPr>
               <w:spacing w:after="40"/>
+              <w:jc w:val="left"/>
             </w:pPr>
             <w:r>
               <w:rPr>
@@ -4715,6 +4734,7 @@
           <w:p>
             <w:pPr>
               <w:spacing w:after="40"/>
+              <w:jc w:val="left"/>
             </w:pPr>
             <w:r>
               <w:rPr>
@@ -4737,12 +4757,13 @@
           <w:p>
             <w:pPr>
               <w:spacing w:after="40"/>
-            </w:pPr>
-            <w:r>
-              <w:rPr>
-                <w:rFonts w:ascii="Inter" w:cs="Inter" w:eastAsia="Inter" w:hAnsi="Inter"/>
-              </w:rPr>
-              <w:t xml:space="preserve">≥ 40 entreprises</w:t>
+              <w:jc w:val="left"/>
+            </w:pPr>
+            <w:r>
+              <w:rPr>
+                <w:rFonts w:ascii="Inter" w:cs="Inter" w:eastAsia="Inter" w:hAnsi="Inter"/>
+              </w:rPr>
+              <w:t xml:space="preserve">≥ 20 entreprises</w:t>
             </w:r>
           </w:p>
         </w:tc>
@@ -4765,6 +4786,7 @@
           <w:p>
             <w:pPr>
               <w:spacing w:after="40"/>
+              <w:jc w:val="left"/>
             </w:pPr>
             <w:r>
               <w:rPr>
@@ -4788,6 +4810,7 @@
           <w:p>
             <w:pPr>
               <w:spacing w:after="40"/>
+              <w:jc w:val="left"/>
             </w:pPr>
             <w:r>
               <w:rPr>
@@ -4811,6 +4834,7 @@
           <w:p>
             <w:pPr>
               <w:spacing w:after="40"/>
+              <w:jc w:val="left"/>
             </w:pPr>
             <w:r>
               <w:rPr>
@@ -4838,6 +4862,7 @@
           <w:p>
             <w:pPr>
               <w:spacing w:after="40"/>
+              <w:jc w:val="left"/>
             </w:pPr>
             <w:r>
               <w:rPr>
@@ -4860,6 +4885,7 @@
           <w:p>
             <w:pPr>
               <w:spacing w:after="40"/>
+              <w:jc w:val="left"/>
             </w:pPr>
             <w:r>
               <w:rPr>
@@ -4882,6 +4908,7 @@
           <w:p>
             <w:pPr>
               <w:spacing w:after="40"/>
+              <w:jc w:val="left"/>
             </w:pPr>
             <w:r>
               <w:rPr>
@@ -4981,6 +5008,7 @@
           <w:p>
             <w:pPr>
               <w:spacing w:after="50"/>
+              <w:jc w:val="both"/>
             </w:pPr>
             <w:r>
               <w:rPr>
@@ -5000,6 +5028,7 @@
           <w:p>
             <w:pPr>
               <w:spacing w:after="50"/>
+              <w:jc w:val="both"/>
             </w:pPr>
             <w:r>
               <w:rPr>
@@ -5019,6 +5048,7 @@
           <w:p>
             <w:pPr>
               <w:spacing w:after="50"/>
+              <w:jc w:val="both"/>
             </w:pPr>
             <w:r>
               <w:rPr>
@@ -5052,6 +5082,7 @@
           <w:p>
             <w:pPr>
               <w:spacing w:after="50"/>
+              <w:jc w:val="both"/>
             </w:pPr>
             <w:r>
               <w:rPr>
@@ -5071,6 +5102,7 @@
           <w:p>
             <w:pPr>
               <w:spacing w:after="50"/>
+              <w:jc w:val="both"/>
             </w:pPr>
             <w:r>
               <w:rPr>
@@ -5106,6 +5138,7 @@
           <w:p>
             <w:pPr>
               <w:spacing w:after="50"/>
+              <w:jc w:val="both"/>
             </w:pPr>
             <w:r>
               <w:rPr>
@@ -5165,6 +5198,7 @@
           <w:numId w:val="2"/>
         </w:numPr>
         <w:spacing w:after="60" w:line="276"/>
+        <w:jc w:val="both"/>
       </w:pPr>
       <w:r>
         <w:rPr>
@@ -5191,6 +5225,7 @@
           <w:numId w:val="2"/>
         </w:numPr>
         <w:spacing w:after="60" w:line="276"/>
+        <w:jc w:val="both"/>
       </w:pPr>
       <w:r>
         <w:rPr>
@@ -5207,6 +5242,7 @@
           <w:numId w:val="2"/>
         </w:numPr>
         <w:spacing w:after="60" w:line="276"/>
+        <w:jc w:val="both"/>
       </w:pPr>
       <w:r>
         <w:rPr>
@@ -5239,6 +5275,7 @@
           <w:numId w:val="2"/>
         </w:numPr>
         <w:spacing w:after="60" w:line="276"/>
+        <w:jc w:val="both"/>
       </w:pPr>
       <w:r>
         <w:rPr>
@@ -5255,6 +5292,7 @@
           <w:numId w:val="2"/>
         </w:numPr>
         <w:spacing w:after="60" w:line="276"/>
+        <w:jc w:val="both"/>
       </w:pPr>
       <w:r>
         <w:rPr>
@@ -5316,6 +5354,7 @@
           <w:p>
             <w:pPr>
               <w:spacing w:after="40"/>
+              <w:jc w:val="left"/>
             </w:pPr>
             <w:r>
               <w:rPr>
@@ -5342,6 +5381,7 @@
           <w:p>
             <w:pPr>
               <w:spacing w:after="40"/>
+              <w:jc w:val="left"/>
             </w:pPr>
             <w:r>
               <w:rPr>
@@ -5372,6 +5412,7 @@
           <w:p>
             <w:pPr>
               <w:spacing w:after="40"/>
+              <w:jc w:val="left"/>
             </w:pPr>
             <w:r>
               <w:rPr>
@@ -5394,6 +5435,7 @@
           <w:p>
             <w:pPr>
               <w:spacing w:after="40"/>
+              <w:jc w:val="both"/>
             </w:pPr>
             <w:r>
               <w:rPr>
@@ -5422,6 +5464,7 @@
           <w:p>
             <w:pPr>
               <w:spacing w:after="40"/>
+              <w:jc w:val="left"/>
             </w:pPr>
             <w:r>
               <w:rPr>
@@ -5445,6 +5488,7 @@
           <w:p>
             <w:pPr>
               <w:spacing w:after="40"/>
+              <w:jc w:val="left"/>
             </w:pPr>
             <w:r>
               <w:rPr>
@@ -5456,6 +5500,7 @@
           <w:p>
             <w:pPr>
               <w:spacing w:after="40"/>
+              <w:jc w:val="left"/>
             </w:pPr>
             <w:r>
               <w:rPr>
@@ -5467,6 +5512,7 @@
           <w:p>
             <w:pPr>
               <w:spacing w:after="40"/>
+              <w:jc w:val="left"/>
             </w:pPr>
             <w:r>
               <w:rPr>
@@ -5478,6 +5524,7 @@
           <w:p>
             <w:pPr>
               <w:spacing w:after="40"/>
+              <w:jc w:val="left"/>
             </w:pPr>
             <w:r>
               <w:rPr>
@@ -5505,6 +5552,7 @@
           <w:p>
             <w:pPr>
               <w:spacing w:after="40"/>
+              <w:jc w:val="left"/>
             </w:pPr>
             <w:r>
               <w:rPr>
@@ -5527,6 +5575,7 @@
           <w:p>
             <w:pPr>
               <w:spacing w:after="40"/>
+              <w:jc w:val="both"/>
             </w:pPr>
             <w:r>
               <w:rPr>
@@ -5571,6 +5620,7 @@
           <w:p>
             <w:pPr>
               <w:spacing w:after="40"/>
+              <w:jc w:val="left"/>
             </w:pPr>
             <w:r>
               <w:rPr>
@@ -5594,6 +5644,7 @@
           <w:p>
             <w:pPr>
               <w:spacing w:after="40"/>
+              <w:jc w:val="left"/>
             </w:pPr>
             <w:r>
               <w:rPr>
@@ -5621,6 +5672,7 @@
           <w:p>
             <w:pPr>
               <w:spacing w:after="40"/>
+              <w:jc w:val="left"/>
             </w:pPr>
             <w:r>
               <w:rPr>
@@ -5643,6 +5695,7 @@
           <w:p>
             <w:pPr>
               <w:spacing w:after="40"/>
+              <w:jc w:val="left"/>
             </w:pPr>
             <w:r>
               <w:rPr>
@@ -5671,6 +5724,7 @@
           <w:p>
             <w:pPr>
               <w:spacing w:after="40"/>
+              <w:jc w:val="left"/>
             </w:pPr>
             <w:r>
               <w:rPr>
@@ -5694,6 +5748,7 @@
           <w:p>
             <w:pPr>
               <w:spacing w:after="40"/>
+              <w:jc w:val="both"/>
             </w:pPr>
             <w:r>
               <w:rPr>
@@ -5721,6 +5776,7 @@
           <w:p>
             <w:pPr>
               <w:spacing w:after="40"/>
+              <w:jc w:val="left"/>
             </w:pPr>
             <w:r>
               <w:rPr>
@@ -5743,6 +5799,7 @@
           <w:p>
             <w:pPr>
               <w:spacing w:after="40"/>
+              <w:jc w:val="both"/>
             </w:pPr>
             <w:r>
               <w:rPr>
@@ -5785,6 +5842,7 @@
           <w:p>
             <w:pPr>
               <w:spacing w:after="40"/>
+              <w:jc w:val="left"/>
             </w:pPr>
             <w:r>
               <w:rPr>
@@ -5808,6 +5866,7 @@
           <w:p>
             <w:pPr>
               <w:spacing w:after="40"/>
+              <w:jc w:val="both"/>
             </w:pPr>
             <w:r>
               <w:rPr>
@@ -5835,6 +5894,7 @@
           <w:p>
             <w:pPr>
               <w:spacing w:after="40"/>
+              <w:jc w:val="left"/>
             </w:pPr>
             <w:r>
               <w:rPr>
@@ -5857,6 +5917,7 @@
           <w:p>
             <w:pPr>
               <w:spacing w:after="40"/>
+              <w:jc w:val="left"/>
             </w:pPr>
             <w:r>
               <w:rPr>
@@ -5889,6 +5950,7 @@
           <w:p>
             <w:pPr>
               <w:spacing w:after="40"/>
+              <w:jc w:val="left"/>
             </w:pPr>
             <w:r>
               <w:rPr>
@@ -5912,6 +5974,7 @@
           <w:p>
             <w:pPr>
               <w:spacing w:after="40"/>
+              <w:jc w:val="left"/>
             </w:pPr>
             <w:r>
               <w:rPr>
@@ -6126,6 +6189,7 @@
           <w:numId w:val="2"/>
         </w:numPr>
         <w:spacing w:after="60" w:line="276"/>
+        <w:jc w:val="both"/>
       </w:pPr>
       <w:r>
         <w:rPr>
@@ -6150,6 +6214,7 @@
           <w:numId w:val="2"/>
         </w:numPr>
         <w:spacing w:after="60" w:line="276"/>
+        <w:jc w:val="both"/>
       </w:pPr>
       <w:r>
         <w:rPr>
@@ -6174,6 +6239,7 @@
           <w:numId w:val="2"/>
         </w:numPr>
         <w:spacing w:after="60" w:line="276"/>
+        <w:jc w:val="both"/>
       </w:pPr>
       <w:r>
         <w:rPr>
@@ -6204,6 +6270,7 @@
           <w:numId w:val="2"/>
         </w:numPr>
         <w:spacing w:after="60" w:line="276"/>
+        <w:jc w:val="both"/>
       </w:pPr>
       <w:r>
         <w:rPr>
@@ -6228,6 +6295,7 @@
           <w:numId w:val="2"/>
         </w:numPr>
         <w:spacing w:after="60" w:line="276"/>
+        <w:jc w:val="both"/>
       </w:pPr>
       <w:r>
         <w:rPr>
@@ -6252,6 +6320,7 @@
           <w:numId w:val="2"/>
         </w:numPr>
         <w:spacing w:after="60" w:line="276"/>
+        <w:jc w:val="both"/>
       </w:pPr>
       <w:r>
         <w:rPr>
@@ -6282,6 +6351,7 @@
           <w:numId w:val="2"/>
         </w:numPr>
         <w:spacing w:after="60" w:line="276"/>
+        <w:jc w:val="both"/>
       </w:pPr>
       <w:r>
         <w:rPr>
@@ -6299,82 +6369,6 @@
         </w:rPr>
         <w:t xml:space="preserve">[nom, téléphone, courriel du référent]</w:t>
       </w:r>
-    </w:p>
-    <w:tbl>
-      <w:tblPr>
-        <w:tblW w:type="dxa" w:w="9638"/>
-        <w:tblBorders>
-          <w:top w:val="none" w:color="FFFFFF" w:sz="0"/>
-          <w:left w:val="single" w:color="C9AB4C" w:sz="12"/>
-          <w:bottom w:val="none" w:color="FFFFFF" w:sz="0"/>
-          <w:right w:val="none" w:color="FFFFFF" w:sz="0"/>
-          <w:insideH w:val="none" w:color="FFFFFF" w:sz="0"/>
-          <w:insideV w:val="none" w:color="FFFFFF" w:sz="0"/>
-        </w:tblBorders>
-      </w:tblPr>
-      <w:tblGrid>
-        <w:gridCol w:w="9638"/>
-      </w:tblGrid>
-      <w:tr>
-        <w:tc>
-          <w:tcPr>
-            <w:tcW w:type="dxa" w:w="9638"/>
-            <w:shd w:fill="F7F1DF" w:color="auto" w:val="clear"/>
-            <w:tcMar>
-              <w:top w:type="dxa" w:w="100"/>
-              <w:left w:type="dxa" w:w="160"/>
-              <w:bottom w:type="dxa" w:w="100"/>
-              <w:right w:type="dxa" w:w="120"/>
-            </w:tcMar>
-          </w:tcPr>
-          <w:p>
-            <w:pPr>
-              <w:spacing w:after="60"/>
-            </w:pPr>
-            <w:r>
-              <w:rPr>
-                <w:rFonts w:ascii="Montserrat" w:cs="Montserrat" w:eastAsia="Montserrat" w:hAnsi="Montserrat"/>
-                <w:b/>
-                <w:bCs/>
-                <w:color w:val="1B3A6B"/>
-              </w:rPr>
-              <w:t xml:space="preserve">Rédaction à faire valider</w:t>
-            </w:r>
-          </w:p>
-          <w:p>
-            <w:pPr>
-              <w:spacing w:after="50"/>
-            </w:pPr>
-            <w:r>
-              <w:rPr>
-                <w:rFonts w:ascii="Inter" w:cs="Inter" w:eastAsia="Inter" w:hAnsi="Inter"/>
-              </w:rPr>
-              <w:t xml:space="preserve">Les conditions de démission (saisine du médiateur, délais de préavis) seront </w:t>
-            </w:r>
-            <w:r>
-              <w:rPr>
-                <w:rFonts w:ascii="Inter" w:cs="Inter" w:eastAsia="Inter" w:hAnsi="Inter"/>
-                <w:b/>
-                <w:bCs/>
-                <w:highlight w:val="yellow"/>
-                <w:highlightCs w:val="yellow"/>
-              </w:rPr>
-              <w:t xml:space="preserve">[vérifiées sur Légifrance (art. L.6222-18 et D.6222-21-1)]</w:t>
-            </w:r>
-            <w:r>
-              <w:rPr>
-                <w:rFonts w:ascii="Inter" w:cs="Inter" w:eastAsia="Inter" w:hAnsi="Inter"/>
-              </w:rPr>
-              <w:t xml:space="preserve"> avant remise aux apprentis.</w:t>
-            </w:r>
-          </w:p>
-        </w:tc>
-      </w:tr>
-    </w:tbl>
-    <w:p>
-      <w:pPr>
-        <w:spacing w:after="80"/>
-      </w:pPr>
     </w:p>
     <w:p>
       <w:pPr>

--- a/dossier-deets-apprentissage/word/05_Notice_recherche_employeur_et_rupture.docx
+++ b/dossier-deets-apprentissage/word/05_Notice_recherche_employeur_et_rupture.docx
@@ -4,29 +4,47 @@
   <w:body>
     <w:p>
       <w:pPr>
-        <w:spacing w:after="40"/>
-      </w:pPr>
-      <w:r>
-        <w:rPr>
-          <w:rFonts w:ascii="Montserrat" w:cs="Montserrat" w:eastAsia="Montserrat" w:hAnsi="Montserrat"/>
-          <w:b/>
-          <w:bCs/>
-          <w:color w:val="1B3A6B"/>
-          <w:sz w:val="40"/>
-          <w:szCs w:val="40"/>
-        </w:rPr>
-        <w:t xml:space="preserve">YEBA</w:t>
-      </w:r>
-      <w:r>
-        <w:rPr>
-          <w:rFonts w:ascii="Montserrat" w:cs="Montserrat" w:eastAsia="Montserrat" w:hAnsi="Montserrat"/>
-          <w:b/>
-          <w:bCs/>
-          <w:color w:val="C9AB4C"/>
-          <w:sz w:val="40"/>
-          <w:szCs w:val="40"/>
-        </w:rPr>
-        <w:t xml:space="preserve">  FORMATIONS</w:t>
+        <w:spacing w:after="80"/>
+      </w:pPr>
+      <w:r>
+        <w:drawing>
+          <wp:inline distT="0" distB="0" distL="0" distR="0">
+            <wp:extent cx="1143000" cy="971550"/>
+            <wp:effectExtent t="0" r="0" b="0" l="0"/>
+            <wp:docPr id="1" name="logo" descr="Logo YEBA FORMATIONS" title="Logo YEBA FORMATIONS"/>
+            <wp:cNvGraphicFramePr>
+              <a:graphicFrameLocks xmlns:a="http://schemas.openxmlformats.org/drawingml/2006/main" noChangeAspect="1"/>
+            </wp:cNvGraphicFramePr>
+            <a:graphic xmlns:a="http://schemas.openxmlformats.org/drawingml/2006/main">
+              <a:graphicData uri="http://schemas.openxmlformats.org/drawingml/2006/picture">
+                <pic:pic xmlns:pic="http://schemas.openxmlformats.org/drawingml/2006/picture">
+                  <pic:nvPicPr>
+                    <pic:cNvPr id="0" name="" descr=""/>
+                    <pic:cNvPicPr>
+                      <a:picLocks noChangeAspect="1" noChangeArrowheads="1"/>
+                    </pic:cNvPicPr>
+                  </pic:nvPicPr>
+                  <pic:blipFill>
+                    <a:blip r:embed="rId9" cstate="none"/>
+                    <a:srcRect/>
+                    <a:stretch>
+                      <a:fillRect/>
+                    </a:stretch>
+                  </pic:blipFill>
+                  <pic:spPr bwMode="auto">
+                    <a:xfrm>
+                      <a:off x="0" y="0"/>
+                      <a:ext cx="1143000" cy="971550"/>
+                    </a:xfrm>
+                    <a:prstGeom prst="rect">
+                      <a:avLst/>
+                    </a:prstGeom>
+                  </pic:spPr>
+                </pic:pic>
+              </a:graphicData>
+            </a:graphic>
+          </wp:inline>
+        </w:drawing>
       </w:r>
     </w:p>
     <w:p>
@@ -512,7 +530,7 @@
               <w:rPr>
                 <w:rFonts w:ascii="Inter" w:cs="Inter" w:eastAsia="Inter" w:hAnsi="Inter"/>
               </w:rPr>
-              <w:t xml:space="preserve">Aurélien LUMEKA, Directeur</w:t>
+              <w:t xml:space="preserve">Aurélien LUMEKA, Directeur — +262 693 32 24 45 — yebaformations@gmail.com</w:t>
             </w:r>
           </w:p>
         </w:tc>
@@ -565,7 +583,7 @@
               <w:rPr>
                 <w:rFonts w:ascii="Inter" w:cs="Inter" w:eastAsia="Inter" w:hAnsi="Inter"/>
               </w:rPr>
-              <w:t xml:space="preserve">Version 2 du 28/10/2026</w:t>
+              <w:t xml:space="preserve">Version 3 du 30/10/2026</w:t>
             </w:r>
           </w:p>
         </w:tc>
@@ -6357,17 +6375,7 @@
         <w:rPr>
           <w:rFonts w:ascii="Inter" w:cs="Inter" w:eastAsia="Inter" w:hAnsi="Inter"/>
         </w:rPr>
-        <w:t xml:space="preserve">Contact : </w:t>
-      </w:r>
-      <w:r>
-        <w:rPr>
-          <w:rFonts w:ascii="Inter" w:cs="Inter" w:eastAsia="Inter" w:hAnsi="Inter"/>
-          <w:b/>
-          <w:bCs/>
-          <w:highlight w:val="yellow"/>
-          <w:highlightCs w:val="yellow"/>
-        </w:rPr>
-        <w:t xml:space="preserve">[nom, téléphone, courriel du référent]</w:t>
+        <w:t xml:space="preserve">Contact : Aurélien LUMEKA — +262 693 32 24 45 — yebaformations@gmail.com</w:t>
       </w:r>
     </w:p>
     <w:p>

--- a/dossier-deets-apprentissage/word/05_Notice_recherche_employeur_et_rupture.docx
+++ b/dossier-deets-apprentissage/word/05_Notice_recherche_employeur_et_rupture.docx
@@ -455,7 +455,7 @@
               <w:rPr>
                 <w:rFonts w:ascii="Inter" w:cs="Inter" w:eastAsia="Inter" w:hAnsi="Inter"/>
               </w:rPr>
-              <w:t xml:space="preserve">Certification Qualiopi</w:t>
+              <w:t xml:space="preserve">Adresse administrative (courrier)</w:t>
             </w:r>
           </w:p>
         </w:tc>
@@ -473,13 +473,13 @@
           <w:p>
             <w:pPr>
               <w:spacing w:after="40"/>
-              <w:jc w:val="both"/>
-            </w:pPr>
-            <w:r>
-              <w:rPr>
-                <w:rFonts w:ascii="Inter" w:cs="Inter" w:eastAsia="Inter" w:hAnsi="Inter"/>
-              </w:rPr>
-              <w:t xml:space="preserve">n° 25FOR02027.1 (actions de formation). Extension à la catégorie « actions de formation par apprentissage » engagée : l’audit d’extension sera réalisé dès l’entrée en formation du premier apprenti (courriel de l’organisme certificateur du 14/10/2026).</w:t>
+              <w:jc w:val="left"/>
+            </w:pPr>
+            <w:r>
+              <w:rPr>
+                <w:rFonts w:ascii="Inter" w:cs="Inter" w:eastAsia="Inter" w:hAnsi="Inter"/>
+              </w:rPr>
+              <w:t xml:space="preserve">9 rue Françoise Châtelain, Bâtiment A, Entrée 1, Porte 0042, 97490 Saint-Denis</w:t>
             </w:r>
           </w:p>
         </w:tc>
@@ -507,7 +507,7 @@
               <w:rPr>
                 <w:rFonts w:ascii="Inter" w:cs="Inter" w:eastAsia="Inter" w:hAnsi="Inter"/>
               </w:rPr>
-              <w:t xml:space="preserve">Responsable</w:t>
+              <w:t xml:space="preserve">Certification Qualiopi</w:t>
             </w:r>
           </w:p>
         </w:tc>
@@ -524,13 +524,27 @@
           <w:p>
             <w:pPr>
               <w:spacing w:after="40"/>
-              <w:jc w:val="left"/>
-            </w:pPr>
-            <w:r>
-              <w:rPr>
-                <w:rFonts w:ascii="Inter" w:cs="Inter" w:eastAsia="Inter" w:hAnsi="Inter"/>
-              </w:rPr>
-              <w:t xml:space="preserve">Aurélien LUMEKA, Directeur — +262 693 32 24 45 — yebaformations@gmail.com</w:t>
+              <w:jc w:val="both"/>
+            </w:pPr>
+            <w:r>
+              <w:rPr>
+                <w:rFonts w:ascii="Inter" w:cs="Inter" w:eastAsia="Inter" w:hAnsi="Inter"/>
+              </w:rPr>
+              <w:t xml:space="preserve">n° 25FOR02027.1, délivrée par QUALITIA Certification, valable du 17/02/2026 au 16/02/2029. Catégories certifiées (art. L.6313-1 du Code du travail) : actions de formation, bilans de compétences, actions de validation des acquis de l’expérience et </w:t>
+            </w:r>
+            <w:r>
+              <w:rPr>
+                <w:rFonts w:ascii="Inter" w:cs="Inter" w:eastAsia="Inter" w:hAnsi="Inter"/>
+                <w:b/>
+                <w:bCs/>
+              </w:rPr>
+              <w:t xml:space="preserve">actions de formation par apprentissage</w:t>
+            </w:r>
+            <w:r>
+              <w:rPr>
+                <w:rFonts w:ascii="Inter" w:cs="Inter" w:eastAsia="Inter" w:hAnsi="Inter"/>
+              </w:rPr>
+              <w:t xml:space="preserve">.</w:t>
             </w:r>
           </w:p>
         </w:tc>
@@ -559,7 +573,7 @@
               <w:rPr>
                 <w:rFonts w:ascii="Inter" w:cs="Inter" w:eastAsia="Inter" w:hAnsi="Inter"/>
               </w:rPr>
-              <w:t xml:space="preserve">Version</w:t>
+              <w:t xml:space="preserve">Responsable</w:t>
             </w:r>
           </w:p>
         </w:tc>
@@ -583,7 +597,58 @@
               <w:rPr>
                 <w:rFonts w:ascii="Inter" w:cs="Inter" w:eastAsia="Inter" w:hAnsi="Inter"/>
               </w:rPr>
-              <w:t xml:space="preserve">Version 3 du 30/10/2026</w:t>
+              <w:t xml:space="preserve">Aurélien LUMEKA, Directeur — +262 693 32 24 45 — yebaformations@gmail.com</w:t>
+            </w:r>
+          </w:p>
+        </w:tc>
+      </w:tr>
+      <w:tr>
+        <w:trPr>
+          <w:cantSplit/>
+        </w:trPr>
+        <w:tc>
+          <w:tcPr>
+            <w:tcW w:type="dxa" w:w="2600"/>
+            <w:tcMar>
+              <w:top w:type="dxa" w:w="60"/>
+              <w:left w:type="dxa" w:w="90"/>
+              <w:bottom w:type="dxa" w:w="60"/>
+              <w:right w:type="dxa" w:w="90"/>
+            </w:tcMar>
+          </w:tcPr>
+          <w:p>
+            <w:pPr>
+              <w:spacing w:after="40"/>
+              <w:jc w:val="left"/>
+            </w:pPr>
+            <w:r>
+              <w:rPr>
+                <w:rFonts w:ascii="Inter" w:cs="Inter" w:eastAsia="Inter" w:hAnsi="Inter"/>
+              </w:rPr>
+              <w:t xml:space="preserve">Version</w:t>
+            </w:r>
+          </w:p>
+        </w:tc>
+        <w:tc>
+          <w:tcPr>
+            <w:tcW w:type="dxa" w:w="7038"/>
+            <w:tcMar>
+              <w:top w:type="dxa" w:w="60"/>
+              <w:left w:type="dxa" w:w="90"/>
+              <w:bottom w:type="dxa" w:w="60"/>
+              <w:right w:type="dxa" w:w="90"/>
+            </w:tcMar>
+          </w:tcPr>
+          <w:p>
+            <w:pPr>
+              <w:spacing w:after="40"/>
+              <w:jc w:val="left"/>
+            </w:pPr>
+            <w:r>
+              <w:rPr>
+                <w:rFonts w:ascii="Inter" w:cs="Inter" w:eastAsia="Inter" w:hAnsi="Inter"/>
+              </w:rPr>
+              <w:t xml:space="preserve">Version 4 du 30/10/2026</w:t>
             </w:r>
           </w:p>
         </w:tc>
@@ -1857,7 +1922,7 @@
               <w:rPr>
                 <w:rFonts w:ascii="Inter" w:cs="Inter" w:eastAsia="Inter" w:hAnsi="Inter"/>
               </w:rPr>
-              <w:t xml:space="preserve">Avant l’ouverture (novembre 2026 – février 2027) : l’essentiel de son temps, consacré à la prospection des entreprises et au recrutement des candidats. Pendant la formation : une semaine par mois, hors semaines au CFA (pièce n° 18), consacrée aux visites en entreprise, au suivi et à la recherche d’employeurs.</w:t>
+              <w:t xml:space="preserve">Avant l’ouverture (novembre 2026 – février 2027) : l’essentiel de son temps, consacré à la prospection des entreprises et au recrutement des candidats. Pendant la formation : les lundis, jeudis et vendredis, en dehors des mardis de formation et des semaines intensives (pièce n° 18), consacrés aux visites en entreprise, au suivi et à la recherche d’employeurs.</w:t>
             </w:r>
           </w:p>
         </w:tc>
